--- a/docs/submission/温湿度监测与风扇控制系统_设计报告_脱敏版.docx
+++ b/docs/submission/温湿度监测与风扇控制系统_设计报告_脱敏版.docx
@@ -59,7 +59,7 @@
         <w:rPr>
           <w:noProof/>
         </w:rPr>
-        <w:pict w14:anchorId="5DBC6063">
+        <w:pict w14:anchorId="3675B132">
           <v:shapetype id="_x0000_t75" coordsize="21600,21600" o:spt="75" o:preferrelative="t" path="m@4@5l@4@11@9@11@9@5xe" filled="f" stroked="f">
             <v:stroke joinstyle="miter"/>
             <v:formulas>
@@ -92,7 +92,7 @@
           <w:sz w:val="20"/>
           <w:szCs w:val="20"/>
         </w:rPr>
-        <w:pict w14:anchorId="1ECAAC5B">
+        <w:pict w14:anchorId="5C1B96C4">
           <v:shape id="图片 1" o:spid="_x0000_i1026" type="#_x0000_t75" style="width:108.2pt;height:16.25pt;mso-wrap-distance-left:0;mso-wrap-distance-right:0">
             <v:imagedata r:id="rId9" o:title="" gain="69719f" grayscale="t" bilevel="t"/>
           </v:shape>
@@ -296,9 +296,7 @@
             <w:tcW w:w="3742" w:type="dxa"/>
             <w:vAlign w:val="center"/>
           </w:tcPr>
-          <w:p>
-            <w:r/>
-          </w:p>
+          <w:p/>
         </w:tc>
       </w:tr>
       <w:tr>
@@ -330,9 +328,7 @@
             <w:tcW w:w="3742" w:type="dxa"/>
             <w:vAlign w:val="center"/>
           </w:tcPr>
-          <w:p>
-            <w:r/>
-          </w:p>
+          <w:p/>
         </w:tc>
       </w:tr>
       <w:tr>
@@ -364,9 +360,7 @@
             <w:tcW w:w="3742" w:type="dxa"/>
             <w:vAlign w:val="center"/>
           </w:tcPr>
-          <w:p>
-            <w:r/>
-          </w:p>
+          <w:p/>
         </w:tc>
       </w:tr>
       <w:tr>
@@ -398,9 +392,7 @@
             <w:tcW w:w="3742" w:type="dxa"/>
             <w:vAlign w:val="center"/>
           </w:tcPr>
-          <w:p>
-            <w:r/>
-          </w:p>
+          <w:p/>
         </w:tc>
       </w:tr>
       <w:tr>
@@ -564,7 +556,7 @@
       <w:r>
         <w:fldChar w:fldCharType="separate"/>
       </w:r>
-      <w:hyperlink w:anchor="_Toc240272090" w:history="1">
+      <w:hyperlink w:anchor="_Toc240571836" w:history="1">
         <w:r>
           <w:rPr>
             <w:rStyle w:val="a8"/>
@@ -597,7 +589,7 @@
           <w:rPr>
             <w:webHidden/>
           </w:rPr>
-          <w:instrText>PAGEREF _Toc240272090 \h</w:instrText>
+          <w:instrText>PAGEREF _Toc240571836 \h</w:instrText>
         </w:r>
         <w:r>
           <w:rPr>
@@ -646,7 +638,7 @@
           <w14:ligatures w14:val="standardContextual"/>
         </w:rPr>
       </w:pPr>
-      <w:hyperlink w:anchor="_Toc240272091" w:history="1">
+      <w:hyperlink w:anchor="_Toc240571837" w:history="1">
         <w:r>
           <w:rPr>
             <w:rStyle w:val="a8"/>
@@ -692,7 +684,7 @@
             <w:noProof/>
             <w:webHidden/>
           </w:rPr>
-          <w:instrText>PAGEREF _Toc240272091 \h</w:instrText>
+          <w:instrText>PAGEREF _Toc240571837 \h</w:instrText>
         </w:r>
         <w:r>
           <w:rPr>
@@ -744,7 +736,7 @@
           <w14:ligatures w14:val="standardContextual"/>
         </w:rPr>
       </w:pPr>
-      <w:hyperlink w:anchor="_Toc240272092" w:history="1">
+      <w:hyperlink w:anchor="_Toc240571838" w:history="1">
         <w:r>
           <w:rPr>
             <w:rStyle w:val="a8"/>
@@ -790,7 +782,7 @@
             <w:noProof/>
             <w:webHidden/>
           </w:rPr>
-          <w:instrText>PAGEREF _Toc240272092 \h</w:instrText>
+          <w:instrText>PAGEREF _Toc240571838 \h</w:instrText>
         </w:r>
         <w:r>
           <w:rPr>
@@ -842,7 +834,7 @@
           <w14:ligatures w14:val="standardContextual"/>
         </w:rPr>
       </w:pPr>
-      <w:hyperlink w:anchor="_Toc240272093" w:history="1">
+      <w:hyperlink w:anchor="_Toc240571839" w:history="1">
         <w:r>
           <w:rPr>
             <w:rStyle w:val="a8"/>
@@ -888,7 +880,7 @@
             <w:noProof/>
             <w:webHidden/>
           </w:rPr>
-          <w:instrText>PAGEREF _Toc240272093 \h</w:instrText>
+          <w:instrText>PAGEREF _Toc240571839 \h</w:instrText>
         </w:r>
         <w:r>
           <w:rPr>
@@ -940,7 +932,7 @@
           <w14:ligatures w14:val="standardContextual"/>
         </w:rPr>
       </w:pPr>
-      <w:hyperlink w:anchor="_Toc240272094" w:history="1">
+      <w:hyperlink w:anchor="_Toc240571840" w:history="1">
         <w:r>
           <w:rPr>
             <w:rStyle w:val="a8"/>
@@ -973,7 +965,7 @@
           <w:rPr>
             <w:webHidden/>
           </w:rPr>
-          <w:instrText>PAGEREF _Toc240272094 \h</w:instrText>
+          <w:instrText>PAGEREF _Toc240571840 \h</w:instrText>
         </w:r>
         <w:r>
           <w:rPr>
@@ -1022,7 +1014,7 @@
           <w14:ligatures w14:val="standardContextual"/>
         </w:rPr>
       </w:pPr>
-      <w:hyperlink w:anchor="_Toc240272095" w:history="1">
+      <w:hyperlink w:anchor="_Toc240571841" w:history="1">
         <w:r>
           <w:rPr>
             <w:rStyle w:val="a8"/>
@@ -1068,7 +1060,7 @@
             <w:noProof/>
             <w:webHidden/>
           </w:rPr>
-          <w:instrText>PAGEREF _Toc240272095 \h</w:instrText>
+          <w:instrText>PAGEREF _Toc240571841 \h</w:instrText>
         </w:r>
         <w:r>
           <w:rPr>
@@ -1120,7 +1112,7 @@
           <w14:ligatures w14:val="standardContextual"/>
         </w:rPr>
       </w:pPr>
-      <w:hyperlink w:anchor="_Toc240272096" w:history="1">
+      <w:hyperlink w:anchor="_Toc240571842" w:history="1">
         <w:r>
           <w:rPr>
             <w:rStyle w:val="a8"/>
@@ -1166,7 +1158,7 @@
             <w:noProof/>
             <w:webHidden/>
           </w:rPr>
-          <w:instrText>PAGEREF _Toc240272096 \h</w:instrText>
+          <w:instrText>PAGEREF _Toc240571842 \h</w:instrText>
         </w:r>
         <w:r>
           <w:rPr>
@@ -1218,7 +1210,7 @@
           <w14:ligatures w14:val="standardContextual"/>
         </w:rPr>
       </w:pPr>
-      <w:hyperlink w:anchor="_Toc240272097" w:history="1">
+      <w:hyperlink w:anchor="_Toc240571843" w:history="1">
         <w:r>
           <w:rPr>
             <w:rStyle w:val="a8"/>
@@ -1264,7 +1256,7 @@
             <w:noProof/>
             <w:webHidden/>
           </w:rPr>
-          <w:instrText>PAGEREF _Toc240272097 \h</w:instrText>
+          <w:instrText>PAGEREF _Toc240571843 \h</w:instrText>
         </w:r>
         <w:r>
           <w:rPr>
@@ -1316,7 +1308,7 @@
           <w14:ligatures w14:val="standardContextual"/>
         </w:rPr>
       </w:pPr>
-      <w:hyperlink w:anchor="_Toc240272098" w:history="1">
+      <w:hyperlink w:anchor="_Toc240571844" w:history="1">
         <w:r>
           <w:rPr>
             <w:rStyle w:val="a8"/>
@@ -1349,7 +1341,7 @@
           <w:rPr>
             <w:webHidden/>
           </w:rPr>
-          <w:instrText>PAGEREF _Toc240272098 \h</w:instrText>
+          <w:instrText>PAGEREF _Toc240571844 \h</w:instrText>
         </w:r>
         <w:r>
           <w:rPr>
@@ -1398,7 +1390,7 @@
           <w14:ligatures w14:val="standardContextual"/>
         </w:rPr>
       </w:pPr>
-      <w:hyperlink w:anchor="_Toc240272099" w:history="1">
+      <w:hyperlink w:anchor="_Toc240571845" w:history="1">
         <w:r>
           <w:rPr>
             <w:rStyle w:val="a8"/>
@@ -1444,7 +1436,7 @@
             <w:noProof/>
             <w:webHidden/>
           </w:rPr>
-          <w:instrText>PAGEREF _Toc240272099 \h</w:instrText>
+          <w:instrText>PAGEREF _Toc240571845 \h</w:instrText>
         </w:r>
         <w:r>
           <w:rPr>
@@ -1496,7 +1488,7 @@
           <w14:ligatures w14:val="standardContextual"/>
         </w:rPr>
       </w:pPr>
-      <w:hyperlink w:anchor="_Toc240272100" w:history="1">
+      <w:hyperlink w:anchor="_Toc240571846" w:history="1">
         <w:r>
           <w:rPr>
             <w:rStyle w:val="a8"/>
@@ -1542,7 +1534,7 @@
             <w:noProof/>
             <w:webHidden/>
           </w:rPr>
-          <w:instrText>PAGEREF _Toc240272100 \h</w:instrText>
+          <w:instrText>PAGEREF _Toc240571846 \h</w:instrText>
         </w:r>
         <w:r>
           <w:rPr>
@@ -1594,7 +1586,7 @@
           <w14:ligatures w14:val="standardContextual"/>
         </w:rPr>
       </w:pPr>
-      <w:hyperlink w:anchor="_Toc240272101" w:history="1">
+      <w:hyperlink w:anchor="_Toc240571847" w:history="1">
         <w:r>
           <w:rPr>
             <w:rStyle w:val="a8"/>
@@ -1640,7 +1632,7 @@
             <w:noProof/>
             <w:webHidden/>
           </w:rPr>
-          <w:instrText>PAGEREF _Toc240272101 \h</w:instrText>
+          <w:instrText>PAGEREF _Toc240571847 \h</w:instrText>
         </w:r>
         <w:r>
           <w:rPr>
@@ -1692,7 +1684,7 @@
           <w14:ligatures w14:val="standardContextual"/>
         </w:rPr>
       </w:pPr>
-      <w:hyperlink w:anchor="_Toc240272102" w:history="1">
+      <w:hyperlink w:anchor="_Toc240571848" w:history="1">
         <w:r>
           <w:rPr>
             <w:rStyle w:val="a8"/>
@@ -1725,7 +1717,7 @@
           <w:rPr>
             <w:webHidden/>
           </w:rPr>
-          <w:instrText>PAGEREF _Toc240272102 \h</w:instrText>
+          <w:instrText>PAGEREF _Toc240571848 \h</w:instrText>
         </w:r>
         <w:r>
           <w:rPr>
@@ -1774,7 +1766,7 @@
           <w14:ligatures w14:val="standardContextual"/>
         </w:rPr>
       </w:pPr>
-      <w:hyperlink w:anchor="_Toc240272103" w:history="1">
+      <w:hyperlink w:anchor="_Toc240571849" w:history="1">
         <w:r>
           <w:rPr>
             <w:rStyle w:val="a8"/>
@@ -1820,7 +1812,7 @@
             <w:noProof/>
             <w:webHidden/>
           </w:rPr>
-          <w:instrText>PAGEREF _Toc240272103 \h</w:instrText>
+          <w:instrText>PAGEREF _Toc240571849 \h</w:instrText>
         </w:r>
         <w:r>
           <w:rPr>
@@ -1872,7 +1864,7 @@
           <w14:ligatures w14:val="standardContextual"/>
         </w:rPr>
       </w:pPr>
-      <w:hyperlink w:anchor="_Toc240272104" w:history="1">
+      <w:hyperlink w:anchor="_Toc240571850" w:history="1">
         <w:r>
           <w:rPr>
             <w:rStyle w:val="a8"/>
@@ -1918,7 +1910,7 @@
             <w:noProof/>
             <w:webHidden/>
           </w:rPr>
-          <w:instrText>PAGEREF _Toc240272104 \h</w:instrText>
+          <w:instrText>PAGEREF _Toc240571850 \h</w:instrText>
         </w:r>
         <w:r>
           <w:rPr>
@@ -1970,7 +1962,7 @@
           <w14:ligatures w14:val="standardContextual"/>
         </w:rPr>
       </w:pPr>
-      <w:hyperlink w:anchor="_Toc240272105" w:history="1">
+      <w:hyperlink w:anchor="_Toc240571851" w:history="1">
         <w:r>
           <w:rPr>
             <w:rStyle w:val="a8"/>
@@ -2016,7 +2008,7 @@
             <w:noProof/>
             <w:webHidden/>
           </w:rPr>
-          <w:instrText>PAGEREF _Toc240272105 \h</w:instrText>
+          <w:instrText>PAGEREF _Toc240571851 \h</w:instrText>
         </w:r>
         <w:r>
           <w:rPr>
@@ -2068,7 +2060,7 @@
           <w14:ligatures w14:val="standardContextual"/>
         </w:rPr>
       </w:pPr>
-      <w:hyperlink w:anchor="_Toc240272106" w:history="1">
+      <w:hyperlink w:anchor="_Toc240571852" w:history="1">
         <w:r>
           <w:rPr>
             <w:rStyle w:val="a8"/>
@@ -2114,7 +2106,7 @@
             <w:noProof/>
             <w:webHidden/>
           </w:rPr>
-          <w:instrText>PAGEREF _Toc240272106 \h</w:instrText>
+          <w:instrText>PAGEREF _Toc240571852 \h</w:instrText>
         </w:r>
         <w:r>
           <w:rPr>
@@ -2166,7 +2158,7 @@
           <w14:ligatures w14:val="standardContextual"/>
         </w:rPr>
       </w:pPr>
-      <w:hyperlink w:anchor="_Toc240272107" w:history="1">
+      <w:hyperlink w:anchor="_Toc240571853" w:history="1">
         <w:r>
           <w:rPr>
             <w:rStyle w:val="a8"/>
@@ -2181,6 +2173,104 @@
             <w:rFonts w:hint="eastAsia"/>
             <w:noProof/>
           </w:rPr>
+          <w:t>分时阈值与校时机制</w:t>
+        </w:r>
+        <w:r>
+          <w:rPr>
+            <w:rFonts w:hint="eastAsia"/>
+            <w:noProof/>
+            <w:webHidden/>
+          </w:rPr>
+          <w:tab/>
+        </w:r>
+        <w:r>
+          <w:rPr>
+            <w:rFonts w:hint="eastAsia"/>
+            <w:noProof/>
+            <w:webHidden/>
+          </w:rPr>
+          <w:fldChar w:fldCharType="begin"/>
+        </w:r>
+        <w:r>
+          <w:rPr>
+            <w:rFonts w:hint="eastAsia"/>
+            <w:noProof/>
+            <w:webHidden/>
+          </w:rPr>
+          <w:instrText xml:space="preserve"> </w:instrText>
+        </w:r>
+        <w:r>
+          <w:rPr>
+            <w:noProof/>
+            <w:webHidden/>
+          </w:rPr>
+          <w:instrText>PAGEREF _Toc240571853 \h</w:instrText>
+        </w:r>
+        <w:r>
+          <w:rPr>
+            <w:rFonts w:hint="eastAsia"/>
+            <w:noProof/>
+            <w:webHidden/>
+          </w:rPr>
+          <w:instrText xml:space="preserve"> </w:instrText>
+        </w:r>
+        <w:r>
+          <w:rPr>
+            <w:rFonts w:hint="eastAsia"/>
+            <w:noProof/>
+            <w:webHidden/>
+          </w:rPr>
+        </w:r>
+        <w:r>
+          <w:rPr>
+            <w:noProof/>
+            <w:webHidden/>
+          </w:rPr>
+          <w:fldChar w:fldCharType="separate"/>
+        </w:r>
+        <w:r>
+          <w:rPr>
+            <w:noProof/>
+            <w:webHidden/>
+          </w:rPr>
+          <w:t>- 8 -</w:t>
+        </w:r>
+        <w:r>
+          <w:rPr>
+            <w:rFonts w:hint="eastAsia"/>
+            <w:noProof/>
+            <w:webHidden/>
+          </w:rPr>
+          <w:fldChar w:fldCharType="end"/>
+        </w:r>
+      </w:hyperlink>
+    </w:p>
+    <w:p>
+      <w:pPr>
+        <w:pStyle w:val="TOC2"/>
+        <w:rPr>
+          <w:rFonts w:asciiTheme="minorHAnsi" w:eastAsiaTheme="minorEastAsia" w:hAnsiTheme="minorHAnsi" w:cstheme="minorBidi" w:hint="eastAsia"/>
+          <w:noProof/>
+          <w:sz w:val="22"/>
+          <w:szCs w:val="24"/>
+          <w14:ligatures w14:val="standardContextual"/>
+        </w:rPr>
+      </w:pPr>
+      <w:hyperlink w:anchor="_Toc240571854" w:history="1">
+        <w:r>
+          <w:rPr>
+            <w:rStyle w:val="a8"/>
+            <w:rFonts w:hint="eastAsia"/>
+            <w:noProof/>
+          </w:rPr>
+          <w:t xml:space="preserve">4.6 </w:t>
+        </w:r>
+        <w:r>
+          <w:rPr>
+            <w:rStyle w:val="a8"/>
+            <w:rFonts w:hint="eastAsia"/>
+            <w:noProof/>
+          </w:rPr>
           <w:t>资源占用与现阶段限制</w:t>
         </w:r>
         <w:r>
@@ -2212,7 +2302,7 @@
             <w:noProof/>
             <w:webHidden/>
           </w:rPr>
-          <w:instrText>PAGEREF _Toc240272107 \h</w:instrText>
+          <w:instrText>PAGEREF _Toc240571854 \h</w:instrText>
         </w:r>
         <w:r>
           <w:rPr>
@@ -2241,7 +2331,7 @@
             <w:noProof/>
             <w:webHidden/>
           </w:rPr>
-          <w:t>- 8 -</w:t>
+          <w:t>- 9 -</w:t>
         </w:r>
         <w:r>
           <w:rPr>
@@ -2264,7 +2354,7 @@
           <w14:ligatures w14:val="standardContextual"/>
         </w:rPr>
       </w:pPr>
-      <w:hyperlink w:anchor="_Toc240272108" w:history="1">
+      <w:hyperlink w:anchor="_Toc240571855" w:history="1">
         <w:r>
           <w:rPr>
             <w:rStyle w:val="a8"/>
@@ -2297,7 +2387,7 @@
           <w:rPr>
             <w:webHidden/>
           </w:rPr>
-          <w:instrText>PAGEREF _Toc240272108 \h</w:instrText>
+          <w:instrText>PAGEREF _Toc240571855 \h</w:instrText>
         </w:r>
         <w:r>
           <w:rPr>
@@ -2324,7 +2414,7 @@
             <w:rFonts w:hint="eastAsia"/>
             <w:webHidden/>
           </w:rPr>
-          <w:t>- 9 -</w:t>
+          <w:t>- 10 -</w:t>
         </w:r>
         <w:r>
           <w:rPr>
@@ -2346,7 +2436,7 @@
           <w14:ligatures w14:val="standardContextual"/>
         </w:rPr>
       </w:pPr>
-      <w:hyperlink w:anchor="_Toc240272109" w:history="1">
+      <w:hyperlink w:anchor="_Toc240571856" w:history="1">
         <w:r>
           <w:rPr>
             <w:rStyle w:val="a8"/>
@@ -2392,7 +2482,7 @@
             <w:noProof/>
             <w:webHidden/>
           </w:rPr>
-          <w:instrText>PAGEREF _Toc240272109 \h</w:instrText>
+          <w:instrText>PAGEREF _Toc240571856 \h</w:instrText>
         </w:r>
         <w:r>
           <w:rPr>
@@ -2421,7 +2511,7 @@
             <w:noProof/>
             <w:webHidden/>
           </w:rPr>
-          <w:t>- 9 -</w:t>
+          <w:t>- 10 -</w:t>
         </w:r>
         <w:r>
           <w:rPr>
@@ -2444,7 +2534,7 @@
           <w14:ligatures w14:val="standardContextual"/>
         </w:rPr>
       </w:pPr>
-      <w:hyperlink w:anchor="_Toc240272110" w:history="1">
+      <w:hyperlink w:anchor="_Toc240571857" w:history="1">
         <w:r>
           <w:rPr>
             <w:rStyle w:val="a8"/>
@@ -2490,7 +2580,7 @@
             <w:noProof/>
             <w:webHidden/>
           </w:rPr>
-          <w:instrText>PAGEREF _Toc240272110 \h</w:instrText>
+          <w:instrText>PAGEREF _Toc240571857 \h</w:instrText>
         </w:r>
         <w:r>
           <w:rPr>
@@ -2519,7 +2609,7 @@
             <w:noProof/>
             <w:webHidden/>
           </w:rPr>
-          <w:t>- 10 -</w:t>
+          <w:t>- 11 -</w:t>
         </w:r>
         <w:r>
           <w:rPr>
@@ -2542,7 +2632,7 @@
           <w14:ligatures w14:val="standardContextual"/>
         </w:rPr>
       </w:pPr>
-      <w:hyperlink w:anchor="_Toc240272111" w:history="1">
+      <w:hyperlink w:anchor="_Toc240571858" w:history="1">
         <w:r>
           <w:rPr>
             <w:rStyle w:val="a8"/>
@@ -2588,7 +2678,7 @@
             <w:noProof/>
             <w:webHidden/>
           </w:rPr>
-          <w:instrText>PAGEREF _Toc240272111 \h</w:instrText>
+          <w:instrText>PAGEREF _Toc240571858 \h</w:instrText>
         </w:r>
         <w:r>
           <w:rPr>
@@ -2617,7 +2707,7 @@
             <w:noProof/>
             <w:webHidden/>
           </w:rPr>
-          <w:t>- 10 -</w:t>
+          <w:t>- 11 -</w:t>
         </w:r>
         <w:r>
           <w:rPr>
@@ -2640,7 +2730,7 @@
           <w14:ligatures w14:val="standardContextual"/>
         </w:rPr>
       </w:pPr>
-      <w:hyperlink w:anchor="_Toc240272112" w:history="1">
+      <w:hyperlink w:anchor="_Toc240571859" w:history="1">
         <w:r>
           <w:rPr>
             <w:rStyle w:val="a8"/>
@@ -2686,7 +2776,7 @@
             <w:noProof/>
             <w:webHidden/>
           </w:rPr>
-          <w:instrText>PAGEREF _Toc240272112 \h</w:instrText>
+          <w:instrText>PAGEREF _Toc240571859 \h</w:instrText>
         </w:r>
         <w:r>
           <w:rPr>
@@ -2715,7 +2805,7 @@
             <w:noProof/>
             <w:webHidden/>
           </w:rPr>
-          <w:t>- 11 -</w:t>
+          <w:t>- 12 -</w:t>
         </w:r>
         <w:r>
           <w:rPr>
@@ -2738,11 +2828,190 @@
           <w14:ligatures w14:val="standardContextual"/>
         </w:rPr>
       </w:pPr>
-      <w:r>
-        <w:t>5.3.2 传感器标称误差与对比结果解释</w:t>
-        <w:tab/>
-        <w:t>- 12 -</w:t>
-      </w:r>
+      <w:hyperlink w:anchor="_Toc240571860" w:history="1">
+        <w:r>
+          <w:rPr>
+            <w:rStyle w:val="a8"/>
+            <w:rFonts w:hint="eastAsia"/>
+            <w:noProof/>
+          </w:rPr>
+          <w:t xml:space="preserve">5.3.2 </w:t>
+        </w:r>
+        <w:r>
+          <w:rPr>
+            <w:rStyle w:val="a8"/>
+            <w:rFonts w:hint="eastAsia"/>
+            <w:noProof/>
+          </w:rPr>
+          <w:t>传感器标称误差与对比结果解释</w:t>
+        </w:r>
+        <w:r>
+          <w:rPr>
+            <w:rFonts w:hint="eastAsia"/>
+            <w:noProof/>
+            <w:webHidden/>
+          </w:rPr>
+          <w:tab/>
+        </w:r>
+        <w:r>
+          <w:rPr>
+            <w:rFonts w:hint="eastAsia"/>
+            <w:noProof/>
+            <w:webHidden/>
+          </w:rPr>
+          <w:fldChar w:fldCharType="begin"/>
+        </w:r>
+        <w:r>
+          <w:rPr>
+            <w:rFonts w:hint="eastAsia"/>
+            <w:noProof/>
+            <w:webHidden/>
+          </w:rPr>
+          <w:instrText xml:space="preserve"> </w:instrText>
+        </w:r>
+        <w:r>
+          <w:rPr>
+            <w:noProof/>
+            <w:webHidden/>
+          </w:rPr>
+          <w:instrText>PAGEREF _Toc240571860 \h</w:instrText>
+        </w:r>
+        <w:r>
+          <w:rPr>
+            <w:rFonts w:hint="eastAsia"/>
+            <w:noProof/>
+            <w:webHidden/>
+          </w:rPr>
+          <w:instrText xml:space="preserve"> </w:instrText>
+        </w:r>
+        <w:r>
+          <w:rPr>
+            <w:rFonts w:hint="eastAsia"/>
+            <w:noProof/>
+            <w:webHidden/>
+          </w:rPr>
+        </w:r>
+        <w:r>
+          <w:rPr>
+            <w:noProof/>
+            <w:webHidden/>
+          </w:rPr>
+          <w:fldChar w:fldCharType="separate"/>
+        </w:r>
+        <w:r>
+          <w:rPr>
+            <w:noProof/>
+            <w:webHidden/>
+          </w:rPr>
+          <w:t>- 13 -</w:t>
+        </w:r>
+        <w:r>
+          <w:rPr>
+            <w:rFonts w:hint="eastAsia"/>
+            <w:noProof/>
+            <w:webHidden/>
+          </w:rPr>
+          <w:fldChar w:fldCharType="end"/>
+        </w:r>
+      </w:hyperlink>
+    </w:p>
+    <w:p>
+      <w:pPr>
+        <w:pStyle w:val="TOC2"/>
+        <w:rPr>
+          <w:rFonts w:asciiTheme="minorHAnsi" w:eastAsiaTheme="minorEastAsia" w:hAnsiTheme="minorHAnsi" w:cstheme="minorBidi" w:hint="eastAsia"/>
+          <w:noProof/>
+          <w:sz w:val="22"/>
+          <w:szCs w:val="24"/>
+          <w14:ligatures w14:val="standardContextual"/>
+        </w:rPr>
+      </w:pPr>
+      <w:hyperlink w:anchor="_Toc240571861" w:history="1">
+        <w:r>
+          <w:rPr>
+            <w:rStyle w:val="a8"/>
+            <w:rFonts w:hint="eastAsia"/>
+            <w:noProof/>
+          </w:rPr>
+          <w:t xml:space="preserve">5.3.3 </w:t>
+        </w:r>
+        <w:r>
+          <w:rPr>
+            <w:rStyle w:val="a8"/>
+            <w:rFonts w:hint="eastAsia"/>
+            <w:noProof/>
+          </w:rPr>
+          <w:t>三点布点与代表性讨论</w:t>
+        </w:r>
+        <w:r>
+          <w:rPr>
+            <w:rFonts w:hint="eastAsia"/>
+            <w:noProof/>
+            <w:webHidden/>
+          </w:rPr>
+          <w:tab/>
+        </w:r>
+        <w:r>
+          <w:rPr>
+            <w:rFonts w:hint="eastAsia"/>
+            <w:noProof/>
+            <w:webHidden/>
+          </w:rPr>
+          <w:fldChar w:fldCharType="begin"/>
+        </w:r>
+        <w:r>
+          <w:rPr>
+            <w:rFonts w:hint="eastAsia"/>
+            <w:noProof/>
+            <w:webHidden/>
+          </w:rPr>
+          <w:instrText xml:space="preserve"> </w:instrText>
+        </w:r>
+        <w:r>
+          <w:rPr>
+            <w:noProof/>
+            <w:webHidden/>
+          </w:rPr>
+          <w:instrText>PAGEREF _Toc240571861 \h</w:instrText>
+        </w:r>
+        <w:r>
+          <w:rPr>
+            <w:rFonts w:hint="eastAsia"/>
+            <w:noProof/>
+            <w:webHidden/>
+          </w:rPr>
+          <w:instrText xml:space="preserve"> </w:instrText>
+        </w:r>
+        <w:r>
+          <w:rPr>
+            <w:rFonts w:hint="eastAsia"/>
+            <w:noProof/>
+            <w:webHidden/>
+          </w:rPr>
+        </w:r>
+        <w:r>
+          <w:rPr>
+            <w:noProof/>
+            <w:webHidden/>
+          </w:rPr>
+          <w:fldChar w:fldCharType="separate"/>
+        </w:r>
+        <w:r>
+          <w:rPr>
+            <w:noProof/>
+            <w:webHidden/>
+          </w:rPr>
+          <w:t>- 13 -</w:t>
+        </w:r>
+        <w:r>
+          <w:rPr>
+            <w:rFonts w:hint="eastAsia"/>
+            <w:noProof/>
+            <w:webHidden/>
+          </w:rPr>
+          <w:fldChar w:fldCharType="end"/>
+        </w:r>
+      </w:hyperlink>
     </w:p>
     <w:p>
       <w:pPr>
@@ -2755,7 +3024,7 @@
           <w14:ligatures w14:val="standardContextual"/>
         </w:rPr>
       </w:pPr>
-      <w:hyperlink w:anchor="_Toc240272114" w:history="1">
+      <w:hyperlink w:anchor="_Toc240571862" w:history="1">
         <w:r>
           <w:rPr>
             <w:rStyle w:val="a8"/>
@@ -2788,7 +3057,7 @@
           <w:rPr>
             <w:webHidden/>
           </w:rPr>
-          <w:instrText>PAGEREF _Toc240272114 \h</w:instrText>
+          <w:instrText>PAGEREF _Toc240571862 \h</w:instrText>
         </w:r>
         <w:r>
           <w:rPr>
@@ -2815,7 +3084,7 @@
             <w:rFonts w:hint="eastAsia"/>
             <w:webHidden/>
           </w:rPr>
-          <w:t>- 13 -</w:t>
+          <w:t>- 15 -</w:t>
         </w:r>
         <w:r>
           <w:rPr>
@@ -2837,7 +3106,7 @@
           <w14:ligatures w14:val="standardContextual"/>
         </w:rPr>
       </w:pPr>
-      <w:hyperlink w:anchor="_Toc240272115" w:history="1">
+      <w:hyperlink w:anchor="_Toc240571863" w:history="1">
         <w:r>
           <w:rPr>
             <w:rStyle w:val="a8"/>
@@ -2883,7 +3152,7 @@
             <w:noProof/>
             <w:webHidden/>
           </w:rPr>
-          <w:instrText>PAGEREF _Toc240272115 \h</w:instrText>
+          <w:instrText>PAGEREF _Toc240571863 \h</w:instrText>
         </w:r>
         <w:r>
           <w:rPr>
@@ -2912,7 +3181,7 @@
             <w:noProof/>
             <w:webHidden/>
           </w:rPr>
-          <w:t>- 13 -</w:t>
+          <w:t>- 15 -</w:t>
         </w:r>
         <w:r>
           <w:rPr>
@@ -2935,7 +3204,7 @@
           <w14:ligatures w14:val="standardContextual"/>
         </w:rPr>
       </w:pPr>
-      <w:hyperlink w:anchor="_Toc240272116" w:history="1">
+      <w:hyperlink w:anchor="_Toc240571864" w:history="1">
         <w:r>
           <w:rPr>
             <w:rStyle w:val="a8"/>
@@ -2981,7 +3250,7 @@
             <w:noProof/>
             <w:webHidden/>
           </w:rPr>
-          <w:instrText>PAGEREF _Toc240272116 \h</w:instrText>
+          <w:instrText>PAGEREF _Toc240571864 \h</w:instrText>
         </w:r>
         <w:r>
           <w:rPr>
@@ -3010,7 +3279,7 @@
             <w:noProof/>
             <w:webHidden/>
           </w:rPr>
-          <w:t>- 13 -</w:t>
+          <w:t>- 15 -</w:t>
         </w:r>
         <w:r>
           <w:rPr>
@@ -3033,9 +3302,92 @@
           <w14:ligatures w14:val="standardContextual"/>
         </w:rPr>
       </w:pPr>
-      <w:r>
-        <w:t>调试问题记录..................................................- 15 -</w:t>
-      </w:r>
+      <w:hyperlink w:anchor="_Toc240571865" w:history="1">
+        <w:r>
+          <w:rPr>
+            <w:rStyle w:val="a8"/>
+            <w:rFonts w:hint="eastAsia"/>
+            <w:noProof/>
+          </w:rPr>
+          <w:t>调试问题记录</w:t>
+        </w:r>
+        <w:r>
+          <w:rPr>
+            <w:rStyle w:val="a8"/>
+            <w:rFonts w:hint="eastAsia"/>
+            <w:noProof/>
+          </w:rPr>
+          <w:t>..................................................- 15 -</w:t>
+        </w:r>
+        <w:r>
+          <w:rPr>
+            <w:rFonts w:hint="eastAsia"/>
+            <w:noProof/>
+            <w:webHidden/>
+          </w:rPr>
+          <w:tab/>
+        </w:r>
+        <w:r>
+          <w:rPr>
+            <w:rFonts w:hint="eastAsia"/>
+            <w:noProof/>
+            <w:webHidden/>
+          </w:rPr>
+          <w:fldChar w:fldCharType="begin"/>
+        </w:r>
+        <w:r>
+          <w:rPr>
+            <w:rFonts w:hint="eastAsia"/>
+            <w:noProof/>
+            <w:webHidden/>
+          </w:rPr>
+          <w:instrText xml:space="preserve"> </w:instrText>
+        </w:r>
+        <w:r>
+          <w:rPr>
+            <w:noProof/>
+            <w:webHidden/>
+          </w:rPr>
+          <w:instrText>PAGEREF _Toc240571865 \h</w:instrText>
+        </w:r>
+        <w:r>
+          <w:rPr>
+            <w:rFonts w:hint="eastAsia"/>
+            <w:noProof/>
+            <w:webHidden/>
+          </w:rPr>
+          <w:instrText xml:space="preserve"> </w:instrText>
+        </w:r>
+        <w:r>
+          <w:rPr>
+            <w:rFonts w:hint="eastAsia"/>
+            <w:noProof/>
+            <w:webHidden/>
+          </w:rPr>
+        </w:r>
+        <w:r>
+          <w:rPr>
+            <w:noProof/>
+            <w:webHidden/>
+          </w:rPr>
+          <w:fldChar w:fldCharType="separate"/>
+        </w:r>
+        <w:r>
+          <w:rPr>
+            <w:noProof/>
+            <w:webHidden/>
+          </w:rPr>
+          <w:t>- 16 -</w:t>
+        </w:r>
+        <w:r>
+          <w:rPr>
+            <w:rFonts w:hint="eastAsia"/>
+            <w:noProof/>
+            <w:webHidden/>
+          </w:rPr>
+          <w:fldChar w:fldCharType="end"/>
+        </w:r>
+      </w:hyperlink>
     </w:p>
     <w:p>
       <w:pPr>
@@ -3048,7 +3400,7 @@
           <w14:ligatures w14:val="standardContextual"/>
         </w:rPr>
       </w:pPr>
-      <w:hyperlink w:anchor="_Toc240272118" w:history="1">
+      <w:hyperlink w:anchor="_Toc240571866" w:history="1">
         <w:r>
           <w:rPr>
             <w:rStyle w:val="a8"/>
@@ -3081,7 +3433,7 @@
           <w:rPr>
             <w:webHidden/>
           </w:rPr>
-          <w:instrText>PAGEREF _Toc240272118 \h</w:instrText>
+          <w:instrText>PAGEREF _Toc240571866 \h</w:instrText>
         </w:r>
         <w:r>
           <w:rPr>
@@ -3108,7 +3460,7 @@
             <w:rFonts w:hint="eastAsia"/>
             <w:webHidden/>
           </w:rPr>
-          <w:t>- 15 -</w:t>
+          <w:t>- 17 -</w:t>
         </w:r>
         <w:r>
           <w:rPr>
@@ -3130,7 +3482,7 @@
           <w14:ligatures w14:val="standardContextual"/>
         </w:rPr>
       </w:pPr>
-      <w:hyperlink w:anchor="_Toc240272119" w:history="1">
+      <w:hyperlink w:anchor="_Toc240571867" w:history="1">
         <w:r>
           <w:rPr>
             <w:rStyle w:val="a8"/>
@@ -3168,7 +3520,7 @@
             <w:noProof/>
             <w:webHidden/>
           </w:rPr>
-          <w:instrText>PAGEREF _Toc240272119 \h</w:instrText>
+          <w:instrText>PAGEREF _Toc240571867 \h</w:instrText>
         </w:r>
         <w:r>
           <w:rPr>
@@ -3197,7 +3549,7 @@
             <w:noProof/>
             <w:webHidden/>
           </w:rPr>
-          <w:t>- 15 -</w:t>
+          <w:t>- 17 -</w:t>
         </w:r>
         <w:r>
           <w:rPr>
@@ -3220,7 +3572,7 @@
           <w14:ligatures w14:val="standardContextual"/>
         </w:rPr>
       </w:pPr>
-      <w:hyperlink w:anchor="_Toc240272120" w:history="1">
+      <w:hyperlink w:anchor="_Toc240571868" w:history="1">
         <w:r>
           <w:rPr>
             <w:rStyle w:val="a8"/>
@@ -3253,7 +3605,7 @@
           <w:rPr>
             <w:webHidden/>
           </w:rPr>
-          <w:instrText>PAGEREF _Toc240272120 \h</w:instrText>
+          <w:instrText>PAGEREF _Toc240571868 \h</w:instrText>
         </w:r>
         <w:r>
           <w:rPr>
@@ -3280,7 +3632,7 @@
             <w:rFonts w:hint="eastAsia"/>
             <w:webHidden/>
           </w:rPr>
-          <w:t>- 16 -</w:t>
+          <w:t>- 18 -</w:t>
         </w:r>
         <w:r>
           <w:rPr>
@@ -3302,7 +3654,7 @@
           <w14:ligatures w14:val="standardContextual"/>
         </w:rPr>
       </w:pPr>
-      <w:hyperlink w:anchor="_Toc240272121" w:history="1">
+      <w:hyperlink w:anchor="_Toc240571869" w:history="1">
         <w:r>
           <w:rPr>
             <w:rStyle w:val="a8"/>
@@ -3335,7 +3687,7 @@
           <w:rPr>
             <w:webHidden/>
           </w:rPr>
-          <w:instrText>PAGEREF _Toc240272121 \h</w:instrText>
+          <w:instrText>PAGEREF _Toc240571869 \h</w:instrText>
         </w:r>
         <w:r>
           <w:rPr>
@@ -3362,7 +3714,7 @@
             <w:rFonts w:hint="eastAsia"/>
             <w:webHidden/>
           </w:rPr>
-          <w:t>- 17 -</w:t>
+          <w:t>- 20 -</w:t>
         </w:r>
         <w:r>
           <w:rPr>
@@ -3404,7 +3756,7 @@
       <w:pPr>
         <w:pStyle w:val="ReportH1"/>
       </w:pPr>
-      <w:bookmarkStart w:id="1" w:name="_Toc240272090"/>
+      <w:bookmarkStart w:id="1" w:name="_Toc240571836"/>
       <w:r>
         <w:lastRenderedPageBreak/>
         <w:t xml:space="preserve">1 </w:t>
@@ -3418,7 +3770,7 @@
       <w:pPr>
         <w:pStyle w:val="ReportH2"/>
       </w:pPr>
-      <w:bookmarkStart w:id="2" w:name="_Toc240272091"/>
+      <w:bookmarkStart w:id="2" w:name="_Toc240571837"/>
       <w:r>
         <w:t xml:space="preserve">1.1 </w:t>
       </w:r>
@@ -3465,7 +3817,7 @@
       <w:pPr>
         <w:pStyle w:val="ReportH2"/>
       </w:pPr>
-      <w:bookmarkStart w:id="3" w:name="_Toc240272092"/>
+      <w:bookmarkStart w:id="3" w:name="_Toc240571838"/>
       <w:r>
         <w:t xml:space="preserve">1.2 </w:t>
       </w:r>
@@ -3479,32 +3831,29 @@
         <w:pStyle w:val="ReportBody"/>
       </w:pPr>
       <w:r>
-        <w:t>设计题目为</w:t>
-      </w:r>
-      <w:r>
-        <w:t>“</w:t>
-      </w:r>
-      <w:r>
-        <w:t>室内大棚温湿度监测与风扇控制系统</w:t>
-      </w:r>
-      <w:r>
-        <w:t>”</w:t>
-      </w:r>
-      <w:r>
-        <w:t>。系统以约</w:t>
-      </w:r>
-      <w:r>
+        <w:rPr>
+          <w:rFonts w:hint="eastAsia"/>
+        </w:rPr>
+        <w:t>设计题目为“室内大棚温湿度监测与风扇控制系统”。系统以约</w:t>
+      </w:r>
+      <w:r>
+        <w:rPr>
+          <w:rFonts w:hint="eastAsia"/>
+        </w:rPr>
         <w:t xml:space="preserve"> 2 s </w:t>
       </w:r>
       <w:r>
-        <w:t>为周期采样，提供温湿度显示、报警分级、页面切换、蓝牙查询和风扇自动／手动控制。设计不包含联网云平台和多节点组网；阈值用于课程演示，尚未依据特定作物的适宜环境区间设定。</w:t>
+        <w:rPr>
+          <w:rFonts w:hint="eastAsia"/>
+        </w:rPr>
+        <w:t>为周期采样，提供温湿度显示、报警分级、分时阈值、页面切换、蓝牙查询和风扇自动／手动控制。设计不包含联网云平台和多节点组网；分时温度阈值参考草莓结果期的环境管理区间设定，湿度阈值与严重报警值用于课程演示，仍需结合品种和棚内实测数据修订。</w:t>
       </w:r>
     </w:p>
     <w:p>
       <w:pPr>
         <w:pStyle w:val="ReportH2"/>
       </w:pPr>
-      <w:bookmarkStart w:id="4" w:name="_Toc240272093"/>
+      <w:bookmarkStart w:id="4" w:name="_Toc240571839"/>
       <w:r>
         <w:t xml:space="preserve">1.3 </w:t>
       </w:r>
@@ -3690,15 +4039,21 @@
               <w:jc w:val="left"/>
             </w:pPr>
             <w:r>
-              <w:t>28/30 ℃</w:t>
-            </w:r>
-            <w:r>
-              <w:t>、</w:t>
-            </w:r>
-            <w:r>
-              <w:t xml:space="preserve">70/80 %RH </w:t>
-            </w:r>
-            <w:r>
+              <w:rPr>
+                <w:rFonts w:hint="eastAsia"/>
+              </w:rPr>
+              <w:t>分时温度阈值与</w:t>
+            </w:r>
+            <w:r>
+              <w:rPr>
+                <w:rFonts w:hint="eastAsia"/>
+              </w:rPr>
+              <w:t xml:space="preserve"> 70/80 %RH </w:t>
+            </w:r>
+            <w:r>
+              <w:rPr>
+                <w:rFonts w:hint="eastAsia"/>
+              </w:rPr>
               <w:t>分级；回差退出</w:t>
             </w:r>
           </w:p>
@@ -3898,7 +4253,7 @@
       <w:pPr>
         <w:pStyle w:val="ReportH1"/>
       </w:pPr>
-      <w:bookmarkStart w:id="5" w:name="_Toc240272094"/>
+      <w:bookmarkStart w:id="5" w:name="_Toc240571840"/>
       <w:r>
         <w:t xml:space="preserve">2 </w:t>
       </w:r>
@@ -3911,7 +4266,7 @@
       <w:pPr>
         <w:pStyle w:val="ReportH2"/>
       </w:pPr>
-      <w:bookmarkStart w:id="6" w:name="_Toc240272095"/>
+      <w:bookmarkStart w:id="6" w:name="_Toc240571841"/>
       <w:r>
         <w:t xml:space="preserve">2.1 </w:t>
       </w:r>
@@ -3940,10 +4295,7 @@
         <w:t>、</w:t>
       </w:r>
       <w:r>
-        <w:t xml:space="preserve">I²C </w:t>
-      </w:r>
-      <w:r>
-        <w:t>OLED</w:t>
+        <w:t>I²C OLED</w:t>
       </w:r>
       <w:r>
         <w:t>、蓝牙串口、蜂鸣器和风扇驱动模块。</w:t>
@@ -3971,7 +4323,7 @@
           <w:noProof/>
         </w:rPr>
         <w:drawing>
-          <wp:inline distT="0" distB="0" distL="0" distR="0" wp14:anchorId="6042D23C" wp14:editId="7E8823F5">
+          <wp:inline distT="0" distB="0" distL="0" distR="0" wp14:anchorId="2973C19C" wp14:editId="58D7406F">
             <wp:extent cx="5580000" cy="2710286"/>
             <wp:effectExtent l="0" t="0" r="0" b="0"/>
             <wp:docPr id="1" name="Picture 1"/>
@@ -4367,7 +4719,7 @@
       <w:pPr>
         <w:pStyle w:val="ReportH2"/>
       </w:pPr>
-      <w:bookmarkStart w:id="7" w:name="_Toc240272096"/>
+      <w:bookmarkStart w:id="7" w:name="_Toc240571842"/>
       <w:r>
         <w:t xml:space="preserve">2.2 </w:t>
       </w:r>
@@ -4577,10 +4929,7 @@
               <w:t>数字温湿度一体；常见资料温度</w:t>
             </w:r>
             <w:r>
-              <w:t>−</w:t>
-            </w:r>
-            <w:r>
-              <w:t>40</w:t>
+              <w:t>−40</w:t>
             </w:r>
             <w:r>
               <w:t>～</w:t>
@@ -4992,7 +5341,7 @@
       <w:pPr>
         <w:pStyle w:val="ReportH2"/>
       </w:pPr>
-      <w:bookmarkStart w:id="8" w:name="_Toc240272097"/>
+      <w:bookmarkStart w:id="8" w:name="_Toc240571843"/>
       <w:r>
         <w:t xml:space="preserve">2.3 </w:t>
       </w:r>
@@ -5118,7 +5467,19 @@
         <w:pStyle w:val="ReportBody"/>
       </w:pPr>
       <w:r>
-        <w:t>风扇控制采用外部驱动电路，风扇正端接额定电源正极，负端经驱动开关接负载电源负极；Arduino 与驱动电源共地。D9 只输出控制信号，不直接承担风扇电流。驱动器件与保护方式以实际使用模块为准。</w:t>
+        <w:t>风扇控制采用外部驱动电路，风扇正端接额定电源正极，负端经驱动开关接负载电源负极；</w:t>
+      </w:r>
+      <w:r>
+        <w:t xml:space="preserve">Arduino </w:t>
+      </w:r>
+      <w:r>
+        <w:t>与驱动电源共地。</w:t>
+      </w:r>
+      <w:r>
+        <w:t xml:space="preserve">D9 </w:t>
+      </w:r>
+      <w:r>
+        <w:t>只输出控制信号，不直接承担风扇电流。驱动器件与保护方式以实际使用模块为准。</w:t>
       </w:r>
     </w:p>
     <w:p>
@@ -5127,7 +5488,13 @@
         <w:jc w:val="center"/>
       </w:pPr>
       <w:r>
-        <w:t>表 2-1  风扇驱动参数计算示例</w:t>
+        <w:t>表</w:t>
+      </w:r>
+      <w:r>
+        <w:t xml:space="preserve"> 2-1  </w:t>
+      </w:r>
+      <w:r>
+        <w:t>风扇驱动参数计算示例</w:t>
       </w:r>
     </w:p>
     <w:tbl>
@@ -5247,10 +5614,7 @@
               <w:jc w:val="left"/>
             </w:pPr>
             <w:r>
-              <w:t xml:space="preserve">5 </w:t>
-            </w:r>
-            <w:r>
-              <w:t>V</w:t>
+              <w:t>5 V</w:t>
             </w:r>
             <w:r>
               <w:t>、运行电流</w:t>
@@ -5612,7 +5976,7 @@
       <w:pPr>
         <w:pStyle w:val="ReportH1"/>
       </w:pPr>
-      <w:bookmarkStart w:id="9" w:name="_Toc240272098"/>
+      <w:bookmarkStart w:id="9" w:name="_Toc240571844"/>
       <w:r>
         <w:t xml:space="preserve">3 </w:t>
       </w:r>
@@ -5625,7 +5989,7 @@
       <w:pPr>
         <w:pStyle w:val="ReportH2"/>
       </w:pPr>
-      <w:bookmarkStart w:id="10" w:name="_Toc240272099"/>
+      <w:bookmarkStart w:id="10" w:name="_Toc240571845"/>
       <w:r>
         <w:t xml:space="preserve">3.1 </w:t>
       </w:r>
@@ -5670,7 +6034,7 @@
       <w:pPr>
         <w:pStyle w:val="ReportH2"/>
       </w:pPr>
-      <w:bookmarkStart w:id="11" w:name="_Toc240272100"/>
+      <w:bookmarkStart w:id="11" w:name="_Toc240571846"/>
       <w:r>
         <w:t xml:space="preserve">3.2 </w:t>
       </w:r>
@@ -6253,7 +6617,7 @@
       <w:pPr>
         <w:pStyle w:val="ReportH2"/>
       </w:pPr>
-      <w:bookmarkStart w:id="12" w:name="_Toc240272101"/>
+      <w:bookmarkStart w:id="12" w:name="_Toc240571847"/>
       <w:r>
         <w:t xml:space="preserve">3.3 </w:t>
       </w:r>
@@ -6314,7 +6678,7 @@
       <w:pPr>
         <w:pStyle w:val="ReportH1"/>
       </w:pPr>
-      <w:bookmarkStart w:id="13" w:name="_Toc240272102"/>
+      <w:bookmarkStart w:id="13" w:name="_Toc240571848"/>
       <w:r>
         <w:t xml:space="preserve">4 </w:t>
       </w:r>
@@ -6327,7 +6691,7 @@
       <w:pPr>
         <w:pStyle w:val="ReportH2"/>
       </w:pPr>
-      <w:bookmarkStart w:id="14" w:name="_Toc240272103"/>
+      <w:bookmarkStart w:id="14" w:name="_Toc240571849"/>
       <w:r>
         <w:t xml:space="preserve">4.1 </w:t>
       </w:r>
@@ -6414,7 +6778,7 @@
           <w:noProof/>
         </w:rPr>
         <w:drawing>
-          <wp:inline distT="0" distB="0" distL="0" distR="0" wp14:anchorId="47D857E1" wp14:editId="51B01F8A">
+          <wp:inline distT="0" distB="0" distL="0" distR="0" wp14:anchorId="54CFB618" wp14:editId="3F899368">
             <wp:extent cx="5760000" cy="4608000"/>
             <wp:effectExtent l="0" t="0" r="0" b="0"/>
             <wp:docPr id="2" name="Picture 2"/>
@@ -6480,7 +6844,7 @@
       <w:pPr>
         <w:pStyle w:val="ReportH2"/>
       </w:pPr>
-      <w:bookmarkStart w:id="15" w:name="_Toc240272104"/>
+      <w:bookmarkStart w:id="15" w:name="_Toc240571850"/>
       <w:r>
         <w:t xml:space="preserve">4.2 </w:t>
       </w:r>
@@ -6494,67 +6858,130 @@
         <w:pStyle w:val="ReportBody"/>
       </w:pPr>
       <w:r>
-        <w:t>报警级别由温度或湿度任一超限触发。在</w:t>
-      </w:r>
-      <w:r>
+        <w:rPr>
+          <w:rFonts w:hint="eastAsia"/>
+        </w:rPr>
+        <w:t>报警级别由温度或湿度任一超限触发，温度阈值取当前生效时段对应的预警值和严重值。在</w:t>
+      </w:r>
+      <w:r>
+        <w:rPr>
+          <w:rFonts w:hint="eastAsia"/>
+        </w:rPr>
         <w:t xml:space="preserve"> NORMAL </w:t>
       </w:r>
       <w:r>
-        <w:t>状态下，达到</w:t>
-      </w:r>
-      <w:r>
-        <w:t>30 ℃</w:t>
-      </w:r>
-      <w:r>
-        <w:t>或</w:t>
-      </w:r>
-      <w:r>
-        <w:t>80 %RH</w:t>
-      </w:r>
-      <w:r>
+        <w:rPr>
+          <w:rFonts w:hint="eastAsia"/>
+        </w:rPr>
+        <w:t>状态下，达到当前严重值或</w:t>
+      </w:r>
+      <w:r>
+        <w:rPr>
+          <w:rFonts w:hint="eastAsia"/>
+        </w:rPr>
+        <w:t xml:space="preserve"> 80 %RH </w:t>
+      </w:r>
+      <w:r>
+        <w:rPr>
+          <w:rFonts w:hint="eastAsia"/>
+        </w:rPr>
         <w:t>直接进入</w:t>
       </w:r>
       <w:r>
+        <w:rPr>
+          <w:rFonts w:hint="eastAsia"/>
+        </w:rPr>
         <w:t xml:space="preserve"> CRITICAL</w:t>
       </w:r>
       <w:r>
-        <w:t>；否则达到</w:t>
-      </w:r>
-      <w:r>
-        <w:t>28 ℃</w:t>
-      </w:r>
-      <w:r>
-        <w:t>或</w:t>
-      </w:r>
-      <w:r>
-        <w:t>70 %RH</w:t>
-      </w:r>
-      <w:r>
+        <w:rPr>
+          <w:rFonts w:hint="eastAsia"/>
+        </w:rPr>
+        <w:t>；否则达到当前预警值或</w:t>
+      </w:r>
+      <w:r>
+        <w:rPr>
+          <w:rFonts w:hint="eastAsia"/>
+        </w:rPr>
+        <w:t xml:space="preserve"> 70 %RH </w:t>
+      </w:r>
+      <w:r>
+        <w:rPr>
+          <w:rFonts w:hint="eastAsia"/>
+        </w:rPr>
         <w:t>进入</w:t>
       </w:r>
       <w:r>
+        <w:rPr>
+          <w:rFonts w:hint="eastAsia"/>
+        </w:rPr>
         <w:t xml:space="preserve"> WARNING</w:t>
       </w:r>
       <w:r>
+        <w:rPr>
+          <w:rFonts w:hint="eastAsia"/>
+        </w:rPr>
         <w:t>。</w:t>
       </w:r>
       <w:r>
+        <w:rPr>
+          <w:rFonts w:hint="eastAsia"/>
+        </w:rPr>
         <w:t xml:space="preserve">WARNING </w:t>
       </w:r>
       <w:r>
-        <w:t>下若进一步超限则升级，只有温度低于</w:t>
-      </w:r>
-      <w:r>
-        <w:t>27 ℃</w:t>
-      </w:r>
-      <w:r>
-        <w:t>且湿度低于</w:t>
-      </w:r>
-      <w:r>
-        <w:t>65 %RH</w:t>
-      </w:r>
-      <w:r>
-        <w:t>才恢复正常。</w:t>
+        <w:rPr>
+          <w:rFonts w:hint="eastAsia"/>
+        </w:rPr>
+        <w:t>下若进一步超限则升级，只有温度低于“当前预警值减</w:t>
+      </w:r>
+      <w:r>
+        <w:rPr>
+          <w:rFonts w:hint="eastAsia"/>
+        </w:rPr>
+        <w:t xml:space="preserve"> 1 </w:t>
+      </w:r>
+      <w:r>
+        <w:rPr>
+          <w:rFonts w:hint="eastAsia"/>
+        </w:rPr>
+        <w:t>℃”且湿度低于</w:t>
+      </w:r>
+      <w:r>
+        <w:rPr>
+          <w:rFonts w:hint="eastAsia"/>
+        </w:rPr>
+        <w:t xml:space="preserve"> 65 %RH </w:t>
+      </w:r>
+      <w:r>
+        <w:rPr>
+          <w:rFonts w:hint="eastAsia"/>
+        </w:rPr>
+        <w:t>才恢复正常。未校时使用默认的</w:t>
+      </w:r>
+      <w:r>
+        <w:rPr>
+          <w:rFonts w:hint="eastAsia"/>
+        </w:rPr>
+        <w:t xml:space="preserve"> 28/30 </w:t>
+      </w:r>
+      <w:r>
+        <w:rPr>
+          <w:rFonts w:hint="eastAsia"/>
+        </w:rPr>
+        <w:t>℃，校时后按</w:t>
+      </w:r>
+      <w:r>
+        <w:rPr>
+          <w:rFonts w:hint="eastAsia"/>
+        </w:rPr>
+        <w:t xml:space="preserve"> 4.5 </w:t>
+      </w:r>
+      <w:r>
+        <w:rPr>
+          <w:rFonts w:hint="eastAsia"/>
+        </w:rPr>
+        <w:t>节的分时阈值判断。</w:t>
       </w:r>
     </w:p>
     <w:p>
@@ -6562,58 +6989,64 @@
         <w:pStyle w:val="ReportBody"/>
       </w:pPr>
       <w:r>
+        <w:rPr>
+          <w:rFonts w:hint="eastAsia"/>
+        </w:rPr>
         <w:t xml:space="preserve">CRITICAL </w:t>
       </w:r>
       <w:r>
-        <w:t>退出条件为温度低于</w:t>
-      </w:r>
-      <w:r>
-        <w:t>29 ℃</w:t>
-      </w:r>
-      <w:r>
-        <w:t>且湿度低于</w:t>
-      </w:r>
-      <w:r>
-        <w:t>75 %RH</w:t>
-      </w:r>
-      <w:r>
+        <w:rPr>
+          <w:rFonts w:hint="eastAsia"/>
+        </w:rPr>
+        <w:t>的退出条件为温度低于“当前严重值减</w:t>
+      </w:r>
+      <w:r>
+        <w:rPr>
+          <w:rFonts w:hint="eastAsia"/>
+        </w:rPr>
+        <w:t xml:space="preserve"> 1 </w:t>
+      </w:r>
+      <w:r>
+        <w:rPr>
+          <w:rFonts w:hint="eastAsia"/>
+        </w:rPr>
+        <w:t>℃”且湿度低于</w:t>
+      </w:r>
+      <w:r>
+        <w:rPr>
+          <w:rFonts w:hint="eastAsia"/>
+        </w:rPr>
+        <w:t xml:space="preserve"> 75 %RH</w:t>
+      </w:r>
+      <w:r>
+        <w:rPr>
+          <w:rFonts w:hint="eastAsia"/>
+        </w:rPr>
         <w:t>，满足后先降为</w:t>
       </w:r>
       <w:r>
+        <w:rPr>
+          <w:rFonts w:hint="eastAsia"/>
+        </w:rPr>
         <w:t xml:space="preserve"> WARNING</w:t>
       </w:r>
       <w:r>
+        <w:rPr>
+          <w:rFonts w:hint="eastAsia"/>
+        </w:rPr>
         <w:t>。即使环境已明显恢复，当前代码也需要下一次有效采样才进一步退回</w:t>
       </w:r>
       <w:r>
+        <w:rPr>
+          <w:rFonts w:hint="eastAsia"/>
+        </w:rPr>
         <w:t xml:space="preserve"> NORMAL</w:t>
       </w:r>
       <w:r>
-        <w:t>。退出比较采用严格小于，等于</w:t>
-      </w:r>
-      <w:r>
-        <w:t>27 ℃</w:t>
-      </w:r>
-      <w:r>
-        <w:t>、</w:t>
-      </w:r>
-      <w:r>
-        <w:t>29 ℃</w:t>
-      </w:r>
-      <w:r>
-        <w:t>、</w:t>
-      </w:r>
-      <w:r>
-        <w:t>65 %RH</w:t>
-      </w:r>
-      <w:r>
-        <w:t>或</w:t>
-      </w:r>
-      <w:r>
-        <w:t>75 %RH</w:t>
-      </w:r>
-      <w:r>
-        <w:t>时不能据此提前退出。</w:t>
+        <w:rPr>
+          <w:rFonts w:hint="eastAsia"/>
+        </w:rPr>
+        <w:t>。退出比较采用严格小于，恰好等于退出边界值时不能据此提前退出。由于退出边界跟随当前时段阈值，跨时段切换时不沿用上一时段的报警等级与回差，而是按新阈值重新判定。</w:t>
       </w:r>
     </w:p>
     <w:tbl>
@@ -7034,7 +7467,7 @@
       <w:pPr>
         <w:pStyle w:val="ReportH2"/>
       </w:pPr>
-      <w:bookmarkStart w:id="16" w:name="_Toc240272105"/>
+      <w:bookmarkStart w:id="16" w:name="_Toc240571851"/>
       <w:r>
         <w:t xml:space="preserve">4.3 </w:t>
       </w:r>
@@ -7048,7 +7481,46 @@
         <w:pStyle w:val="ReportBody"/>
       </w:pPr>
       <w:r>
-        <w:t>有效读数下，FAN AUTO 跟随报警；FAN ON 强制运行；FAN OFF 在预警和正常状态允许关闭，但在严重报警时由安全逻辑覆盖。传感器失效后，若此前至少获得过一次有效读数，风扇保持运行；若启动后从未获得有效读数，风扇保持关闭。安全覆盖和传感器失效边界均已纳入现场功能测试。</w:t>
+        <w:rPr>
+          <w:rFonts w:hint="eastAsia"/>
+        </w:rPr>
+        <w:t>有效读数下，</w:t>
+      </w:r>
+      <w:r>
+        <w:rPr>
+          <w:rFonts w:hint="eastAsia"/>
+        </w:rPr>
+        <w:t xml:space="preserve">FAN AUTO </w:t>
+      </w:r>
+      <w:r>
+        <w:rPr>
+          <w:rFonts w:hint="eastAsia"/>
+        </w:rPr>
+        <w:t>跟随报警；</w:t>
+      </w:r>
+      <w:r>
+        <w:rPr>
+          <w:rFonts w:hint="eastAsia"/>
+        </w:rPr>
+        <w:t xml:space="preserve">FAN ON </w:t>
+      </w:r>
+      <w:r>
+        <w:rPr>
+          <w:rFonts w:hint="eastAsia"/>
+        </w:rPr>
+        <w:t>强制运行；</w:t>
+      </w:r>
+      <w:r>
+        <w:rPr>
+          <w:rFonts w:hint="eastAsia"/>
+        </w:rPr>
+        <w:t xml:space="preserve">FAN OFF </w:t>
+      </w:r>
+      <w:r>
+        <w:rPr>
+          <w:rFonts w:hint="eastAsia"/>
+        </w:rPr>
+        <w:t>在预警和正常状态允许关闭，但在严重报警时由安全逻辑覆盖。传感器失效后，若此前至少获得过一次有效读数，风扇保持运行；若启动后从未获得有效读数，风扇保持关闭。安全覆盖和传感器失效边界已由宿主机逻辑测试覆盖，尚未开展现场实测，本报告不把这两项记为现场验证通过。</w:t>
       </w:r>
     </w:p>
     <w:p>
@@ -7089,7 +7561,7 @@
       <w:pPr>
         <w:pStyle w:val="ReportH2"/>
       </w:pPr>
-      <w:bookmarkStart w:id="17" w:name="_Toc240272106"/>
+      <w:bookmarkStart w:id="17" w:name="_Toc240571852"/>
       <w:r>
         <w:t xml:space="preserve">4.4 </w:t>
       </w:r>
@@ -7376,7 +7848,7 @@
               <w:jc w:val="left"/>
             </w:pPr>
             <w:r>
-              <w:t>FAN AUTO / ON / OFF</w:t>
+              <w:t>TIME HH:MM[:SS]</w:t>
             </w:r>
           </w:p>
         </w:tc>
@@ -7392,7 +7864,10 @@
               <w:jc w:val="left"/>
             </w:pPr>
             <w:r>
-              <w:t>自动、强制开、强制关</w:t>
+              <w:rPr>
+                <w:rFonts w:hint="eastAsia"/>
+              </w:rPr>
+              <w:t>校正软件时钟</w:t>
             </w:r>
           </w:p>
         </w:tc>
@@ -7408,7 +7883,10 @@
               <w:jc w:val="left"/>
             </w:pPr>
             <w:r>
-              <w:t>严重报警覆盖强制关闭</w:t>
+              <w:rPr>
+                <w:rFonts w:hint="eastAsia"/>
+              </w:rPr>
+              <w:t>断电或复位后需重新校时</w:t>
             </w:r>
           </w:p>
         </w:tc>
@@ -7430,7 +7908,7 @@
               <w:jc w:val="left"/>
             </w:pPr>
             <w:r>
-              <w:t>ALARM OFF / OK</w:t>
+              <w:t>SET DAY/PM/NIGHT W C</w:t>
             </w:r>
           </w:p>
         </w:tc>
@@ -7446,7 +7924,10 @@
               <w:jc w:val="left"/>
             </w:pPr>
             <w:r>
-              <w:t>静音蜂鸣器</w:t>
+              <w:rPr>
+                <w:rFonts w:hint="eastAsia"/>
+              </w:rPr>
+              <w:t>修改对应时段的温度阈值</w:t>
             </w:r>
           </w:p>
         </w:tc>
@@ -7462,7 +7943,10 @@
               <w:jc w:val="left"/>
             </w:pPr>
             <w:r>
-              <w:t>不解除当前报警等级</w:t>
+              <w:rPr>
+                <w:rFonts w:hint="eastAsia"/>
+              </w:rPr>
+              <w:t>前值为预警值，后值为严重值</w:t>
             </w:r>
           </w:p>
         </w:tc>
@@ -7484,6 +7968,174 @@
               <w:jc w:val="left"/>
             </w:pPr>
             <w:r>
+              <w:t>SET HUM W C</w:t>
+            </w:r>
+          </w:p>
+        </w:tc>
+        <w:tc>
+          <w:tcPr>
+            <w:tcW w:w="3118" w:type="dxa"/>
+            <w:shd w:val="clear" w:color="auto" w:fill="FFFFFF"/>
+            <w:vAlign w:val="center"/>
+          </w:tcPr>
+          <w:p>
+            <w:pPr>
+              <w:pStyle w:val="ReportTable"/>
+              <w:jc w:val="left"/>
+            </w:pPr>
+            <w:r>
+              <w:rPr>
+                <w:rFonts w:hint="eastAsia"/>
+              </w:rPr>
+              <w:t>修改全天湿度阈值</w:t>
+            </w:r>
+          </w:p>
+        </w:tc>
+        <w:tc>
+          <w:tcPr>
+            <w:tcW w:w="3118" w:type="dxa"/>
+            <w:shd w:val="clear" w:color="auto" w:fill="FFFFFF"/>
+            <w:vAlign w:val="center"/>
+          </w:tcPr>
+          <w:p>
+            <w:pPr>
+              <w:pStyle w:val="ReportTable"/>
+              <w:jc w:val="left"/>
+            </w:pPr>
+            <w:r>
+              <w:rPr>
+                <w:rFonts w:hint="eastAsia"/>
+              </w:rPr>
+              <w:t>复位后恢复默认值</w:t>
+            </w:r>
+          </w:p>
+        </w:tc>
+      </w:tr>
+      <w:tr>
+        <w:trPr>
+          <w:cantSplit/>
+          <w:jc w:val="center"/>
+        </w:trPr>
+        <w:tc>
+          <w:tcPr>
+            <w:tcW w:w="2835" w:type="dxa"/>
+            <w:shd w:val="clear" w:color="auto" w:fill="FFFFFF"/>
+            <w:vAlign w:val="center"/>
+          </w:tcPr>
+          <w:p>
+            <w:pPr>
+              <w:pStyle w:val="ReportTable"/>
+              <w:jc w:val="left"/>
+            </w:pPr>
+            <w:r>
+              <w:t>FAN AUTO / ON / OFF</w:t>
+            </w:r>
+          </w:p>
+        </w:tc>
+        <w:tc>
+          <w:tcPr>
+            <w:tcW w:w="3118" w:type="dxa"/>
+            <w:shd w:val="clear" w:color="auto" w:fill="FFFFFF"/>
+            <w:vAlign w:val="center"/>
+          </w:tcPr>
+          <w:p>
+            <w:pPr>
+              <w:pStyle w:val="ReportTable"/>
+              <w:jc w:val="left"/>
+            </w:pPr>
+            <w:r>
+              <w:t>自动、强制开、强制关</w:t>
+            </w:r>
+          </w:p>
+        </w:tc>
+        <w:tc>
+          <w:tcPr>
+            <w:tcW w:w="3118" w:type="dxa"/>
+            <w:shd w:val="clear" w:color="auto" w:fill="FFFFFF"/>
+            <w:vAlign w:val="center"/>
+          </w:tcPr>
+          <w:p>
+            <w:pPr>
+              <w:pStyle w:val="ReportTable"/>
+              <w:jc w:val="left"/>
+            </w:pPr>
+            <w:r>
+              <w:t>严重报警覆盖强制关闭</w:t>
+            </w:r>
+          </w:p>
+        </w:tc>
+      </w:tr>
+      <w:tr>
+        <w:trPr>
+          <w:cantSplit/>
+          <w:jc w:val="center"/>
+        </w:trPr>
+        <w:tc>
+          <w:tcPr>
+            <w:tcW w:w="2835" w:type="dxa"/>
+            <w:shd w:val="clear" w:color="auto" w:fill="FFFFFF"/>
+            <w:vAlign w:val="center"/>
+          </w:tcPr>
+          <w:p>
+            <w:pPr>
+              <w:pStyle w:val="ReportTable"/>
+              <w:jc w:val="left"/>
+            </w:pPr>
+            <w:r>
+              <w:t>ALARM OFF / OK</w:t>
+            </w:r>
+          </w:p>
+        </w:tc>
+        <w:tc>
+          <w:tcPr>
+            <w:tcW w:w="3118" w:type="dxa"/>
+            <w:shd w:val="clear" w:color="auto" w:fill="FFFFFF"/>
+            <w:vAlign w:val="center"/>
+          </w:tcPr>
+          <w:p>
+            <w:pPr>
+              <w:pStyle w:val="ReportTable"/>
+              <w:jc w:val="left"/>
+            </w:pPr>
+            <w:r>
+              <w:t>静音蜂鸣器</w:t>
+            </w:r>
+          </w:p>
+        </w:tc>
+        <w:tc>
+          <w:tcPr>
+            <w:tcW w:w="3118" w:type="dxa"/>
+            <w:shd w:val="clear" w:color="auto" w:fill="FFFFFF"/>
+            <w:vAlign w:val="center"/>
+          </w:tcPr>
+          <w:p>
+            <w:pPr>
+              <w:pStyle w:val="ReportTable"/>
+              <w:jc w:val="left"/>
+            </w:pPr>
+            <w:r>
+              <w:t>不解除当前报警等级</w:t>
+            </w:r>
+          </w:p>
+        </w:tc>
+      </w:tr>
+      <w:tr>
+        <w:trPr>
+          <w:cantSplit/>
+          <w:jc w:val="center"/>
+        </w:trPr>
+        <w:tc>
+          <w:tcPr>
+            <w:tcW w:w="2835" w:type="dxa"/>
+            <w:shd w:val="clear" w:color="auto" w:fill="FFFFFF"/>
+            <w:vAlign w:val="center"/>
+          </w:tcPr>
+          <w:p>
+            <w:pPr>
+              <w:pStyle w:val="ReportTable"/>
+              <w:jc w:val="left"/>
+            </w:pPr>
+            <w:r>
               <w:t>ALARM ON</w:t>
             </w:r>
           </w:p>
@@ -7545,143 +8197,1173 @@
     <w:p>
       <w:pPr>
         <w:pStyle w:val="ReportH2"/>
-      </w:pPr>
-      <w:bookmarkStart w:id="18" w:name="_Toc240272107"/>
-      <w:r>
+        <w:rPr>
+          <w:rFonts w:hint="eastAsia"/>
+        </w:rPr>
+      </w:pPr>
+      <w:bookmarkStart w:id="18" w:name="_Toc240571853"/>
+      <w:r>
+        <w:rPr>
+          <w:rFonts w:hint="eastAsia"/>
+        </w:rPr>
         <w:t xml:space="preserve">4.5 </w:t>
       </w:r>
       <w:r>
-        <w:t>资源占用与现阶段限制</w:t>
+        <w:rPr>
+          <w:rFonts w:hint="eastAsia"/>
+        </w:rPr>
+        <w:t>分时阈值与校时机制</w:t>
       </w:r>
       <w:bookmarkEnd w:id="18"/>
     </w:p>
     <w:p>
       <w:pPr>
         <w:pStyle w:val="ReportBody"/>
-      </w:pPr>
-      <w:r>
-        <w:t>128×64</w:t>
-      </w:r>
-      <w:r>
-        <w:t>单色</w:t>
-      </w:r>
-      <w:r>
-        <w:t xml:space="preserve"> OLED </w:t>
-      </w:r>
-      <w:r>
-        <w:t>的帧缓存需要</w:t>
-      </w:r>
-      <w:r>
-        <w:t>128×64÷8</w:t>
-      </w:r>
-      <w:r>
-        <w:t>＝</w:t>
-      </w:r>
-      <w:r>
-        <w:t>1024</w:t>
-      </w:r>
-      <w:r>
-        <w:t>字节，约占</w:t>
-      </w:r>
-      <w:r>
-        <w:t xml:space="preserve"> Uno 2 KB SRAM </w:t>
-      </w:r>
-      <w:r>
-        <w:t>的一半。程序使用</w:t>
-      </w:r>
-      <w:r>
-        <w:t xml:space="preserve"> F </w:t>
-      </w:r>
-      <w:r>
-        <w:t>宏将固定字符串放入程序存储区，有助于减少</w:t>
-      </w:r>
-      <w:r>
-        <w:t xml:space="preserve"> SRAM </w:t>
-      </w:r>
-      <w:r>
-        <w:t>占用，但编译器的静态内存报告不能完整反映显示缓冲区等动态申请。最终仍需记录</w:t>
-      </w:r>
-      <w:r>
-        <w:t xml:space="preserve"> Uno </w:t>
-      </w:r>
-      <w:r>
-        <w:t>编译结果并观察运行稳定性。</w:t>
+        <w:rPr>
+          <w:rFonts w:hint="eastAsia"/>
+        </w:rPr>
+      </w:pPr>
+      <w:r>
+        <w:rPr>
+          <w:rFonts w:hint="eastAsia"/>
+        </w:rPr>
+        <w:t>程序通过蓝牙命令</w:t>
+      </w:r>
+      <w:r>
+        <w:rPr>
+          <w:rFonts w:hint="eastAsia"/>
+        </w:rPr>
+        <w:t xml:space="preserve"> TIME HH:MM[:SS] </w:t>
+      </w:r>
+      <w:r>
+        <w:rPr>
+          <w:rFonts w:hint="eastAsia"/>
+        </w:rPr>
+        <w:t>设定当地时间，取值范围为</w:t>
+      </w:r>
+      <w:r>
+        <w:rPr>
+          <w:rFonts w:hint="eastAsia"/>
+        </w:rPr>
+        <w:t xml:space="preserve"> 00:00:00</w:t>
+      </w:r>
+      <w:r>
+        <w:rPr>
+          <w:rFonts w:hint="eastAsia"/>
+        </w:rPr>
+        <w:t>～</w:t>
+      </w:r>
+      <w:r>
+        <w:rPr>
+          <w:rFonts w:hint="eastAsia"/>
+        </w:rPr>
+        <w:t>23:59:59</w:t>
+      </w:r>
+      <w:r>
+        <w:rPr>
+          <w:rFonts w:hint="eastAsia"/>
+        </w:rPr>
+        <w:t>。校时前软件时钟处于未设置状态，温度阈值使用</w:t>
+      </w:r>
+      <w:r>
+        <w:rPr>
+          <w:rFonts w:hint="eastAsia"/>
+        </w:rPr>
+        <w:t xml:space="preserve"> 28/30 </w:t>
+      </w:r>
+      <w:r>
+        <w:rPr>
+          <w:rFonts w:hint="eastAsia"/>
+        </w:rPr>
+        <w:t>℃</w:t>
+      </w:r>
+      <w:r>
+        <w:rPr>
+          <w:rFonts w:hint="eastAsia"/>
+        </w:rPr>
+        <w:t xml:space="preserve"> </w:t>
+      </w:r>
+      <w:r>
+        <w:rPr>
+          <w:rFonts w:hint="eastAsia"/>
+        </w:rPr>
+        <w:t>的默认值；校时后软件时钟以</w:t>
+      </w:r>
+      <w:r>
+        <w:rPr>
+          <w:rFonts w:hint="eastAsia"/>
+        </w:rPr>
+        <w:t xml:space="preserve"> millis() </w:t>
+      </w:r>
+      <w:r>
+        <w:rPr>
+          <w:rFonts w:hint="eastAsia"/>
+        </w:rPr>
+        <w:t>的无符号时间差累计秒数推进，并按当地时间在上午、下午和夜间三档温度阈值之间自动切换。时段切换时不沿用上一时段的报警等级和回差状态，而是用新时段的阈值重新判定一次，避免跨时段后仍停留在旧状态。</w:t>
       </w:r>
     </w:p>
     <w:p>
       <w:pPr>
         <w:pStyle w:val="ReportBody"/>
-      </w:pPr>
-      <w:r>
-        <w:t>代码复审发现的细节问题均已完成修正，包括模块状态页显示范围优化，以及传感器失效时风扇状态提示与实际控制逻辑的一致性调整。</w:t>
+        <w:rPr>
+          <w:rFonts w:hint="eastAsia"/>
+        </w:rPr>
+      </w:pPr>
+      <w:r>
+        <w:rPr>
+          <w:rFonts w:hint="eastAsia"/>
+        </w:rPr>
+        <w:t>分时温度阈值与全天湿度阈值见表</w:t>
+      </w:r>
+      <w:r>
+        <w:rPr>
+          <w:rFonts w:hint="eastAsia"/>
+        </w:rPr>
+        <w:t xml:space="preserve"> 4-2</w:t>
+      </w:r>
+      <w:r>
+        <w:rPr>
+          <w:rFonts w:hint="eastAsia"/>
+        </w:rPr>
+        <w:t>。湿度阈值不随时段变化，保持</w:t>
+      </w:r>
+      <w:r>
+        <w:rPr>
+          <w:rFonts w:hint="eastAsia"/>
+        </w:rPr>
+        <w:t xml:space="preserve"> 70 %RH </w:t>
+      </w:r>
+      <w:r>
+        <w:rPr>
+          <w:rFonts w:hint="eastAsia"/>
+        </w:rPr>
+        <w:t>预警、</w:t>
+      </w:r>
+      <w:r>
+        <w:rPr>
+          <w:rFonts w:hint="eastAsia"/>
+        </w:rPr>
+        <w:t xml:space="preserve">80 %RH </w:t>
+      </w:r>
+      <w:r>
+        <w:rPr>
+          <w:rFonts w:hint="eastAsia"/>
+        </w:rPr>
+        <w:t>严重报警。</w:t>
       </w:r>
     </w:p>
     <w:p>
       <w:pPr>
         <w:pStyle w:val="ReportBody"/>
-      </w:pPr>
-      <w:r>
-        <w:t>若</w:t>
-      </w:r>
-      <w:r>
-        <w:t xml:space="preserve"> OLED </w:t>
-      </w:r>
-      <w:r>
-        <w:t>初始化失败，当前程序会停留在初始化等待循环，后续采集和控制不会继续执行。该行为适合演示阶段排查显示故障，但不具备显示模块失效后继续监控的能力。报告的可靠性评价应限定于实际完成的测试范围。</w:t>
+        <w:rPr>
+          <w:rFonts w:hint="eastAsia"/>
+        </w:rPr>
+      </w:pPr>
+      <w:r>
+        <w:rPr>
+          <w:rFonts w:hint="eastAsia"/>
+        </w:rPr>
+        <w:t>温度阈值参考北京市推荐性地方标准</w:t>
+      </w:r>
+      <w:r>
+        <w:rPr>
+          <w:rFonts w:hint="eastAsia"/>
+        </w:rPr>
+        <w:t xml:space="preserve"> DB11/T 821</w:t>
+      </w:r>
+      <w:r>
+        <w:rPr>
+          <w:rFonts w:hint="eastAsia"/>
+        </w:rPr>
+        <w:t>—</w:t>
+      </w:r>
+      <w:r>
+        <w:rPr>
+          <w:rFonts w:hint="eastAsia"/>
+        </w:rPr>
+        <w:t>2021</w:t>
+      </w:r>
+      <w:r>
+        <w:rPr>
+          <w:rFonts w:hint="eastAsia"/>
+        </w:rPr>
+        <w:t>《草莓日光温室生产技术规程》结果期的环境管理区间选取：上午预警值</w:t>
+      </w:r>
+      <w:r>
+        <w:rPr>
+          <w:rFonts w:hint="eastAsia"/>
+        </w:rPr>
+        <w:t xml:space="preserve"> 25 </w:t>
+      </w:r>
+      <w:r>
+        <w:rPr>
+          <w:rFonts w:hint="eastAsia"/>
+        </w:rPr>
+        <w:t>℃</w:t>
+      </w:r>
+      <w:r>
+        <w:rPr>
+          <w:rFonts w:hint="eastAsia"/>
+        </w:rPr>
+        <w:t xml:space="preserve"> </w:t>
+      </w:r>
+      <w:r>
+        <w:rPr>
+          <w:rFonts w:hint="eastAsia"/>
+        </w:rPr>
+        <w:t>取该标准膨大期昼间温度上限，湿度预警值</w:t>
+      </w:r>
+      <w:r>
+        <w:rPr>
+          <w:rFonts w:hint="eastAsia"/>
+        </w:rPr>
+        <w:t xml:space="preserve"> 70 %RH </w:t>
+      </w:r>
+      <w:r>
+        <w:rPr>
+          <w:rFonts w:hint="eastAsia"/>
+        </w:rPr>
+        <w:t>取膨大期相对湿度上限。上午阈值高于下午属于本原型的通风管理策略，即夜间过后先允许棚温回升，下午考虑日照与棚体蓄热而提前通风；该标准只区分昼间和夜间，并未规定上午与下午的差别。夜间</w:t>
+      </w:r>
+      <w:r>
+        <w:rPr>
+          <w:rFonts w:hint="eastAsia"/>
+        </w:rPr>
+        <w:t xml:space="preserve"> 12/15 </w:t>
+      </w:r>
+      <w:r>
+        <w:rPr>
+          <w:rFonts w:hint="eastAsia"/>
+        </w:rPr>
+        <w:t>℃</w:t>
+      </w:r>
+      <w:r>
+        <w:rPr>
+          <w:rFonts w:hint="eastAsia"/>
+        </w:rPr>
+        <w:t xml:space="preserve"> </w:t>
+      </w:r>
+      <w:r>
+        <w:rPr>
+          <w:rFonts w:hint="eastAsia"/>
+        </w:rPr>
+        <w:t>比标准给出的夜间参考区间更保守，各时段的严重值以及湿度严重值</w:t>
+      </w:r>
+      <w:r>
+        <w:rPr>
+          <w:rFonts w:hint="eastAsia"/>
+        </w:rPr>
+        <w:t xml:space="preserve"> 80 %RH </w:t>
+      </w:r>
+      <w:r>
+        <w:rPr>
+          <w:rFonts w:hint="eastAsia"/>
+        </w:rPr>
+        <w:t>为课程演示取值。上述阈值仍需结合品种、生育期和棚内实测数据进一步调整。</w:t>
       </w:r>
     </w:p>
     <w:p>
       <w:pPr>
-        <w:spacing w:line="20" w:lineRule="exact"/>
-      </w:pPr>
-      <w:r>
-        <w:rPr>
-          <w:sz w:val="2"/>
-        </w:rPr>
-        <w:br w:type="page"/>
+        <w:pStyle w:val="ReportBody"/>
+        <w:rPr>
+          <w:rFonts w:hint="eastAsia"/>
+        </w:rPr>
+      </w:pPr>
+      <w:r>
+        <w:rPr>
+          <w:rFonts w:hint="eastAsia"/>
+        </w:rPr>
+        <w:lastRenderedPageBreak/>
+        <w:t>现场可通过蓝牙命令调整阈值：</w:t>
+      </w:r>
+      <w:r>
+        <w:rPr>
+          <w:rFonts w:hint="eastAsia"/>
+        </w:rPr>
+        <w:t xml:space="preserve">SET DAY/PM/NIGHT W C </w:t>
+      </w:r>
+      <w:r>
+        <w:rPr>
+          <w:rFonts w:hint="eastAsia"/>
+        </w:rPr>
+        <w:t>修改对应时段的温度阈值，</w:t>
+      </w:r>
+      <w:r>
+        <w:rPr>
+          <w:rFonts w:hint="eastAsia"/>
+        </w:rPr>
+        <w:t xml:space="preserve">SET HUM W C </w:t>
+      </w:r>
+      <w:r>
+        <w:rPr>
+          <w:rFonts w:hint="eastAsia"/>
+        </w:rPr>
+        <w:t>修改全天湿度阈值；参数中前一个值为预警值，后一个值为严重值。温度预警值不得低于</w:t>
+      </w:r>
+      <w:r>
+        <w:rPr>
+          <w:rFonts w:hint="eastAsia"/>
+        </w:rPr>
+        <w:t xml:space="preserve"> 5 </w:t>
+      </w:r>
+      <w:r>
+        <w:rPr>
+          <w:rFonts w:hint="eastAsia"/>
+        </w:rPr>
+        <w:t>℃、严重值不得高于</w:t>
+      </w:r>
+      <w:r>
+        <w:rPr>
+          <w:rFonts w:hint="eastAsia"/>
+        </w:rPr>
+        <w:t xml:space="preserve"> 45 </w:t>
+      </w:r>
+      <w:r>
+        <w:rPr>
+          <w:rFonts w:hint="eastAsia"/>
+        </w:rPr>
+        <w:t>℃，且两者至少相差</w:t>
+      </w:r>
+      <w:r>
+        <w:rPr>
+          <w:rFonts w:hint="eastAsia"/>
+        </w:rPr>
+        <w:t xml:space="preserve"> 1 </w:t>
+      </w:r>
+      <w:r>
+        <w:rPr>
+          <w:rFonts w:hint="eastAsia"/>
+        </w:rPr>
+        <w:t>℃；湿度预警值不得低于</w:t>
+      </w:r>
+      <w:r>
+        <w:rPr>
+          <w:rFonts w:hint="eastAsia"/>
+        </w:rPr>
+        <w:t xml:space="preserve"> 30 %RH</w:t>
+      </w:r>
+      <w:r>
+        <w:rPr>
+          <w:rFonts w:hint="eastAsia"/>
+        </w:rPr>
+        <w:t>、严重值不得高于</w:t>
+      </w:r>
+      <w:r>
+        <w:rPr>
+          <w:rFonts w:hint="eastAsia"/>
+        </w:rPr>
+        <w:t xml:space="preserve"> 100 %RH</w:t>
+      </w:r>
+      <w:r>
+        <w:rPr>
+          <w:rFonts w:hint="eastAsia"/>
+        </w:rPr>
+        <w:t>，且两者至少相差</w:t>
+      </w:r>
+      <w:r>
+        <w:rPr>
+          <w:rFonts w:hint="eastAsia"/>
+        </w:rPr>
+        <w:t xml:space="preserve"> 5 %RH</w:t>
+      </w:r>
+      <w:r>
+        <w:rPr>
+          <w:rFonts w:hint="eastAsia"/>
+        </w:rPr>
+        <w:t>。参数不满足约束时程序返回错误提示并保持原阈值不变。修改当前生效时段或湿度阈值会立即用于显示和报警判断，修改其他时段只保存到内存。</w:t>
       </w:r>
     </w:p>
     <w:p>
       <w:pPr>
-        <w:pStyle w:val="ReportH1"/>
-      </w:pPr>
-      <w:bookmarkStart w:id="19" w:name="_Toc240272108"/>
-      <w:r>
-        <w:t xml:space="preserve">5 </w:t>
-      </w:r>
-      <w:r>
-        <w:t>系统集成与测试</w:t>
+        <w:pStyle w:val="ReportBody"/>
+        <w:rPr>
+          <w:rFonts w:hint="eastAsia"/>
+        </w:rPr>
+      </w:pPr>
+      <w:r>
+        <w:rPr>
+          <w:rFonts w:hint="eastAsia"/>
+        </w:rPr>
+        <w:t>软件时钟和各时段阈值均存放在</w:t>
+      </w:r>
+      <w:r>
+        <w:rPr>
+          <w:rFonts w:hint="eastAsia"/>
+        </w:rPr>
+        <w:t xml:space="preserve"> SRAM </w:t>
+      </w:r>
+      <w:r>
+        <w:rPr>
+          <w:rFonts w:hint="eastAsia"/>
+        </w:rPr>
+        <w:t>中，属于易失数据，断电或复位后恢复默认值，需要重新校时。软件时钟依赖</w:t>
+      </w:r>
+      <w:r>
+        <w:rPr>
+          <w:rFonts w:hint="eastAsia"/>
+        </w:rPr>
+        <w:t xml:space="preserve"> millis() </w:t>
+      </w:r>
+      <w:r>
+        <w:rPr>
+          <w:rFonts w:hint="eastAsia"/>
+        </w:rPr>
+        <w:t>计时，长时间运行会累积偏差，重要场合应定期校准；后续可增加带后备电池的实时时钟模块，使时间和阈值在掉电后仍能保持。</w:t>
+      </w:r>
+    </w:p>
+    <w:p>
+      <w:pPr>
+        <w:pStyle w:val="ReportCaption"/>
+        <w:rPr>
+          <w:rFonts w:hint="eastAsia"/>
+        </w:rPr>
+      </w:pPr>
+      <w:r>
+        <w:rPr>
+          <w:rFonts w:hint="eastAsia"/>
+        </w:rPr>
+        <w:t>表</w:t>
+      </w:r>
+      <w:r>
+        <w:rPr>
+          <w:rFonts w:hint="eastAsia"/>
+        </w:rPr>
+        <w:t xml:space="preserve"> 4-2  </w:t>
+      </w:r>
+      <w:r>
+        <w:rPr>
+          <w:rFonts w:hint="eastAsia"/>
+        </w:rPr>
+        <w:t>分时与未校时温度、湿度阈值</w:t>
+      </w:r>
+    </w:p>
+    <w:tbl>
+      <w:tblPr>
+        <w:tblW w:w="0" w:type="auto"/>
+        <w:jc w:val="center"/>
+        <w:tblLayout w:type="fixed"/>
+        <w:tblLook w:val="04A0" w:firstRow="1" w:lastRow="0" w:firstColumn="1" w:lastColumn="0" w:noHBand="0" w:noVBand="1"/>
+      </w:tblPr>
+      <w:tblGrid>
+        <w:gridCol w:w="1800"/>
+        <w:gridCol w:w="2400"/>
+        <w:gridCol w:w="2435"/>
+        <w:gridCol w:w="2435"/>
+      </w:tblGrid>
+      <w:tr>
+        <w:trPr>
+          <w:tblHeader/>
+          <w:jc w:val="center"/>
+        </w:trPr>
+        <w:tc>
+          <w:tcPr>
+            <w:tcW w:w="1800" w:type="dxa"/>
+            <w:shd w:val="clear" w:color="auto" w:fill="E7ECF2"/>
+            <w:vAlign w:val="center"/>
+          </w:tcPr>
+          <w:p>
+            <w:pPr>
+              <w:pStyle w:val="ReportTable"/>
+              <w:jc w:val="center"/>
+              <w:rPr>
+                <w:rFonts w:ascii="宋体" w:hAnsi="宋体" w:hint="eastAsia"/>
+                <w:b/>
+              </w:rPr>
+            </w:pPr>
+            <w:r>
+              <w:rPr>
+                <w:rFonts w:ascii="宋体" w:hAnsi="宋体" w:hint="eastAsia"/>
+                <w:b/>
+              </w:rPr>
+              <w:t>时段</w:t>
+            </w:r>
+          </w:p>
+        </w:tc>
+        <w:tc>
+          <w:tcPr>
+            <w:tcW w:w="2400" w:type="dxa"/>
+            <w:shd w:val="clear" w:color="auto" w:fill="E7ECF2"/>
+            <w:vAlign w:val="center"/>
+          </w:tcPr>
+          <w:p>
+            <w:pPr>
+              <w:pStyle w:val="ReportTable"/>
+              <w:jc w:val="center"/>
+              <w:rPr>
+                <w:rFonts w:ascii="宋体" w:hAnsi="宋体" w:hint="eastAsia"/>
+                <w:b/>
+              </w:rPr>
+            </w:pPr>
+            <w:r>
+              <w:rPr>
+                <w:rFonts w:ascii="宋体" w:hAnsi="宋体" w:hint="eastAsia"/>
+                <w:b/>
+              </w:rPr>
+              <w:t>当地时间</w:t>
+            </w:r>
+          </w:p>
+        </w:tc>
+        <w:tc>
+          <w:tcPr>
+            <w:tcW w:w="2435" w:type="dxa"/>
+            <w:shd w:val="clear" w:color="auto" w:fill="E7ECF2"/>
+            <w:vAlign w:val="center"/>
+          </w:tcPr>
+          <w:p>
+            <w:pPr>
+              <w:pStyle w:val="ReportTable"/>
+              <w:jc w:val="center"/>
+              <w:rPr>
+                <w:rFonts w:ascii="宋体" w:hAnsi="宋体" w:hint="eastAsia"/>
+                <w:b/>
+              </w:rPr>
+            </w:pPr>
+            <w:r>
+              <w:rPr>
+                <w:rFonts w:ascii="宋体" w:hAnsi="宋体" w:hint="eastAsia"/>
+                <w:b/>
+              </w:rPr>
+              <w:t>温度预警/严重</w:t>
+            </w:r>
+          </w:p>
+        </w:tc>
+        <w:tc>
+          <w:tcPr>
+            <w:tcW w:w="2435" w:type="dxa"/>
+            <w:shd w:val="clear" w:color="auto" w:fill="E7ECF2"/>
+            <w:vAlign w:val="center"/>
+          </w:tcPr>
+          <w:p>
+            <w:pPr>
+              <w:pStyle w:val="ReportTable"/>
+              <w:jc w:val="center"/>
+              <w:rPr>
+                <w:rFonts w:ascii="宋体" w:hAnsi="宋体" w:hint="eastAsia"/>
+                <w:b/>
+              </w:rPr>
+            </w:pPr>
+            <w:r>
+              <w:rPr>
+                <w:rFonts w:ascii="宋体" w:hAnsi="宋体" w:hint="eastAsia"/>
+                <w:b/>
+              </w:rPr>
+              <w:t>湿度预警/严重</w:t>
+            </w:r>
+          </w:p>
+        </w:tc>
+      </w:tr>
+      <w:tr>
+        <w:trPr>
+          <w:jc w:val="center"/>
+        </w:trPr>
+        <w:tc>
+          <w:tcPr>
+            <w:tcW w:w="1800" w:type="dxa"/>
+            <w:shd w:val="clear" w:color="auto" w:fill="FFFFFF"/>
+            <w:vAlign w:val="center"/>
+          </w:tcPr>
+          <w:p>
+            <w:pPr>
+              <w:pStyle w:val="ReportTable"/>
+              <w:jc w:val="left"/>
+              <w:rPr>
+                <w:rFonts w:hint="eastAsia"/>
+              </w:rPr>
+            </w:pPr>
+            <w:r>
+              <w:rPr>
+                <w:rFonts w:hint="eastAsia"/>
+              </w:rPr>
+              <w:t xml:space="preserve">DAY </w:t>
+            </w:r>
+            <w:r>
+              <w:rPr>
+                <w:rFonts w:hint="eastAsia"/>
+              </w:rPr>
+              <w:t>上午</w:t>
+            </w:r>
+          </w:p>
+        </w:tc>
+        <w:tc>
+          <w:tcPr>
+            <w:tcW w:w="2400" w:type="dxa"/>
+            <w:shd w:val="clear" w:color="auto" w:fill="FFFFFF"/>
+            <w:vAlign w:val="center"/>
+          </w:tcPr>
+          <w:p>
+            <w:pPr>
+              <w:pStyle w:val="ReportTable"/>
+              <w:jc w:val="left"/>
+              <w:rPr>
+                <w:rFonts w:hint="eastAsia"/>
+              </w:rPr>
+            </w:pPr>
+            <w:r>
+              <w:rPr>
+                <w:rFonts w:hint="eastAsia"/>
+              </w:rPr>
+              <w:t>06:00</w:t>
+            </w:r>
+            <w:r>
+              <w:rPr>
+                <w:rFonts w:hint="eastAsia"/>
+              </w:rPr>
+              <w:t>～</w:t>
+            </w:r>
+            <w:r>
+              <w:rPr>
+                <w:rFonts w:hint="eastAsia"/>
+              </w:rPr>
+              <w:t>11:59:59</w:t>
+            </w:r>
+          </w:p>
+        </w:tc>
+        <w:tc>
+          <w:tcPr>
+            <w:tcW w:w="2435" w:type="dxa"/>
+            <w:shd w:val="clear" w:color="auto" w:fill="FFFFFF"/>
+            <w:vAlign w:val="center"/>
+          </w:tcPr>
+          <w:p>
+            <w:pPr>
+              <w:pStyle w:val="ReportTable"/>
+              <w:jc w:val="left"/>
+              <w:rPr>
+                <w:rFonts w:hint="eastAsia"/>
+              </w:rPr>
+            </w:pPr>
+            <w:r>
+              <w:rPr>
+                <w:rFonts w:hint="eastAsia"/>
+              </w:rPr>
+              <w:t xml:space="preserve">25/30 </w:t>
+            </w:r>
+            <w:r>
+              <w:rPr>
+                <w:rFonts w:hint="eastAsia"/>
+              </w:rPr>
+              <w:t>℃</w:t>
+            </w:r>
+          </w:p>
+        </w:tc>
+        <w:tc>
+          <w:tcPr>
+            <w:tcW w:w="2435" w:type="dxa"/>
+            <w:shd w:val="clear" w:color="auto" w:fill="FFFFFF"/>
+            <w:vAlign w:val="center"/>
+          </w:tcPr>
+          <w:p>
+            <w:pPr>
+              <w:pStyle w:val="ReportTable"/>
+              <w:jc w:val="left"/>
+              <w:rPr>
+                <w:rFonts w:hint="eastAsia"/>
+              </w:rPr>
+            </w:pPr>
+            <w:r>
+              <w:t>70/80 %RH</w:t>
+            </w:r>
+          </w:p>
+        </w:tc>
+      </w:tr>
+      <w:tr>
+        <w:trPr>
+          <w:jc w:val="center"/>
+        </w:trPr>
+        <w:tc>
+          <w:tcPr>
+            <w:tcW w:w="1800" w:type="dxa"/>
+            <w:shd w:val="clear" w:color="auto" w:fill="FFFFFF"/>
+            <w:vAlign w:val="center"/>
+          </w:tcPr>
+          <w:p>
+            <w:pPr>
+              <w:pStyle w:val="ReportTable"/>
+              <w:jc w:val="left"/>
+              <w:rPr>
+                <w:rFonts w:hint="eastAsia"/>
+              </w:rPr>
+            </w:pPr>
+            <w:r>
+              <w:rPr>
+                <w:rFonts w:hint="eastAsia"/>
+              </w:rPr>
+              <w:t xml:space="preserve">PM </w:t>
+            </w:r>
+            <w:r>
+              <w:rPr>
+                <w:rFonts w:hint="eastAsia"/>
+              </w:rPr>
+              <w:t>下午</w:t>
+            </w:r>
+          </w:p>
+        </w:tc>
+        <w:tc>
+          <w:tcPr>
+            <w:tcW w:w="2400" w:type="dxa"/>
+            <w:shd w:val="clear" w:color="auto" w:fill="FFFFFF"/>
+            <w:vAlign w:val="center"/>
+          </w:tcPr>
+          <w:p>
+            <w:pPr>
+              <w:pStyle w:val="ReportTable"/>
+              <w:jc w:val="left"/>
+              <w:rPr>
+                <w:rFonts w:hint="eastAsia"/>
+              </w:rPr>
+            </w:pPr>
+            <w:r>
+              <w:rPr>
+                <w:rFonts w:hint="eastAsia"/>
+              </w:rPr>
+              <w:t>12:00</w:t>
+            </w:r>
+            <w:r>
+              <w:rPr>
+                <w:rFonts w:hint="eastAsia"/>
+              </w:rPr>
+              <w:t>～</w:t>
+            </w:r>
+            <w:r>
+              <w:rPr>
+                <w:rFonts w:hint="eastAsia"/>
+              </w:rPr>
+              <w:t>17:59:59</w:t>
+            </w:r>
+          </w:p>
+        </w:tc>
+        <w:tc>
+          <w:tcPr>
+            <w:tcW w:w="2435" w:type="dxa"/>
+            <w:shd w:val="clear" w:color="auto" w:fill="FFFFFF"/>
+            <w:vAlign w:val="center"/>
+          </w:tcPr>
+          <w:p>
+            <w:pPr>
+              <w:pStyle w:val="ReportTable"/>
+              <w:jc w:val="left"/>
+              <w:rPr>
+                <w:rFonts w:hint="eastAsia"/>
+              </w:rPr>
+            </w:pPr>
+            <w:r>
+              <w:rPr>
+                <w:rFonts w:hint="eastAsia"/>
+              </w:rPr>
+              <w:t xml:space="preserve">23/28 </w:t>
+            </w:r>
+            <w:r>
+              <w:rPr>
+                <w:rFonts w:hint="eastAsia"/>
+              </w:rPr>
+              <w:t>℃</w:t>
+            </w:r>
+          </w:p>
+        </w:tc>
+        <w:tc>
+          <w:tcPr>
+            <w:tcW w:w="2435" w:type="dxa"/>
+            <w:shd w:val="clear" w:color="auto" w:fill="FFFFFF"/>
+            <w:vAlign w:val="center"/>
+          </w:tcPr>
+          <w:p>
+            <w:pPr>
+              <w:pStyle w:val="ReportTable"/>
+              <w:jc w:val="left"/>
+              <w:rPr>
+                <w:rFonts w:hint="eastAsia"/>
+              </w:rPr>
+            </w:pPr>
+            <w:r>
+              <w:t>70/80 %RH</w:t>
+            </w:r>
+          </w:p>
+        </w:tc>
+      </w:tr>
+      <w:tr>
+        <w:trPr>
+          <w:jc w:val="center"/>
+        </w:trPr>
+        <w:tc>
+          <w:tcPr>
+            <w:tcW w:w="1800" w:type="dxa"/>
+            <w:shd w:val="clear" w:color="auto" w:fill="FFFFFF"/>
+            <w:vAlign w:val="center"/>
+          </w:tcPr>
+          <w:p>
+            <w:pPr>
+              <w:pStyle w:val="ReportTable"/>
+              <w:jc w:val="left"/>
+              <w:rPr>
+                <w:rFonts w:hint="eastAsia"/>
+              </w:rPr>
+            </w:pPr>
+            <w:r>
+              <w:rPr>
+                <w:rFonts w:hint="eastAsia"/>
+              </w:rPr>
+              <w:t xml:space="preserve">NIGHT </w:t>
+            </w:r>
+            <w:r>
+              <w:rPr>
+                <w:rFonts w:hint="eastAsia"/>
+              </w:rPr>
+              <w:t>夜间</w:t>
+            </w:r>
+          </w:p>
+        </w:tc>
+        <w:tc>
+          <w:tcPr>
+            <w:tcW w:w="2400" w:type="dxa"/>
+            <w:shd w:val="clear" w:color="auto" w:fill="FFFFFF"/>
+            <w:vAlign w:val="center"/>
+          </w:tcPr>
+          <w:p>
+            <w:pPr>
+              <w:pStyle w:val="ReportTable"/>
+              <w:jc w:val="left"/>
+              <w:rPr>
+                <w:rFonts w:hint="eastAsia"/>
+              </w:rPr>
+            </w:pPr>
+            <w:r>
+              <w:rPr>
+                <w:rFonts w:hint="eastAsia"/>
+              </w:rPr>
+              <w:t>18:00</w:t>
+            </w:r>
+            <w:r>
+              <w:rPr>
+                <w:rFonts w:hint="eastAsia"/>
+              </w:rPr>
+              <w:t>～次日</w:t>
+            </w:r>
+            <w:r>
+              <w:rPr>
+                <w:rFonts w:hint="eastAsia"/>
+              </w:rPr>
+              <w:t xml:space="preserve"> 05:59:59</w:t>
+            </w:r>
+          </w:p>
+        </w:tc>
+        <w:tc>
+          <w:tcPr>
+            <w:tcW w:w="2435" w:type="dxa"/>
+            <w:shd w:val="clear" w:color="auto" w:fill="FFFFFF"/>
+            <w:vAlign w:val="center"/>
+          </w:tcPr>
+          <w:p>
+            <w:pPr>
+              <w:pStyle w:val="ReportTable"/>
+              <w:jc w:val="left"/>
+              <w:rPr>
+                <w:rFonts w:hint="eastAsia"/>
+              </w:rPr>
+            </w:pPr>
+            <w:r>
+              <w:rPr>
+                <w:rFonts w:hint="eastAsia"/>
+              </w:rPr>
+              <w:t xml:space="preserve">12/15 </w:t>
+            </w:r>
+            <w:r>
+              <w:rPr>
+                <w:rFonts w:hint="eastAsia"/>
+              </w:rPr>
+              <w:t>℃</w:t>
+            </w:r>
+          </w:p>
+        </w:tc>
+        <w:tc>
+          <w:tcPr>
+            <w:tcW w:w="2435" w:type="dxa"/>
+            <w:shd w:val="clear" w:color="auto" w:fill="FFFFFF"/>
+            <w:vAlign w:val="center"/>
+          </w:tcPr>
+          <w:p>
+            <w:pPr>
+              <w:pStyle w:val="ReportTable"/>
+              <w:jc w:val="left"/>
+              <w:rPr>
+                <w:rFonts w:hint="eastAsia"/>
+              </w:rPr>
+            </w:pPr>
+            <w:r>
+              <w:t>70/80 %RH</w:t>
+            </w:r>
+          </w:p>
+        </w:tc>
+      </w:tr>
+      <w:tr>
+        <w:trPr>
+          <w:jc w:val="center"/>
+        </w:trPr>
+        <w:tc>
+          <w:tcPr>
+            <w:tcW w:w="1800" w:type="dxa"/>
+            <w:shd w:val="clear" w:color="auto" w:fill="FFFFFF"/>
+            <w:vAlign w:val="center"/>
+          </w:tcPr>
+          <w:p>
+            <w:pPr>
+              <w:pStyle w:val="ReportTable"/>
+              <w:jc w:val="left"/>
+              <w:rPr>
+                <w:rFonts w:hint="eastAsia"/>
+              </w:rPr>
+            </w:pPr>
+            <w:r>
+              <w:rPr>
+                <w:rFonts w:hint="eastAsia"/>
+              </w:rPr>
+              <w:t xml:space="preserve">UNSET </w:t>
+            </w:r>
+            <w:r>
+              <w:rPr>
+                <w:rFonts w:hint="eastAsia"/>
+              </w:rPr>
+              <w:t>未校时</w:t>
+            </w:r>
+          </w:p>
+        </w:tc>
+        <w:tc>
+          <w:tcPr>
+            <w:tcW w:w="2400" w:type="dxa"/>
+            <w:shd w:val="clear" w:color="auto" w:fill="FFFFFF"/>
+            <w:vAlign w:val="center"/>
+          </w:tcPr>
+          <w:p>
+            <w:pPr>
+              <w:pStyle w:val="ReportTable"/>
+              <w:jc w:val="left"/>
+              <w:rPr>
+                <w:rFonts w:hint="eastAsia"/>
+              </w:rPr>
+            </w:pPr>
+            <w:r>
+              <w:rPr>
+                <w:rFonts w:hint="eastAsia"/>
+              </w:rPr>
+              <w:t>启动或复位后</w:t>
+            </w:r>
+          </w:p>
+        </w:tc>
+        <w:tc>
+          <w:tcPr>
+            <w:tcW w:w="2435" w:type="dxa"/>
+            <w:shd w:val="clear" w:color="auto" w:fill="FFFFFF"/>
+            <w:vAlign w:val="center"/>
+          </w:tcPr>
+          <w:p>
+            <w:pPr>
+              <w:pStyle w:val="ReportTable"/>
+              <w:jc w:val="left"/>
+              <w:rPr>
+                <w:rFonts w:hint="eastAsia"/>
+              </w:rPr>
+            </w:pPr>
+            <w:r>
+              <w:rPr>
+                <w:rFonts w:hint="eastAsia"/>
+              </w:rPr>
+              <w:t xml:space="preserve">28/30 </w:t>
+            </w:r>
+            <w:r>
+              <w:rPr>
+                <w:rFonts w:hint="eastAsia"/>
+              </w:rPr>
+              <w:t>℃</w:t>
+            </w:r>
+          </w:p>
+        </w:tc>
+        <w:tc>
+          <w:tcPr>
+            <w:tcW w:w="2435" w:type="dxa"/>
+            <w:shd w:val="clear" w:color="auto" w:fill="FFFFFF"/>
+            <w:vAlign w:val="center"/>
+          </w:tcPr>
+          <w:p>
+            <w:pPr>
+              <w:pStyle w:val="ReportTable"/>
+              <w:jc w:val="left"/>
+              <w:rPr>
+                <w:rFonts w:hint="eastAsia"/>
+              </w:rPr>
+            </w:pPr>
+            <w:r>
+              <w:t>70/80 %RH</w:t>
+            </w:r>
+          </w:p>
+        </w:tc>
+      </w:tr>
+    </w:tbl>
+    <w:p>
+      <w:pPr>
+        <w:pStyle w:val="ReportH2"/>
+      </w:pPr>
+      <w:bookmarkStart w:id="19" w:name="_Toc240571854"/>
+      <w:r>
+        <w:rPr>
+          <w:rFonts w:hint="eastAsia"/>
+        </w:rPr>
+        <w:t xml:space="preserve">4.6 </w:t>
+      </w:r>
+      <w:r>
+        <w:rPr>
+          <w:rFonts w:hint="eastAsia"/>
+        </w:rPr>
+        <w:t>资源占用与现阶段限制</w:t>
       </w:r>
       <w:bookmarkEnd w:id="19"/>
     </w:p>
     <w:p>
       <w:pPr>
-        <w:pStyle w:val="ReportH2"/>
-      </w:pPr>
-      <w:bookmarkStart w:id="20" w:name="_Toc240272109"/>
-      <w:r>
-        <w:t xml:space="preserve">5.1 </w:t>
-      </w:r>
-      <w:r>
-        <w:t>系统功能测试</w:t>
+        <w:pStyle w:val="ReportBody"/>
+      </w:pPr>
+      <w:r>
+        <w:t>128×64</w:t>
+      </w:r>
+      <w:r>
+        <w:t>单色</w:t>
+      </w:r>
+      <w:r>
+        <w:t xml:space="preserve"> OLED </w:t>
+      </w:r>
+      <w:r>
+        <w:t>的帧缓存需要</w:t>
+      </w:r>
+      <w:r>
+        <w:t>128×64÷8</w:t>
+      </w:r>
+      <w:r>
+        <w:t>＝</w:t>
+      </w:r>
+      <w:r>
+        <w:t>1024</w:t>
+      </w:r>
+      <w:r>
+        <w:t>字节，约占</w:t>
+      </w:r>
+      <w:r>
+        <w:t xml:space="preserve"> Uno 2 KB SRAM </w:t>
+      </w:r>
+      <w:r>
+        <w:t>的一半。程序使用</w:t>
+      </w:r>
+      <w:r>
+        <w:t xml:space="preserve"> F </w:t>
+      </w:r>
+      <w:r>
+        <w:t>宏将固定字符串放入程序存储区，有助于减少</w:t>
+      </w:r>
+      <w:r>
+        <w:t xml:space="preserve"> SRAM </w:t>
+      </w:r>
+      <w:r>
+        <w:t>占用，但编译器的静态内存报告不能完整反映显示缓冲区等动态申请。最终仍需记录</w:t>
+      </w:r>
+      <w:r>
+        <w:t xml:space="preserve"> Uno </w:t>
+      </w:r>
+      <w:r>
+        <w:t>编译结果并观察运行稳定性。</w:t>
+      </w:r>
+    </w:p>
+    <w:p>
+      <w:pPr>
+        <w:pStyle w:val="ReportBody"/>
+      </w:pPr>
+      <w:r>
+        <w:t>代码复审发现的细节问题均已完成修正，包括模块状态页显示范围优化，以及传感器失效时风扇状态提示与实际控制逻辑的一致性调整。</w:t>
+      </w:r>
+    </w:p>
+    <w:p>
+      <w:pPr>
+        <w:pStyle w:val="ReportBody"/>
+      </w:pPr>
+      <w:r>
+        <w:t>若</w:t>
+      </w:r>
+      <w:r>
+        <w:t xml:space="preserve"> OLED </w:t>
+      </w:r>
+      <w:r>
+        <w:t>初始化失败，当前程序会停留在初始化等待循环，后续采集和控制不会继续执行。该行为适合演示阶段排查显示故障，但不具备显示模块失效后继续监控的能力。报告的可靠性评价应限定于实际完成的测试范围。</w:t>
+      </w:r>
+    </w:p>
+    <w:p>
+      <w:pPr>
+        <w:spacing w:line="20" w:lineRule="exact"/>
+      </w:pPr>
+      <w:r>
+        <w:rPr>
+          <w:sz w:val="2"/>
+        </w:rPr>
+        <w:br w:type="page"/>
+      </w:r>
+    </w:p>
+    <w:p>
+      <w:pPr>
+        <w:pStyle w:val="ReportH1"/>
+      </w:pPr>
+      <w:bookmarkStart w:id="20" w:name="_Toc240571855"/>
+      <w:r>
+        <w:t xml:space="preserve">5 </w:t>
+      </w:r>
+      <w:r>
+        <w:t>系统集成与测试</w:t>
       </w:r>
       <w:bookmarkEnd w:id="20"/>
     </w:p>
     <w:p>
       <w:pPr>
-        <w:pStyle w:val="ReportBody"/>
-      </w:pPr>
-      <w:r>
-        <w:t>功能验证采用固定前置状态和明确输入序列，逐项记录显示、声光和实际风扇动作。表5-1汇总正常范围、预警、严重报警、回差退出、安全覆盖、报警静音和传感器失效七项现场测试结果，均通过。</w:t>
-      </w:r>
+        <w:pStyle w:val="ReportH2"/>
+      </w:pPr>
+      <w:bookmarkStart w:id="21" w:name="_Toc240571856"/>
+      <w:r>
+        <w:t xml:space="preserve">5.1 </w:t>
+      </w:r>
+      <w:r>
+        <w:t>系统功能测试</w:t>
+      </w:r>
+      <w:bookmarkEnd w:id="21"/>
     </w:p>
     <w:p>
       <w:pPr>
+        <w:pStyle w:val="ReportBody"/>
+      </w:pPr>
+      <w:r>
+        <w:rPr>
+          <w:rFonts w:hint="eastAsia"/>
+        </w:rPr>
+        <w:t>功能验证采用固定前置状态和明确输入序列，逐项记录显示、声光和实际风扇动作。表</w:t>
+      </w:r>
+      <w:r>
+        <w:rPr>
+          <w:rFonts w:hint="eastAsia"/>
+        </w:rPr>
+        <w:t xml:space="preserve"> 5-1 </w:t>
+      </w:r>
+      <w:r>
+        <w:rPr>
+          <w:rFonts w:hint="eastAsia"/>
+        </w:rPr>
+        <w:t>汇总七项功能用例：正常范围、预警、严重报警和报警静音四项已完成现场测试并通过；回差退出、安全覆盖和传感器失效三项已由宿主机逻辑测试覆盖，但尚未开展现场实测，表中按代码逻辑列出预期结果。</w:t>
+      </w:r>
+    </w:p>
+    <w:p>
+      <w:pPr>
         <w:pStyle w:val="ReportCaption"/>
         <w:jc w:val="center"/>
       </w:pPr>
       <w:r>
-        <w:t>表 5-1  功能测试用例及实测结果</w:t>
+        <w:t>表</w:t>
+      </w:r>
+      <w:r>
+        <w:t xml:space="preserve"> 5-1  </w:t>
+      </w:r>
+      <w:r>
+        <w:t>功能测试用例及实测结果</w:t>
       </w:r>
     </w:p>
     <w:tbl>
@@ -8102,16 +9784,76 @@
               <w:jc w:val="left"/>
             </w:pPr>
             <w:r>
-              <w:t>前序</w:t>
-            </w:r>
-            <w:r>
-              <w:t>WARNING→WARNING→NORMAL</w:t>
-            </w:r>
-            <w:r>
+              <w:rPr>
+                <w:rFonts w:hint="eastAsia"/>
+              </w:rPr>
+              <w:t>按代码逻辑：前序</w:t>
+            </w:r>
+            <w:r>
+              <w:rPr>
+                <w:rFonts w:hint="eastAsia"/>
+              </w:rPr>
+              <w:t>WARNING</w:t>
+            </w:r>
+            <w:r>
+              <w:rPr>
+                <w:rFonts w:hint="eastAsia"/>
+              </w:rPr>
+              <w:t>→</w:t>
+            </w:r>
+            <w:r>
+              <w:rPr>
+                <w:rFonts w:hint="eastAsia"/>
+              </w:rPr>
+              <w:t>WARNING</w:t>
+            </w:r>
+            <w:r>
+              <w:rPr>
+                <w:rFonts w:hint="eastAsia"/>
+              </w:rPr>
+              <w:t>→</w:t>
+            </w:r>
+            <w:r>
+              <w:rPr>
+                <w:rFonts w:hint="eastAsia"/>
+              </w:rPr>
+              <w:t>NORMAL</w:t>
+            </w:r>
+            <w:r>
+              <w:rPr>
+                <w:rFonts w:hint="eastAsia"/>
+              </w:rPr>
               <w:t>；后序</w:t>
             </w:r>
             <w:r>
-              <w:t>CRITICAL→CRITICAL→WARNING</w:t>
+              <w:rPr>
+                <w:rFonts w:hint="eastAsia"/>
+              </w:rPr>
+              <w:t>CRITICAL</w:t>
+            </w:r>
+            <w:r>
+              <w:rPr>
+                <w:rFonts w:hint="eastAsia"/>
+              </w:rPr>
+              <w:t>→</w:t>
+            </w:r>
+            <w:r>
+              <w:rPr>
+                <w:rFonts w:hint="eastAsia"/>
+              </w:rPr>
+              <w:t>CRITICAL</w:t>
+            </w:r>
+            <w:r>
+              <w:rPr>
+                <w:rFonts w:hint="eastAsia"/>
+              </w:rPr>
+              <w:t>→</w:t>
+            </w:r>
+            <w:r>
+              <w:rPr>
+                <w:rFonts w:hint="eastAsia"/>
+              </w:rPr>
+              <w:t>WARNING</w:t>
             </w:r>
           </w:p>
         </w:tc>
@@ -8123,7 +9865,10 @@
           </w:tcPr>
           <w:p>
             <w:r>
-              <w:t>实测通过</w:t>
+              <w:rPr>
+                <w:rFonts w:hint="eastAsia"/>
+              </w:rPr>
+              <w:t>未现场验证</w:t>
             </w:r>
           </w:p>
         </w:tc>
@@ -8189,7 +9934,10 @@
               <w:jc w:val="left"/>
             </w:pPr>
             <w:r>
-              <w:t>风扇仍开，返回安全覆盖提示</w:t>
+              <w:rPr>
+                <w:rFonts w:hint="eastAsia"/>
+              </w:rPr>
+              <w:t>按代码逻辑：风扇仍开，返回安全覆盖提示</w:t>
             </w:r>
           </w:p>
         </w:tc>
@@ -8201,7 +9949,10 @@
           </w:tcPr>
           <w:p>
             <w:r>
-              <w:t>实测通过</w:t>
+              <w:rPr>
+                <w:rFonts w:hint="eastAsia"/>
+              </w:rPr>
+              <w:t>未现场验证</w:t>
             </w:r>
           </w:p>
         </w:tc>
@@ -8357,7 +10108,10 @@
               <w:jc w:val="left"/>
             </w:pPr>
             <w:r>
-              <w:t>前者风扇开、后者关；均停蜂鸣器并报读取错误</w:t>
+              <w:rPr>
+                <w:rFonts w:hint="eastAsia"/>
+              </w:rPr>
+              <w:t>按代码逻辑：前者风扇开、后者关；均停蜂鸣器并报读取错误</w:t>
             </w:r>
           </w:p>
         </w:tc>
@@ -8369,7 +10123,10 @@
           </w:tcPr>
           <w:p>
             <w:r>
-              <w:t>实测通过</w:t>
+              <w:rPr>
+                <w:rFonts w:hint="eastAsia"/>
+              </w:rPr>
+              <w:t>未现场验证</w:t>
             </w:r>
           </w:p>
         </w:tc>
@@ -8380,7 +10137,118 @@
         <w:pStyle w:val="ReportBody"/>
       </w:pPr>
       <w:r>
-        <w:t>回差测试覆盖温度28→27→26 ℃、30→29→28 ℃以及相应湿度阈值序列。温度和湿度任一仍处于保持区时，系统不会仅因另一项下降而提前退出报警；测试中同时观察实际风扇动作与串口状态。</w:t>
+        <w:rPr>
+          <w:rFonts w:hint="eastAsia"/>
+        </w:rPr>
+        <w:t>回差参数的实现依据温度</w:t>
+      </w:r>
+      <w:r>
+        <w:rPr>
+          <w:rFonts w:hint="eastAsia"/>
+        </w:rPr>
+        <w:t xml:space="preserve"> 1 </w:t>
+      </w:r>
+      <w:r>
+        <w:rPr>
+          <w:rFonts w:hint="eastAsia"/>
+        </w:rPr>
+        <w:t>℃、湿度</w:t>
+      </w:r>
+      <w:r>
+        <w:rPr>
+          <w:rFonts w:hint="eastAsia"/>
+        </w:rPr>
+        <w:t xml:space="preserve"> 5 %RH </w:t>
+      </w:r>
+      <w:r>
+        <w:rPr>
+          <w:rFonts w:hint="eastAsia"/>
+        </w:rPr>
+        <w:t>的退出偏移：温度和湿度任一仍处于保持区时，系统不会仅因另一项下降而提前退出报警。该项行为已在宿主机逻辑测试中验证，现场测试尚未完成，后续需在实机上复测</w:t>
+      </w:r>
+      <w:r>
+        <w:rPr>
+          <w:rFonts w:hint="eastAsia"/>
+        </w:rPr>
+        <w:t xml:space="preserve"> 28</w:t>
+      </w:r>
+      <w:r>
+        <w:rPr>
+          <w:rFonts w:hint="eastAsia"/>
+        </w:rPr>
+        <w:t>→</w:t>
+      </w:r>
+      <w:r>
+        <w:rPr>
+          <w:rFonts w:hint="eastAsia"/>
+        </w:rPr>
+        <w:t>27</w:t>
+      </w:r>
+      <w:r>
+        <w:rPr>
+          <w:rFonts w:hint="eastAsia"/>
+        </w:rPr>
+        <w:t>→</w:t>
+      </w:r>
+      <w:r>
+        <w:rPr>
+          <w:rFonts w:hint="eastAsia"/>
+        </w:rPr>
+        <w:t xml:space="preserve">26 </w:t>
+      </w:r>
+      <w:r>
+        <w:rPr>
+          <w:rFonts w:hint="eastAsia"/>
+        </w:rPr>
+        <w:t>℃、</w:t>
+      </w:r>
+      <w:r>
+        <w:rPr>
+          <w:rFonts w:hint="eastAsia"/>
+        </w:rPr>
+        <w:t>30</w:t>
+      </w:r>
+      <w:r>
+        <w:rPr>
+          <w:rFonts w:hint="eastAsia"/>
+        </w:rPr>
+        <w:t>→</w:t>
+      </w:r>
+      <w:r>
+        <w:rPr>
+          <w:rFonts w:hint="eastAsia"/>
+        </w:rPr>
+        <w:t>29</w:t>
+      </w:r>
+      <w:r>
+        <w:rPr>
+          <w:rFonts w:hint="eastAsia"/>
+        </w:rPr>
+        <w:t>→</w:t>
+      </w:r>
+      <w:r>
+        <w:rPr>
+          <w:rFonts w:hint="eastAsia"/>
+        </w:rPr>
+        <w:t xml:space="preserve">28 </w:t>
+      </w:r>
+      <w:r>
+        <w:rPr>
+          <w:rFonts w:hint="eastAsia"/>
+        </w:rPr>
+        <w:t>℃</w:t>
+      </w:r>
+      <w:r>
+        <w:rPr>
+          <w:rFonts w:hint="eastAsia"/>
+        </w:rPr>
+        <w:t xml:space="preserve"> </w:t>
+      </w:r>
+      <w:r>
+        <w:rPr>
+          <w:rFonts w:hint="eastAsia"/>
+        </w:rPr>
+        <w:t>等序列，并同时观察实际风扇动作与串口状态。</w:t>
       </w:r>
     </w:p>
     <w:p>
@@ -8398,21 +10266,33 @@
       <w:pPr>
         <w:pStyle w:val="ReportH2"/>
       </w:pPr>
-      <w:bookmarkStart w:id="21" w:name="_Toc240272110"/>
+      <w:bookmarkStart w:id="22" w:name="_Toc240571857"/>
       <w:r>
         <w:t xml:space="preserve">5.2 </w:t>
       </w:r>
       <w:r>
         <w:t>系统运行性能测试</w:t>
       </w:r>
-      <w:bookmarkEnd w:id="21"/>
+      <w:bookmarkEnd w:id="22"/>
     </w:p>
     <w:p>
       <w:pPr>
         <w:pStyle w:val="ReportBody"/>
       </w:pPr>
       <w:r>
-        <w:t>运行性能测试关注采样周期、交互响应和连续运行中的读数有效性。程序采样定时设置为2000 ms，三种工况下连续记录的30组读数用于短时运行观察；本项目不以该组数据外推长期可靠性。</w:t>
+        <w:t>运行性能测试关注采样周期、交互响应和连续运行中的读数有效性。程序采样定时设置为</w:t>
+      </w:r>
+      <w:r>
+        <w:t>2000 ms</w:t>
+      </w:r>
+      <w:r>
+        <w:t>，三种工况下连续记录的</w:t>
+      </w:r>
+      <w:r>
+        <w:t>30</w:t>
+      </w:r>
+      <w:r>
+        <w:t>组读数用于短时运行观察；本项目不以该组数据外推长期可靠性。</w:t>
       </w:r>
     </w:p>
     <w:p>
@@ -8518,7 +10398,10 @@
           </w:tcPr>
           <w:p>
             <w:r>
-              <w:t>程序设置2000 ms</w:t>
+              <w:t>程序设置</w:t>
+            </w:r>
+            <w:r>
+              <w:t>2000 ms</w:t>
             </w:r>
           </w:p>
         </w:tc>
@@ -8560,7 +10443,10 @@
           </w:tcPr>
           <w:p>
             <w:r>
-              <w:t>程序设置40 ms</w:t>
+              <w:t>程序设置</w:t>
+            </w:r>
+            <w:r>
+              <w:t>40 ms</w:t>
             </w:r>
           </w:p>
         </w:tc>
@@ -8644,7 +10530,10 @@
           </w:tcPr>
           <w:p>
             <w:r>
-              <w:t>30组对比记录有效</w:t>
+              <w:t>30</w:t>
+            </w:r>
+            <w:r>
+              <w:t>组对比记录有效</w:t>
             </w:r>
           </w:p>
         </w:tc>
@@ -8656,7 +10545,13 @@
           </w:tcPr>
           <w:p>
             <w:r>
-              <w:t>三种工况各10组</w:t>
+              <w:t>三种工况各</w:t>
+            </w:r>
+            <w:r>
+              <w:t>10</w:t>
+            </w:r>
+            <w:r>
+              <w:t>组</w:t>
             </w:r>
           </w:p>
         </w:tc>
@@ -8686,7 +10581,16 @@
           </w:tcPr>
           <w:p>
             <w:r>
-              <w:t>OLED帧缓存约1024字节</w:t>
+              <w:t>OLED</w:t>
+            </w:r>
+            <w:r>
+              <w:t>帧缓存约</w:t>
+            </w:r>
+            <w:r>
+              <w:t>1024</w:t>
+            </w:r>
+            <w:r>
+              <w:t>字节</w:t>
             </w:r>
           </w:p>
         </w:tc>
@@ -8698,7 +10602,16 @@
           </w:tcPr>
           <w:p>
             <w:r>
-              <w:t>固定文本采用F宏节省SRAM</w:t>
+              <w:t>固定文本采用</w:t>
+            </w:r>
+            <w:r>
+              <w:t>F</w:t>
+            </w:r>
+            <w:r>
+              <w:t>宏节省</w:t>
+            </w:r>
+            <w:r>
+              <w:t>SRAM</w:t>
             </w:r>
           </w:p>
         </w:tc>
@@ -8728,7 +10641,10 @@
           </w:tcPr>
           <w:p>
             <w:r>
-              <w:t>超限联动和安全覆盖正常</w:t>
+              <w:rPr>
+                <w:rFonts w:hint="eastAsia"/>
+              </w:rPr>
+              <w:t>超限联动正常；安全覆盖未现场验证</w:t>
             </w:r>
           </w:p>
         </w:tc>
@@ -8782,62 +10698,134 @@
       <w:pPr>
         <w:pStyle w:val="ReportH2"/>
       </w:pPr>
-      <w:bookmarkStart w:id="22" w:name="_Toc240272111"/>
+      <w:bookmarkStart w:id="23" w:name="_Toc240571858"/>
       <w:r>
         <w:t xml:space="preserve">5.3 </w:t>
       </w:r>
       <w:r>
         <w:t>数据测试与结果分析</w:t>
-      </w:r>
-      <w:bookmarkEnd w:id="22"/>
-    </w:p>
-    <w:p>
-      <w:pPr>
-        <w:pStyle w:val="ReportBody"/>
-      </w:pPr>
-      <w:r>
-        <w:t>本次对比采用三种工况，每种工况记录10组。DHT22作为被测传感器，SHT40作为参考传感器；两者并排布置，同一时刻读取温湿度。误差统一定义为“DHT22读数减SHT40读数”。</w:t>
-      </w:r>
-    </w:p>
-    <w:p>
-      <w:pPr>
-        <w:pStyle w:val="ReportBody"/>
-      </w:pPr>
-      <w:r>
-        <w:t>采用常温常湿、较温暖和较潮湿三个工况，每个工况稳定后记录10对同步读数。温度和湿度均计算“设备值减参考值”的有符号误差；将误差绝对值取平均得到 MAE，取最大值得最大绝对误差。同工况样本标准差描述短时波动，不把三种工况混合后的标准差解释为稳定性。</w:t>
-      </w:r>
-    </w:p>
-    <w:p>
-      <w:pPr>
-        <w:spacing w:line="20" w:lineRule="exact"/>
-      </w:pPr>
-      <w:r>
-        <w:rPr>
-          <w:sz w:val="2"/>
-        </w:rPr>
-        <w:br w:type="page"/>
-      </w:r>
-    </w:p>
-    <w:p>
-      <w:pPr>
-        <w:pStyle w:val="ReportH2"/>
-      </w:pPr>
-      <w:bookmarkStart w:id="23" w:name="_Toc240272112"/>
-      <w:r>
-        <w:t xml:space="preserve">5.3.1 </w:t>
-      </w:r>
-      <w:r>
-        <w:t>对比误差与短时波动</w:t>
       </w:r>
       <w:bookmarkEnd w:id="23"/>
     </w:p>
     <w:p>
       <w:pPr>
+        <w:pStyle w:val="ReportBody"/>
+      </w:pPr>
+      <w:r>
+        <w:t>本次对比采用三种工况，每种工况记录</w:t>
+      </w:r>
+      <w:r>
+        <w:t>10</w:t>
+      </w:r>
+      <w:r>
+        <w:t>组。</w:t>
+      </w:r>
+      <w:r>
+        <w:t>DHT22</w:t>
+      </w:r>
+      <w:r>
+        <w:t>作为被测传感器，</w:t>
+      </w:r>
+      <w:r>
+        <w:t>SHT40</w:t>
+      </w:r>
+      <w:r>
+        <w:t>作为参考传感器；两者并排布置，同一时刻读取温湿度。误差统一定义为</w:t>
+      </w:r>
+      <w:r>
+        <w:t>“DHT22</w:t>
+      </w:r>
+      <w:r>
+        <w:t>读数减</w:t>
+      </w:r>
+      <w:r>
+        <w:t>SHT40</w:t>
+      </w:r>
+      <w:r>
+        <w:t>读数</w:t>
+      </w:r>
+      <w:r>
+        <w:t>”</w:t>
+      </w:r>
+      <w:r>
+        <w:t>。</w:t>
+      </w:r>
+    </w:p>
+    <w:p>
+      <w:pPr>
+        <w:pStyle w:val="ReportBody"/>
+      </w:pPr>
+      <w:r>
+        <w:t>采用常温常湿、较温暖和较潮湿三个工况，每个工况稳定后记录</w:t>
+      </w:r>
+      <w:r>
+        <w:t>10</w:t>
+      </w:r>
+      <w:r>
+        <w:t>对同步读数。温度和湿度均计算</w:t>
+      </w:r>
+      <w:r>
+        <w:t>“</w:t>
+      </w:r>
+      <w:r>
+        <w:t>设备值减参考值</w:t>
+      </w:r>
+      <w:r>
+        <w:t>”</w:t>
+      </w:r>
+      <w:r>
+        <w:t>的有符号误差；将误差绝对值取平均得到</w:t>
+      </w:r>
+      <w:r>
+        <w:t xml:space="preserve"> MAE</w:t>
+      </w:r>
+      <w:r>
+        <w:t>，取最大值得最大绝对误差。同工况样本标准差描述短时波动，不把三种工况混合后的标准差解释为稳定性。</w:t>
+      </w:r>
+    </w:p>
+    <w:p>
+      <w:pPr>
+        <w:spacing w:line="20" w:lineRule="exact"/>
+      </w:pPr>
+      <w:r>
+        <w:rPr>
+          <w:sz w:val="2"/>
+        </w:rPr>
+        <w:br w:type="page"/>
+      </w:r>
+    </w:p>
+    <w:p>
+      <w:pPr>
+        <w:pStyle w:val="ReportH2"/>
+      </w:pPr>
+      <w:bookmarkStart w:id="24" w:name="_Toc240571859"/>
+      <w:r>
+        <w:t xml:space="preserve">5.3.1 </w:t>
+      </w:r>
+      <w:r>
+        <w:t>对比误差与短时波动</w:t>
+      </w:r>
+      <w:bookmarkEnd w:id="24"/>
+    </w:p>
+    <w:p>
+      <w:pPr>
         <w:pStyle w:val="ReportCaption"/>
         <w:jc w:val="center"/>
       </w:pPr>
       <w:r>
-        <w:t>表 5-3  各工况对比统计结果（每工况10组）</w:t>
+        <w:t>表</w:t>
+      </w:r>
+      <w:r>
+        <w:t xml:space="preserve"> 5-3  </w:t>
+      </w:r>
+      <w:r>
+        <w:t>各工况对比统计结果（每工况</w:t>
+      </w:r>
+      <w:r>
+        <w:t>10</w:t>
+      </w:r>
+      <w:r>
+        <w:t>组）</w:t>
       </w:r>
     </w:p>
     <w:tbl>
@@ -9083,7 +11071,10 @@
           </w:tcPr>
           <w:p>
             <w:r>
-              <w:t>A 常温常湿</w:t>
+              <w:t xml:space="preserve">A </w:t>
+            </w:r>
+            <w:r>
+              <w:t>常温常湿</w:t>
             </w:r>
           </w:p>
         </w:tc>
@@ -9173,7 +11164,10 @@
           </w:tcPr>
           <w:p>
             <w:r>
-              <w:t>B 较温暖</w:t>
+              <w:t xml:space="preserve">B </w:t>
+            </w:r>
+            <w:r>
+              <w:t>较温暖</w:t>
             </w:r>
           </w:p>
         </w:tc>
@@ -9263,7 +11257,10 @@
           </w:tcPr>
           <w:p>
             <w:r>
-              <w:t>C 较潮湿</w:t>
+              <w:t xml:space="preserve">C </w:t>
+            </w:r>
+            <w:r>
+              <w:t>较潮湿</w:t>
             </w:r>
           </w:p>
         </w:tc>
@@ -9347,7 +11344,13 @@
         <w:jc w:val="center"/>
       </w:pPr>
       <w:r>
-        <w:t>表 5-4  30组对比数据汇总</w:t>
+        <w:t>表</w:t>
+      </w:r>
+      <w:r>
+        <w:t xml:space="preserve"> 5-4  30</w:t>
+      </w:r>
+      <w:r>
+        <w:t>组对比数据汇总</w:t>
       </w:r>
     </w:p>
     <w:tbl>
@@ -9558,7 +11561,13 @@
           </w:tcPr>
           <w:p>
             <w:r>
-              <w:t>27.20～32.50 ℃</w:t>
+              <w:t>27.20</w:t>
+            </w:r>
+            <w:r>
+              <w:t>～</w:t>
+            </w:r>
+            <w:r>
+              <w:t>32.50 ℃</w:t>
             </w:r>
           </w:p>
         </w:tc>
@@ -9570,7 +11579,13 @@
           </w:tcPr>
           <w:p>
             <w:r>
-              <w:t>48.80～79.40 %RH</w:t>
+              <w:t>48.80</w:t>
+            </w:r>
+            <w:r>
+              <w:t>～</w:t>
+            </w:r>
+            <w:r>
+              <w:t>79.40 %RH</w:t>
             </w:r>
           </w:p>
         </w:tc>
@@ -9581,7 +11596,52 @@
         <w:pStyle w:val="ReportBody"/>
       </w:pPr>
       <w:r>
-        <w:t>30组对比结果中，温度MAE为0.40 ℃，最大绝对误差为0.79 ℃；湿度MAE为2.27 %RH，最大绝对误差为5.40 %RH。统计结果由附录A的逐项误差计算得到。</w:t>
+        <w:t>30</w:t>
+      </w:r>
+      <w:r>
+        <w:t>组对比结果中，温度</w:t>
+      </w:r>
+      <w:r>
+        <w:t>MAE</w:t>
+      </w:r>
+      <w:r>
+        <w:t>为</w:t>
+      </w:r>
+      <w:r>
+        <w:t>0.40 ℃</w:t>
+      </w:r>
+      <w:r>
+        <w:t>，最大绝对误差为</w:t>
+      </w:r>
+      <w:r>
+        <w:t>0.79 ℃</w:t>
+      </w:r>
+      <w:r>
+        <w:t>；湿度</w:t>
+      </w:r>
+      <w:r>
+        <w:t>MAE</w:t>
+      </w:r>
+      <w:r>
+        <w:t>为</w:t>
+      </w:r>
+      <w:r>
+        <w:t>2.27 %RH</w:t>
+      </w:r>
+      <w:r>
+        <w:t>，最大绝对误差为</w:t>
+      </w:r>
+      <w:r>
+        <w:t>5.40 %RH</w:t>
+      </w:r>
+      <w:r>
+        <w:t>。统计结果由附录</w:t>
+      </w:r>
+      <w:r>
+        <w:t>A</w:t>
+      </w:r>
+      <w:r>
+        <w:t>的逐项误差计算得到。</w:t>
       </w:r>
     </w:p>
     <w:p>
@@ -9589,7 +11649,19 @@
         <w:pStyle w:val="ReportBody"/>
       </w:pPr>
       <w:r>
-        <w:t>温度平均误差较小，较潮湿工况中DHT22读数整体低于SHT40。湿度个别点偏差较大，应优先检查两个传感器的空间位置、稳定等待时间、局部气流和凝露影响，再考虑补偿校准。</w:t>
+        <w:t>温度平均误差较小，较潮湿工况中</w:t>
+      </w:r>
+      <w:r>
+        <w:t>DHT22</w:t>
+      </w:r>
+      <w:r>
+        <w:t>读数整体低于</w:t>
+      </w:r>
+      <w:r>
+        <w:t>SHT40</w:t>
+      </w:r>
+      <w:r>
+        <w:t>。湿度个别点偏差较大，应优先检查两个传感器的空间位置、稳定等待时间、局部气流和凝露影响，再考虑补偿校准。</w:t>
       </w:r>
     </w:p>
     <w:p>
@@ -9635,7 +11707,7 @@
           <w:noProof/>
         </w:rPr>
         <w:drawing>
-          <wp:inline distT="0" distB="0" distL="0" distR="0" wp14:anchorId="6CB6D1F0" wp14:editId="3CA0D81A">
+          <wp:inline distT="0" distB="0" distL="0" distR="0" wp14:anchorId="1BE8CAB6" wp14:editId="4CB557FF">
             <wp:extent cx="5760000" cy="3609600"/>
             <wp:effectExtent l="0" t="0" r="0" b="0"/>
             <wp:docPr id="3" name="Picture 3"/>
@@ -9677,23 +11749,79 @@
         <w:jc w:val="center"/>
       </w:pPr>
       <w:r>
-        <w:t>图 5-1  三种工况下的温度与湿度对比曲线</w:t>
+        <w:t>图</w:t>
+      </w:r>
+      <w:r>
+        <w:t xml:space="preserve"> 5-1  </w:t>
+      </w:r>
+      <w:r>
+        <w:t>三种工况下的温度与湿度对比曲线</w:t>
       </w:r>
     </w:p>
     <w:p>
       <w:pPr>
         <w:pStyle w:val="ReportH2"/>
       </w:pPr>
-      <w:r>
-        <w:t>5.3.2 传感器标称误差与对比结果解释</w:t>
-      </w:r>
+      <w:bookmarkStart w:id="25" w:name="_Toc240571860"/>
+      <w:r>
+        <w:t xml:space="preserve">5.3.2 </w:t>
+      </w:r>
+      <w:r>
+        <w:t>传感器标称误差与对比结果解释</w:t>
+      </w:r>
+      <w:bookmarkEnd w:id="25"/>
     </w:p>
     <w:p>
       <w:pPr>
         <w:pStyle w:val="ReportBody"/>
       </w:pPr>
       <w:r>
-        <w:t>DHT22为本系统的被测传感器，SHT40为参考传感器。DHT22标称温度误差为±0.5 ℃、相对湿度误差为±2 %RH；SHT40厂家给出的温度误差为±0.1 ℃、相对湿度误差为±1.0 %RH。</w:t>
+        <w:t>DHT22</w:t>
+      </w:r>
+      <w:r>
+        <w:t>为本系统的被测传感器，</w:t>
+      </w:r>
+      <w:r>
+        <w:t>SHT40</w:t>
+      </w:r>
+      <w:r>
+        <w:t>为参考传感器。</w:t>
+      </w:r>
+      <w:r>
+        <w:t>DHT22</w:t>
+      </w:r>
+      <w:r>
+        <w:t>标称温度误差为</w:t>
+      </w:r>
+      <w:r>
+        <w:t>±0.5 ℃</w:t>
+      </w:r>
+      <w:r>
+        <w:t>、相对湿度误差为</w:t>
+      </w:r>
+      <w:r>
+        <w:t>±2 %RH</w:t>
+      </w:r>
+      <w:r>
+        <w:t>；</w:t>
+      </w:r>
+      <w:r>
+        <w:t>SHT40</w:t>
+      </w:r>
+      <w:r>
+        <w:t>厂家给出的温度误差为</w:t>
+      </w:r>
+      <w:r>
+        <w:t>±0.1 ℃</w:t>
+      </w:r>
+      <w:r>
+        <w:t>、相对湿度误差为</w:t>
+      </w:r>
+      <w:r>
+        <w:t>±1.0 %RH</w:t>
+      </w:r>
+      <w:r>
+        <w:t>。</w:t>
       </w:r>
     </w:p>
     <w:p>
@@ -9701,7 +11829,73 @@
         <w:pStyle w:val="ReportBody"/>
       </w:pPr>
       <w:r>
-        <w:t>把两类标称误差按独立误差源作均方根合成时，温度对比的不确定度约为±0.51 ℃，湿度约为±2.24 %RH。30组记录的温度MAE为0.40 ℃、湿度MAE为2.27 %RH。温度MAE处于合成标称量级内，湿度MAE与该量级接近。温度最大绝对误差0.79 ℃和湿度最大绝对误差5.40 %RH说明个别时刻还会受到传感器位置、热源、气流、响应时间和局部湿度梯度影响。</w:t>
+        <w:t>把两类标称误差按独立误差源作均方根合成时，温度对比的不确定度约为</w:t>
+      </w:r>
+      <w:r>
+        <w:t>±0.51 ℃</w:t>
+      </w:r>
+      <w:r>
+        <w:t>，湿度约为</w:t>
+      </w:r>
+      <w:r>
+        <w:t>±2.24 %RH</w:t>
+      </w:r>
+      <w:r>
+        <w:t>。</w:t>
+      </w:r>
+      <w:r>
+        <w:t>30</w:t>
+      </w:r>
+      <w:r>
+        <w:t>组记录的温度</w:t>
+      </w:r>
+      <w:r>
+        <w:t>MAE</w:t>
+      </w:r>
+      <w:r>
+        <w:t>为</w:t>
+      </w:r>
+      <w:r>
+        <w:t>0.40 ℃</w:t>
+      </w:r>
+      <w:r>
+        <w:t>、湿度</w:t>
+      </w:r>
+      <w:r>
+        <w:t>MAE</w:t>
+      </w:r>
+      <w:r>
+        <w:t>为</w:t>
+      </w:r>
+      <w:r>
+        <w:t>2.27 %RH</w:t>
+      </w:r>
+      <w:r>
+        <w:t>。温度</w:t>
+      </w:r>
+      <w:r>
+        <w:t>MAE</w:t>
+      </w:r>
+      <w:r>
+        <w:t>处于合成标称量级内，湿度</w:t>
+      </w:r>
+      <w:r>
+        <w:t>MAE</w:t>
+      </w:r>
+      <w:r>
+        <w:t>与该量级接近。温度最大绝对误差</w:t>
+      </w:r>
+      <w:r>
+        <w:t>0.79 ℃</w:t>
+      </w:r>
+      <w:r>
+        <w:t>和湿度最大绝对误差</w:t>
+      </w:r>
+      <w:r>
+        <w:t>5.40 %RH</w:t>
+      </w:r>
+      <w:r>
+        <w:t>说明个别时刻还会受到传感器位置、热源、气流、响应时间和局部湿度梯度影响。</w:t>
       </w:r>
     </w:p>
     <w:p>
@@ -9709,23 +11903,92 @@
         <w:pStyle w:val="ReportBody"/>
       </w:pPr>
       <w:r>
-        <w:t>因此，SHT40在本实验中用于提供更高标称精度的参考读数，而不作为计量标准。结果应表述为“DHT22相对SHT40的对比偏差”，不能直接等同为DHT22的绝对准确度或校准证书结论。</w:t>
+        <w:t>因此，</w:t>
+      </w:r>
+      <w:r>
+        <w:t>SHT40</w:t>
+      </w:r>
+      <w:r>
+        <w:t>在本实验中用于提供更高标称精度的参考读数，而不作为计量标准。结果应表述为</w:t>
+      </w:r>
+      <w:r>
+        <w:t>“DHT22</w:t>
+      </w:r>
+      <w:r>
+        <w:t>相对</w:t>
+      </w:r>
+      <w:r>
+        <w:t>SHT40</w:t>
+      </w:r>
+      <w:r>
+        <w:t>的对比偏差</w:t>
+      </w:r>
+      <w:r>
+        <w:t>”</w:t>
+      </w:r>
+      <w:r>
+        <w:t>，不能直接等同为</w:t>
+      </w:r>
+      <w:r>
+        <w:t>DHT22</w:t>
+      </w:r>
+      <w:r>
+        <w:t>的绝对准确度或校准证书结论。</w:t>
       </w:r>
     </w:p>
     <w:p>
       <w:pPr>
         <w:pStyle w:val="ReportH2"/>
       </w:pPr>
-      <w:r>
-        <w:t>5.3.3 三点布点与代表性讨论</w:t>
-      </w:r>
+      <w:bookmarkStart w:id="26" w:name="_Toc240571861"/>
+      <w:r>
+        <w:t xml:space="preserve">5.3.3 </w:t>
+      </w:r>
+      <w:r>
+        <w:t>三点布点与代表性讨论</w:t>
+      </w:r>
+      <w:bookmarkEnd w:id="26"/>
     </w:p>
     <w:p>
       <w:pPr>
         <w:pStyle w:val="ReportBody"/>
       </w:pPr>
       <w:r>
-        <w:t>受场地条件限制，三点布点试验在教室内完成实测。教室长9.6 m、宽6.6 m、高3.4 m，测点设在门口、中间和末尾三个位置，每点记录5组温湿度数据，共15条有效记录。顺次移动测试会混入时间变化，因此在稳定时段完成记录，并在移动前后回到中间点复核读数。</w:t>
+        <w:t>受场地条件限制，三点布点试验在教室内完成实测。教室长</w:t>
+      </w:r>
+      <w:r>
+        <w:t>9.6 m</w:t>
+      </w:r>
+      <w:r>
+        <w:t>、宽</w:t>
+      </w:r>
+      <w:r>
+        <w:t>6.6 m</w:t>
+      </w:r>
+      <w:r>
+        <w:t>、高</w:t>
+      </w:r>
+      <w:r>
+        <w:t>3.4 m</w:t>
+      </w:r>
+      <w:r>
+        <w:t>，测点设在门口、中间和末尾三个位置，每点记录</w:t>
+      </w:r>
+      <w:r>
+        <w:t>5</w:t>
+      </w:r>
+      <w:r>
+        <w:t>组温湿度数据，共</w:t>
+      </w:r>
+      <w:r>
+        <w:t>15</w:t>
+      </w:r>
+      <w:r>
+        <w:t>条有效</w:t>
+      </w:r>
+      <w:r>
+        <w:lastRenderedPageBreak/>
+        <w:t>记录。顺次移动测试会混入时间变化，因此在稳定时段完成记录，并在移动前后回到中间点复核读数。</w:t>
       </w:r>
     </w:p>
     <w:p>
@@ -9734,7 +11997,19 @@
         <w:jc w:val="center"/>
       </w:pPr>
       <w:r>
-        <w:t>表 5-5  教室三点测量汇总（各5组）</w:t>
+        <w:t>表</w:t>
+      </w:r>
+      <w:r>
+        <w:t xml:space="preserve"> 5-5  </w:t>
+      </w:r>
+      <w:r>
+        <w:t>教室三点测量汇总（各</w:t>
+      </w:r>
+      <w:r>
+        <w:t>5</w:t>
+      </w:r>
+      <w:r>
+        <w:t>组）</w:t>
       </w:r>
     </w:p>
     <w:tbl>
@@ -9783,7 +12058,10 @@
           </w:tcPr>
           <w:p>
             <w:r>
-              <w:t>平均温度 ℃</w:t>
+              <w:t>平均温度</w:t>
+            </w:r>
+            <w:r>
+              <w:t xml:space="preserve"> ℃</w:t>
             </w:r>
           </w:p>
         </w:tc>
@@ -9795,7 +12073,10 @@
           </w:tcPr>
           <w:p>
             <w:r>
-              <w:t>平均湿度 %RH</w:t>
+              <w:t>平均湿度</w:t>
+            </w:r>
+            <w:r>
+              <w:t xml:space="preserve"> %RH</w:t>
             </w:r>
           </w:p>
         </w:tc>
@@ -9932,7 +12213,13 @@
         <w:pStyle w:val="ReportBody"/>
       </w:pPr>
       <w:r>
-        <w:t>三点结果以附录B的教室现场记录为准。测试用于观察空间位置对单点代表性的影响，不用于规定实际大棚必须安装三套设备。有限样本、测量误差和移动测量的时间漂移都需要考虑。</w:t>
+        <w:t>三点结果以附录</w:t>
+      </w:r>
+      <w:r>
+        <w:t>B</w:t>
+      </w:r>
+      <w:r>
+        <w:t>的教室现场记录为准。测试用于观察空间位置对单点代表性的影响，不用于规定实际大棚必须安装三套设备。有限样本、测量误差和移动测量的时间漂移都需要考虑。</w:t>
       </w:r>
     </w:p>
     <w:p>
@@ -9970,100 +12257,52 @@
       <w:pPr>
         <w:pStyle w:val="ReportH1"/>
       </w:pPr>
-      <w:bookmarkStart w:id="25" w:name="_Toc240272114"/>
+      <w:bookmarkStart w:id="27" w:name="_Toc240571862"/>
       <w:r>
         <w:t xml:space="preserve">6 </w:t>
       </w:r>
       <w:r>
         <w:t>总结</w:t>
-      </w:r>
-      <w:bookmarkEnd w:id="25"/>
-    </w:p>
-    <w:p>
-      <w:pPr>
-        <w:pStyle w:val="ReportH2"/>
-      </w:pPr>
-      <w:bookmarkStart w:id="26" w:name="_Toc240272115"/>
-      <w:r>
-        <w:t xml:space="preserve">6.1 </w:t>
-      </w:r>
-      <w:r>
-        <w:t>课程设计总结</w:t>
-      </w:r>
-      <w:bookmarkEnd w:id="26"/>
-    </w:p>
-    <w:p>
-      <w:pPr>
-        <w:pStyle w:val="ReportBody"/>
-      </w:pPr>
-      <w:r>
-        <w:t>本设计围绕室内大棚环境监测，形成了</w:t>
-      </w:r>
-      <w:r>
-        <w:t xml:space="preserve"> Arduino Uno </w:t>
-      </w:r>
-      <w:r>
-        <w:t>与</w:t>
-      </w:r>
-      <w:r>
-        <w:t xml:space="preserve"> </w:t>
-      </w:r>
-      <w:r>
-        <w:t>DHT22</w:t>
-      </w:r>
-      <w:r>
-        <w:t>、</w:t>
-      </w:r>
-      <w:r>
-        <w:t>OLED</w:t>
-      </w:r>
-      <w:r>
-        <w:t>、蓝牙、声光报警和风扇控制的单节点方案。现有程序具备周期采样、三级报警、回差保持、命令控制和传感器异常处理等代码功能。采用统一实验记录方式，可以把传感器读数、控制动作与结果分析联系起来。</w:t>
-      </w:r>
-    </w:p>
-    <w:p>
-      <w:pPr>
-        <w:pStyle w:val="ReportBody"/>
-      </w:pPr>
-      <w:r>
-        <w:t>设计的主要特点体现在控制边界的明确性：温度和湿度任一超限触发报警，退出时两项均需满足回差条件；严重报警能够覆盖强制关闭风扇；静音操作与风扇控制独立。报告通过状态序列解释这些规则，而不是仅展示某次风扇转动。</w:t>
-      </w:r>
-    </w:p>
-    <w:p>
-      <w:pPr>
-        <w:pStyle w:val="ReportBody"/>
-      </w:pPr>
-      <w:r>
-        <w:t>本次对比以SHT40作为参考传感器，得到DHT22温度MAE为0.40 ℃、湿度MAE为2.27 %RH。由于SHT40本身也具有标称误差，该结果反映两种传感器在当前布置与工况下的对比偏差，不等同于经计量溯源后的绝对校准结论。</w:t>
-      </w:r>
-    </w:p>
-    <w:p>
-      <w:pPr>
-        <w:pStyle w:val="ReportH2"/>
-      </w:pPr>
-      <w:bookmarkStart w:id="27" w:name="_Toc240272116"/>
-      <w:r>
-        <w:t xml:space="preserve">6.2 </w:t>
-      </w:r>
-      <w:r>
-        <w:t>心得体会及展望</w:t>
       </w:r>
       <w:bookmarkEnd w:id="27"/>
     </w:p>
     <w:p>
       <w:pPr>
-        <w:pStyle w:val="ReportBody"/>
-      </w:pPr>
-      <w:r>
-        <w:t>本次课程设计表明，传感器标称量程、程序接收范围、屏幕显示位数和实测精度属于不同概念。答辩中将这些概念分开表述，并同时展示正常功能与故障边界测试结果。</w:t>
-      </w:r>
+        <w:pStyle w:val="ReportH2"/>
+      </w:pPr>
+      <w:bookmarkStart w:id="28" w:name="_Toc240571863"/>
+      <w:r>
+        <w:t xml:space="preserve">6.1 </w:t>
+      </w:r>
+      <w:r>
+        <w:t>课程设计总结</w:t>
+      </w:r>
+      <w:bookmarkEnd w:id="28"/>
     </w:p>
     <w:p>
       <w:pPr>
         <w:pStyle w:val="ReportBody"/>
       </w:pPr>
       <w:r>
-        <w:t>后续可在现有系统基础上补充长期连续运行记录、不同棚体位置的同步多点测量，以及与作物需求相结合的阈值优化。多节点通信和风扇调速作为扩展方向，需在明确实际需求后实施。</w:t>
+        <w:t>本设计围绕室内大棚环境监测，形成了</w:t>
+      </w:r>
+      <w:r>
+        <w:t xml:space="preserve"> Arduino Uno </w:t>
+      </w:r>
+      <w:r>
+        <w:t>与</w:t>
+      </w:r>
+      <w:r>
+        <w:t xml:space="preserve"> DHT22</w:t>
+      </w:r>
+      <w:r>
+        <w:t>、</w:t>
+      </w:r>
+      <w:r>
+        <w:t>OLED</w:t>
+      </w:r>
+      <w:r>
+        <w:t>、蓝牙、声光报警和风扇控制的单节点方案。现有程序具备周期采样、三级报警、回差保持、命令控制和传感器异常处理等代码功能。采用统一实验记录方式，可以把传感器读数、控制动作与结果分析联系起来。</w:t>
       </w:r>
     </w:p>
     <w:p>
@@ -10071,27 +12310,119 @@
         <w:pStyle w:val="ReportBody"/>
       </w:pPr>
       <w:r>
-        <w:t>短期改进包括修正模块页显示容量、故障时状态文字和启动断线提示的一致性。更高精度传感器、防潮通风外壳、多节点通信及风扇调速可作为后续扩展，是否实施取决于实测问题和课程时间。实验统计优先保持数据真实、条件可追溯和结论有边界。</w:t>
+        <w:t>设计的主要特点体现在控制边界的明确性：温度和湿度任一超限触发报警，退出时两项均需满足回差条件；严重报警能够覆盖强制关闭风扇；静音操作与风扇控制独立。报告通过状态序列解释这些规则，而不是仅展示某次风扇转动。</w:t>
       </w:r>
     </w:p>
     <w:p>
       <w:pPr>
-        <w:spacing w:line="20" w:lineRule="exact"/>
-      </w:pPr>
-      <w:r>
-        <w:rPr>
-          <w:sz w:val="2"/>
-        </w:rPr>
-        <w:br w:type="page"/>
+        <w:pStyle w:val="ReportBody"/>
+      </w:pPr>
+      <w:r>
+        <w:t>本次对比以</w:t>
+      </w:r>
+      <w:r>
+        <w:t>SHT40</w:t>
+      </w:r>
+      <w:r>
+        <w:t>作为参考传感器，得到</w:t>
+      </w:r>
+      <w:r>
+        <w:t>DHT22</w:t>
+      </w:r>
+      <w:r>
+        <w:t>温度</w:t>
+      </w:r>
+      <w:r>
+        <w:t>MAE</w:t>
+      </w:r>
+      <w:r>
+        <w:t>为</w:t>
+      </w:r>
+      <w:r>
+        <w:t>0.40 ℃</w:t>
+      </w:r>
+      <w:r>
+        <w:t>、湿度</w:t>
+      </w:r>
+      <w:r>
+        <w:t>MAE</w:t>
+      </w:r>
+      <w:r>
+        <w:t>为</w:t>
+      </w:r>
+      <w:r>
+        <w:t>2.27 %RH</w:t>
+      </w:r>
+      <w:r>
+        <w:t>。由于</w:t>
+      </w:r>
+      <w:r>
+        <w:t>SHT40</w:t>
+      </w:r>
+      <w:r>
+        <w:t>本身也具有标称误差，该结果反映两种传感器在当前布置与工况下的对比偏差，不等同于经计量溯源后的绝对校准结论。</w:t>
       </w:r>
     </w:p>
     <w:p>
       <w:pPr>
         <w:pStyle w:val="ReportH2"/>
       </w:pPr>
-      <w:r>
-        <w:t>调试问题记录..................................................- 15 -</w:t>
-      </w:r>
+      <w:bookmarkStart w:id="29" w:name="_Toc240571864"/>
+      <w:r>
+        <w:t xml:space="preserve">6.2 </w:t>
+      </w:r>
+      <w:r>
+        <w:t>心得体会及展望</w:t>
+      </w:r>
+      <w:bookmarkEnd w:id="29"/>
+    </w:p>
+    <w:p>
+      <w:pPr>
+        <w:pStyle w:val="ReportBody"/>
+      </w:pPr>
+      <w:r>
+        <w:t>本次课程设计表明，传感器标称量程、程序接收范围、屏幕显示位数和实测精度属于不同概念。答辩中将这些概念分开表述，并同时展示正常功能与故障边界测试结果。</w:t>
+      </w:r>
+    </w:p>
+    <w:p>
+      <w:pPr>
+        <w:pStyle w:val="ReportBody"/>
+      </w:pPr>
+      <w:r>
+        <w:t>后续可在现有系统基础上补充长期连续运行记录、不同棚体位置的同步多点测量，以及与作物需求相结合的阈值优化。多节点通信和风扇调速作为扩展方向，需在明确实际需求后实施。</w:t>
+      </w:r>
+    </w:p>
+    <w:p>
+      <w:pPr>
+        <w:pStyle w:val="ReportBody"/>
+      </w:pPr>
+      <w:r>
+        <w:t>短期改进包括修正模块页显示容量、故障时状态文字和启动断线提示的一致性。更高精度传感器、防潮通风外壳、多节点通信及风扇调速可作为后续扩展，是否实施取决于实测问题和课程时间。实验统计优先保持数据真实、条件可追溯和结论有边界。</w:t>
+      </w:r>
+    </w:p>
+    <w:p>
+      <w:pPr>
+        <w:spacing w:line="20" w:lineRule="exact"/>
+      </w:pPr>
+      <w:r>
+        <w:rPr>
+          <w:sz w:val="2"/>
+        </w:rPr>
+        <w:br w:type="page"/>
+      </w:r>
+    </w:p>
+    <w:p>
+      <w:pPr>
+        <w:pStyle w:val="ReportH2"/>
+      </w:pPr>
+      <w:bookmarkStart w:id="30" w:name="_Toc240571865"/>
+      <w:r>
+        <w:t>调试问题记录</w:t>
+      </w:r>
+      <w:r>
+        <w:t>..................................................- 15 -</w:t>
+      </w:r>
+      <w:bookmarkEnd w:id="30"/>
     </w:p>
     <w:tbl>
       <w:tblPr>
@@ -10355,11 +12686,11 @@
       <w:pPr>
         <w:pStyle w:val="ReportH1"/>
       </w:pPr>
-      <w:bookmarkStart w:id="29" w:name="_Toc240272118"/>
+      <w:bookmarkStart w:id="31" w:name="_Toc240571866"/>
       <w:r>
         <w:t>参考文献</w:t>
       </w:r>
-      <w:bookmarkEnd w:id="29"/>
+      <w:bookmarkEnd w:id="31"/>
     </w:p>
     <w:p>
       <w:pPr>
@@ -10394,7 +12725,46 @@
         <w:ind w:firstLine="0"/>
       </w:pPr>
       <w:r>
-        <w:t>[4] 项目组. UNO_DHT22_OLED 主程序[CP]. 本课程项目源代码，当前配置为 DHT22，报告依据2026年9月15日实测数据版本整理。</w:t>
+        <w:t xml:space="preserve">[4] </w:t>
+      </w:r>
+      <w:r>
+        <w:t>项目组</w:t>
+      </w:r>
+      <w:r>
+        <w:t xml:space="preserve">. UNO_DHT22_OLED </w:t>
+      </w:r>
+      <w:r>
+        <w:t>主程序</w:t>
+      </w:r>
+      <w:r>
+        <w:t xml:space="preserve">[CP]. </w:t>
+      </w:r>
+      <w:r>
+        <w:t>本课程项目源代码，当前配置为</w:t>
+      </w:r>
+      <w:r>
+        <w:t xml:space="preserve"> DHT22</w:t>
+      </w:r>
+      <w:r>
+        <w:t>，报告依据</w:t>
+      </w:r>
+      <w:r>
+        <w:t>2026</w:t>
+      </w:r>
+      <w:r>
+        <w:t>年</w:t>
+      </w:r>
+      <w:r>
+        <w:t>9</w:t>
+      </w:r>
+      <w:r>
+        <w:t>月</w:t>
+      </w:r>
+      <w:r>
+        <w:t>15</w:t>
+      </w:r>
+      <w:r>
+        <w:t>日实测数据版本整理。</w:t>
       </w:r>
     </w:p>
     <w:p>
@@ -10403,7 +12773,16 @@
         <w:ind w:firstLine="0"/>
       </w:pPr>
       <w:r>
-        <w:t>[5] 智能传感网络与检测系统综合设计报告模板[Z]. 课程提供的实习报告模板及批注。</w:t>
+        <w:t xml:space="preserve">[5] </w:t>
+      </w:r>
+      <w:r>
+        <w:t>智能传感网络与检测系统综合设计报告模板</w:t>
+      </w:r>
+      <w:r>
+        <w:t xml:space="preserve">[Z]. </w:t>
+      </w:r>
+      <w:r>
+        <w:t>课程提供的实习报告模板及批注。</w:t>
       </w:r>
     </w:p>
     <w:p>
@@ -10419,43 +12798,126 @@
         <w:pStyle w:val="ReportBody"/>
       </w:pPr>
       <w:r>
-        <w:t>参考资料说明：DHT22参数在不同厂家、批次及资料版本之间可能存在差异，器件参数以实际模块配套资料为准。附录A的对比数据及其统计结果用于本报告的测试分析。</w:t>
+        <w:rPr>
+          <w:rFonts w:hint="eastAsia"/>
+        </w:rPr>
+        <w:t xml:space="preserve">[7] </w:t>
+      </w:r>
+      <w:r>
+        <w:rPr>
+          <w:rFonts w:hint="eastAsia"/>
+        </w:rPr>
+        <w:t>北京市市场监督管理局</w:t>
+      </w:r>
+      <w:r>
+        <w:rPr>
+          <w:rFonts w:hint="eastAsia"/>
+        </w:rPr>
+        <w:t>. DB11/T 821</w:t>
+      </w:r>
+      <w:r>
+        <w:rPr>
+          <w:rFonts w:hint="eastAsia"/>
+        </w:rPr>
+        <w:t>—</w:t>
+      </w:r>
+      <w:r>
+        <w:rPr>
+          <w:rFonts w:hint="eastAsia"/>
+        </w:rPr>
+        <w:t xml:space="preserve">2021 </w:t>
+      </w:r>
+      <w:r>
+        <w:rPr>
+          <w:rFonts w:hint="eastAsia"/>
+        </w:rPr>
+        <w:t>草莓日光温室生产技术规程</w:t>
+      </w:r>
+      <w:r>
+        <w:rPr>
+          <w:rFonts w:hint="eastAsia"/>
+        </w:rPr>
+        <w:t xml:space="preserve">[S]. </w:t>
+      </w:r>
+      <w:r>
+        <w:rPr>
+          <w:rFonts w:hint="eastAsia"/>
+        </w:rPr>
+        <w:t>北京</w:t>
+      </w:r>
+      <w:r>
+        <w:rPr>
+          <w:rFonts w:hint="eastAsia"/>
+        </w:rPr>
+        <w:t>: 2021.</w:t>
       </w:r>
     </w:p>
     <w:p>
       <w:pPr>
-        <w:pStyle w:val="ReportH2"/>
-      </w:pPr>
-      <w:bookmarkStart w:id="30" w:name="_Toc240272119"/>
-      <w:r>
-        <w:t>附录说明</w:t>
-      </w:r>
-      <w:bookmarkEnd w:id="30"/>
+        <w:pStyle w:val="ReportBody"/>
+      </w:pPr>
+      <w:r>
+        <w:t>参考资料说明：</w:t>
+      </w:r>
+      <w:r>
+        <w:t>DHT22</w:t>
+      </w:r>
+      <w:r>
+        <w:t>参数在不同厂家、批次及资料版本之间可能存在差异，器件参数以实际模块配套资料为准。附录</w:t>
+      </w:r>
+      <w:r>
+        <w:t>A</w:t>
+      </w:r>
+      <w:r>
+        <w:t>的对比数据及其统计结果用于本报告的测试分析。</w:t>
+      </w:r>
     </w:p>
     <w:p>
       <w:pPr>
-        <w:pStyle w:val="ReportBody"/>
-      </w:pPr>
-      <w:r>
-        <w:t>附录A和附录B保留实测数据的逐条记录，便于核对统计结果。以下样本编号为记录顺序。</w:t>
-      </w:r>
+        <w:pStyle w:val="ReportH2"/>
+      </w:pPr>
+      <w:bookmarkStart w:id="32" w:name="_Toc240571867"/>
+      <w:r>
+        <w:t>附录说明</w:t>
+      </w:r>
+      <w:bookmarkEnd w:id="32"/>
     </w:p>
     <w:p>
       <w:pPr>
-        <w:spacing w:line="20" w:lineRule="exact"/>
-      </w:pPr>
-      <w:r>
-        <w:rPr>
-          <w:sz w:val="2"/>
-        </w:rPr>
-        <w:br w:type="page"/>
+        <w:pStyle w:val="ReportBody"/>
+      </w:pPr>
+      <w:r>
+        <w:t>附录</w:t>
+      </w:r>
+      <w:r>
+        <w:t>A</w:t>
+      </w:r>
+      <w:r>
+        <w:t>和附录</w:t>
+      </w:r>
+      <w:r>
+        <w:t>B</w:t>
+      </w:r>
+      <w:r>
+        <w:t>保留实测数据的逐条记录，便于核对统计结果。以下样本编号为记录顺序。</w:t>
       </w:r>
     </w:p>
     <w:p>
       <w:pPr>
+        <w:spacing w:line="20" w:lineRule="exact"/>
+      </w:pPr>
+      <w:r>
+        <w:rPr>
+          <w:sz w:val="2"/>
+        </w:rPr>
+        <w:br w:type="page"/>
+      </w:r>
+    </w:p>
+    <w:p>
+      <w:pPr>
         <w:pStyle w:val="ReportH1"/>
       </w:pPr>
-      <w:bookmarkStart w:id="31" w:name="_Toc240272120"/>
+      <w:bookmarkStart w:id="33" w:name="_Toc240571868"/>
       <w:r>
         <w:t>附录</w:t>
       </w:r>
@@ -10465,7 +12927,7 @@
       <w:r>
         <w:t>温湿度对比数据</w:t>
       </w:r>
-      <w:bookmarkEnd w:id="31"/>
+      <w:bookmarkEnd w:id="33"/>
     </w:p>
     <w:p>
       <w:pPr>
@@ -12847,6 +15309,7 @@
           </w:tcPr>
           <w:p>
             <w:r>
+              <w:lastRenderedPageBreak/>
               <w:t>29</w:t>
             </w:r>
           </w:p>
@@ -13030,7 +15493,7 @@
       <w:pPr>
         <w:pStyle w:val="ReportH1"/>
       </w:pPr>
-      <w:bookmarkStart w:id="32" w:name="_Toc240272121"/>
+      <w:bookmarkStart w:id="34" w:name="_Toc240571869"/>
       <w:r>
         <w:t>附录</w:t>
       </w:r>
@@ -13040,7 +15503,7 @@
       <w:r>
         <w:t>三点布点数据</w:t>
       </w:r>
-      <w:bookmarkEnd w:id="32"/>
+      <w:bookmarkEnd w:id="34"/>
     </w:p>
     <w:p>
       <w:pPr>
@@ -15956,7 +18419,6 @@
   <w:style w:type="table" w:default="1" w:styleId="a1">
     <w:name w:val="Normal Table"/>
     <w:uiPriority w:val="99"/>
-    <w:semiHidden/>
     <w:unhideWhenUsed/>
     <w:tblPr>
       <w:tblInd w:w="0" w:type="dxa"/>

--- a/docs/submission/温湿度监测与风扇控制系统_设计报告_脱敏版.docx
+++ b/docs/submission/温湿度监测与风扇控制系统_设计报告_脱敏版.docx
@@ -703,6 +703,7 @@
         </w:r>
         <w:r>
           <w:rPr>
+            <w:rFonts w:hint="eastAsia"/>
             <w:noProof/>
             <w:webHidden/>
           </w:rPr>
@@ -801,6 +802,7 @@
         </w:r>
         <w:r>
           <w:rPr>
+            <w:rFonts w:hint="eastAsia"/>
             <w:noProof/>
             <w:webHidden/>
           </w:rPr>
@@ -899,6 +901,7 @@
         </w:r>
         <w:r>
           <w:rPr>
+            <w:rFonts w:hint="eastAsia"/>
             <w:noProof/>
             <w:webHidden/>
           </w:rPr>
@@ -1079,6 +1082,7 @@
         </w:r>
         <w:r>
           <w:rPr>
+            <w:rFonts w:hint="eastAsia"/>
             <w:noProof/>
             <w:webHidden/>
           </w:rPr>
@@ -1177,6 +1181,7 @@
         </w:r>
         <w:r>
           <w:rPr>
+            <w:rFonts w:hint="eastAsia"/>
             <w:noProof/>
             <w:webHidden/>
           </w:rPr>
@@ -1275,6 +1280,7 @@
         </w:r>
         <w:r>
           <w:rPr>
+            <w:rFonts w:hint="eastAsia"/>
             <w:noProof/>
             <w:webHidden/>
           </w:rPr>
@@ -1455,6 +1461,7 @@
         </w:r>
         <w:r>
           <w:rPr>
+            <w:rFonts w:hint="eastAsia"/>
             <w:noProof/>
             <w:webHidden/>
           </w:rPr>
@@ -1553,6 +1560,7 @@
         </w:r>
         <w:r>
           <w:rPr>
+            <w:rFonts w:hint="eastAsia"/>
             <w:noProof/>
             <w:webHidden/>
           </w:rPr>
@@ -1651,6 +1659,7 @@
         </w:r>
         <w:r>
           <w:rPr>
+            <w:rFonts w:hint="eastAsia"/>
             <w:noProof/>
             <w:webHidden/>
           </w:rPr>
@@ -1831,6 +1840,7 @@
         </w:r>
         <w:r>
           <w:rPr>
+            <w:rFonts w:hint="eastAsia"/>
             <w:noProof/>
             <w:webHidden/>
           </w:rPr>
@@ -1929,6 +1939,7 @@
         </w:r>
         <w:r>
           <w:rPr>
+            <w:rFonts w:hint="eastAsia"/>
             <w:noProof/>
             <w:webHidden/>
           </w:rPr>
@@ -2027,6 +2038,7 @@
         </w:r>
         <w:r>
           <w:rPr>
+            <w:rFonts w:hint="eastAsia"/>
             <w:noProof/>
             <w:webHidden/>
           </w:rPr>
@@ -2125,6 +2137,7 @@
         </w:r>
         <w:r>
           <w:rPr>
+            <w:rFonts w:hint="eastAsia"/>
             <w:noProof/>
             <w:webHidden/>
           </w:rPr>
@@ -2223,6 +2236,7 @@
         </w:r>
         <w:r>
           <w:rPr>
+            <w:rFonts w:hint="eastAsia"/>
             <w:noProof/>
             <w:webHidden/>
           </w:rPr>
@@ -2321,6 +2335,7 @@
         </w:r>
         <w:r>
           <w:rPr>
+            <w:rFonts w:hint="eastAsia"/>
             <w:noProof/>
             <w:webHidden/>
           </w:rPr>
@@ -2501,6 +2516,7 @@
         </w:r>
         <w:r>
           <w:rPr>
+            <w:rFonts w:hint="eastAsia"/>
             <w:noProof/>
             <w:webHidden/>
           </w:rPr>
@@ -2599,6 +2615,7 @@
         </w:r>
         <w:r>
           <w:rPr>
+            <w:rFonts w:hint="eastAsia"/>
             <w:noProof/>
             <w:webHidden/>
           </w:rPr>
@@ -2697,6 +2714,7 @@
         </w:r>
         <w:r>
           <w:rPr>
+            <w:rFonts w:hint="eastAsia"/>
             <w:noProof/>
             <w:webHidden/>
           </w:rPr>
@@ -2795,6 +2813,7 @@
         </w:r>
         <w:r>
           <w:rPr>
+            <w:rFonts w:hint="eastAsia"/>
             <w:noProof/>
             <w:webHidden/>
           </w:rPr>
@@ -2893,6 +2912,7 @@
         </w:r>
         <w:r>
           <w:rPr>
+            <w:rFonts w:hint="eastAsia"/>
             <w:noProof/>
             <w:webHidden/>
           </w:rPr>
@@ -2991,6 +3011,7 @@
         </w:r>
         <w:r>
           <w:rPr>
+            <w:rFonts w:hint="eastAsia"/>
             <w:noProof/>
             <w:webHidden/>
           </w:rPr>
@@ -3171,6 +3192,7 @@
         </w:r>
         <w:r>
           <w:rPr>
+            <w:rFonts w:hint="eastAsia"/>
             <w:noProof/>
             <w:webHidden/>
           </w:rPr>
@@ -3269,6 +3291,7 @@
         </w:r>
         <w:r>
           <w:rPr>
+            <w:rFonts w:hint="eastAsia"/>
             <w:noProof/>
             <w:webHidden/>
           </w:rPr>
@@ -3367,6 +3390,7 @@
         </w:r>
         <w:r>
           <w:rPr>
+            <w:rFonts w:hint="eastAsia"/>
             <w:noProof/>
             <w:webHidden/>
           </w:rPr>
@@ -3539,6 +3563,7 @@
         </w:r>
         <w:r>
           <w:rPr>
+            <w:rFonts w:hint="eastAsia"/>
             <w:noProof/>
             <w:webHidden/>
           </w:rPr>
@@ -3758,7 +3783,6 @@
       </w:pPr>
       <w:bookmarkStart w:id="1" w:name="_Toc240571836"/>
       <w:r>
-        <w:lastRenderedPageBreak/>
         <w:t xml:space="preserve">1 </w:t>
       </w:r>
       <w:r>
@@ -8197,9 +8221,6 @@
     <w:p>
       <w:pPr>
         <w:pStyle w:val="ReportH2"/>
-        <w:rPr>
-          <w:rFonts w:hint="eastAsia"/>
-        </w:rPr>
       </w:pPr>
       <w:bookmarkStart w:id="18" w:name="_Toc240571853"/>
       <w:r>
@@ -8219,9 +8240,6 @@
     <w:p>
       <w:pPr>
         <w:pStyle w:val="ReportBody"/>
-        <w:rPr>
-          <w:rFonts w:hint="eastAsia"/>
-        </w:rPr>
       </w:pPr>
       <w:r>
         <w:rPr>
@@ -8305,9 +8323,6 @@
     <w:p>
       <w:pPr>
         <w:pStyle w:val="ReportBody"/>
-        <w:rPr>
-          <w:rFonts w:hint="eastAsia"/>
-        </w:rPr>
       </w:pPr>
       <w:r>
         <w:rPr>
@@ -8355,9 +8370,6 @@
     <w:p>
       <w:pPr>
         <w:pStyle w:val="ReportBody"/>
-        <w:rPr>
-          <w:rFonts w:hint="eastAsia"/>
-        </w:rPr>
       </w:pPr>
       <w:r>
         <w:rPr>
@@ -8465,15 +8477,11 @@
     <w:p>
       <w:pPr>
         <w:pStyle w:val="ReportBody"/>
+      </w:pPr>
+      <w:r>
         <w:rPr>
           <w:rFonts w:hint="eastAsia"/>
         </w:rPr>
-      </w:pPr>
-      <w:r>
-        <w:rPr>
-          <w:rFonts w:hint="eastAsia"/>
-        </w:rPr>
-        <w:lastRenderedPageBreak/>
         <w:t>现场可通过蓝牙命令调整阈值：</w:t>
       </w:r>
       <w:r>
@@ -8576,9 +8584,6 @@
     <w:p>
       <w:pPr>
         <w:pStyle w:val="ReportBody"/>
-        <w:rPr>
-          <w:rFonts w:hint="eastAsia"/>
-        </w:rPr>
       </w:pPr>
       <w:r>
         <w:rPr>
@@ -8614,9 +8619,6 @@
     <w:p>
       <w:pPr>
         <w:pStyle w:val="ReportCaption"/>
-        <w:rPr>
-          <w:rFonts w:hint="eastAsia"/>
-        </w:rPr>
       </w:pPr>
       <w:r>
         <w:rPr>
@@ -8766,9 +8768,6 @@
             <w:pPr>
               <w:pStyle w:val="ReportTable"/>
               <w:jc w:val="left"/>
-              <w:rPr>
-                <w:rFonts w:hint="eastAsia"/>
-              </w:rPr>
             </w:pPr>
             <w:r>
               <w:rPr>
@@ -8794,9 +8793,6 @@
             <w:pPr>
               <w:pStyle w:val="ReportTable"/>
               <w:jc w:val="left"/>
-              <w:rPr>
-                <w:rFonts w:hint="eastAsia"/>
-              </w:rPr>
             </w:pPr>
             <w:r>
               <w:rPr>
@@ -8828,9 +8824,6 @@
             <w:pPr>
               <w:pStyle w:val="ReportTable"/>
               <w:jc w:val="left"/>
-              <w:rPr>
-                <w:rFonts w:hint="eastAsia"/>
-              </w:rPr>
             </w:pPr>
             <w:r>
               <w:rPr>
@@ -8856,9 +8849,6 @@
             <w:pPr>
               <w:pStyle w:val="ReportTable"/>
               <w:jc w:val="left"/>
-              <w:rPr>
-                <w:rFonts w:hint="eastAsia"/>
-              </w:rPr>
             </w:pPr>
             <w:r>
               <w:t>70/80 %RH</w:t>
@@ -8880,9 +8870,6 @@
             <w:pPr>
               <w:pStyle w:val="ReportTable"/>
               <w:jc w:val="left"/>
-              <w:rPr>
-                <w:rFonts w:hint="eastAsia"/>
-              </w:rPr>
             </w:pPr>
             <w:r>
               <w:rPr>
@@ -8908,9 +8895,6 @@
             <w:pPr>
               <w:pStyle w:val="ReportTable"/>
               <w:jc w:val="left"/>
-              <w:rPr>
-                <w:rFonts w:hint="eastAsia"/>
-              </w:rPr>
             </w:pPr>
             <w:r>
               <w:rPr>
@@ -8942,9 +8926,6 @@
             <w:pPr>
               <w:pStyle w:val="ReportTable"/>
               <w:jc w:val="left"/>
-              <w:rPr>
-                <w:rFonts w:hint="eastAsia"/>
-              </w:rPr>
             </w:pPr>
             <w:r>
               <w:rPr>
@@ -8970,9 +8951,6 @@
             <w:pPr>
               <w:pStyle w:val="ReportTable"/>
               <w:jc w:val="left"/>
-              <w:rPr>
-                <w:rFonts w:hint="eastAsia"/>
-              </w:rPr>
             </w:pPr>
             <w:r>
               <w:t>70/80 %RH</w:t>
@@ -8994,9 +8972,6 @@
             <w:pPr>
               <w:pStyle w:val="ReportTable"/>
               <w:jc w:val="left"/>
-              <w:rPr>
-                <w:rFonts w:hint="eastAsia"/>
-              </w:rPr>
             </w:pPr>
             <w:r>
               <w:rPr>
@@ -9022,9 +8997,6 @@
             <w:pPr>
               <w:pStyle w:val="ReportTable"/>
               <w:jc w:val="left"/>
-              <w:rPr>
-                <w:rFonts w:hint="eastAsia"/>
-              </w:rPr>
             </w:pPr>
             <w:r>
               <w:rPr>
@@ -9056,9 +9028,6 @@
             <w:pPr>
               <w:pStyle w:val="ReportTable"/>
               <w:jc w:val="left"/>
-              <w:rPr>
-                <w:rFonts w:hint="eastAsia"/>
-              </w:rPr>
             </w:pPr>
             <w:r>
               <w:rPr>
@@ -9084,9 +9053,6 @@
             <w:pPr>
               <w:pStyle w:val="ReportTable"/>
               <w:jc w:val="left"/>
-              <w:rPr>
-                <w:rFonts w:hint="eastAsia"/>
-              </w:rPr>
             </w:pPr>
             <w:r>
               <w:t>70/80 %RH</w:t>
@@ -9108,9 +9074,6 @@
             <w:pPr>
               <w:pStyle w:val="ReportTable"/>
               <w:jc w:val="left"/>
-              <w:rPr>
-                <w:rFonts w:hint="eastAsia"/>
-              </w:rPr>
             </w:pPr>
             <w:r>
               <w:rPr>
@@ -9136,9 +9099,6 @@
             <w:pPr>
               <w:pStyle w:val="ReportTable"/>
               <w:jc w:val="left"/>
-              <w:rPr>
-                <w:rFonts w:hint="eastAsia"/>
-              </w:rPr>
             </w:pPr>
             <w:r>
               <w:rPr>
@@ -9158,9 +9118,6 @@
             <w:pPr>
               <w:pStyle w:val="ReportTable"/>
               <w:jc w:val="left"/>
-              <w:rPr>
-                <w:rFonts w:hint="eastAsia"/>
-              </w:rPr>
             </w:pPr>
             <w:r>
               <w:rPr>
@@ -9186,9 +9143,6 @@
             <w:pPr>
               <w:pStyle w:val="ReportTable"/>
               <w:jc w:val="left"/>
-              <w:rPr>
-                <w:rFonts w:hint="eastAsia"/>
-              </w:rPr>
             </w:pPr>
             <w:r>
               <w:t>70/80 %RH</w:t>
@@ -9348,7 +9302,7 @@
         <w:rPr>
           <w:rFonts w:hint="eastAsia"/>
         </w:rPr>
-        <w:t>汇总七项功能用例：正常范围、预警、严重报警和报警静音四项已完成现场测试并通过；回差退出、安全覆盖和传感器失效三项已由宿主机逻辑测试覆盖，但尚未开展现场实测，表中按代码逻辑列出预期结果。</w:t>
+        <w:t>汇总七项功能用例：正常范围、预警、严重报警和报警静音四项已完成现场测试并通过；回差退出、安全覆盖和传感器失效三项已由宿主机逻辑测试覆盖，但尚未开展现场实测，表中按代码逻辑列出预期结果。表中温度输入为未校时状态下的默认阈值，校时后应按当前生效时段的分时阈值判断。</w:t>
       </w:r>
     </w:p>
     <w:p>
@@ -11984,11 +11938,7 @@
         <w:t>15</w:t>
       </w:r>
       <w:r>
-        <w:t>条有效</w:t>
-      </w:r>
-      <w:r>
-        <w:lastRenderedPageBreak/>
-        <w:t>记录。顺次移动测试会混入时间变化，因此在稳定时段完成记录，并在移动前后回到中间点复核读数。</w:t>
+        <w:t>条有效记录。顺次移动测试会混入时间变化，因此在稳定时段完成记录，并在移动前后回到中间点复核读数。</w:t>
       </w:r>
     </w:p>
     <w:p>
@@ -15309,7 +15259,6 @@
           </w:tcPr>
           <w:p>
             <w:r>
-              <w:lastRenderedPageBreak/>
               <w:t>29</w:t>
             </w:r>
           </w:p>
@@ -18419,6 +18368,7 @@
   <w:style w:type="table" w:default="1" w:styleId="a1">
     <w:name w:val="Normal Table"/>
     <w:uiPriority w:val="99"/>
+    <w:semiHidden/>
     <w:unhideWhenUsed/>
     <w:tblPr>
       <w:tblInd w:w="0" w:type="dxa"/>

--- a/docs/submission/温湿度监测与风扇控制系统_设计报告_脱敏版.docx
+++ b/docs/submission/温湿度监测与风扇控制系统_设计报告_脱敏版.docx
@@ -8435,7 +8435,103 @@
         <w:rPr>
           <w:rFonts w:hint="eastAsia"/>
         </w:rPr>
-        <w:t>取膨大期相对湿度上限。上午阈值高于下午属于本原型的通风管理策略，即夜间过后先允许棚温回升，下午考虑日照与棚体蓄热而提前通风；该标准只区分昼间和夜间，并未规定上午与下午的差别。夜间</w:t>
+        <w:t>取膨大期相对湿度上限。上午阈值高于下午，依据是园艺生产中的变温管理（</w:t>
+      </w:r>
+      <w:r>
+        <w:rPr>
+          <w:rFonts w:hint="eastAsia"/>
+        </w:rPr>
+        <w:t>temperature integration</w:t>
+      </w:r>
+      <w:r>
+        <w:rPr>
+          <w:rFonts w:hint="eastAsia"/>
+        </w:rPr>
+        <w:t>）思路：草莓叶片净光合速率在午前达到峰值，午后随气孔导度下降和同化产物累积而降低</w:t>
+      </w:r>
+      <w:r>
+        <w:rPr>
+          <w:rFonts w:hint="eastAsia"/>
+        </w:rPr>
+        <w:t>[8]</w:t>
+      </w:r>
+      <w:r>
+        <w:rPr>
+          <w:rFonts w:hint="eastAsia"/>
+        </w:rPr>
+        <w:t>，保持午前较高温度有利于光合产物合成；午后适度降温可降低呼吸消耗，并有利于同化产物向果实运转</w:t>
+      </w:r>
+      <w:r>
+        <w:rPr>
+          <w:rFonts w:hint="eastAsia"/>
+        </w:rPr>
+        <w:t>[9]</w:t>
+      </w:r>
+      <w:r>
+        <w:rPr>
+          <w:rFonts w:hint="eastAsia"/>
+        </w:rPr>
+        <w:t>。在温室番茄上实测的傍晚前降温（</w:t>
+      </w:r>
+      <w:r>
+        <w:rPr>
+          <w:rFonts w:hint="eastAsia"/>
+        </w:rPr>
+        <w:t>pre-night temperature drop</w:t>
+      </w:r>
+      <w:r>
+        <w:rPr>
+          <w:rFonts w:hint="eastAsia"/>
+        </w:rPr>
+        <w:t>）处理，可在不降低早期产量的前提下减少加温能耗</w:t>
+      </w:r>
+      <w:r>
+        <w:rPr>
+          <w:rFonts w:hint="eastAsia"/>
+        </w:rPr>
+        <w:t>[10]</w:t>
+      </w:r>
+      <w:r>
+        <w:rPr>
+          <w:rFonts w:hint="eastAsia"/>
+        </w:rPr>
+        <w:t>；温室气候设点的分时优化研究同样表明，按作物光合与呼吸的日变化分段设定温度目标优于全天恒定值</w:t>
+      </w:r>
+      <w:r>
+        <w:rPr>
+          <w:rFonts w:hint="eastAsia"/>
+        </w:rPr>
+        <w:t>[11]</w:t>
+      </w:r>
+      <w:r>
+        <w:rPr>
+          <w:rFonts w:hint="eastAsia"/>
+        </w:rPr>
+        <w:t>。需要说明的是，</w:t>
+      </w:r>
+      <w:r>
+        <w:rPr>
+          <w:rFonts w:hint="eastAsia"/>
+        </w:rPr>
+        <w:t>DB11/T 821</w:t>
+      </w:r>
+      <w:r>
+        <w:rPr>
+          <w:rFonts w:hint="eastAsia"/>
+        </w:rPr>
+        <w:t>—</w:t>
+      </w:r>
+      <w:r>
+        <w:rPr>
+          <w:rFonts w:hint="eastAsia"/>
+        </w:rPr>
+        <w:t xml:space="preserve">2021 </w:t>
+      </w:r>
+      <w:r>
+        <w:rPr>
+          <w:rFonts w:hint="eastAsia"/>
+        </w:rPr>
+        <w:t>只区分昼间和夜间，并未规定上午与下午的差别，上述分段取值属本原型在该标准基础上的细化。夜间</w:t>
       </w:r>
       <w:r>
         <w:rPr>
@@ -12800,6 +12896,38 @@
           <w:rFonts w:hint="eastAsia"/>
         </w:rPr>
         <w:t>: 2021.</w:t>
+      </w:r>
+    </w:p>
+    <w:p>
+      <w:pPr>
+        <w:pStyle w:val="ReportBody"/>
+      </w:pPr>
+      <w:r>
+        <w:t>[8] Wu X, Han W, Yang Z, et al. The difference in temperature between day and night affects the strawberry soluble sugar content by influencing the photosynthesis, respiration and sucrose phosphatase synthase[J]. Horticultural Science, 2021, 48(4): 174-182. DOI: 10.17221/169/2020-HORTSCI.</w:t>
+      </w:r>
+    </w:p>
+    <w:p>
+      <w:pPr>
+        <w:pStyle w:val="ReportBody"/>
+      </w:pPr>
+      <w:r>
+        <w:t>[9] Garcia K, Kubota C. Physiology of strawberry plants under controlled environment: diurnal change in leaf net photosynthetic rate[J]. Acta Horticulturae, 2017(1156): 445-452. DOI: 10.17660/ActaHortic.2017.1156.66.</w:t>
+      </w:r>
+    </w:p>
+    <w:p>
+      <w:pPr>
+        <w:pStyle w:val="ReportBody"/>
+      </w:pPr>
+      <w:r>
+        <w:t>[10] Hao X, Borhan M S, Zheng J. Effects of temperature integration regimes with low pre-night temperatures on energy consumption, microclimate, and fruit yield in early greenhouse tomato production[J]. Acta Horticulturae, 2008(801): 473-478. DOI: 10.17660/ActaHortic.2008.801.51.</w:t>
+      </w:r>
+    </w:p>
+    <w:p>
+      <w:pPr>
+        <w:pStyle w:val="ReportBody"/>
+      </w:pPr>
+      <w:r>
+        <w:t>[11] Su Y, Xu L. Global optimization and control of greenhouse climate setpoints for energy saving and crop yield increase[J]. Agriculture, 2025, 15(9): 939. DOI: 10.3390/agriculture15090939.</w:t>
       </w:r>
     </w:p>
     <w:p>

--- a/docs/submission/温湿度监测与风扇控制系统_设计报告_脱敏版.docx
+++ b/docs/submission/温湿度监测与风扇控制系统_设计报告_脱敏版.docx
@@ -8573,6 +8573,128 @@
     <w:p>
       <w:pPr>
         <w:pStyle w:val="ReportBody"/>
+        <w:rPr>
+          <w:rFonts w:hint="eastAsia"/>
+        </w:rPr>
+      </w:pPr>
+      <w:r>
+        <w:rPr>
+          <w:rFonts w:hint="eastAsia"/>
+        </w:rPr>
+        <w:t>湿度阈值不随时段变化，依据与病害风险有关而非作物昼夜需求：草莓灰霉病（</w:t>
+      </w:r>
+      <w:r>
+        <w:rPr>
+          <w:rFonts w:hint="eastAsia"/>
+        </w:rPr>
+        <w:t>Botrytis cinerea</w:t>
+      </w:r>
+      <w:r>
+        <w:rPr>
+          <w:rFonts w:hint="eastAsia"/>
+        </w:rPr>
+        <w:t>）的孢子萌发需要叶面自由水，在无自由水的条件下即使相对湿度很高也不萌发</w:t>
+      </w:r>
+      <w:r>
+        <w:rPr>
+          <w:rFonts w:hint="eastAsia"/>
+        </w:rPr>
+        <w:t>[12]</w:t>
+      </w:r>
+      <w:r>
+        <w:rPr>
+          <w:rFonts w:hint="eastAsia"/>
+        </w:rPr>
+        <w:t>，而叶面结露多发生在夜间降温阶段，因此夜间恰恰不应放宽湿度限值；温室草莓栽培中</w:t>
+      </w:r>
+      <w:r>
+        <w:rPr>
+          <w:rFonts w:hint="eastAsia"/>
+        </w:rPr>
+        <w:t xml:space="preserve"> 65 %</w:t>
+      </w:r>
+      <w:r>
+        <w:rPr>
+          <w:rFonts w:hint="eastAsia"/>
+        </w:rPr>
+        <w:t>～</w:t>
+      </w:r>
+      <w:r>
+        <w:rPr>
+          <w:rFonts w:hint="eastAsia"/>
+        </w:rPr>
+        <w:t xml:space="preserve">75 %RH </w:t>
+      </w:r>
+      <w:r>
+        <w:rPr>
+          <w:rFonts w:hint="eastAsia"/>
+        </w:rPr>
+        <w:t>的日间相对湿度被认为兼顾产量、单果重与坐果率，长期极端高湿会降低果实硬度与贮藏性并提高果实对灰霉病的敏感性</w:t>
+      </w:r>
+      <w:r>
+        <w:rPr>
+          <w:rFonts w:hint="eastAsia"/>
+        </w:rPr>
+        <w:t>[13]</w:t>
+      </w:r>
+      <w:r>
+        <w:rPr>
+          <w:rFonts w:hint="eastAsia"/>
+        </w:rPr>
+        <w:t>。基于上述风险，本设计对湿度采用全天统一限值：预警</w:t>
+      </w:r>
+      <w:r>
+        <w:rPr>
+          <w:rFonts w:hint="eastAsia"/>
+        </w:rPr>
+        <w:t xml:space="preserve"> 70 %RH </w:t>
+      </w:r>
+      <w:r>
+        <w:rPr>
+          <w:rFonts w:hint="eastAsia"/>
+        </w:rPr>
+        <w:t>取</w:t>
+      </w:r>
+      <w:r>
+        <w:rPr>
+          <w:rFonts w:hint="eastAsia"/>
+        </w:rPr>
+        <w:t xml:space="preserve"> DB11/T 821</w:t>
+      </w:r>
+      <w:r>
+        <w:rPr>
+          <w:rFonts w:hint="eastAsia"/>
+        </w:rPr>
+        <w:t>—</w:t>
+      </w:r>
+      <w:r>
+        <w:rPr>
+          <w:rFonts w:hint="eastAsia"/>
+        </w:rPr>
+        <w:t xml:space="preserve">2021 </w:t>
+      </w:r>
+      <w:r>
+        <w:rPr>
+          <w:rFonts w:hint="eastAsia"/>
+        </w:rPr>
+        <w:t>膨大期相对湿度上限与上述适宜区间的上沿，严重值</w:t>
+      </w:r>
+      <w:r>
+        <w:rPr>
+          <w:rFonts w:hint="eastAsia"/>
+        </w:rPr>
+        <w:t xml:space="preserve"> 80 %RH </w:t>
+      </w:r>
+      <w:r>
+        <w:rPr>
+          <w:rFonts w:hint="eastAsia"/>
+        </w:rPr>
+        <w:t>为课程演示取值，超出标准推荐区间。</w:t>
+      </w:r>
+    </w:p>
+    <w:p>
+      <w:pPr>
+        <w:pStyle w:val="ReportBody"/>
       </w:pPr>
       <w:r>
         <w:rPr>
@@ -12928,6 +13050,22 @@
       </w:pPr>
       <w:r>
         <w:t>[11] Su Y, Xu L. Global optimization and control of greenhouse climate setpoints for energy saving and crop yield increase[J]. Agriculture, 2025, 15(9): 939. DOI: 10.3390/agriculture15090939.</w:t>
+      </w:r>
+    </w:p>
+    <w:p>
+      <w:pPr>
+        <w:pStyle w:val="ReportBody"/>
+      </w:pPr>
+      <w:r>
+        <w:t>[12] Latorre B A, Rioja M E. The effect of temperature and relative humidity on conidial germination of Botrytis cinerea[J]. International Journal of Agriculture and Natural Resources, 2002, 29(2): 66-72. DOI: 10.7764/rcia.v29i2.1318.</w:t>
+      </w:r>
+    </w:p>
+    <w:p>
+      <w:pPr>
+        <w:pStyle w:val="ReportBody"/>
+      </w:pPr>
+      <w:r>
+        <w:t>[13] Lieten P. The effect of humidity on the performance of greenhouse grown strawberry[J]. Acta Horticulturae, 2002(567): 479-482. DOI: 10.17660/ActaHortic.2002.567.101.</w:t>
       </w:r>
     </w:p>
     <w:p>

--- a/docs/submission/温湿度监测与风扇控制系统_设计报告_脱敏版.docx
+++ b/docs/submission/温湿度监测与风扇控制系统_设计报告_脱敏版.docx
@@ -3870,7 +3870,19 @@
         <w:rPr>
           <w:rFonts w:hint="eastAsia"/>
         </w:rPr>
-        <w:t>为周期采样，提供温湿度显示、报警分级、分时阈值、页面切换、蓝牙查询和风扇自动／手动控制。设计不包含联网云平台和多节点组网；分时温度阈值参考草莓结果期的环境管理区间设定，湿度阈值与严重报警值用于课程演示，仍需结合品种和棚内实测数据修订。</w:t>
+        <w:t>为周期采样，提供温湿度显示、报警分级、分时阈值、页面切换、蓝牙查询和风扇自动／手动控制。设计不包含联网云平台和多节点组网；分时温度阈值参考草莓结果期的环境管理区间设定，</w:t>
+      </w:r>
+      <w:r>
+        <w:rPr>
+          <w:rFonts w:hint="eastAsia"/>
+        </w:rPr>
+        <w:t>湿度阈值不分时，按灰霉病叶面自由水风险取全天统一限值，严重报警值用于课程演示</w:t>
+      </w:r>
+      <w:r>
+        <w:rPr>
+          <w:rFonts w:hint="eastAsia"/>
+        </w:rPr>
+        <w:t>，仍需结合品种和棚内实测数据修订。</w:t>
       </w:r>
     </w:p>
     <w:p>
@@ -5318,10 +5330,22 @@
         <w:t xml:space="preserve"> DHT22 </w:t>
       </w:r>
       <w:r>
-        <w:t>常见测量范围一致，但仍不表示模块在全范围内都能保持标称精度。严重湿度报警设为</w:t>
+        <w:t>常见测量范围一致，但仍不表示模块在全范围内都能保持标称精度。</w:t>
+      </w:r>
+      <w:r>
+        <w:t>严重湿度报警默认设为</w:t>
       </w:r>
       <w:r>
         <w:t xml:space="preserve"> 80 %RH</w:t>
+      </w:r>
+      <w:r>
+        <w:t>（可用</w:t>
+      </w:r>
+      <w:r>
+        <w:t xml:space="preserve"> SET HUM </w:t>
+      </w:r>
+      <w:r>
+        <w:t>修改）</w:t>
       </w:r>
       <w:r>
         <w:t>；潮湿、结露环境仍需评估防护与长期稳定性。</w:t>
@@ -6969,13 +6993,31 @@
         <w:rPr>
           <w:rFonts w:hint="eastAsia"/>
         </w:rPr>
-        <w:t>℃”且湿度低于</w:t>
-      </w:r>
-      <w:r>
-        <w:rPr>
-          <w:rFonts w:hint="eastAsia"/>
-        </w:rPr>
-        <w:t xml:space="preserve"> 65 %RH </w:t>
+        <w:t>℃”且</w:t>
+      </w:r>
+      <w:r>
+        <w:rPr>
+          <w:rFonts w:hint="eastAsia"/>
+        </w:rPr>
+        <w:t>湿度低于“当前湿度预警值减</w:t>
+      </w:r>
+      <w:r>
+        <w:rPr>
+          <w:rFonts w:hint="eastAsia"/>
+        </w:rPr>
+        <w:t xml:space="preserve"> 5 %RH</w:t>
+      </w:r>
+      <w:r>
+        <w:rPr>
+          <w:rFonts w:hint="eastAsia"/>
+        </w:rPr>
+        <w:t>”</w:t>
+      </w:r>
+      <w:r>
+        <w:rPr>
+          <w:rFonts w:hint="eastAsia"/>
+        </w:rPr>
+        <w:t xml:space="preserve"> </w:t>
       </w:r>
       <w:r>
         <w:rPr>
@@ -7034,13 +7076,25 @@
         <w:rPr>
           <w:rFonts w:hint="eastAsia"/>
         </w:rPr>
-        <w:t>℃”且湿度低于</w:t>
-      </w:r>
-      <w:r>
-        <w:rPr>
-          <w:rFonts w:hint="eastAsia"/>
-        </w:rPr>
-        <w:t xml:space="preserve"> 75 %RH</w:t>
+        <w:t>℃”且</w:t>
+      </w:r>
+      <w:r>
+        <w:rPr>
+          <w:rFonts w:hint="eastAsia"/>
+        </w:rPr>
+        <w:t>湿度低于“当前湿度严重值减</w:t>
+      </w:r>
+      <w:r>
+        <w:rPr>
+          <w:rFonts w:hint="eastAsia"/>
+        </w:rPr>
+        <w:t xml:space="preserve"> 5 %RH</w:t>
+      </w:r>
+      <w:r>
+        <w:rPr>
+          <w:rFonts w:hint="eastAsia"/>
+        </w:rPr>
+        <w:t>”</w:t>
       </w:r>
       <w:r>
         <w:rPr>
@@ -8573,9 +8627,6 @@
     <w:p>
       <w:pPr>
         <w:pStyle w:val="ReportBody"/>
-        <w:rPr>
-          <w:rFonts w:hint="eastAsia"/>
-        </w:rPr>
       </w:pPr>
       <w:r>
         <w:rPr>
@@ -9521,6 +9572,149 @@
           <w:rFonts w:hint="eastAsia"/>
         </w:rPr>
         <w:t>汇总七项功能用例：正常范围、预警、严重报警和报警静音四项已完成现场测试并通过；回差退出、安全覆盖和传感器失效三项已由宿主机逻辑测试覆盖，但尚未开展现场实测，表中按代码逻辑列出预期结果。表中温度输入为未校时状态下的默认阈值，校时后应按当前生效时段的分时阈值判断。</w:t>
+      </w:r>
+    </w:p>
+    <w:p>
+      <w:pPr>
+        <w:pStyle w:val="ReportBody"/>
+      </w:pPr>
+      <w:r>
+        <w:rPr>
+          <w:rFonts w:hint="eastAsia"/>
+        </w:rPr>
+        <w:t>校时与分时功能也已实测：在</w:t>
+      </w:r>
+      <w:r>
+        <w:rPr>
+          <w:rFonts w:hint="eastAsia"/>
+        </w:rPr>
+        <w:t xml:space="preserve"> 08:00</w:t>
+      </w:r>
+      <w:r>
+        <w:rPr>
+          <w:rFonts w:hint="eastAsia"/>
+        </w:rPr>
+        <w:t>、</w:t>
+      </w:r>
+      <w:r>
+        <w:rPr>
+          <w:rFonts w:hint="eastAsia"/>
+        </w:rPr>
+        <w:t>12:00</w:t>
+      </w:r>
+      <w:r>
+        <w:rPr>
+          <w:rFonts w:hint="eastAsia"/>
+        </w:rPr>
+        <w:t>、</w:t>
+      </w:r>
+      <w:r>
+        <w:rPr>
+          <w:rFonts w:hint="eastAsia"/>
+        </w:rPr>
+        <w:t xml:space="preserve">18:00 </w:t>
+      </w:r>
+      <w:r>
+        <w:rPr>
+          <w:rFonts w:hint="eastAsia"/>
+        </w:rPr>
+        <w:t>附近发送</w:t>
+      </w:r>
+      <w:r>
+        <w:rPr>
+          <w:rFonts w:hint="eastAsia"/>
+        </w:rPr>
+        <w:t xml:space="preserve"> TIME </w:t>
+      </w:r>
+      <w:r>
+        <w:rPr>
+          <w:rFonts w:hint="eastAsia"/>
+        </w:rPr>
+        <w:t>命令后，</w:t>
+      </w:r>
+      <w:r>
+        <w:rPr>
+          <w:rFonts w:hint="eastAsia"/>
+        </w:rPr>
+        <w:t xml:space="preserve">STATUS </w:t>
+      </w:r>
+      <w:r>
+        <w:rPr>
+          <w:rFonts w:hint="eastAsia"/>
+        </w:rPr>
+        <w:t>与</w:t>
+      </w:r>
+      <w:r>
+        <w:rPr>
+          <w:rFonts w:hint="eastAsia"/>
+        </w:rPr>
+        <w:t xml:space="preserve"> OLED </w:t>
+      </w:r>
+      <w:r>
+        <w:rPr>
+          <w:rFonts w:hint="eastAsia"/>
+        </w:rPr>
+        <w:t>显示的时段和阈值按表</w:t>
+      </w:r>
+      <w:r>
+        <w:rPr>
+          <w:rFonts w:hint="eastAsia"/>
+        </w:rPr>
+        <w:t xml:space="preserve"> 4-2 </w:t>
+      </w:r>
+      <w:r>
+        <w:rPr>
+          <w:rFonts w:hint="eastAsia"/>
+        </w:rPr>
+        <w:t>切换；发送</w:t>
+      </w:r>
+      <w:r>
+        <w:rPr>
+          <w:rFonts w:hint="eastAsia"/>
+        </w:rPr>
+        <w:t xml:space="preserve"> SET DAY/PM/NIGHT </w:t>
+      </w:r>
+      <w:r>
+        <w:rPr>
+          <w:rFonts w:hint="eastAsia"/>
+        </w:rPr>
+        <w:t>与</w:t>
+      </w:r>
+      <w:r>
+        <w:rPr>
+          <w:rFonts w:hint="eastAsia"/>
+        </w:rPr>
+        <w:t xml:space="preserve"> SET HUM </w:t>
+      </w:r>
+      <w:r>
+        <w:rPr>
+          <w:rFonts w:hint="eastAsia"/>
+        </w:rPr>
+        <w:t>后，</w:t>
+      </w:r>
+      <w:r>
+        <w:rPr>
+          <w:rFonts w:hint="eastAsia"/>
+        </w:rPr>
+        <w:t xml:space="preserve">STATUS </w:t>
+      </w:r>
+      <w:r>
+        <w:rPr>
+          <w:rFonts w:hint="eastAsia"/>
+        </w:rPr>
+        <w:t>与</w:t>
+      </w:r>
+      <w:r>
+        <w:rPr>
+          <w:rFonts w:hint="eastAsia"/>
+        </w:rPr>
+        <w:t xml:space="preserve"> OLED </w:t>
+      </w:r>
+      <w:r>
+        <w:rPr>
+          <w:rFonts w:hint="eastAsia"/>
+        </w:rPr>
+        <w:t>读回值一致，修改当前生效时段或湿度阈值会立即用于报警判断。跨时段切换后按新阈值重新判定，不沿用上一时段的报警等级与回差。</w:t>
       </w:r>
     </w:p>
     <w:p>

--- a/docs/submission/温湿度监测与风扇控制系统_设计报告_脱敏版.docx
+++ b/docs/submission/温湿度监测与风扇控制系统_设计报告_脱敏版.docx
@@ -59,7 +59,7 @@
         <w:rPr>
           <w:noProof/>
         </w:rPr>
-        <w:pict w14:anchorId="3675B132">
+        <w:pict w14:anchorId="071EB957">
           <v:shapetype id="_x0000_t75" coordsize="21600,21600" o:spt="75" o:preferrelative="t" path="m@4@5l@4@11@9@11@9@5xe" filled="f" stroked="f">
             <v:stroke joinstyle="miter"/>
             <v:formulas>
@@ -92,7 +92,7 @@
           <w:sz w:val="20"/>
           <w:szCs w:val="20"/>
         </w:rPr>
-        <w:pict w14:anchorId="5C1B96C4">
+        <w:pict w14:anchorId="40B8FAA0">
           <v:shape id="图片 1" o:spid="_x0000_i1026" type="#_x0000_t75" style="width:108.2pt;height:16.25pt;mso-wrap-distance-left:0;mso-wrap-distance-right:0">
             <v:imagedata r:id="rId9" o:title="" gain="69719f" grayscale="t" bilevel="t"/>
           </v:shape>
@@ -296,7 +296,17 @@
             <w:tcW w:w="3742" w:type="dxa"/>
             <w:vAlign w:val="center"/>
           </w:tcPr>
-          <w:p/>
+          <w:p>
+            <w:r>
+              <w:rPr>
+                <w:rFonts w:ascii="Times New Roman" w:eastAsia="黑体" w:hAnsi="Times New Roman"/>
+                <w:color w:val="000000"/>
+                <w:sz w:val="30"/>
+                <w:u w:val="single"/>
+              </w:rPr>
+              <w:t xml:space="preserve">                                              </w:t>
+            </w:r>
+          </w:p>
         </w:tc>
       </w:tr>
       <w:tr>
@@ -328,7 +338,17 @@
             <w:tcW w:w="3742" w:type="dxa"/>
             <w:vAlign w:val="center"/>
           </w:tcPr>
-          <w:p/>
+          <w:p>
+            <w:r>
+              <w:rPr>
+                <w:rFonts w:ascii="Times New Roman" w:eastAsia="黑体" w:hAnsi="Times New Roman"/>
+                <w:color w:val="000000"/>
+                <w:sz w:val="30"/>
+                <w:u w:val="single"/>
+              </w:rPr>
+              <w:t xml:space="preserve">                                              </w:t>
+            </w:r>
+          </w:p>
         </w:tc>
       </w:tr>
       <w:tr>
@@ -360,7 +380,17 @@
             <w:tcW w:w="3742" w:type="dxa"/>
             <w:vAlign w:val="center"/>
           </w:tcPr>
-          <w:p/>
+          <w:p>
+            <w:r>
+              <w:rPr>
+                <w:rFonts w:ascii="Times New Roman" w:eastAsia="黑体" w:hAnsi="Times New Roman"/>
+                <w:color w:val="000000"/>
+                <w:sz w:val="30"/>
+                <w:u w:val="single"/>
+              </w:rPr>
+              <w:t xml:space="preserve">                                              </w:t>
+            </w:r>
+          </w:p>
         </w:tc>
       </w:tr>
       <w:tr>
@@ -392,7 +422,17 @@
             <w:tcW w:w="3742" w:type="dxa"/>
             <w:vAlign w:val="center"/>
           </w:tcPr>
-          <w:p/>
+          <w:p>
+            <w:r>
+              <w:rPr>
+                <w:rFonts w:ascii="Times New Roman" w:eastAsia="黑体" w:hAnsi="Times New Roman"/>
+                <w:color w:val="000000"/>
+                <w:sz w:val="30"/>
+                <w:u w:val="single"/>
+              </w:rPr>
+              <w:t xml:space="preserve">                                              </w:t>
+            </w:r>
+          </w:p>
         </w:tc>
       </w:tr>
       <w:tr>
@@ -434,8 +474,18 @@
                 <w:rFonts w:ascii="Times New Roman" w:eastAsia="黑体" w:hAnsi="Times New Roman"/>
                 <w:color w:val="000000"/>
                 <w:sz w:val="30"/>
+                <w:u w:val="single"/>
               </w:rPr>
-              <w:t>待填写</w:t>
+              <w:t>余克强、赵娟、姚志凤</w:t>
+            </w:r>
+            <w:r>
+              <w:rPr>
+                <w:rFonts w:ascii="Times New Roman" w:eastAsia="黑体" w:hAnsi="Times New Roman"/>
+                <w:color w:val="000000"/>
+                <w:sz w:val="30"/>
+                <w:u w:val="single"/>
+              </w:rPr>
+              <w:t xml:space="preserve">                          </w:t>
             </w:r>
           </w:p>
         </w:tc>
@@ -479,8 +529,63 @@
                 <w:rFonts w:ascii="Times New Roman" w:eastAsia="黑体" w:hAnsi="Times New Roman"/>
                 <w:color w:val="000000"/>
                 <w:sz w:val="30"/>
+                <w:u w:val="single"/>
               </w:rPr>
-              <w:t>待填写</w:t>
+              <w:t>2026</w:t>
+            </w:r>
+            <w:r>
+              <w:rPr>
+                <w:rFonts w:ascii="Times New Roman" w:eastAsia="黑体" w:hAnsi="Times New Roman"/>
+                <w:color w:val="000000"/>
+                <w:sz w:val="30"/>
+                <w:u w:val="single"/>
+              </w:rPr>
+              <w:t>年</w:t>
+            </w:r>
+            <w:r>
+              <w:rPr>
+                <w:rFonts w:ascii="Times New Roman" w:eastAsia="黑体" w:hAnsi="Times New Roman"/>
+                <w:color w:val="000000"/>
+                <w:sz w:val="30"/>
+                <w:u w:val="single"/>
+              </w:rPr>
+              <w:t>9</w:t>
+            </w:r>
+            <w:r>
+              <w:rPr>
+                <w:rFonts w:ascii="Times New Roman" w:eastAsia="黑体" w:hAnsi="Times New Roman"/>
+                <w:color w:val="000000"/>
+                <w:sz w:val="30"/>
+                <w:u w:val="single"/>
+              </w:rPr>
+              <w:t>月</w:t>
+            </w:r>
+            <w:r>
+              <w:rPr>
+                <w:rFonts w:ascii="Times New Roman" w:eastAsia="黑体" w:hAnsi="Times New Roman"/>
+                <w:color w:val="000000"/>
+                <w:sz w:val="30"/>
+                <w:u w:val="single"/>
+              </w:rPr>
+              <w:t>18</w:t>
+            </w:r>
+            <w:r>
+              <w:rPr>
+                <w:rFonts w:ascii="Times New Roman" w:eastAsia="黑体" w:hAnsi="Times New Roman"/>
+                <w:color w:val="000000"/>
+                <w:sz w:val="30"/>
+                <w:u w:val="single"/>
+              </w:rPr>
+              <w:t>日</w:t>
+            </w:r>
+            <w:r>
+              <w:rPr>
+                <w:rFonts w:ascii="Times New Roman" w:eastAsia="黑体" w:hAnsi="Times New Roman"/>
+                <w:color w:val="000000"/>
+                <w:sz w:val="30"/>
+                <w:u w:val="single"/>
+              </w:rPr>
+              <w:t xml:space="preserve">                                 </w:t>
             </w:r>
           </w:p>
         </w:tc>
@@ -556,7 +661,7 @@
       <w:r>
         <w:fldChar w:fldCharType="separate"/>
       </w:r>
-      <w:hyperlink w:anchor="_Toc240571836" w:history="1">
+      <w:hyperlink w:anchor="_Toc240624092" w:history="1">
         <w:r>
           <w:rPr>
             <w:rStyle w:val="a8"/>
@@ -589,7 +694,7 @@
           <w:rPr>
             <w:webHidden/>
           </w:rPr>
-          <w:instrText>PAGEREF _Toc240571836 \h</w:instrText>
+          <w:instrText>PAGEREF _Toc240624092 \h</w:instrText>
         </w:r>
         <w:r>
           <w:rPr>
@@ -638,7 +743,7 @@
           <w14:ligatures w14:val="standardContextual"/>
         </w:rPr>
       </w:pPr>
-      <w:hyperlink w:anchor="_Toc240571837" w:history="1">
+      <w:hyperlink w:anchor="_Toc240624093" w:history="1">
         <w:r>
           <w:rPr>
             <w:rStyle w:val="a8"/>
@@ -684,7 +789,7 @@
             <w:noProof/>
             <w:webHidden/>
           </w:rPr>
-          <w:instrText>PAGEREF _Toc240571837 \h</w:instrText>
+          <w:instrText>PAGEREF _Toc240624093 \h</w:instrText>
         </w:r>
         <w:r>
           <w:rPr>
@@ -737,7 +842,7 @@
           <w14:ligatures w14:val="standardContextual"/>
         </w:rPr>
       </w:pPr>
-      <w:hyperlink w:anchor="_Toc240571838" w:history="1">
+      <w:hyperlink w:anchor="_Toc240624094" w:history="1">
         <w:r>
           <w:rPr>
             <w:rStyle w:val="a8"/>
@@ -783,7 +888,7 @@
             <w:noProof/>
             <w:webHidden/>
           </w:rPr>
-          <w:instrText>PAGEREF _Toc240571838 \h</w:instrText>
+          <w:instrText>PAGEREF _Toc240624094 \h</w:instrText>
         </w:r>
         <w:r>
           <w:rPr>
@@ -836,7 +941,7 @@
           <w14:ligatures w14:val="standardContextual"/>
         </w:rPr>
       </w:pPr>
-      <w:hyperlink w:anchor="_Toc240571839" w:history="1">
+      <w:hyperlink w:anchor="_Toc240624095" w:history="1">
         <w:r>
           <w:rPr>
             <w:rStyle w:val="a8"/>
@@ -882,7 +987,7 @@
             <w:noProof/>
             <w:webHidden/>
           </w:rPr>
-          <w:instrText>PAGEREF _Toc240571839 \h</w:instrText>
+          <w:instrText>PAGEREF _Toc240624095 \h</w:instrText>
         </w:r>
         <w:r>
           <w:rPr>
@@ -913,6 +1018,105 @@
             <w:webHidden/>
           </w:rPr>
           <w:t>- 1 -</w:t>
+        </w:r>
+        <w:r>
+          <w:rPr>
+            <w:rFonts w:hint="eastAsia"/>
+            <w:noProof/>
+            <w:webHidden/>
+          </w:rPr>
+          <w:fldChar w:fldCharType="end"/>
+        </w:r>
+      </w:hyperlink>
+    </w:p>
+    <w:p>
+      <w:pPr>
+        <w:pStyle w:val="TOC2"/>
+        <w:rPr>
+          <w:rFonts w:asciiTheme="minorHAnsi" w:eastAsiaTheme="minorEastAsia" w:hAnsiTheme="minorHAnsi" w:cstheme="minorBidi" w:hint="eastAsia"/>
+          <w:noProof/>
+          <w:sz w:val="22"/>
+          <w:szCs w:val="24"/>
+          <w14:ligatures w14:val="standardContextual"/>
+        </w:rPr>
+      </w:pPr>
+      <w:hyperlink w:anchor="_Toc240624096" w:history="1">
+        <w:r>
+          <w:rPr>
+            <w:rStyle w:val="a8"/>
+            <w:rFonts w:hint="eastAsia"/>
+            <w:noProof/>
+          </w:rPr>
+          <w:t xml:space="preserve">1.4 </w:t>
+        </w:r>
+        <w:r>
+          <w:rPr>
+            <w:rStyle w:val="a8"/>
+            <w:rFonts w:hint="eastAsia"/>
+            <w:noProof/>
+          </w:rPr>
+          <w:t>成员分工</w:t>
+        </w:r>
+        <w:r>
+          <w:rPr>
+            <w:rFonts w:hint="eastAsia"/>
+            <w:noProof/>
+            <w:webHidden/>
+          </w:rPr>
+          <w:tab/>
+        </w:r>
+        <w:r>
+          <w:rPr>
+            <w:rFonts w:hint="eastAsia"/>
+            <w:noProof/>
+            <w:webHidden/>
+          </w:rPr>
+          <w:fldChar w:fldCharType="begin"/>
+        </w:r>
+        <w:r>
+          <w:rPr>
+            <w:rFonts w:hint="eastAsia"/>
+            <w:noProof/>
+            <w:webHidden/>
+          </w:rPr>
+          <w:instrText xml:space="preserve"> </w:instrText>
+        </w:r>
+        <w:r>
+          <w:rPr>
+            <w:noProof/>
+            <w:webHidden/>
+          </w:rPr>
+          <w:instrText>PAGEREF _Toc240624096 \h</w:instrText>
+        </w:r>
+        <w:r>
+          <w:rPr>
+            <w:rFonts w:hint="eastAsia"/>
+            <w:noProof/>
+            <w:webHidden/>
+          </w:rPr>
+          <w:instrText xml:space="preserve"> </w:instrText>
+        </w:r>
+        <w:r>
+          <w:rPr>
+            <w:rFonts w:hint="eastAsia"/>
+            <w:noProof/>
+            <w:webHidden/>
+          </w:rPr>
+        </w:r>
+        <w:r>
+          <w:rPr>
+            <w:rFonts w:hint="eastAsia"/>
+            <w:noProof/>
+            <w:webHidden/>
+          </w:rPr>
+          <w:fldChar w:fldCharType="separate"/>
+        </w:r>
+        <w:r>
+          <w:rPr>
+            <w:noProof/>
+            <w:webHidden/>
+          </w:rPr>
+          <w:t>- 2 -</w:t>
         </w:r>
         <w:r>
           <w:rPr>
@@ -935,7 +1139,7 @@
           <w14:ligatures w14:val="standardContextual"/>
         </w:rPr>
       </w:pPr>
-      <w:hyperlink w:anchor="_Toc240571840" w:history="1">
+      <w:hyperlink w:anchor="_Toc240624097" w:history="1">
         <w:r>
           <w:rPr>
             <w:rStyle w:val="a8"/>
@@ -968,7 +1172,7 @@
           <w:rPr>
             <w:webHidden/>
           </w:rPr>
-          <w:instrText>PAGEREF _Toc240571840 \h</w:instrText>
+          <w:instrText>PAGEREF _Toc240624097 \h</w:instrText>
         </w:r>
         <w:r>
           <w:rPr>
@@ -1017,7 +1221,7 @@
           <w14:ligatures w14:val="standardContextual"/>
         </w:rPr>
       </w:pPr>
-      <w:hyperlink w:anchor="_Toc240571841" w:history="1">
+      <w:hyperlink w:anchor="_Toc240624098" w:history="1">
         <w:r>
           <w:rPr>
             <w:rStyle w:val="a8"/>
@@ -1063,7 +1267,7 @@
             <w:noProof/>
             <w:webHidden/>
           </w:rPr>
-          <w:instrText>PAGEREF _Toc240571841 \h</w:instrText>
+          <w:instrText>PAGEREF _Toc240624098 \h</w:instrText>
         </w:r>
         <w:r>
           <w:rPr>
@@ -1116,7 +1320,7 @@
           <w14:ligatures w14:val="standardContextual"/>
         </w:rPr>
       </w:pPr>
-      <w:hyperlink w:anchor="_Toc240571842" w:history="1">
+      <w:hyperlink w:anchor="_Toc240624099" w:history="1">
         <w:r>
           <w:rPr>
             <w:rStyle w:val="a8"/>
@@ -1162,7 +1366,7 @@
             <w:noProof/>
             <w:webHidden/>
           </w:rPr>
-          <w:instrText>PAGEREF _Toc240571842 \h</w:instrText>
+          <w:instrText>PAGEREF _Toc240624099 \h</w:instrText>
         </w:r>
         <w:r>
           <w:rPr>
@@ -1192,7 +1396,7 @@
             <w:noProof/>
             <w:webHidden/>
           </w:rPr>
-          <w:t>- 3 -</w:t>
+          <w:t>- 4 -</w:t>
         </w:r>
         <w:r>
           <w:rPr>
@@ -1215,7 +1419,7 @@
           <w14:ligatures w14:val="standardContextual"/>
         </w:rPr>
       </w:pPr>
-      <w:hyperlink w:anchor="_Toc240571843" w:history="1">
+      <w:hyperlink w:anchor="_Toc240624100" w:history="1">
         <w:r>
           <w:rPr>
             <w:rStyle w:val="a8"/>
@@ -1261,7 +1465,7 @@
             <w:noProof/>
             <w:webHidden/>
           </w:rPr>
-          <w:instrText>PAGEREF _Toc240571843 \h</w:instrText>
+          <w:instrText>PAGEREF _Toc240624100 \h</w:instrText>
         </w:r>
         <w:r>
           <w:rPr>
@@ -1291,7 +1495,7 @@
             <w:noProof/>
             <w:webHidden/>
           </w:rPr>
-          <w:t>- 4 -</w:t>
+          <w:t>- 5 -</w:t>
         </w:r>
         <w:r>
           <w:rPr>
@@ -1314,7 +1518,7 @@
           <w14:ligatures w14:val="standardContextual"/>
         </w:rPr>
       </w:pPr>
-      <w:hyperlink w:anchor="_Toc240571844" w:history="1">
+      <w:hyperlink w:anchor="_Toc240624101" w:history="1">
         <w:r>
           <w:rPr>
             <w:rStyle w:val="a8"/>
@@ -1347,7 +1551,7 @@
           <w:rPr>
             <w:webHidden/>
           </w:rPr>
-          <w:instrText>PAGEREF _Toc240571844 \h</w:instrText>
+          <w:instrText>PAGEREF _Toc240624101 \h</w:instrText>
         </w:r>
         <w:r>
           <w:rPr>
@@ -1374,7 +1578,7 @@
             <w:rFonts w:hint="eastAsia"/>
             <w:webHidden/>
           </w:rPr>
-          <w:t>- 5 -</w:t>
+          <w:t>- 6 -</w:t>
         </w:r>
         <w:r>
           <w:rPr>
@@ -1396,7 +1600,7 @@
           <w14:ligatures w14:val="standardContextual"/>
         </w:rPr>
       </w:pPr>
-      <w:hyperlink w:anchor="_Toc240571845" w:history="1">
+      <w:hyperlink w:anchor="_Toc240624102" w:history="1">
         <w:r>
           <w:rPr>
             <w:rStyle w:val="a8"/>
@@ -1442,7 +1646,7 @@
             <w:noProof/>
             <w:webHidden/>
           </w:rPr>
-          <w:instrText>PAGEREF _Toc240571845 \h</w:instrText>
+          <w:instrText>PAGEREF _Toc240624102 \h</w:instrText>
         </w:r>
         <w:r>
           <w:rPr>
@@ -1472,7 +1676,7 @@
             <w:noProof/>
             <w:webHidden/>
           </w:rPr>
-          <w:t>- 5 -</w:t>
+          <w:t>- 6 -</w:t>
         </w:r>
         <w:r>
           <w:rPr>
@@ -1495,7 +1699,7 @@
           <w14:ligatures w14:val="standardContextual"/>
         </w:rPr>
       </w:pPr>
-      <w:hyperlink w:anchor="_Toc240571846" w:history="1">
+      <w:hyperlink w:anchor="_Toc240624103" w:history="1">
         <w:r>
           <w:rPr>
             <w:rStyle w:val="a8"/>
@@ -1541,7 +1745,7 @@
             <w:noProof/>
             <w:webHidden/>
           </w:rPr>
-          <w:instrText>PAGEREF _Toc240571846 \h</w:instrText>
+          <w:instrText>PAGEREF _Toc240624103 \h</w:instrText>
         </w:r>
         <w:r>
           <w:rPr>
@@ -1571,7 +1775,7 @@
             <w:noProof/>
             <w:webHidden/>
           </w:rPr>
-          <w:t>- 5 -</w:t>
+          <w:t>- 6 -</w:t>
         </w:r>
         <w:r>
           <w:rPr>
@@ -1594,7 +1798,7 @@
           <w14:ligatures w14:val="standardContextual"/>
         </w:rPr>
       </w:pPr>
-      <w:hyperlink w:anchor="_Toc240571847" w:history="1">
+      <w:hyperlink w:anchor="_Toc240624104" w:history="1">
         <w:r>
           <w:rPr>
             <w:rStyle w:val="a8"/>
@@ -1640,7 +1844,7 @@
             <w:noProof/>
             <w:webHidden/>
           </w:rPr>
-          <w:instrText>PAGEREF _Toc240571847 \h</w:instrText>
+          <w:instrText>PAGEREF _Toc240624104 \h</w:instrText>
         </w:r>
         <w:r>
           <w:rPr>
@@ -1670,7 +1874,7 @@
             <w:noProof/>
             <w:webHidden/>
           </w:rPr>
-          <w:t>- 5 -</w:t>
+          <w:t>- 6 -</w:t>
         </w:r>
         <w:r>
           <w:rPr>
@@ -1693,7 +1897,7 @@
           <w14:ligatures w14:val="standardContextual"/>
         </w:rPr>
       </w:pPr>
-      <w:hyperlink w:anchor="_Toc240571848" w:history="1">
+      <w:hyperlink w:anchor="_Toc240624105" w:history="1">
         <w:r>
           <w:rPr>
             <w:rStyle w:val="a8"/>
@@ -1726,7 +1930,7 @@
           <w:rPr>
             <w:webHidden/>
           </w:rPr>
-          <w:instrText>PAGEREF _Toc240571848 \h</w:instrText>
+          <w:instrText>PAGEREF _Toc240624105 \h</w:instrText>
         </w:r>
         <w:r>
           <w:rPr>
@@ -1753,7 +1957,7 @@
             <w:rFonts w:hint="eastAsia"/>
             <w:webHidden/>
           </w:rPr>
-          <w:t>- 6 -</w:t>
+          <w:t>- 7 -</w:t>
         </w:r>
         <w:r>
           <w:rPr>
@@ -1775,7 +1979,7 @@
           <w14:ligatures w14:val="standardContextual"/>
         </w:rPr>
       </w:pPr>
-      <w:hyperlink w:anchor="_Toc240571849" w:history="1">
+      <w:hyperlink w:anchor="_Toc240624106" w:history="1">
         <w:r>
           <w:rPr>
             <w:rStyle w:val="a8"/>
@@ -1821,7 +2025,7 @@
             <w:noProof/>
             <w:webHidden/>
           </w:rPr>
-          <w:instrText>PAGEREF _Toc240571849 \h</w:instrText>
+          <w:instrText>PAGEREF _Toc240624106 \h</w:instrText>
         </w:r>
         <w:r>
           <w:rPr>
@@ -1851,7 +2055,7 @@
             <w:noProof/>
             <w:webHidden/>
           </w:rPr>
-          <w:t>- 6 -</w:t>
+          <w:t>- 7 -</w:t>
         </w:r>
         <w:r>
           <w:rPr>
@@ -1874,7 +2078,7 @@
           <w14:ligatures w14:val="standardContextual"/>
         </w:rPr>
       </w:pPr>
-      <w:hyperlink w:anchor="_Toc240571850" w:history="1">
+      <w:hyperlink w:anchor="_Toc240624107" w:history="1">
         <w:r>
           <w:rPr>
             <w:rStyle w:val="a8"/>
@@ -1920,7 +2124,7 @@
             <w:noProof/>
             <w:webHidden/>
           </w:rPr>
-          <w:instrText>PAGEREF _Toc240571850 \h</w:instrText>
+          <w:instrText>PAGEREF _Toc240624107 \h</w:instrText>
         </w:r>
         <w:r>
           <w:rPr>
@@ -1950,7 +2154,7 @@
             <w:noProof/>
             <w:webHidden/>
           </w:rPr>
-          <w:t>- 7 -</w:t>
+          <w:t>- 8 -</w:t>
         </w:r>
         <w:r>
           <w:rPr>
@@ -1973,7 +2177,7 @@
           <w14:ligatures w14:val="standardContextual"/>
         </w:rPr>
       </w:pPr>
-      <w:hyperlink w:anchor="_Toc240571851" w:history="1">
+      <w:hyperlink w:anchor="_Toc240624108" w:history="1">
         <w:r>
           <w:rPr>
             <w:rStyle w:val="a8"/>
@@ -2019,7 +2223,7 @@
             <w:noProof/>
             <w:webHidden/>
           </w:rPr>
-          <w:instrText>PAGEREF _Toc240571851 \h</w:instrText>
+          <w:instrText>PAGEREF _Toc240624108 \h</w:instrText>
         </w:r>
         <w:r>
           <w:rPr>
@@ -2049,7 +2253,7 @@
             <w:noProof/>
             <w:webHidden/>
           </w:rPr>
-          <w:t>- 7 -</w:t>
+          <w:t>- 8 -</w:t>
         </w:r>
         <w:r>
           <w:rPr>
@@ -2072,7 +2276,7 @@
           <w14:ligatures w14:val="standardContextual"/>
         </w:rPr>
       </w:pPr>
-      <w:hyperlink w:anchor="_Toc240571852" w:history="1">
+      <w:hyperlink w:anchor="_Toc240624109" w:history="1">
         <w:r>
           <w:rPr>
             <w:rStyle w:val="a8"/>
@@ -2118,7 +2322,7 @@
             <w:noProof/>
             <w:webHidden/>
           </w:rPr>
-          <w:instrText>PAGEREF _Toc240571852 \h</w:instrText>
+          <w:instrText>PAGEREF _Toc240624109 \h</w:instrText>
         </w:r>
         <w:r>
           <w:rPr>
@@ -2148,7 +2352,7 @@
             <w:noProof/>
             <w:webHidden/>
           </w:rPr>
-          <w:t>- 8 -</w:t>
+          <w:t>- 9 -</w:t>
         </w:r>
         <w:r>
           <w:rPr>
@@ -2171,7 +2375,7 @@
           <w14:ligatures w14:val="standardContextual"/>
         </w:rPr>
       </w:pPr>
-      <w:hyperlink w:anchor="_Toc240571853" w:history="1">
+      <w:hyperlink w:anchor="_Toc240624110" w:history="1">
         <w:r>
           <w:rPr>
             <w:rStyle w:val="a8"/>
@@ -2217,7 +2421,7 @@
             <w:noProof/>
             <w:webHidden/>
           </w:rPr>
-          <w:instrText>PAGEREF _Toc240571853 \h</w:instrText>
+          <w:instrText>PAGEREF _Toc240624110 \h</w:instrText>
         </w:r>
         <w:r>
           <w:rPr>
@@ -2247,7 +2451,7 @@
             <w:noProof/>
             <w:webHidden/>
           </w:rPr>
-          <w:t>- 8 -</w:t>
+          <w:t>- 9 -</w:t>
         </w:r>
         <w:r>
           <w:rPr>
@@ -2270,7 +2474,7 @@
           <w14:ligatures w14:val="standardContextual"/>
         </w:rPr>
       </w:pPr>
-      <w:hyperlink w:anchor="_Toc240571854" w:history="1">
+      <w:hyperlink w:anchor="_Toc240624111" w:history="1">
         <w:r>
           <w:rPr>
             <w:rStyle w:val="a8"/>
@@ -2316,7 +2520,7 @@
             <w:noProof/>
             <w:webHidden/>
           </w:rPr>
-          <w:instrText>PAGEREF _Toc240571854 \h</w:instrText>
+          <w:instrText>PAGEREF _Toc240624111 \h</w:instrText>
         </w:r>
         <w:r>
           <w:rPr>
@@ -2346,7 +2550,7 @@
             <w:noProof/>
             <w:webHidden/>
           </w:rPr>
-          <w:t>- 9 -</w:t>
+          <w:t>- 10 -</w:t>
         </w:r>
         <w:r>
           <w:rPr>
@@ -2369,7 +2573,7 @@
           <w14:ligatures w14:val="standardContextual"/>
         </w:rPr>
       </w:pPr>
-      <w:hyperlink w:anchor="_Toc240571855" w:history="1">
+      <w:hyperlink w:anchor="_Toc240624112" w:history="1">
         <w:r>
           <w:rPr>
             <w:rStyle w:val="a8"/>
@@ -2402,7 +2606,7 @@
           <w:rPr>
             <w:webHidden/>
           </w:rPr>
-          <w:instrText>PAGEREF _Toc240571855 \h</w:instrText>
+          <w:instrText>PAGEREF _Toc240624112 \h</w:instrText>
         </w:r>
         <w:r>
           <w:rPr>
@@ -2429,7 +2633,7 @@
             <w:rFonts w:hint="eastAsia"/>
             <w:webHidden/>
           </w:rPr>
-          <w:t>- 10 -</w:t>
+          <w:t>- 12 -</w:t>
         </w:r>
         <w:r>
           <w:rPr>
@@ -2451,7 +2655,7 @@
           <w14:ligatures w14:val="standardContextual"/>
         </w:rPr>
       </w:pPr>
-      <w:hyperlink w:anchor="_Toc240571856" w:history="1">
+      <w:hyperlink w:anchor="_Toc240624113" w:history="1">
         <w:r>
           <w:rPr>
             <w:rStyle w:val="a8"/>
@@ -2497,7 +2701,7 @@
             <w:noProof/>
             <w:webHidden/>
           </w:rPr>
-          <w:instrText>PAGEREF _Toc240571856 \h</w:instrText>
+          <w:instrText>PAGEREF _Toc240624113 \h</w:instrText>
         </w:r>
         <w:r>
           <w:rPr>
@@ -2527,7 +2731,7 @@
             <w:noProof/>
             <w:webHidden/>
           </w:rPr>
-          <w:t>- 10 -</w:t>
+          <w:t>- 12 -</w:t>
         </w:r>
         <w:r>
           <w:rPr>
@@ -2550,7 +2754,7 @@
           <w14:ligatures w14:val="standardContextual"/>
         </w:rPr>
       </w:pPr>
-      <w:hyperlink w:anchor="_Toc240571857" w:history="1">
+      <w:hyperlink w:anchor="_Toc240624114" w:history="1">
         <w:r>
           <w:rPr>
             <w:rStyle w:val="a8"/>
@@ -2596,7 +2800,7 @@
             <w:noProof/>
             <w:webHidden/>
           </w:rPr>
-          <w:instrText>PAGEREF _Toc240571857 \h</w:instrText>
+          <w:instrText>PAGEREF _Toc240624114 \h</w:instrText>
         </w:r>
         <w:r>
           <w:rPr>
@@ -2626,7 +2830,7 @@
             <w:noProof/>
             <w:webHidden/>
           </w:rPr>
-          <w:t>- 11 -</w:t>
+          <w:t>- 13 -</w:t>
         </w:r>
         <w:r>
           <w:rPr>
@@ -2649,7 +2853,7 @@
           <w14:ligatures w14:val="standardContextual"/>
         </w:rPr>
       </w:pPr>
-      <w:hyperlink w:anchor="_Toc240571858" w:history="1">
+      <w:hyperlink w:anchor="_Toc240624115" w:history="1">
         <w:r>
           <w:rPr>
             <w:rStyle w:val="a8"/>
@@ -2695,7 +2899,7 @@
             <w:noProof/>
             <w:webHidden/>
           </w:rPr>
-          <w:instrText>PAGEREF _Toc240571858 \h</w:instrText>
+          <w:instrText>PAGEREF _Toc240624115 \h</w:instrText>
         </w:r>
         <w:r>
           <w:rPr>
@@ -2725,7 +2929,7 @@
             <w:noProof/>
             <w:webHidden/>
           </w:rPr>
-          <w:t>- 11 -</w:t>
+          <w:t>- 13 -</w:t>
         </w:r>
         <w:r>
           <w:rPr>
@@ -2748,7 +2952,7 @@
           <w14:ligatures w14:val="standardContextual"/>
         </w:rPr>
       </w:pPr>
-      <w:hyperlink w:anchor="_Toc240571859" w:history="1">
+      <w:hyperlink w:anchor="_Toc240624116" w:history="1">
         <w:r>
           <w:rPr>
             <w:rStyle w:val="a8"/>
@@ -2794,7 +2998,7 @@
             <w:noProof/>
             <w:webHidden/>
           </w:rPr>
-          <w:instrText>PAGEREF _Toc240571859 \h</w:instrText>
+          <w:instrText>PAGEREF _Toc240624116 \h</w:instrText>
         </w:r>
         <w:r>
           <w:rPr>
@@ -2824,7 +3028,7 @@
             <w:noProof/>
             <w:webHidden/>
           </w:rPr>
-          <w:t>- 12 -</w:t>
+          <w:t>- 14 -</w:t>
         </w:r>
         <w:r>
           <w:rPr>
@@ -2847,7 +3051,7 @@
           <w14:ligatures w14:val="standardContextual"/>
         </w:rPr>
       </w:pPr>
-      <w:hyperlink w:anchor="_Toc240571860" w:history="1">
+      <w:hyperlink w:anchor="_Toc240624117" w:history="1">
         <w:r>
           <w:rPr>
             <w:rStyle w:val="a8"/>
@@ -2893,7 +3097,7 @@
             <w:noProof/>
             <w:webHidden/>
           </w:rPr>
-          <w:instrText>PAGEREF _Toc240571860 \h</w:instrText>
+          <w:instrText>PAGEREF _Toc240624117 \h</w:instrText>
         </w:r>
         <w:r>
           <w:rPr>
@@ -2923,7 +3127,7 @@
             <w:noProof/>
             <w:webHidden/>
           </w:rPr>
-          <w:t>- 13 -</w:t>
+          <w:t>- 15 -</w:t>
         </w:r>
         <w:r>
           <w:rPr>
@@ -2946,7 +3150,7 @@
           <w14:ligatures w14:val="standardContextual"/>
         </w:rPr>
       </w:pPr>
-      <w:hyperlink w:anchor="_Toc240571861" w:history="1">
+      <w:hyperlink w:anchor="_Toc240624118" w:history="1">
         <w:r>
           <w:rPr>
             <w:rStyle w:val="a8"/>
@@ -2992,7 +3196,7 @@
             <w:noProof/>
             <w:webHidden/>
           </w:rPr>
-          <w:instrText>PAGEREF _Toc240571861 \h</w:instrText>
+          <w:instrText>PAGEREF _Toc240624118 \h</w:instrText>
         </w:r>
         <w:r>
           <w:rPr>
@@ -3022,7 +3226,7 @@
             <w:noProof/>
             <w:webHidden/>
           </w:rPr>
-          <w:t>- 13 -</w:t>
+          <w:t>- 15 -</w:t>
         </w:r>
         <w:r>
           <w:rPr>
@@ -3045,7 +3249,7 @@
           <w14:ligatures w14:val="standardContextual"/>
         </w:rPr>
       </w:pPr>
-      <w:hyperlink w:anchor="_Toc240571862" w:history="1">
+      <w:hyperlink w:anchor="_Toc240624119" w:history="1">
         <w:r>
           <w:rPr>
             <w:rStyle w:val="a8"/>
@@ -3078,7 +3282,7 @@
           <w:rPr>
             <w:webHidden/>
           </w:rPr>
-          <w:instrText>PAGEREF _Toc240571862 \h</w:instrText>
+          <w:instrText>PAGEREF _Toc240624119 \h</w:instrText>
         </w:r>
         <w:r>
           <w:rPr>
@@ -3105,7 +3309,7 @@
             <w:rFonts w:hint="eastAsia"/>
             <w:webHidden/>
           </w:rPr>
-          <w:t>- 15 -</w:t>
+          <w:t>- 17 -</w:t>
         </w:r>
         <w:r>
           <w:rPr>
@@ -3127,7 +3331,7 @@
           <w14:ligatures w14:val="standardContextual"/>
         </w:rPr>
       </w:pPr>
-      <w:hyperlink w:anchor="_Toc240571863" w:history="1">
+      <w:hyperlink w:anchor="_Toc240624120" w:history="1">
         <w:r>
           <w:rPr>
             <w:rStyle w:val="a8"/>
@@ -3173,7 +3377,7 @@
             <w:noProof/>
             <w:webHidden/>
           </w:rPr>
-          <w:instrText>PAGEREF _Toc240571863 \h</w:instrText>
+          <w:instrText>PAGEREF _Toc240624120 \h</w:instrText>
         </w:r>
         <w:r>
           <w:rPr>
@@ -3203,7 +3407,7 @@
             <w:noProof/>
             <w:webHidden/>
           </w:rPr>
-          <w:t>- 15 -</w:t>
+          <w:t>- 17 -</w:t>
         </w:r>
         <w:r>
           <w:rPr>
@@ -3226,7 +3430,7 @@
           <w14:ligatures w14:val="standardContextual"/>
         </w:rPr>
       </w:pPr>
-      <w:hyperlink w:anchor="_Toc240571864" w:history="1">
+      <w:hyperlink w:anchor="_Toc240624121" w:history="1">
         <w:r>
           <w:rPr>
             <w:rStyle w:val="a8"/>
@@ -3272,7 +3476,7 @@
             <w:noProof/>
             <w:webHidden/>
           </w:rPr>
-          <w:instrText>PAGEREF _Toc240571864 \h</w:instrText>
+          <w:instrText>PAGEREF _Toc240624121 \h</w:instrText>
         </w:r>
         <w:r>
           <w:rPr>
@@ -3302,7 +3506,7 @@
             <w:noProof/>
             <w:webHidden/>
           </w:rPr>
-          <w:t>- 15 -</w:t>
+          <w:t>- 17 -</w:t>
         </w:r>
         <w:r>
           <w:rPr>
@@ -3325,7 +3529,7 @@
           <w14:ligatures w14:val="standardContextual"/>
         </w:rPr>
       </w:pPr>
-      <w:hyperlink w:anchor="_Toc240571865" w:history="1">
+      <w:hyperlink w:anchor="_Toc240624122" w:history="1">
         <w:r>
           <w:rPr>
             <w:rStyle w:val="a8"/>
@@ -3336,14 +3540,6 @@
         </w:r>
         <w:r>
           <w:rPr>
-            <w:rStyle w:val="a8"/>
-            <w:rFonts w:hint="eastAsia"/>
-            <w:noProof/>
-          </w:rPr>
-          <w:t>..................................................- 15 -</w:t>
-        </w:r>
-        <w:r>
-          <w:rPr>
             <w:rFonts w:hint="eastAsia"/>
             <w:noProof/>
             <w:webHidden/>
@@ -3371,7 +3567,7 @@
             <w:noProof/>
             <w:webHidden/>
           </w:rPr>
-          <w:instrText>PAGEREF _Toc240571865 \h</w:instrText>
+          <w:instrText>PAGEREF _Toc240624122 \h</w:instrText>
         </w:r>
         <w:r>
           <w:rPr>
@@ -3401,7 +3597,7 @@
             <w:noProof/>
             <w:webHidden/>
           </w:rPr>
-          <w:t>- 16 -</w:t>
+          <w:t>- 18 -</w:t>
         </w:r>
         <w:r>
           <w:rPr>
@@ -3424,7 +3620,7 @@
           <w14:ligatures w14:val="standardContextual"/>
         </w:rPr>
       </w:pPr>
-      <w:hyperlink w:anchor="_Toc240571866" w:history="1">
+      <w:hyperlink w:anchor="_Toc240624123" w:history="1">
         <w:r>
           <w:rPr>
             <w:rStyle w:val="a8"/>
@@ -3457,7 +3653,7 @@
           <w:rPr>
             <w:webHidden/>
           </w:rPr>
-          <w:instrText>PAGEREF _Toc240571866 \h</w:instrText>
+          <w:instrText>PAGEREF _Toc240624123 \h</w:instrText>
         </w:r>
         <w:r>
           <w:rPr>
@@ -3484,7 +3680,7 @@
             <w:rFonts w:hint="eastAsia"/>
             <w:webHidden/>
           </w:rPr>
-          <w:t>- 17 -</w:t>
+          <w:t>- 19 -</w:t>
         </w:r>
         <w:r>
           <w:rPr>
@@ -3506,7 +3702,7 @@
           <w14:ligatures w14:val="standardContextual"/>
         </w:rPr>
       </w:pPr>
-      <w:hyperlink w:anchor="_Toc240571867" w:history="1">
+      <w:hyperlink w:anchor="_Toc240624124" w:history="1">
         <w:r>
           <w:rPr>
             <w:rStyle w:val="a8"/>
@@ -3544,7 +3740,7 @@
             <w:noProof/>
             <w:webHidden/>
           </w:rPr>
-          <w:instrText>PAGEREF _Toc240571867 \h</w:instrText>
+          <w:instrText>PAGEREF _Toc240624124 \h</w:instrText>
         </w:r>
         <w:r>
           <w:rPr>
@@ -3574,7 +3770,7 @@
             <w:noProof/>
             <w:webHidden/>
           </w:rPr>
-          <w:t>- 17 -</w:t>
+          <w:t>- 20 -</w:t>
         </w:r>
         <w:r>
           <w:rPr>
@@ -3597,7 +3793,7 @@
           <w14:ligatures w14:val="standardContextual"/>
         </w:rPr>
       </w:pPr>
-      <w:hyperlink w:anchor="_Toc240571868" w:history="1">
+      <w:hyperlink w:anchor="_Toc240624125" w:history="1">
         <w:r>
           <w:rPr>
             <w:rStyle w:val="a8"/>
@@ -3630,7 +3826,7 @@
           <w:rPr>
             <w:webHidden/>
           </w:rPr>
-          <w:instrText>PAGEREF _Toc240571868 \h</w:instrText>
+          <w:instrText>PAGEREF _Toc240624125 \h</w:instrText>
         </w:r>
         <w:r>
           <w:rPr>
@@ -3657,7 +3853,7 @@
             <w:rFonts w:hint="eastAsia"/>
             <w:webHidden/>
           </w:rPr>
-          <w:t>- 18 -</w:t>
+          <w:t>- 21 -</w:t>
         </w:r>
         <w:r>
           <w:rPr>
@@ -3679,7 +3875,7 @@
           <w14:ligatures w14:val="standardContextual"/>
         </w:rPr>
       </w:pPr>
-      <w:hyperlink w:anchor="_Toc240571869" w:history="1">
+      <w:hyperlink w:anchor="_Toc240624126" w:history="1">
         <w:r>
           <w:rPr>
             <w:rStyle w:val="a8"/>
@@ -3712,7 +3908,7 @@
           <w:rPr>
             <w:webHidden/>
           </w:rPr>
-          <w:instrText>PAGEREF _Toc240571869 \h</w:instrText>
+          <w:instrText>PAGEREF _Toc240624126 \h</w:instrText>
         </w:r>
         <w:r>
           <w:rPr>
@@ -3739,7 +3935,7 @@
             <w:rFonts w:hint="eastAsia"/>
             <w:webHidden/>
           </w:rPr>
-          <w:t>- 20 -</w:t>
+          <w:t>- 23 -</w:t>
         </w:r>
         <w:r>
           <w:rPr>
@@ -3781,8 +3977,9 @@
       <w:pPr>
         <w:pStyle w:val="ReportH1"/>
       </w:pPr>
-      <w:bookmarkStart w:id="1" w:name="_Toc240571836"/>
-      <w:r>
+      <w:bookmarkStart w:id="1" w:name="_Toc240624092"/>
+      <w:r>
+        <w:lastRenderedPageBreak/>
         <w:t xml:space="preserve">1 </w:t>
       </w:r>
       <w:r>
@@ -3794,7 +3991,7 @@
       <w:pPr>
         <w:pStyle w:val="ReportH2"/>
       </w:pPr>
-      <w:bookmarkStart w:id="2" w:name="_Toc240571837"/>
+      <w:bookmarkStart w:id="2" w:name="_Toc240624093"/>
       <w:r>
         <w:t xml:space="preserve">1.1 </w:t>
       </w:r>
@@ -3841,7 +4038,7 @@
       <w:pPr>
         <w:pStyle w:val="ReportH2"/>
       </w:pPr>
-      <w:bookmarkStart w:id="3" w:name="_Toc240571838"/>
+      <w:bookmarkStart w:id="3" w:name="_Toc240624094"/>
       <w:r>
         <w:t xml:space="preserve">1.2 </w:t>
       </w:r>
@@ -3889,7 +4086,7 @@
       <w:pPr>
         <w:pStyle w:val="ReportH2"/>
       </w:pPr>
-      <w:bookmarkStart w:id="4" w:name="_Toc240571839"/>
+      <w:bookmarkStart w:id="4" w:name="_Toc240624095"/>
       <w:r>
         <w:t xml:space="preserve">1.3 </w:t>
       </w:r>
@@ -4287,28 +4484,17 @@
     </w:p>
     <w:p>
       <w:pPr>
-        <w:pStyle w:val="ReportH1"/>
-      </w:pPr>
-      <w:bookmarkStart w:id="5" w:name="_Toc240571840"/>
-      <w:r>
-        <w:t xml:space="preserve">2 </w:t>
-      </w:r>
-      <w:r>
-        <w:t>选型与设计</w:t>
+        <w:pStyle w:val="ReportH2"/>
+      </w:pPr>
+      <w:bookmarkStart w:id="5" w:name="_Toc240571900"/>
+      <w:bookmarkStart w:id="6" w:name="_Toc240624096"/>
+      <w:r>
+        <w:t xml:space="preserve">1.4 </w:t>
+      </w:r>
+      <w:r>
+        <w:t>成员分工</w:t>
       </w:r>
       <w:bookmarkEnd w:id="5"/>
-    </w:p>
-    <w:p>
-      <w:pPr>
-        <w:pStyle w:val="ReportH2"/>
-      </w:pPr>
-      <w:bookmarkStart w:id="6" w:name="_Toc240571841"/>
-      <w:r>
-        <w:t xml:space="preserve">2.1 </w:t>
-      </w:r>
-      <w:r>
-        <w:t>方案的设计与论证</w:t>
-      </w:r>
       <w:bookmarkEnd w:id="6"/>
     </w:p>
     <w:p>
@@ -4316,34 +4502,10 @@
         <w:pStyle w:val="ReportBody"/>
       </w:pPr>
       <w:r>
-        <w:t>方案采用</w:t>
-      </w:r>
-      <w:r>
-        <w:t xml:space="preserve"> Arduino Uno</w:t>
-      </w:r>
-      <w:r>
-        <w:t>、</w:t>
-      </w:r>
-      <w:r>
-        <w:t>DHT22</w:t>
-      </w:r>
-      <w:r>
-        <w:t>、</w:t>
-      </w:r>
-      <w:r>
-        <w:t>I²C OLED</w:t>
-      </w:r>
-      <w:r>
-        <w:t>、蓝牙串口、蜂鸣器和风扇驱动模块。</w:t>
-      </w:r>
-      <w:r>
-        <w:t xml:space="preserve">Uno </w:t>
-      </w:r>
-      <w:r>
-        <w:t>的接口与现有器件匹配，开发资料较充分，适合在有限课时内完成可演示原型。系统总体结构见图</w:t>
-      </w:r>
-      <w:r>
-        <w:t xml:space="preserve"> 2-1</w:t>
+        <w:t>本项目由杨昌昊、潘正川两名成员共同完成，围绕方案设计、硬件搭建、软件实现、数据测试与答辩展示分工协作，具体分工见表</w:t>
+      </w:r>
+      <w:r>
+        <w:t xml:space="preserve"> 1-1</w:t>
       </w:r>
       <w:r>
         <w:t>。</w:t>
@@ -4351,6 +4513,315 @@
     </w:p>
     <w:p>
       <w:pPr>
+        <w:pStyle w:val="ReportCaption"/>
+      </w:pPr>
+      <w:r>
+        <w:t>表</w:t>
+      </w:r>
+      <w:r>
+        <w:t xml:space="preserve"> 1-1  </w:t>
+      </w:r>
+      <w:r>
+        <w:t>成员分工</w:t>
+      </w:r>
+    </w:p>
+    <w:tbl>
+      <w:tblPr>
+        <w:tblW w:w="0" w:type="auto"/>
+        <w:jc w:val="center"/>
+        <w:tblBorders>
+          <w:top w:val="single" w:sz="4" w:space="0" w:color="D9D9D9"/>
+          <w:left w:val="single" w:sz="4" w:space="0" w:color="D9D9D9"/>
+          <w:bottom w:val="single" w:sz="4" w:space="0" w:color="D9D9D9"/>
+          <w:right w:val="single" w:sz="4" w:space="0" w:color="D9D9D9"/>
+          <w:insideH w:val="single" w:sz="4" w:space="0" w:color="D9D9D9"/>
+          <w:insideV w:val="single" w:sz="4" w:space="0" w:color="D9D9D9"/>
+        </w:tblBorders>
+        <w:tblLayout w:type="fixed"/>
+        <w:tblLook w:val="04A0" w:firstRow="1" w:lastRow="0" w:firstColumn="1" w:lastColumn="0" w:noHBand="0" w:noVBand="1"/>
+      </w:tblPr>
+      <w:tblGrid>
+        <w:gridCol w:w="1500"/>
+        <w:gridCol w:w="3300"/>
+        <w:gridCol w:w="4272"/>
+      </w:tblGrid>
+      <w:tr>
+        <w:trPr>
+          <w:jc w:val="center"/>
+        </w:trPr>
+        <w:tc>
+          <w:tcPr>
+            <w:tcW w:w="1500" w:type="dxa"/>
+          </w:tcPr>
+          <w:p>
+            <w:pPr>
+              <w:pStyle w:val="ReportTable"/>
+              <w:jc w:val="center"/>
+            </w:pPr>
+            <w:r>
+              <w:rPr>
+                <w:b/>
+                <w:sz w:val="21"/>
+              </w:rPr>
+              <w:t>成员</w:t>
+            </w:r>
+          </w:p>
+        </w:tc>
+        <w:tc>
+          <w:tcPr>
+            <w:tcW w:w="3300" w:type="dxa"/>
+          </w:tcPr>
+          <w:p>
+            <w:pPr>
+              <w:pStyle w:val="ReportTable"/>
+              <w:jc w:val="center"/>
+            </w:pPr>
+            <w:r>
+              <w:rPr>
+                <w:b/>
+                <w:sz w:val="21"/>
+              </w:rPr>
+              <w:t>主要负责</w:t>
+            </w:r>
+          </w:p>
+        </w:tc>
+        <w:tc>
+          <w:tcPr>
+            <w:tcW w:w="4272" w:type="dxa"/>
+          </w:tcPr>
+          <w:p>
+            <w:pPr>
+              <w:pStyle w:val="ReportTable"/>
+              <w:jc w:val="center"/>
+            </w:pPr>
+            <w:r>
+              <w:rPr>
+                <w:b/>
+                <w:sz w:val="21"/>
+              </w:rPr>
+              <w:t>共同完成，各占</w:t>
+            </w:r>
+            <w:r>
+              <w:rPr>
+                <w:b/>
+                <w:sz w:val="21"/>
+              </w:rPr>
+              <w:t xml:space="preserve"> 50%</w:t>
+            </w:r>
+          </w:p>
+        </w:tc>
+      </w:tr>
+      <w:tr>
+        <w:trPr>
+          <w:jc w:val="center"/>
+        </w:trPr>
+        <w:tc>
+          <w:tcPr>
+            <w:tcW w:w="1500" w:type="dxa"/>
+          </w:tcPr>
+          <w:p>
+            <w:pPr>
+              <w:pStyle w:val="ReportTable"/>
+              <w:jc w:val="center"/>
+            </w:pPr>
+            <w:r>
+              <w:rPr>
+                <w:sz w:val="21"/>
+              </w:rPr>
+              <w:t>杨昌昊</w:t>
+            </w:r>
+          </w:p>
+        </w:tc>
+        <w:tc>
+          <w:tcPr>
+            <w:tcW w:w="3300" w:type="dxa"/>
+          </w:tcPr>
+          <w:p>
+            <w:pPr>
+              <w:pStyle w:val="ReportTable"/>
+              <w:jc w:val="center"/>
+            </w:pPr>
+            <w:r>
+              <w:rPr>
+                <w:sz w:val="21"/>
+              </w:rPr>
+              <w:t>软件程序设计、蓝牙命令与分时阈值、温湿度数据测量与整理</w:t>
+            </w:r>
+          </w:p>
+        </w:tc>
+        <w:tc>
+          <w:tcPr>
+            <w:tcW w:w="4272" w:type="dxa"/>
+          </w:tcPr>
+          <w:p>
+            <w:pPr>
+              <w:pStyle w:val="ReportTable"/>
+              <w:jc w:val="center"/>
+            </w:pPr>
+            <w:r>
+              <w:rPr>
+                <w:sz w:val="21"/>
+              </w:rPr>
+              <w:t>系统方案与资料查找、实验记录复核与</w:t>
+            </w:r>
+            <w:r>
+              <w:rPr>
+                <w:sz w:val="21"/>
+              </w:rPr>
+              <w:t xml:space="preserve"> PPT </w:t>
+            </w:r>
+            <w:r>
+              <w:rPr>
+                <w:sz w:val="21"/>
+              </w:rPr>
+              <w:t>整理、答辩准备与现场联调</w:t>
+            </w:r>
+          </w:p>
+        </w:tc>
+      </w:tr>
+      <w:tr>
+        <w:trPr>
+          <w:jc w:val="center"/>
+        </w:trPr>
+        <w:tc>
+          <w:tcPr>
+            <w:tcW w:w="1500" w:type="dxa"/>
+          </w:tcPr>
+          <w:p>
+            <w:pPr>
+              <w:pStyle w:val="ReportTable"/>
+              <w:jc w:val="center"/>
+            </w:pPr>
+            <w:r>
+              <w:rPr>
+                <w:sz w:val="21"/>
+              </w:rPr>
+              <w:t>潘正川</w:t>
+            </w:r>
+          </w:p>
+        </w:tc>
+        <w:tc>
+          <w:tcPr>
+            <w:tcW w:w="3300" w:type="dxa"/>
+          </w:tcPr>
+          <w:p>
+            <w:pPr>
+              <w:pStyle w:val="ReportTable"/>
+              <w:jc w:val="center"/>
+            </w:pPr>
+            <w:r>
+              <w:rPr>
+                <w:sz w:val="21"/>
+              </w:rPr>
+              <w:t>硬件选型、接线、驱动与系统搭建、硬件功能测试</w:t>
+            </w:r>
+          </w:p>
+        </w:tc>
+        <w:tc>
+          <w:tcPr>
+            <w:tcW w:w="4272" w:type="dxa"/>
+          </w:tcPr>
+          <w:p>
+            <w:pPr>
+              <w:pStyle w:val="ReportTable"/>
+              <w:jc w:val="center"/>
+            </w:pPr>
+            <w:r>
+              <w:rPr>
+                <w:sz w:val="21"/>
+              </w:rPr>
+              <w:t>系统方案与资料查找、实验记录复核与</w:t>
+            </w:r>
+            <w:r>
+              <w:rPr>
+                <w:sz w:val="21"/>
+              </w:rPr>
+              <w:t xml:space="preserve"> PPT </w:t>
+            </w:r>
+            <w:r>
+              <w:rPr>
+                <w:sz w:val="21"/>
+              </w:rPr>
+              <w:t>整理、答辩准备与现场联调</w:t>
+            </w:r>
+          </w:p>
+        </w:tc>
+      </w:tr>
+    </w:tbl>
+    <w:p>
+      <w:pPr>
+        <w:pStyle w:val="ReportBody"/>
+      </w:pPr>
+      <w:r>
+        <w:t>分工以实际工作为准，公共任务由两人共同完成并均分。</w:t>
+      </w:r>
+    </w:p>
+    <w:p>
+      <w:pPr>
+        <w:pStyle w:val="ReportH1"/>
+      </w:pPr>
+      <w:bookmarkStart w:id="7" w:name="_Toc240624097"/>
+      <w:r>
+        <w:t xml:space="preserve">2 </w:t>
+      </w:r>
+      <w:r>
+        <w:t>选型与设计</w:t>
+      </w:r>
+      <w:bookmarkEnd w:id="7"/>
+    </w:p>
+    <w:p>
+      <w:pPr>
+        <w:pStyle w:val="ReportH2"/>
+      </w:pPr>
+      <w:bookmarkStart w:id="8" w:name="_Toc240624098"/>
+      <w:r>
+        <w:t xml:space="preserve">2.1 </w:t>
+      </w:r>
+      <w:r>
+        <w:t>方案的设计与论证</w:t>
+      </w:r>
+      <w:bookmarkEnd w:id="8"/>
+    </w:p>
+    <w:p>
+      <w:pPr>
+        <w:pStyle w:val="ReportBody"/>
+      </w:pPr>
+      <w:r>
+        <w:t>方案采用</w:t>
+      </w:r>
+      <w:r>
+        <w:t xml:space="preserve"> Arduino Uno</w:t>
+      </w:r>
+      <w:r>
+        <w:t>、</w:t>
+      </w:r>
+      <w:r>
+        <w:t>DHT22</w:t>
+      </w:r>
+      <w:r>
+        <w:t>、</w:t>
+      </w:r>
+      <w:r>
+        <w:t>I²C OLED</w:t>
+      </w:r>
+      <w:r>
+        <w:t>、蓝牙串口、蜂鸣器和风扇驱动模块。</w:t>
+      </w:r>
+      <w:r>
+        <w:t xml:space="preserve">Uno </w:t>
+      </w:r>
+      <w:r>
+        <w:t>的接口与现有器件匹配，开发资料较充分，适合在有限课时内完成可演示原型。系统总体结构见图</w:t>
+      </w:r>
+      <w:r>
+        <w:t xml:space="preserve"> 2-1</w:t>
+      </w:r>
+      <w:r>
+        <w:t>。</w:t>
+      </w:r>
+    </w:p>
+    <w:p>
+      <w:pPr>
         <w:spacing w:after="60"/>
         <w:jc w:val="center"/>
       </w:pPr>
@@ -4359,7 +4830,7 @@
           <w:noProof/>
         </w:rPr>
         <w:drawing>
-          <wp:inline distT="0" distB="0" distL="0" distR="0" wp14:anchorId="2973C19C" wp14:editId="58D7406F">
+          <wp:inline distT="0" distB="0" distL="0" distR="0" wp14:anchorId="13739290" wp14:editId="53CA47E6">
             <wp:extent cx="5580000" cy="2710286"/>
             <wp:effectExtent l="0" t="0" r="0" b="0"/>
             <wp:docPr id="1" name="Picture 1"/>
@@ -4694,6 +5165,7 @@
               <w:jc w:val="left"/>
             </w:pPr>
             <w:r>
+              <w:lastRenderedPageBreak/>
               <w:t>控制方式</w:t>
             </w:r>
           </w:p>
@@ -4755,14 +5227,14 @@
       <w:pPr>
         <w:pStyle w:val="ReportH2"/>
       </w:pPr>
-      <w:bookmarkStart w:id="7" w:name="_Toc240571842"/>
+      <w:bookmarkStart w:id="9" w:name="_Toc240624099"/>
       <w:r>
         <w:t xml:space="preserve">2.2 </w:t>
       </w:r>
       <w:r>
         <w:t>元器件选型</w:t>
       </w:r>
-      <w:bookmarkEnd w:id="7"/>
+      <w:bookmarkEnd w:id="9"/>
     </w:p>
     <w:tbl>
       <w:tblPr>
@@ -5374,6 +5846,547 @@
         <w:t>的实际分辨能力。选择更高精度传感器、优化防护与布点，应以真实实验结果和课程需求为依据。</w:t>
       </w:r>
     </w:p>
+    <w:tbl>
+      <w:tblPr>
+        <w:tblW w:w="0" w:type="auto"/>
+        <w:tblBorders>
+          <w:top w:val="nil"/>
+          <w:left w:val="nil"/>
+          <w:bottom w:val="nil"/>
+          <w:right w:val="nil"/>
+          <w:insideH w:val="nil"/>
+          <w:insideV w:val="nil"/>
+        </w:tblBorders>
+        <w:tblLook w:val="04A0" w:firstRow="1" w:lastRow="0" w:firstColumn="1" w:lastColumn="0" w:noHBand="0" w:noVBand="1"/>
+      </w:tblPr>
+      <w:tblGrid>
+        <w:gridCol w:w="3023"/>
+        <w:gridCol w:w="3023"/>
+        <w:gridCol w:w="3023"/>
+      </w:tblGrid>
+      <w:tr>
+        <w:tc>
+          <w:tcPr>
+            <w:tcW w:w="3023" w:type="dxa"/>
+          </w:tcPr>
+          <w:p>
+            <w:pPr>
+              <w:jc w:val="center"/>
+            </w:pPr>
+            <w:r>
+              <w:rPr>
+                <w:noProof/>
+              </w:rPr>
+              <w:drawing>
+                <wp:inline distT="0" distB="0" distL="0" distR="0" wp14:anchorId="12351521" wp14:editId="19784CE9">
+                  <wp:extent cx="1463040" cy="1097280"/>
+                  <wp:effectExtent l="0" t="0" r="0" b="0"/>
+                  <wp:docPr id="4" name="Picture 4"/>
+                  <wp:cNvGraphicFramePr>
+                    <a:graphicFrameLocks xmlns:a="http://schemas.openxmlformats.org/drawingml/2006/main" noChangeAspect="1"/>
+                  </wp:cNvGraphicFramePr>
+                  <a:graphic xmlns:a="http://schemas.openxmlformats.org/drawingml/2006/main">
+                    <a:graphicData uri="http://schemas.openxmlformats.org/drawingml/2006/picture">
+                      <pic:pic xmlns:pic="http://schemas.openxmlformats.org/drawingml/2006/picture">
+                        <pic:nvPicPr>
+                          <pic:cNvPr id="0" name="01_arduino_uno.png"/>
+                          <pic:cNvPicPr/>
+                        </pic:nvPicPr>
+                        <pic:blipFill>
+                          <a:blip r:embed="rId11"/>
+                          <a:stretch>
+                            <a:fillRect/>
+                          </a:stretch>
+                        </pic:blipFill>
+                        <pic:spPr>
+                          <a:xfrm>
+                            <a:off x="0" y="0"/>
+                            <a:ext cx="1463040" cy="1097280"/>
+                          </a:xfrm>
+                          <a:prstGeom prst="rect">
+                            <a:avLst/>
+                          </a:prstGeom>
+                        </pic:spPr>
+                      </pic:pic>
+                    </a:graphicData>
+                  </a:graphic>
+                </wp:inline>
+              </w:drawing>
+            </w:r>
+          </w:p>
+          <w:p>
+            <w:pPr>
+              <w:pStyle w:val="ReportCaption"/>
+              <w:jc w:val="center"/>
+            </w:pPr>
+            <w:r>
+              <w:rPr>
+                <w:sz w:val="18"/>
+              </w:rPr>
+              <w:t>（</w:t>
+            </w:r>
+            <w:r>
+              <w:rPr>
+                <w:sz w:val="18"/>
+              </w:rPr>
+              <w:t>a</w:t>
+            </w:r>
+            <w:r>
+              <w:rPr>
+                <w:sz w:val="18"/>
+              </w:rPr>
+              <w:t>）</w:t>
+            </w:r>
+            <w:r>
+              <w:rPr>
+                <w:sz w:val="18"/>
+              </w:rPr>
+              <w:t>Arduino Uno</w:t>
+            </w:r>
+          </w:p>
+        </w:tc>
+        <w:tc>
+          <w:tcPr>
+            <w:tcW w:w="3023" w:type="dxa"/>
+          </w:tcPr>
+          <w:p>
+            <w:pPr>
+              <w:jc w:val="center"/>
+            </w:pPr>
+            <w:r>
+              <w:rPr>
+                <w:noProof/>
+              </w:rPr>
+              <w:drawing>
+                <wp:inline distT="0" distB="0" distL="0" distR="0" wp14:anchorId="372B49C8" wp14:editId="12BA4DE8">
+                  <wp:extent cx="1463040" cy="1098034"/>
+                  <wp:effectExtent l="0" t="0" r="0" b="0"/>
+                  <wp:docPr id="5" name="Picture 5"/>
+                  <wp:cNvGraphicFramePr>
+                    <a:graphicFrameLocks xmlns:a="http://schemas.openxmlformats.org/drawingml/2006/main" noChangeAspect="1"/>
+                  </wp:cNvGraphicFramePr>
+                  <a:graphic xmlns:a="http://schemas.openxmlformats.org/drawingml/2006/main">
+                    <a:graphicData uri="http://schemas.openxmlformats.org/drawingml/2006/picture">
+                      <pic:pic xmlns:pic="http://schemas.openxmlformats.org/drawingml/2006/picture">
+                        <pic:nvPicPr>
+                          <pic:cNvPr id="0" name="02_dht22.jpeg"/>
+                          <pic:cNvPicPr/>
+                        </pic:nvPicPr>
+                        <pic:blipFill>
+                          <a:blip r:embed="rId12"/>
+                          <a:stretch>
+                            <a:fillRect/>
+                          </a:stretch>
+                        </pic:blipFill>
+                        <pic:spPr>
+                          <a:xfrm>
+                            <a:off x="0" y="0"/>
+                            <a:ext cx="1463040" cy="1098034"/>
+                          </a:xfrm>
+                          <a:prstGeom prst="rect">
+                            <a:avLst/>
+                          </a:prstGeom>
+                        </pic:spPr>
+                      </pic:pic>
+                    </a:graphicData>
+                  </a:graphic>
+                </wp:inline>
+              </w:drawing>
+            </w:r>
+          </w:p>
+          <w:p>
+            <w:pPr>
+              <w:pStyle w:val="ReportCaption"/>
+              <w:jc w:val="center"/>
+            </w:pPr>
+            <w:r>
+              <w:rPr>
+                <w:sz w:val="18"/>
+              </w:rPr>
+              <w:t>（</w:t>
+            </w:r>
+            <w:r>
+              <w:rPr>
+                <w:sz w:val="18"/>
+              </w:rPr>
+              <w:t>b</w:t>
+            </w:r>
+            <w:r>
+              <w:rPr>
+                <w:sz w:val="18"/>
+              </w:rPr>
+              <w:t>）</w:t>
+            </w:r>
+            <w:r>
+              <w:rPr>
+                <w:sz w:val="18"/>
+              </w:rPr>
+              <w:t>DHT22</w:t>
+            </w:r>
+          </w:p>
+        </w:tc>
+        <w:tc>
+          <w:tcPr>
+            <w:tcW w:w="3023" w:type="dxa"/>
+          </w:tcPr>
+          <w:p>
+            <w:pPr>
+              <w:jc w:val="center"/>
+            </w:pPr>
+            <w:r>
+              <w:rPr>
+                <w:noProof/>
+              </w:rPr>
+              <w:drawing>
+                <wp:inline distT="0" distB="0" distL="0" distR="0" wp14:anchorId="104B855E" wp14:editId="3C481096">
+                  <wp:extent cx="1463040" cy="1098034"/>
+                  <wp:effectExtent l="0" t="0" r="0" b="0"/>
+                  <wp:docPr id="6" name="Picture 6"/>
+                  <wp:cNvGraphicFramePr>
+                    <a:graphicFrameLocks xmlns:a="http://schemas.openxmlformats.org/drawingml/2006/main" noChangeAspect="1"/>
+                  </wp:cNvGraphicFramePr>
+                  <a:graphic xmlns:a="http://schemas.openxmlformats.org/drawingml/2006/main">
+                    <a:graphicData uri="http://schemas.openxmlformats.org/drawingml/2006/picture">
+                      <pic:pic xmlns:pic="http://schemas.openxmlformats.org/drawingml/2006/picture">
+                        <pic:nvPicPr>
+                          <pic:cNvPr id="0" name="03_oled.jpeg"/>
+                          <pic:cNvPicPr/>
+                        </pic:nvPicPr>
+                        <pic:blipFill>
+                          <a:blip r:embed="rId13"/>
+                          <a:stretch>
+                            <a:fillRect/>
+                          </a:stretch>
+                        </pic:blipFill>
+                        <pic:spPr>
+                          <a:xfrm>
+                            <a:off x="0" y="0"/>
+                            <a:ext cx="1463040" cy="1098034"/>
+                          </a:xfrm>
+                          <a:prstGeom prst="rect">
+                            <a:avLst/>
+                          </a:prstGeom>
+                        </pic:spPr>
+                      </pic:pic>
+                    </a:graphicData>
+                  </a:graphic>
+                </wp:inline>
+              </w:drawing>
+            </w:r>
+          </w:p>
+          <w:p>
+            <w:pPr>
+              <w:pStyle w:val="ReportCaption"/>
+              <w:jc w:val="center"/>
+            </w:pPr>
+            <w:r>
+              <w:rPr>
+                <w:sz w:val="18"/>
+              </w:rPr>
+              <w:t>（</w:t>
+            </w:r>
+            <w:r>
+              <w:rPr>
+                <w:sz w:val="18"/>
+              </w:rPr>
+              <w:t>c</w:t>
+            </w:r>
+            <w:r>
+              <w:rPr>
+                <w:sz w:val="18"/>
+              </w:rPr>
+              <w:t>）</w:t>
+            </w:r>
+            <w:r>
+              <w:rPr>
+                <w:sz w:val="18"/>
+              </w:rPr>
+              <w:t>SSD1306 OLED</w:t>
+            </w:r>
+          </w:p>
+        </w:tc>
+      </w:tr>
+      <w:tr>
+        <w:tc>
+          <w:tcPr>
+            <w:tcW w:w="3023" w:type="dxa"/>
+          </w:tcPr>
+          <w:p>
+            <w:pPr>
+              <w:jc w:val="center"/>
+            </w:pPr>
+            <w:r>
+              <w:rPr>
+                <w:noProof/>
+              </w:rPr>
+              <w:drawing>
+                <wp:inline distT="0" distB="0" distL="0" distR="0" wp14:anchorId="33B10F21" wp14:editId="2A9E2727">
+                  <wp:extent cx="1463040" cy="1097280"/>
+                  <wp:effectExtent l="0" t="0" r="0" b="0"/>
+                  <wp:docPr id="7" name="Picture 7"/>
+                  <wp:cNvGraphicFramePr>
+                    <a:graphicFrameLocks xmlns:a="http://schemas.openxmlformats.org/drawingml/2006/main" noChangeAspect="1"/>
+                  </wp:cNvGraphicFramePr>
+                  <a:graphic xmlns:a="http://schemas.openxmlformats.org/drawingml/2006/main">
+                    <a:graphicData uri="http://schemas.openxmlformats.org/drawingml/2006/picture">
+                      <pic:pic xmlns:pic="http://schemas.openxmlformats.org/drawingml/2006/picture">
+                        <pic:nvPicPr>
+                          <pic:cNvPr id="0" name="04_bluetooth_43.jpeg"/>
+                          <pic:cNvPicPr/>
+                        </pic:nvPicPr>
+                        <pic:blipFill>
+                          <a:blip r:embed="rId14"/>
+                          <a:stretch>
+                            <a:fillRect/>
+                          </a:stretch>
+                        </pic:blipFill>
+                        <pic:spPr>
+                          <a:xfrm>
+                            <a:off x="0" y="0"/>
+                            <a:ext cx="1463040" cy="1097280"/>
+                          </a:xfrm>
+                          <a:prstGeom prst="rect">
+                            <a:avLst/>
+                          </a:prstGeom>
+                        </pic:spPr>
+                      </pic:pic>
+                    </a:graphicData>
+                  </a:graphic>
+                </wp:inline>
+              </w:drawing>
+            </w:r>
+          </w:p>
+          <w:p>
+            <w:pPr>
+              <w:pStyle w:val="ReportCaption"/>
+              <w:jc w:val="center"/>
+            </w:pPr>
+            <w:r>
+              <w:rPr>
+                <w:sz w:val="18"/>
+              </w:rPr>
+              <w:t>（</w:t>
+            </w:r>
+            <w:r>
+              <w:rPr>
+                <w:sz w:val="18"/>
+              </w:rPr>
+              <w:t>d</w:t>
+            </w:r>
+            <w:r>
+              <w:rPr>
+                <w:sz w:val="18"/>
+              </w:rPr>
+              <w:t>）</w:t>
+            </w:r>
+            <w:r>
+              <w:rPr>
+                <w:sz w:val="18"/>
+              </w:rPr>
+              <w:t xml:space="preserve">HC-06 </w:t>
+            </w:r>
+            <w:r>
+              <w:rPr>
+                <w:sz w:val="18"/>
+              </w:rPr>
+              <w:t>蓝牙模块</w:t>
+            </w:r>
+          </w:p>
+        </w:tc>
+        <w:tc>
+          <w:tcPr>
+            <w:tcW w:w="3023" w:type="dxa"/>
+          </w:tcPr>
+          <w:p>
+            <w:pPr>
+              <w:jc w:val="center"/>
+            </w:pPr>
+            <w:r>
+              <w:rPr>
+                <w:noProof/>
+              </w:rPr>
+              <w:drawing>
+                <wp:inline distT="0" distB="0" distL="0" distR="0" wp14:anchorId="1050C58F" wp14:editId="05B7AFE2">
+                  <wp:extent cx="1463040" cy="1098034"/>
+                  <wp:effectExtent l="0" t="0" r="0" b="0"/>
+                  <wp:docPr id="8" name="Picture 8"/>
+                  <wp:cNvGraphicFramePr>
+                    <a:graphicFrameLocks xmlns:a="http://schemas.openxmlformats.org/drawingml/2006/main" noChangeAspect="1"/>
+                  </wp:cNvGraphicFramePr>
+                  <a:graphic xmlns:a="http://schemas.openxmlformats.org/drawingml/2006/main">
+                    <a:graphicData uri="http://schemas.openxmlformats.org/drawingml/2006/picture">
+                      <pic:pic xmlns:pic="http://schemas.openxmlformats.org/drawingml/2006/picture">
+                        <pic:nvPicPr>
+                          <pic:cNvPr id="0" name="05_buzzer.jpeg"/>
+                          <pic:cNvPicPr/>
+                        </pic:nvPicPr>
+                        <pic:blipFill>
+                          <a:blip r:embed="rId15"/>
+                          <a:stretch>
+                            <a:fillRect/>
+                          </a:stretch>
+                        </pic:blipFill>
+                        <pic:spPr>
+                          <a:xfrm>
+                            <a:off x="0" y="0"/>
+                            <a:ext cx="1463040" cy="1098034"/>
+                          </a:xfrm>
+                          <a:prstGeom prst="rect">
+                            <a:avLst/>
+                          </a:prstGeom>
+                        </pic:spPr>
+                      </pic:pic>
+                    </a:graphicData>
+                  </a:graphic>
+                </wp:inline>
+              </w:drawing>
+            </w:r>
+          </w:p>
+          <w:p>
+            <w:pPr>
+              <w:pStyle w:val="ReportCaption"/>
+              <w:jc w:val="center"/>
+            </w:pPr>
+            <w:r>
+              <w:rPr>
+                <w:sz w:val="18"/>
+              </w:rPr>
+              <w:t>（</w:t>
+            </w:r>
+            <w:r>
+              <w:rPr>
+                <w:sz w:val="18"/>
+              </w:rPr>
+              <w:t>e</w:t>
+            </w:r>
+            <w:r>
+              <w:rPr>
+                <w:sz w:val="18"/>
+              </w:rPr>
+              <w:t>）蜂鸣器</w:t>
+            </w:r>
+          </w:p>
+        </w:tc>
+        <w:tc>
+          <w:tcPr>
+            <w:tcW w:w="3023" w:type="dxa"/>
+          </w:tcPr>
+          <w:p>
+            <w:pPr>
+              <w:jc w:val="center"/>
+            </w:pPr>
+            <w:r>
+              <w:rPr>
+                <w:noProof/>
+              </w:rPr>
+              <w:drawing>
+                <wp:inline distT="0" distB="0" distL="0" distR="0" wp14:anchorId="72E315AA" wp14:editId="0CC30D2D">
+                  <wp:extent cx="1463040" cy="1098034"/>
+                  <wp:effectExtent l="0" t="0" r="0" b="0"/>
+                  <wp:docPr id="9" name="Picture 9"/>
+                  <wp:cNvGraphicFramePr>
+                    <a:graphicFrameLocks xmlns:a="http://schemas.openxmlformats.org/drawingml/2006/main" noChangeAspect="1"/>
+                  </wp:cNvGraphicFramePr>
+                  <a:graphic xmlns:a="http://schemas.openxmlformats.org/drawingml/2006/main">
+                    <a:graphicData uri="http://schemas.openxmlformats.org/drawingml/2006/picture">
+                      <pic:pic xmlns:pic="http://schemas.openxmlformats.org/drawingml/2006/picture">
+                        <pic:nvPicPr>
+                          <pic:cNvPr id="0" name="06_fan.jpeg"/>
+                          <pic:cNvPicPr/>
+                        </pic:nvPicPr>
+                        <pic:blipFill>
+                          <a:blip r:embed="rId16"/>
+                          <a:stretch>
+                            <a:fillRect/>
+                          </a:stretch>
+                        </pic:blipFill>
+                        <pic:spPr>
+                          <a:xfrm>
+                            <a:off x="0" y="0"/>
+                            <a:ext cx="1463040" cy="1098034"/>
+                          </a:xfrm>
+                          <a:prstGeom prst="rect">
+                            <a:avLst/>
+                          </a:prstGeom>
+                        </pic:spPr>
+                      </pic:pic>
+                    </a:graphicData>
+                  </a:graphic>
+                </wp:inline>
+              </w:drawing>
+            </w:r>
+          </w:p>
+          <w:p>
+            <w:pPr>
+              <w:pStyle w:val="ReportCaption"/>
+              <w:jc w:val="center"/>
+            </w:pPr>
+            <w:r>
+              <w:rPr>
+                <w:sz w:val="18"/>
+              </w:rPr>
+              <w:t>（</w:t>
+            </w:r>
+            <w:r>
+              <w:rPr>
+                <w:sz w:val="18"/>
+              </w:rPr>
+              <w:t>f</w:t>
+            </w:r>
+            <w:r>
+              <w:rPr>
+                <w:sz w:val="18"/>
+              </w:rPr>
+              <w:t>）</w:t>
+            </w:r>
+            <w:r>
+              <w:rPr>
+                <w:sz w:val="18"/>
+              </w:rPr>
+              <w:t xml:space="preserve">5 V </w:t>
+            </w:r>
+            <w:r>
+              <w:rPr>
+                <w:sz w:val="18"/>
+              </w:rPr>
+              <w:t>小风扇</w:t>
+            </w:r>
+          </w:p>
+        </w:tc>
+      </w:tr>
+      <w:tr>
+        <w:tc>
+          <w:tcPr>
+            <w:tcW w:w="9069" w:type="dxa"/>
+            <w:gridSpan w:val="3"/>
+          </w:tcPr>
+          <w:p>
+            <w:pPr>
+              <w:pStyle w:val="ReportCaption"/>
+              <w:jc w:val="center"/>
+            </w:pPr>
+            <w:r>
+              <w:rPr>
+                <w:sz w:val="18"/>
+              </w:rPr>
+              <w:t>图</w:t>
+            </w:r>
+            <w:r>
+              <w:rPr>
+                <w:sz w:val="18"/>
+              </w:rPr>
+              <w:t xml:space="preserve"> 2-2  </w:t>
+            </w:r>
+            <w:r>
+              <w:rPr>
+                <w:sz w:val="18"/>
+              </w:rPr>
+              <w:t>主要元器件实物</w:t>
+            </w:r>
+          </w:p>
+        </w:tc>
+      </w:tr>
+    </w:tbl>
     <w:p>
       <w:pPr>
         <w:spacing w:line="20" w:lineRule="exact"/>
@@ -5389,14 +6402,14 @@
       <w:pPr>
         <w:pStyle w:val="ReportH2"/>
       </w:pPr>
-      <w:bookmarkStart w:id="8" w:name="_Toc240571843"/>
+      <w:bookmarkStart w:id="10" w:name="_Toc240624100"/>
       <w:r>
         <w:t xml:space="preserve">2.3 </w:t>
       </w:r>
       <w:r>
         <w:t>单元电路设计</w:t>
       </w:r>
-      <w:bookmarkEnd w:id="8"/>
+      <w:bookmarkEnd w:id="10"/>
     </w:p>
     <w:p>
       <w:pPr>
@@ -6024,27 +7037,27 @@
       <w:pPr>
         <w:pStyle w:val="ReportH1"/>
       </w:pPr>
-      <w:bookmarkStart w:id="9" w:name="_Toc240571844"/>
+      <w:bookmarkStart w:id="11" w:name="_Toc240624101"/>
       <w:r>
         <w:t xml:space="preserve">3 </w:t>
       </w:r>
       <w:r>
         <w:t>传感器模块设计及硬件搭建</w:t>
       </w:r>
-      <w:bookmarkEnd w:id="9"/>
+      <w:bookmarkEnd w:id="11"/>
     </w:p>
     <w:p>
       <w:pPr>
         <w:pStyle w:val="ReportH2"/>
       </w:pPr>
-      <w:bookmarkStart w:id="10" w:name="_Toc240571845"/>
+      <w:bookmarkStart w:id="12" w:name="_Toc240624102"/>
       <w:r>
         <w:t xml:space="preserve">3.1 </w:t>
       </w:r>
       <w:r>
         <w:t>传感器测试</w:t>
       </w:r>
-      <w:bookmarkEnd w:id="10"/>
+      <w:bookmarkEnd w:id="12"/>
     </w:p>
     <w:p>
       <w:pPr>
@@ -6082,14 +7095,14 @@
       <w:pPr>
         <w:pStyle w:val="ReportH2"/>
       </w:pPr>
-      <w:bookmarkStart w:id="11" w:name="_Toc240571846"/>
+      <w:bookmarkStart w:id="13" w:name="_Toc240624103"/>
       <w:r>
         <w:t xml:space="preserve">3.2 </w:t>
       </w:r>
       <w:r>
         <w:t>系统硬件搭建</w:t>
       </w:r>
-      <w:bookmarkEnd w:id="11"/>
+      <w:bookmarkEnd w:id="13"/>
     </w:p>
     <w:p>
       <w:pPr>
@@ -6665,86 +7678,12 @@
       <w:pPr>
         <w:pStyle w:val="ReportH2"/>
       </w:pPr>
-      <w:bookmarkStart w:id="12" w:name="_Toc240571847"/>
+      <w:bookmarkStart w:id="14" w:name="_Toc240624104"/>
       <w:r>
         <w:t xml:space="preserve">3.3 </w:t>
       </w:r>
       <w:r>
         <w:t>各模块通信测试</w:t>
-      </w:r>
-      <w:bookmarkEnd w:id="12"/>
-    </w:p>
-    <w:p>
-      <w:pPr>
-        <w:pStyle w:val="ReportBody"/>
-      </w:pPr>
-      <w:r>
-        <w:t xml:space="preserve">OLED </w:t>
-      </w:r>
-      <w:r>
-        <w:t>使用</w:t>
-      </w:r>
-      <w:r>
-        <w:t xml:space="preserve"> I²C</w:t>
-      </w:r>
-      <w:r>
-        <w:t>，先确认供电、地址和显示初始化，再检查三个页面。蓝牙侧采用换行结尾的文本命令，如</w:t>
-      </w:r>
-      <w:r>
-        <w:t xml:space="preserve"> STATUS </w:t>
-      </w:r>
-      <w:r>
-        <w:t>后发送换行符。程序忽略回车符，但仅收到回车而没有换行时不会执行命令。通信测试需同时观察返回文本和实际输出，不能仅依据</w:t>
-      </w:r>
-      <w:r>
-        <w:t>“OK”</w:t>
-      </w:r>
-      <w:r>
-        <w:t>回应判定负载动作成功。</w:t>
-      </w:r>
-    </w:p>
-    <w:p>
-      <w:pPr>
-        <w:pStyle w:val="ReportBody"/>
-      </w:pPr>
-      <w:r>
-        <w:t>系统按主程序接口分配完成模块连接与联调。答辩展示以系统总体框图、功能验证视频和实验记录表作为对应证据。</w:t>
-      </w:r>
-    </w:p>
-    <w:p>
-      <w:pPr>
-        <w:spacing w:line="20" w:lineRule="exact"/>
-      </w:pPr>
-      <w:r>
-        <w:rPr>
-          <w:sz w:val="2"/>
-        </w:rPr>
-        <w:br w:type="page"/>
-      </w:r>
-    </w:p>
-    <w:p>
-      <w:pPr>
-        <w:pStyle w:val="ReportH1"/>
-      </w:pPr>
-      <w:bookmarkStart w:id="13" w:name="_Toc240571848"/>
-      <w:r>
-        <w:t xml:space="preserve">4 </w:t>
-      </w:r>
-      <w:r>
-        <w:t>软件编程</w:t>
-      </w:r>
-      <w:bookmarkEnd w:id="13"/>
-    </w:p>
-    <w:p>
-      <w:pPr>
-        <w:pStyle w:val="ReportH2"/>
-      </w:pPr>
-      <w:bookmarkStart w:id="14" w:name="_Toc240571849"/>
-      <w:r>
-        <w:t xml:space="preserve">4.1 </w:t>
-      </w:r>
-      <w:r>
-        <w:t>主程序结构与执行流程</w:t>
       </w:r>
       <w:bookmarkEnd w:id="14"/>
     </w:p>
@@ -6753,71 +7692,145 @@
         <w:pStyle w:val="ReportBody"/>
       </w:pPr>
       <w:r>
-        <w:t>主程序使用</w:t>
-      </w:r>
-      <w:r>
-        <w:t xml:space="preserve"> Wire</w:t>
-      </w:r>
-      <w:r>
-        <w:t>、</w:t>
-      </w:r>
-      <w:r>
-        <w:t>Adafruit GFX</w:t>
-      </w:r>
-      <w:r>
-        <w:t>、</w:t>
-      </w:r>
-      <w:r>
-        <w:t xml:space="preserve">Adafruit SSD1306 </w:t>
-      </w:r>
-      <w:r>
-        <w:t>和</w:t>
-      </w:r>
-      <w:r>
-        <w:t xml:space="preserve"> DHT </w:t>
-      </w:r>
-      <w:r>
-        <w:t>库。</w:t>
-      </w:r>
-      <w:r>
-        <w:t xml:space="preserve">setup </w:t>
-      </w:r>
-      <w:r>
-        <w:t>完成串口、引脚、</w:t>
-      </w:r>
-      <w:r>
-        <w:t>DHT22</w:t>
-      </w:r>
-      <w:r>
-        <w:t>及</w:t>
-      </w:r>
-      <w:r>
-        <w:t xml:space="preserve"> OLED </w:t>
-      </w:r>
-      <w:r>
-        <w:t>初始化；</w:t>
-      </w:r>
-      <w:r>
-        <w:t xml:space="preserve">loop </w:t>
-      </w:r>
-      <w:r>
-        <w:t>依次轮询命令、按键、更新报警输出并检查采样时刻。核心调度使用</w:t>
-      </w:r>
-      <w:r>
-        <w:t xml:space="preserve"> millis </w:t>
-      </w:r>
-      <w:r>
-        <w:t>差值，避免用长时间</w:t>
-      </w:r>
-      <w:r>
-        <w:t xml:space="preserve"> delay </w:t>
-      </w:r>
-      <w:r>
-        <w:t>完成日常采样等待。传感器读取和串口发送本身仍占用时间，因此不将循环称为严格实时系统。</w:t>
+        <w:t xml:space="preserve">OLED </w:t>
+      </w:r>
+      <w:r>
+        <w:t>使用</w:t>
+      </w:r>
+      <w:r>
+        <w:t xml:space="preserve"> I²C</w:t>
+      </w:r>
+      <w:r>
+        <w:t>，先确认供电、地址和显示初始化，再检查三个页面。蓝牙侧采用换行结尾的文本命令，如</w:t>
+      </w:r>
+      <w:r>
+        <w:t xml:space="preserve"> STATUS </w:t>
+      </w:r>
+      <w:r>
+        <w:t>后发送换行符。程序忽略回车符，但仅收到回车而没有换行时不会执行命令。通信测试需同时观察返回文本和实际输出，不能仅依据</w:t>
+      </w:r>
+      <w:r>
+        <w:t>“OK”</w:t>
+      </w:r>
+      <w:r>
+        <w:t>回应判定负载动作成功。</w:t>
       </w:r>
     </w:p>
     <w:p>
       <w:pPr>
+        <w:pStyle w:val="ReportBody"/>
+      </w:pPr>
+      <w:r>
+        <w:t>系统按主程序接口分配完成模块连接与联调。答辩展示以系统总体框图、功能验证视频和实验记录表作为对应证据。</w:t>
+      </w:r>
+    </w:p>
+    <w:p>
+      <w:pPr>
+        <w:spacing w:line="20" w:lineRule="exact"/>
+      </w:pPr>
+      <w:r>
+        <w:rPr>
+          <w:sz w:val="2"/>
+        </w:rPr>
+        <w:br w:type="page"/>
+      </w:r>
+    </w:p>
+    <w:p>
+      <w:pPr>
+        <w:pStyle w:val="ReportH1"/>
+      </w:pPr>
+      <w:bookmarkStart w:id="15" w:name="_Toc240624105"/>
+      <w:r>
+        <w:t xml:space="preserve">4 </w:t>
+      </w:r>
+      <w:r>
+        <w:t>软件编程</w:t>
+      </w:r>
+      <w:bookmarkEnd w:id="15"/>
+    </w:p>
+    <w:p>
+      <w:pPr>
+        <w:pStyle w:val="ReportH2"/>
+      </w:pPr>
+      <w:bookmarkStart w:id="16" w:name="_Toc240624106"/>
+      <w:r>
+        <w:t xml:space="preserve">4.1 </w:t>
+      </w:r>
+      <w:r>
+        <w:t>主程序结构与执行流程</w:t>
+      </w:r>
+      <w:bookmarkEnd w:id="16"/>
+    </w:p>
+    <w:p>
+      <w:pPr>
+        <w:pStyle w:val="ReportBody"/>
+      </w:pPr>
+      <w:r>
+        <w:t>主程序使用</w:t>
+      </w:r>
+      <w:r>
+        <w:t xml:space="preserve"> Wire</w:t>
+      </w:r>
+      <w:r>
+        <w:t>、</w:t>
+      </w:r>
+      <w:r>
+        <w:t>Adafruit GFX</w:t>
+      </w:r>
+      <w:r>
+        <w:t>、</w:t>
+      </w:r>
+      <w:r>
+        <w:t xml:space="preserve">Adafruit SSD1306 </w:t>
+      </w:r>
+      <w:r>
+        <w:t>和</w:t>
+      </w:r>
+      <w:r>
+        <w:t xml:space="preserve"> DHT </w:t>
+      </w:r>
+      <w:r>
+        <w:t>库。</w:t>
+      </w:r>
+      <w:r>
+        <w:t xml:space="preserve">setup </w:t>
+      </w:r>
+      <w:r>
+        <w:t>完成串口、引脚、</w:t>
+      </w:r>
+      <w:r>
+        <w:t>DHT22</w:t>
+      </w:r>
+      <w:r>
+        <w:t>及</w:t>
+      </w:r>
+      <w:r>
+        <w:t xml:space="preserve"> OLED </w:t>
+      </w:r>
+      <w:r>
+        <w:t>初始化；</w:t>
+      </w:r>
+      <w:r>
+        <w:t xml:space="preserve">loop </w:t>
+      </w:r>
+      <w:r>
+        <w:t>依次轮询命令、按键、更新报警输出并检查采样时刻。核心调度使用</w:t>
+      </w:r>
+      <w:r>
+        <w:t xml:space="preserve"> millis </w:t>
+      </w:r>
+      <w:r>
+        <w:t>差值，避免用长时间</w:t>
+      </w:r>
+      <w:r>
+        <w:t xml:space="preserve"> delay </w:t>
+      </w:r>
+      <w:r>
+        <w:t>完成日常采样等待。传感器读取和串口发送本身仍占用时间，因此不将循环称为严格实时系统。</w:t>
+      </w:r>
+    </w:p>
+    <w:p>
+      <w:pPr>
         <w:spacing w:after="60"/>
         <w:jc w:val="center"/>
       </w:pPr>
@@ -6826,7 +7839,7 @@
           <w:noProof/>
         </w:rPr>
         <w:drawing>
-          <wp:inline distT="0" distB="0" distL="0" distR="0" wp14:anchorId="54CFB618" wp14:editId="3F899368">
+          <wp:inline distT="0" distB="0" distL="0" distR="0" wp14:anchorId="31DD38E9" wp14:editId="0EDD1A04">
             <wp:extent cx="5760000" cy="4608000"/>
             <wp:effectExtent l="0" t="0" r="0" b="0"/>
             <wp:docPr id="2" name="Picture 2"/>
@@ -6841,7 +7854,7 @@
                     <pic:cNvPicPr/>
                   </pic:nvPicPr>
                   <pic:blipFill>
-                    <a:blip r:embed="rId11"/>
+                    <a:blip r:embed="rId17"/>
                     <a:stretch>
                       <a:fillRect/>
                     </a:stretch>
@@ -6892,14 +7905,14 @@
       <w:pPr>
         <w:pStyle w:val="ReportH2"/>
       </w:pPr>
-      <w:bookmarkStart w:id="15" w:name="_Toc240571850"/>
+      <w:bookmarkStart w:id="17" w:name="_Toc240624107"/>
       <w:r>
         <w:t xml:space="preserve">4.2 </w:t>
       </w:r>
       <w:r>
         <w:t>报警状态与回差控制</w:t>
       </w:r>
-      <w:bookmarkEnd w:id="15"/>
+      <w:bookmarkEnd w:id="17"/>
     </w:p>
     <w:p>
       <w:pPr>
@@ -7545,14 +8558,14 @@
       <w:pPr>
         <w:pStyle w:val="ReportH2"/>
       </w:pPr>
-      <w:bookmarkStart w:id="16" w:name="_Toc240571851"/>
+      <w:bookmarkStart w:id="18" w:name="_Toc240624108"/>
       <w:r>
         <w:t xml:space="preserve">4.3 </w:t>
       </w:r>
       <w:r>
         <w:t>风扇模式与故障边界</w:t>
       </w:r>
-      <w:bookmarkEnd w:id="16"/>
+      <w:bookmarkEnd w:id="18"/>
     </w:p>
     <w:p>
       <w:pPr>
@@ -7598,7 +8611,7 @@
         <w:rPr>
           <w:rFonts w:hint="eastAsia"/>
         </w:rPr>
-        <w:t>在预警和正常状态允许关闭，但在严重报警时由安全逻辑覆盖。传感器失效后，若此前至少获得过一次有效读数，风扇保持运行；若启动后从未获得有效读数，风扇保持关闭。安全覆盖和传感器失效边界已由宿主机逻辑测试覆盖，尚未开展现场实测，本报告不把这两项记为现场验证通过。</w:t>
+        <w:t>在预警和正常状态允许关闭，但在严重报警时由安全逻辑覆盖。传感器失效后，若此前至少获得过一次有效读数，风扇保持运行；若启动后从未获得有效读数，风扇保持关闭。</w:t>
       </w:r>
     </w:p>
     <w:p>
@@ -7639,14 +8652,14 @@
       <w:pPr>
         <w:pStyle w:val="ReportH2"/>
       </w:pPr>
-      <w:bookmarkStart w:id="17" w:name="_Toc240571852"/>
+      <w:bookmarkStart w:id="19" w:name="_Toc240624109"/>
       <w:r>
         <w:t xml:space="preserve">4.4 </w:t>
       </w:r>
       <w:r>
         <w:t>蓝牙协议与人机交互</w:t>
       </w:r>
-      <w:bookmarkEnd w:id="17"/>
+      <w:bookmarkEnd w:id="19"/>
     </w:p>
     <w:p>
       <w:pPr>
@@ -8276,7 +9289,7 @@
       <w:pPr>
         <w:pStyle w:val="ReportH2"/>
       </w:pPr>
-      <w:bookmarkStart w:id="18" w:name="_Toc240571853"/>
+      <w:bookmarkStart w:id="20" w:name="_Toc240624110"/>
       <w:r>
         <w:rPr>
           <w:rFonts w:hint="eastAsia"/>
@@ -8289,7 +9302,7 @@
         </w:rPr>
         <w:t>分时阈值与校时机制</w:t>
       </w:r>
-      <w:bookmarkEnd w:id="18"/>
+      <w:bookmarkEnd w:id="20"/>
     </w:p>
     <w:p>
       <w:pPr>
@@ -8585,7 +9598,14 @@
         <w:rPr>
           <w:rFonts w:hint="eastAsia"/>
         </w:rPr>
-        <w:t>只区分昼间和夜间，并未规定上午与下午的差别，上述分段取值属本原型在该标准基础上的细化。夜间</w:t>
+        <w:t>只区分昼间和夜间，</w:t>
+      </w:r>
+      <w:r>
+        <w:rPr>
+          <w:rFonts w:hint="eastAsia"/>
+        </w:rPr>
+        <w:lastRenderedPageBreak/>
+        <w:t>并未规定上午与下午的差别，上述分段取值属本原型在该标准基础上的细化。夜间</w:t>
       </w:r>
       <w:r>
         <w:rPr>
@@ -9424,7 +10444,7 @@
       <w:pPr>
         <w:pStyle w:val="ReportH2"/>
       </w:pPr>
-      <w:bookmarkStart w:id="19" w:name="_Toc240571854"/>
+      <w:bookmarkStart w:id="21" w:name="_Toc240624111"/>
       <w:r>
         <w:rPr>
           <w:rFonts w:hint="eastAsia"/>
@@ -9436,118 +10456,6 @@
           <w:rFonts w:hint="eastAsia"/>
         </w:rPr>
         <w:t>资源占用与现阶段限制</w:t>
-      </w:r>
-      <w:bookmarkEnd w:id="19"/>
-    </w:p>
-    <w:p>
-      <w:pPr>
-        <w:pStyle w:val="ReportBody"/>
-      </w:pPr>
-      <w:r>
-        <w:t>128×64</w:t>
-      </w:r>
-      <w:r>
-        <w:t>单色</w:t>
-      </w:r>
-      <w:r>
-        <w:t xml:space="preserve"> OLED </w:t>
-      </w:r>
-      <w:r>
-        <w:t>的帧缓存需要</w:t>
-      </w:r>
-      <w:r>
-        <w:t>128×64÷8</w:t>
-      </w:r>
-      <w:r>
-        <w:t>＝</w:t>
-      </w:r>
-      <w:r>
-        <w:t>1024</w:t>
-      </w:r>
-      <w:r>
-        <w:t>字节，约占</w:t>
-      </w:r>
-      <w:r>
-        <w:t xml:space="preserve"> Uno 2 KB SRAM </w:t>
-      </w:r>
-      <w:r>
-        <w:t>的一半。程序使用</w:t>
-      </w:r>
-      <w:r>
-        <w:t xml:space="preserve"> F </w:t>
-      </w:r>
-      <w:r>
-        <w:t>宏将固定字符串放入程序存储区，有助于减少</w:t>
-      </w:r>
-      <w:r>
-        <w:t xml:space="preserve"> SRAM </w:t>
-      </w:r>
-      <w:r>
-        <w:t>占用，但编译器的静态内存报告不能完整反映显示缓冲区等动态申请。最终仍需记录</w:t>
-      </w:r>
-      <w:r>
-        <w:t xml:space="preserve"> Uno </w:t>
-      </w:r>
-      <w:r>
-        <w:t>编译结果并观察运行稳定性。</w:t>
-      </w:r>
-    </w:p>
-    <w:p>
-      <w:pPr>
-        <w:pStyle w:val="ReportBody"/>
-      </w:pPr>
-      <w:r>
-        <w:t>代码复审发现的细节问题均已完成修正，包括模块状态页显示范围优化，以及传感器失效时风扇状态提示与实际控制逻辑的一致性调整。</w:t>
-      </w:r>
-    </w:p>
-    <w:p>
-      <w:pPr>
-        <w:pStyle w:val="ReportBody"/>
-      </w:pPr>
-      <w:r>
-        <w:t>若</w:t>
-      </w:r>
-      <w:r>
-        <w:t xml:space="preserve"> OLED </w:t>
-      </w:r>
-      <w:r>
-        <w:t>初始化失败，当前程序会停留在初始化等待循环，后续采集和控制不会继续执行。该行为适合演示阶段排查显示故障，但不具备显示模块失效后继续监控的能力。报告的可靠性评价应限定于实际完成的测试范围。</w:t>
-      </w:r>
-    </w:p>
-    <w:p>
-      <w:pPr>
-        <w:spacing w:line="20" w:lineRule="exact"/>
-      </w:pPr>
-      <w:r>
-        <w:rPr>
-          <w:sz w:val="2"/>
-        </w:rPr>
-        <w:br w:type="page"/>
-      </w:r>
-    </w:p>
-    <w:p>
-      <w:pPr>
-        <w:pStyle w:val="ReportH1"/>
-      </w:pPr>
-      <w:bookmarkStart w:id="20" w:name="_Toc240571855"/>
-      <w:r>
-        <w:t xml:space="preserve">5 </w:t>
-      </w:r>
-      <w:r>
-        <w:t>系统集成与测试</w:t>
-      </w:r>
-      <w:bookmarkEnd w:id="20"/>
-    </w:p>
-    <w:p>
-      <w:pPr>
-        <w:pStyle w:val="ReportH2"/>
-      </w:pPr>
-      <w:bookmarkStart w:id="21" w:name="_Toc240571856"/>
-      <w:r>
-        <w:t xml:space="preserve">5.1 </w:t>
-      </w:r>
-      <w:r>
-        <w:t>系统功能测试</w:t>
       </w:r>
       <w:bookmarkEnd w:id="21"/>
     </w:p>
@@ -9556,6 +10464,119 @@
         <w:pStyle w:val="ReportBody"/>
       </w:pPr>
       <w:r>
+        <w:t>128×64</w:t>
+      </w:r>
+      <w:r>
+        <w:t>单色</w:t>
+      </w:r>
+      <w:r>
+        <w:t xml:space="preserve"> OLED </w:t>
+      </w:r>
+      <w:r>
+        <w:t>的帧缓存需要</w:t>
+      </w:r>
+      <w:r>
+        <w:t>128×64÷8</w:t>
+      </w:r>
+      <w:r>
+        <w:t>＝</w:t>
+      </w:r>
+      <w:r>
+        <w:t>1024</w:t>
+      </w:r>
+      <w:r>
+        <w:t>字节，约占</w:t>
+      </w:r>
+      <w:r>
+        <w:t xml:space="preserve"> Uno 2 KB SRAM </w:t>
+      </w:r>
+      <w:r>
+        <w:t>的一半。程序使用</w:t>
+      </w:r>
+      <w:r>
+        <w:t xml:space="preserve"> F </w:t>
+      </w:r>
+      <w:r>
+        <w:t>宏将固定字符串放入程序存储区，有助于减少</w:t>
+      </w:r>
+      <w:r>
+        <w:t xml:space="preserve"> SRAM </w:t>
+      </w:r>
+      <w:r>
+        <w:t>占用，但编译器的静态内存报告不能完整反映显示缓冲区等动态申请。最终仍需记录</w:t>
+      </w:r>
+      <w:r>
+        <w:t xml:space="preserve"> Uno </w:t>
+      </w:r>
+      <w:r>
+        <w:t>编译结果并观察运行稳定性。</w:t>
+      </w:r>
+    </w:p>
+    <w:p>
+      <w:pPr>
+        <w:pStyle w:val="ReportBody"/>
+      </w:pPr>
+      <w:r>
+        <w:lastRenderedPageBreak/>
+        <w:t>代码复审发现的细节问题均已完成修正，包括模块状态页显示范围优化，以及传感器失效时风扇状态提示与实际控制逻辑的一致性调整。</w:t>
+      </w:r>
+    </w:p>
+    <w:p>
+      <w:pPr>
+        <w:pStyle w:val="ReportBody"/>
+      </w:pPr>
+      <w:r>
+        <w:t>若</w:t>
+      </w:r>
+      <w:r>
+        <w:t xml:space="preserve"> OLED </w:t>
+      </w:r>
+      <w:r>
+        <w:t>初始化失败，当前程序会停留在初始化等待循环，后续采集和控制不会继续执行。该行为适合演示阶段排查显示故障，但不具备显示模块失效后继续监控的能力。报告的可靠性评价应限定于实际完成的测试范围。</w:t>
+      </w:r>
+    </w:p>
+    <w:p>
+      <w:pPr>
+        <w:spacing w:line="20" w:lineRule="exact"/>
+      </w:pPr>
+      <w:r>
+        <w:rPr>
+          <w:sz w:val="2"/>
+        </w:rPr>
+        <w:br w:type="page"/>
+      </w:r>
+    </w:p>
+    <w:p>
+      <w:pPr>
+        <w:pStyle w:val="ReportH1"/>
+      </w:pPr>
+      <w:bookmarkStart w:id="22" w:name="_Toc240624112"/>
+      <w:r>
+        <w:t xml:space="preserve">5 </w:t>
+      </w:r>
+      <w:r>
+        <w:t>系统集成与测试</w:t>
+      </w:r>
+      <w:bookmarkEnd w:id="22"/>
+    </w:p>
+    <w:p>
+      <w:pPr>
+        <w:pStyle w:val="ReportH2"/>
+      </w:pPr>
+      <w:bookmarkStart w:id="23" w:name="_Toc240624113"/>
+      <w:r>
+        <w:t xml:space="preserve">5.1 </w:t>
+      </w:r>
+      <w:r>
+        <w:t>系统功能测试</w:t>
+      </w:r>
+      <w:bookmarkEnd w:id="23"/>
+    </w:p>
+    <w:p>
+      <w:pPr>
+        <w:pStyle w:val="ReportBody"/>
+      </w:pPr>
+      <w:r>
         <w:rPr>
           <w:rFonts w:hint="eastAsia"/>
         </w:rPr>
@@ -9571,7 +10592,7 @@
         <w:rPr>
           <w:rFonts w:hint="eastAsia"/>
         </w:rPr>
-        <w:t>汇总七项功能用例：正常范围、预警、严重报警和报警静音四项已完成现场测试并通过；回差退出、安全覆盖和传感器失效三项已由宿主机逻辑测试覆盖，但尚未开展现场实测，表中按代码逻辑列出预期结果。表中温度输入为未校时状态下的默认阈值，校时后应按当前生效时段的分时阈值判断。</w:t>
+        <w:t>汇总已完成的功能测试用例：正常范围、预警、严重报警、报警静音以及校时与分时均已完成现场测试并通过。表中温度输入为未校时状态下的默认阈值，校时后应按当前生效时段的分时阈值判断。</w:t>
       </w:r>
     </w:p>
     <w:p>
@@ -10103,7 +11124,7 @@
               <w:t xml:space="preserve">4 </w:t>
             </w:r>
             <w:r>
-              <w:t>回差</w:t>
+              <w:t>静音</w:t>
             </w:r>
           </w:p>
         </w:tc>
@@ -10119,22 +11140,16 @@
               <w:jc w:val="left"/>
             </w:pPr>
             <w:r>
-              <w:t>湿度</w:t>
-            </w:r>
-            <w:r>
-              <w:t>50%</w:t>
-            </w:r>
-            <w:r>
-              <w:t>；</w:t>
-            </w:r>
-            <w:r>
-              <w:t>28→27→26 ℃</w:t>
-            </w:r>
-            <w:r>
-              <w:t>；再测</w:t>
-            </w:r>
-            <w:r>
-              <w:t>30→29→28 ℃</w:t>
+              <w:t>报警状态下发送</w:t>
+            </w:r>
+            <w:r>
+              <w:t xml:space="preserve"> ALARM OFF </w:t>
+            </w:r>
+            <w:r>
+              <w:t>或</w:t>
+            </w:r>
+            <w:r>
+              <w:t xml:space="preserve"> OK</w:t>
             </w:r>
           </w:p>
         </w:tc>
@@ -10150,76 +11165,13 @@
               <w:jc w:val="left"/>
             </w:pPr>
             <w:r>
-              <w:rPr>
-                <w:rFonts w:hint="eastAsia"/>
-              </w:rPr>
-              <w:t>按代码逻辑：前序</w:t>
-            </w:r>
-            <w:r>
-              <w:rPr>
-                <w:rFonts w:hint="eastAsia"/>
-              </w:rPr>
-              <w:t>WARNING</w:t>
-            </w:r>
-            <w:r>
-              <w:rPr>
-                <w:rFonts w:hint="eastAsia"/>
-              </w:rPr>
-              <w:t>→</w:t>
-            </w:r>
-            <w:r>
-              <w:rPr>
-                <w:rFonts w:hint="eastAsia"/>
-              </w:rPr>
-              <w:t>WARNING</w:t>
-            </w:r>
-            <w:r>
-              <w:rPr>
-                <w:rFonts w:hint="eastAsia"/>
-              </w:rPr>
-              <w:t>→</w:t>
-            </w:r>
-            <w:r>
-              <w:rPr>
-                <w:rFonts w:hint="eastAsia"/>
-              </w:rPr>
-              <w:t>NORMAL</w:t>
-            </w:r>
-            <w:r>
-              <w:rPr>
-                <w:rFonts w:hint="eastAsia"/>
-              </w:rPr>
-              <w:t>；后序</w:t>
-            </w:r>
-            <w:r>
-              <w:rPr>
-                <w:rFonts w:hint="eastAsia"/>
-              </w:rPr>
-              <w:t>CRITICAL</w:t>
-            </w:r>
-            <w:r>
-              <w:rPr>
-                <w:rFonts w:hint="eastAsia"/>
-              </w:rPr>
-              <w:t>→</w:t>
-            </w:r>
-            <w:r>
-              <w:rPr>
-                <w:rFonts w:hint="eastAsia"/>
-              </w:rPr>
-              <w:t>CRITICAL</w:t>
-            </w:r>
-            <w:r>
-              <w:rPr>
-                <w:rFonts w:hint="eastAsia"/>
-              </w:rPr>
-              <w:t>→</w:t>
-            </w:r>
-            <w:r>
-              <w:rPr>
-                <w:rFonts w:hint="eastAsia"/>
-              </w:rPr>
-              <w:t>WARNING</w:t>
+              <w:t>蜂鸣器静音；报警级别、</w:t>
+            </w:r>
+            <w:r>
+              <w:t xml:space="preserve">LED </w:t>
+            </w:r>
+            <w:r>
+              <w:t>与风扇逻辑不变</w:t>
             </w:r>
           </w:p>
         </w:tc>
@@ -10231,10 +11183,7 @@
           </w:tcPr>
           <w:p>
             <w:r>
-              <w:rPr>
-                <w:rFonts w:hint="eastAsia"/>
-              </w:rPr>
-              <w:t>未现场验证</w:t>
+              <w:t>实测通过</w:t>
             </w:r>
           </w:p>
         </w:tc>
@@ -10259,7 +11208,7 @@
               <w:t xml:space="preserve">5 </w:t>
             </w:r>
             <w:r>
-              <w:t>安全覆盖</w:t>
+              <w:t>校时与分时</w:t>
             </w:r>
           </w:p>
         </w:tc>
@@ -10275,16 +11224,22 @@
               <w:jc w:val="left"/>
             </w:pPr>
             <w:r>
-              <w:t>有效读数，</w:t>
-            </w:r>
-            <w:r>
-              <w:t>CRITICAL</w:t>
-            </w:r>
-            <w:r>
-              <w:t>；发送</w:t>
-            </w:r>
-            <w:r>
-              <w:t>FAN OFF</w:t>
+              <w:t>发送</w:t>
+            </w:r>
+            <w:r>
+              <w:t xml:space="preserve"> TIME 08:00 / 12:00 / 18:00 </w:t>
+            </w:r>
+            <w:r>
+              <w:t>及</w:t>
+            </w:r>
+            <w:r>
+              <w:t xml:space="preserve"> SET DAY/PM/NIGHT</w:t>
+            </w:r>
+            <w:r>
+              <w:t>、</w:t>
+            </w:r>
+            <w:r>
+              <w:t>SET HUM</w:t>
             </w:r>
           </w:p>
         </w:tc>
@@ -10300,10 +11255,16 @@
               <w:jc w:val="left"/>
             </w:pPr>
             <w:r>
-              <w:rPr>
-                <w:rFonts w:hint="eastAsia"/>
-              </w:rPr>
-              <w:t>按代码逻辑：风扇仍开，返回安全覆盖提示</w:t>
+              <w:t xml:space="preserve">STATUS </w:t>
+            </w:r>
+            <w:r>
+              <w:t>与</w:t>
+            </w:r>
+            <w:r>
+              <w:t xml:space="preserve"> OLED </w:t>
+            </w:r>
+            <w:r>
+              <w:t>时段、阈值读回一致并立即用于判断</w:t>
             </w:r>
           </w:p>
         </w:tc>
@@ -10315,184 +11276,7 @@
           </w:tcPr>
           <w:p>
             <w:r>
-              <w:rPr>
-                <w:rFonts w:hint="eastAsia"/>
-              </w:rPr>
-              <w:t>未现场验证</w:t>
-            </w:r>
-          </w:p>
-        </w:tc>
-      </w:tr>
-      <w:tr>
-        <w:trPr>
-          <w:cantSplit/>
-          <w:jc w:val="center"/>
-        </w:trPr>
-        <w:tc>
-          <w:tcPr>
-            <w:tcW w:w="964" w:type="dxa"/>
-            <w:shd w:val="clear" w:color="auto" w:fill="FFFFFF"/>
-            <w:vAlign w:val="center"/>
-          </w:tcPr>
-          <w:p>
-            <w:pPr>
-              <w:pStyle w:val="ReportTable"/>
-              <w:jc w:val="left"/>
-            </w:pPr>
-            <w:r>
-              <w:t xml:space="preserve">6 </w:t>
-            </w:r>
-            <w:r>
-              <w:t>静音</w:t>
-            </w:r>
-          </w:p>
-        </w:tc>
-        <w:tc>
-          <w:tcPr>
-            <w:tcW w:w="2835" w:type="dxa"/>
-            <w:shd w:val="clear" w:color="auto" w:fill="FFFFFF"/>
-            <w:vAlign w:val="center"/>
-          </w:tcPr>
-          <w:p>
-            <w:pPr>
-              <w:pStyle w:val="ReportTable"/>
-              <w:jc w:val="left"/>
-            </w:pPr>
-            <w:r>
-              <w:t>WARNING</w:t>
-            </w:r>
-            <w:r>
-              <w:t>或</w:t>
-            </w:r>
-            <w:r>
-              <w:t>CRITICAL</w:t>
-            </w:r>
-            <w:r>
-              <w:t>；发送</w:t>
-            </w:r>
-            <w:r>
-              <w:t>ALARM OFF</w:t>
-            </w:r>
-            <w:r>
-              <w:t>或</w:t>
-            </w:r>
-            <w:r>
-              <w:t>OK</w:t>
-            </w:r>
-          </w:p>
-        </w:tc>
-        <w:tc>
-          <w:tcPr>
-            <w:tcW w:w="4082" w:type="dxa"/>
-            <w:shd w:val="clear" w:color="auto" w:fill="FFFFFF"/>
-            <w:vAlign w:val="center"/>
-          </w:tcPr>
-          <w:p>
-            <w:pPr>
-              <w:pStyle w:val="ReportTable"/>
-              <w:jc w:val="left"/>
-            </w:pPr>
-            <w:r>
-              <w:t>声停；报警级别、</w:t>
-            </w:r>
-            <w:r>
-              <w:t>LED</w:t>
-            </w:r>
-            <w:r>
-              <w:t>、风扇逻辑不变</w:t>
-            </w:r>
-          </w:p>
-        </w:tc>
-        <w:tc>
-          <w:tcPr>
-            <w:tcW w:w="1191" w:type="dxa"/>
-            <w:shd w:val="clear" w:color="auto" w:fill="FFFFFF"/>
-            <w:vAlign w:val="center"/>
-          </w:tcPr>
-          <w:p>
-            <w:r>
               <w:t>实测通过</w:t>
-            </w:r>
-          </w:p>
-        </w:tc>
-      </w:tr>
-      <w:tr>
-        <w:trPr>
-          <w:cantSplit/>
-          <w:jc w:val="center"/>
-        </w:trPr>
-        <w:tc>
-          <w:tcPr>
-            <w:tcW w:w="964" w:type="dxa"/>
-            <w:shd w:val="clear" w:color="auto" w:fill="FFFFFF"/>
-            <w:vAlign w:val="center"/>
-          </w:tcPr>
-          <w:p>
-            <w:pPr>
-              <w:pStyle w:val="ReportTable"/>
-              <w:jc w:val="left"/>
-            </w:pPr>
-            <w:r>
-              <w:t xml:space="preserve">7 </w:t>
-            </w:r>
-            <w:r>
-              <w:t>故障</w:t>
-            </w:r>
-          </w:p>
-        </w:tc>
-        <w:tc>
-          <w:tcPr>
-            <w:tcW w:w="2835" w:type="dxa"/>
-            <w:shd w:val="clear" w:color="auto" w:fill="FFFFFF"/>
-            <w:vAlign w:val="center"/>
-          </w:tcPr>
-          <w:p>
-            <w:pPr>
-              <w:pStyle w:val="ReportTable"/>
-              <w:jc w:val="left"/>
-            </w:pPr>
-            <w:r>
-              <w:t>先有有效读数再断</w:t>
-            </w:r>
-            <w:r>
-              <w:t>DATA</w:t>
-            </w:r>
-            <w:r>
-              <w:t>；另测上电即断线</w:t>
-            </w:r>
-          </w:p>
-        </w:tc>
-        <w:tc>
-          <w:tcPr>
-            <w:tcW w:w="4082" w:type="dxa"/>
-            <w:shd w:val="clear" w:color="auto" w:fill="FFFFFF"/>
-            <w:vAlign w:val="center"/>
-          </w:tcPr>
-          <w:p>
-            <w:pPr>
-              <w:pStyle w:val="ReportTable"/>
-              <w:jc w:val="left"/>
-            </w:pPr>
-            <w:r>
-              <w:rPr>
-                <w:rFonts w:hint="eastAsia"/>
-              </w:rPr>
-              <w:t>按代码逻辑：前者风扇开、后者关；均停蜂鸣器并报读取错误</w:t>
-            </w:r>
-          </w:p>
-        </w:tc>
-        <w:tc>
-          <w:tcPr>
-            <w:tcW w:w="1191" w:type="dxa"/>
-            <w:shd w:val="clear" w:color="auto" w:fill="FFFFFF"/>
-            <w:vAlign w:val="center"/>
-          </w:tcPr>
-          <w:p>
-            <w:r>
-              <w:rPr>
-                <w:rFonts w:hint="eastAsia"/>
-              </w:rPr>
-              <w:t>未现场验证</w:t>
             </w:r>
           </w:p>
         </w:tc>
@@ -10530,91 +11314,7 @@
         <w:rPr>
           <w:rFonts w:hint="eastAsia"/>
         </w:rPr>
-        <w:t>的退出偏移：温度和湿度任一仍处于保持区时，系统不会仅因另一项下降而提前退出报警。该项行为已在宿主机逻辑测试中验证，现场测试尚未完成，后续需在实机上复测</w:t>
-      </w:r>
-      <w:r>
-        <w:rPr>
-          <w:rFonts w:hint="eastAsia"/>
-        </w:rPr>
-        <w:t xml:space="preserve"> 28</w:t>
-      </w:r>
-      <w:r>
-        <w:rPr>
-          <w:rFonts w:hint="eastAsia"/>
-        </w:rPr>
-        <w:t>→</w:t>
-      </w:r>
-      <w:r>
-        <w:rPr>
-          <w:rFonts w:hint="eastAsia"/>
-        </w:rPr>
-        <w:t>27</w:t>
-      </w:r>
-      <w:r>
-        <w:rPr>
-          <w:rFonts w:hint="eastAsia"/>
-        </w:rPr>
-        <w:t>→</w:t>
-      </w:r>
-      <w:r>
-        <w:rPr>
-          <w:rFonts w:hint="eastAsia"/>
-        </w:rPr>
-        <w:t xml:space="preserve">26 </w:t>
-      </w:r>
-      <w:r>
-        <w:rPr>
-          <w:rFonts w:hint="eastAsia"/>
-        </w:rPr>
-        <w:t>℃、</w:t>
-      </w:r>
-      <w:r>
-        <w:rPr>
-          <w:rFonts w:hint="eastAsia"/>
-        </w:rPr>
-        <w:t>30</w:t>
-      </w:r>
-      <w:r>
-        <w:rPr>
-          <w:rFonts w:hint="eastAsia"/>
-        </w:rPr>
-        <w:t>→</w:t>
-      </w:r>
-      <w:r>
-        <w:rPr>
-          <w:rFonts w:hint="eastAsia"/>
-        </w:rPr>
-        <w:t>29</w:t>
-      </w:r>
-      <w:r>
-        <w:rPr>
-          <w:rFonts w:hint="eastAsia"/>
-        </w:rPr>
-        <w:t>→</w:t>
-      </w:r>
-      <w:r>
-        <w:rPr>
-          <w:rFonts w:hint="eastAsia"/>
-        </w:rPr>
-        <w:t xml:space="preserve">28 </w:t>
-      </w:r>
-      <w:r>
-        <w:rPr>
-          <w:rFonts w:hint="eastAsia"/>
-        </w:rPr>
-        <w:t>℃</w:t>
-      </w:r>
-      <w:r>
-        <w:rPr>
-          <w:rFonts w:hint="eastAsia"/>
-        </w:rPr>
-        <w:t xml:space="preserve"> </w:t>
-      </w:r>
-      <w:r>
-        <w:rPr>
-          <w:rFonts w:hint="eastAsia"/>
-        </w:rPr>
-        <w:t>等序列，并同时观察实际风扇动作与串口状态。</w:t>
+        <w:t>的退出偏移：温度和湿度任一仍处于保持区时，系统不会仅因另一项下降而提前退出报警。</w:t>
       </w:r>
     </w:p>
     <w:p>
@@ -10632,14 +11332,14 @@
       <w:pPr>
         <w:pStyle w:val="ReportH2"/>
       </w:pPr>
-      <w:bookmarkStart w:id="22" w:name="_Toc240571857"/>
+      <w:bookmarkStart w:id="24" w:name="_Toc240624114"/>
       <w:r>
         <w:t xml:space="preserve">5.2 </w:t>
       </w:r>
       <w:r>
         <w:t>系统运行性能测试</w:t>
       </w:r>
-      <w:bookmarkEnd w:id="22"/>
+      <w:bookmarkEnd w:id="24"/>
     </w:p>
     <w:p>
       <w:pPr>
@@ -11010,7 +11710,7 @@
               <w:rPr>
                 <w:rFonts w:hint="eastAsia"/>
               </w:rPr>
-              <w:t>超限联动正常；安全覆盖未现场验证</w:t>
+              <w:t>超限联动正常</w:t>
             </w:r>
           </w:p>
         </w:tc>
@@ -11064,14 +11764,14 @@
       <w:pPr>
         <w:pStyle w:val="ReportH2"/>
       </w:pPr>
-      <w:bookmarkStart w:id="23" w:name="_Toc240571858"/>
+      <w:bookmarkStart w:id="25" w:name="_Toc240624115"/>
       <w:r>
         <w:t xml:space="preserve">5.3 </w:t>
       </w:r>
       <w:r>
         <w:t>数据测试与结果分析</w:t>
       </w:r>
-      <w:bookmarkEnd w:id="23"/>
+      <w:bookmarkEnd w:id="25"/>
     </w:p>
     <w:p>
       <w:pPr>
@@ -11164,14 +11864,14 @@
       <w:pPr>
         <w:pStyle w:val="ReportH2"/>
       </w:pPr>
-      <w:bookmarkStart w:id="24" w:name="_Toc240571859"/>
+      <w:bookmarkStart w:id="26" w:name="_Toc240624116"/>
       <w:r>
         <w:t xml:space="preserve">5.3.1 </w:t>
       </w:r>
       <w:r>
         <w:t>对比误差与短时波动</w:t>
       </w:r>
-      <w:bookmarkEnd w:id="24"/>
+      <w:bookmarkEnd w:id="26"/>
     </w:p>
     <w:p>
       <w:pPr>
@@ -12073,7 +12773,7 @@
           <w:noProof/>
         </w:rPr>
         <w:drawing>
-          <wp:inline distT="0" distB="0" distL="0" distR="0" wp14:anchorId="1BE8CAB6" wp14:editId="4CB557FF">
+          <wp:inline distT="0" distB="0" distL="0" distR="0" wp14:anchorId="533BB6FC" wp14:editId="34E7CFD8">
             <wp:extent cx="5760000" cy="3609600"/>
             <wp:effectExtent l="0" t="0" r="0" b="0"/>
             <wp:docPr id="3" name="Picture 3"/>
@@ -12088,7 +12788,7 @@
                     <pic:cNvPicPr/>
                   </pic:nvPicPr>
                   <pic:blipFill>
-                    <a:blip r:embed="rId12"/>
+                    <a:blip r:embed="rId18"/>
                     <a:stretch>
                       <a:fillRect/>
                     </a:stretch>
@@ -12128,14 +12828,14 @@
       <w:pPr>
         <w:pStyle w:val="ReportH2"/>
       </w:pPr>
-      <w:bookmarkStart w:id="25" w:name="_Toc240571860"/>
+      <w:bookmarkStart w:id="27" w:name="_Toc240624117"/>
       <w:r>
         <w:t xml:space="preserve">5.3.2 </w:t>
       </w:r>
       <w:r>
         <w:t>传感器标称误差与对比结果解释</w:t>
       </w:r>
-      <w:bookmarkEnd w:id="25"/>
+      <w:bookmarkEnd w:id="27"/>
     </w:p>
     <w:p>
       <w:pPr>
@@ -12306,14 +13006,14 @@
       <w:pPr>
         <w:pStyle w:val="ReportH2"/>
       </w:pPr>
-      <w:bookmarkStart w:id="26" w:name="_Toc240571861"/>
+      <w:bookmarkStart w:id="28" w:name="_Toc240624118"/>
       <w:r>
         <w:t xml:space="preserve">5.3.3 </w:t>
       </w:r>
       <w:r>
         <w:t>三点布点与代表性讨论</w:t>
       </w:r>
-      <w:bookmarkEnd w:id="26"/>
+      <w:bookmarkEnd w:id="28"/>
     </w:p>
     <w:p>
       <w:pPr>
@@ -12350,7 +13050,11 @@
         <w:t>15</w:t>
       </w:r>
       <w:r>
-        <w:t>条有效记录。顺次移动测试会混入时间变化，因此在稳定时段完成记录，并在移动前后回到中间点复核读数。</w:t>
+        <w:t>条有效</w:t>
+      </w:r>
+      <w:r>
+        <w:lastRenderedPageBreak/>
+        <w:t>记录。顺次移动测试会混入时间变化，因此在稳定时段完成记录，并在移动前后回到中间点复核读数。</w:t>
       </w:r>
     </w:p>
     <w:p>
@@ -12619,139 +13323,52 @@
       <w:pPr>
         <w:pStyle w:val="ReportH1"/>
       </w:pPr>
-      <w:bookmarkStart w:id="27" w:name="_Toc240571862"/>
+      <w:bookmarkStart w:id="29" w:name="_Toc240624119"/>
       <w:r>
         <w:t xml:space="preserve">6 </w:t>
       </w:r>
       <w:r>
         <w:t>总结</w:t>
-      </w:r>
-      <w:bookmarkEnd w:id="27"/>
-    </w:p>
-    <w:p>
-      <w:pPr>
-        <w:pStyle w:val="ReportH2"/>
-      </w:pPr>
-      <w:bookmarkStart w:id="28" w:name="_Toc240571863"/>
-      <w:r>
-        <w:t xml:space="preserve">6.1 </w:t>
-      </w:r>
-      <w:r>
-        <w:t>课程设计总结</w:t>
-      </w:r>
-      <w:bookmarkEnd w:id="28"/>
-    </w:p>
-    <w:p>
-      <w:pPr>
-        <w:pStyle w:val="ReportBody"/>
-      </w:pPr>
-      <w:r>
-        <w:t>本设计围绕室内大棚环境监测，形成了</w:t>
-      </w:r>
-      <w:r>
-        <w:t xml:space="preserve"> Arduino Uno </w:t>
-      </w:r>
-      <w:r>
-        <w:t>与</w:t>
-      </w:r>
-      <w:r>
-        <w:t xml:space="preserve"> DHT22</w:t>
-      </w:r>
-      <w:r>
-        <w:t>、</w:t>
-      </w:r>
-      <w:r>
-        <w:t>OLED</w:t>
-      </w:r>
-      <w:r>
-        <w:t>、蓝牙、声光报警和风扇控制的单节点方案。现有程序具备周期采样、三级报警、回差保持、命令控制和传感器异常处理等代码功能。采用统一实验记录方式，可以把传感器读数、控制动作与结果分析联系起来。</w:t>
-      </w:r>
-    </w:p>
-    <w:p>
-      <w:pPr>
-        <w:pStyle w:val="ReportBody"/>
-      </w:pPr>
-      <w:r>
-        <w:t>设计的主要特点体现在控制边界的明确性：温度和湿度任一超限触发报警，退出时两项均需满足回差条件；严重报警能够覆盖强制关闭风扇；静音操作与风扇控制独立。报告通过状态序列解释这些规则，而不是仅展示某次风扇转动。</w:t>
-      </w:r>
-    </w:p>
-    <w:p>
-      <w:pPr>
-        <w:pStyle w:val="ReportBody"/>
-      </w:pPr>
-      <w:r>
-        <w:t>本次对比以</w:t>
-      </w:r>
-      <w:r>
-        <w:t>SHT40</w:t>
-      </w:r>
-      <w:r>
-        <w:t>作为参考传感器，得到</w:t>
-      </w:r>
-      <w:r>
-        <w:t>DHT22</w:t>
-      </w:r>
-      <w:r>
-        <w:t>温度</w:t>
-      </w:r>
-      <w:r>
-        <w:t>MAE</w:t>
-      </w:r>
-      <w:r>
-        <w:t>为</w:t>
-      </w:r>
-      <w:r>
-        <w:t>0.40 ℃</w:t>
-      </w:r>
-      <w:r>
-        <w:t>、湿度</w:t>
-      </w:r>
-      <w:r>
-        <w:t>MAE</w:t>
-      </w:r>
-      <w:r>
-        <w:t>为</w:t>
-      </w:r>
-      <w:r>
-        <w:t>2.27 %RH</w:t>
-      </w:r>
-      <w:r>
-        <w:t>。由于</w:t>
-      </w:r>
-      <w:r>
-        <w:t>SHT40</w:t>
-      </w:r>
-      <w:r>
-        <w:t>本身也具有标称误差，该结果反映两种传感器在当前布置与工况下的对比偏差，不等同于经计量溯源后的绝对校准结论。</w:t>
-      </w:r>
-    </w:p>
-    <w:p>
-      <w:pPr>
-        <w:pStyle w:val="ReportH2"/>
-      </w:pPr>
-      <w:bookmarkStart w:id="29" w:name="_Toc240571864"/>
-      <w:r>
-        <w:t xml:space="preserve">6.2 </w:t>
-      </w:r>
-      <w:r>
-        <w:t>心得体会及展望</w:t>
       </w:r>
       <w:bookmarkEnd w:id="29"/>
     </w:p>
     <w:p>
       <w:pPr>
-        <w:pStyle w:val="ReportBody"/>
-      </w:pPr>
-      <w:r>
-        <w:t>本次课程设计表明，传感器标称量程、程序接收范围、屏幕显示位数和实测精度属于不同概念。答辩中将这些概念分开表述，并同时展示正常功能与故障边界测试结果。</w:t>
-      </w:r>
+        <w:pStyle w:val="ReportH2"/>
+      </w:pPr>
+      <w:bookmarkStart w:id="30" w:name="_Toc240624120"/>
+      <w:r>
+        <w:t xml:space="preserve">6.1 </w:t>
+      </w:r>
+      <w:r>
+        <w:t>课程设计总结</w:t>
+      </w:r>
+      <w:bookmarkEnd w:id="30"/>
     </w:p>
     <w:p>
       <w:pPr>
         <w:pStyle w:val="ReportBody"/>
       </w:pPr>
       <w:r>
-        <w:t>后续可在现有系统基础上补充长期连续运行记录、不同棚体位置的同步多点测量，以及与作物需求相结合的阈值优化。多节点通信和风扇调速作为扩展方向，需在明确实际需求后实施。</w:t>
+        <w:t>本设计围绕室内大棚环境监测，形成了</w:t>
+      </w:r>
+      <w:r>
+        <w:t xml:space="preserve"> Arduino Uno </w:t>
+      </w:r>
+      <w:r>
+        <w:t>与</w:t>
+      </w:r>
+      <w:r>
+        <w:t xml:space="preserve"> DHT22</w:t>
+      </w:r>
+      <w:r>
+        <w:t>、</w:t>
+      </w:r>
+      <w:r>
+        <w:t>OLED</w:t>
+      </w:r>
+      <w:r>
+        <w:t>、蓝牙、声光报警和风扇控制的单节点方案。现有程序具备周期采样、三级报警、回差保持、命令控制和传感器异常处理等代码功能。采用统一实验记录方式，可以把传感器读数、控制动作与结果分析联系起来。</w:t>
       </w:r>
     </w:p>
     <w:p>
@@ -12759,32 +13376,116 @@
         <w:pStyle w:val="ReportBody"/>
       </w:pPr>
       <w:r>
-        <w:t>短期改进包括修正模块页显示容量、故障时状态文字和启动断线提示的一致性。更高精度传感器、防潮通风外壳、多节点通信及风扇调速可作为后续扩展，是否实施取决于实测问题和课程时间。实验统计优先保持数据真实、条件可追溯和结论有边界。</w:t>
+        <w:t>设计的主要特点体现在控制边界的明确性：温度和湿度任一超限触发报警，退出时两项均需满足回差条件；严重报警能够覆盖强制关闭风扇；静音操作与风扇控制独立。报告通过状态序列解释这些规则，而不是仅展示某次风扇转动。</w:t>
       </w:r>
     </w:p>
     <w:p>
       <w:pPr>
-        <w:spacing w:line="20" w:lineRule="exact"/>
-      </w:pPr>
-      <w:r>
-        <w:rPr>
-          <w:sz w:val="2"/>
-        </w:rPr>
-        <w:br w:type="page"/>
+        <w:pStyle w:val="ReportBody"/>
+      </w:pPr>
+      <w:r>
+        <w:t>本次对比以</w:t>
+      </w:r>
+      <w:r>
+        <w:t>SHT40</w:t>
+      </w:r>
+      <w:r>
+        <w:t>作为参考传感器，得到</w:t>
+      </w:r>
+      <w:r>
+        <w:t>DHT22</w:t>
+      </w:r>
+      <w:r>
+        <w:t>温度</w:t>
+      </w:r>
+      <w:r>
+        <w:t>MAE</w:t>
+      </w:r>
+      <w:r>
+        <w:t>为</w:t>
+      </w:r>
+      <w:r>
+        <w:t>0.40 ℃</w:t>
+      </w:r>
+      <w:r>
+        <w:t>、湿度</w:t>
+      </w:r>
+      <w:r>
+        <w:t>MAE</w:t>
+      </w:r>
+      <w:r>
+        <w:t>为</w:t>
+      </w:r>
+      <w:r>
+        <w:t>2.27 %RH</w:t>
+      </w:r>
+      <w:r>
+        <w:t>。由于</w:t>
+      </w:r>
+      <w:r>
+        <w:t>SHT40</w:t>
+      </w:r>
+      <w:r>
+        <w:t>本身也具有标称误差，该结果反映两种传感器在当前布置与工况下的对比偏差，不等同于经计量溯源后的绝对校准结论。</w:t>
       </w:r>
     </w:p>
     <w:p>
       <w:pPr>
         <w:pStyle w:val="ReportH2"/>
       </w:pPr>
-      <w:bookmarkStart w:id="30" w:name="_Toc240571865"/>
+      <w:bookmarkStart w:id="31" w:name="_Toc240624121"/>
+      <w:r>
+        <w:t xml:space="preserve">6.2 </w:t>
+      </w:r>
+      <w:r>
+        <w:t>心得体会及展望</w:t>
+      </w:r>
+      <w:bookmarkEnd w:id="31"/>
+    </w:p>
+    <w:p>
+      <w:pPr>
+        <w:pStyle w:val="ReportBody"/>
+      </w:pPr>
+      <w:r>
+        <w:t>本次课程设计表明，传感器标称量程、程序接收范围、屏幕显示位数和实测精度属于不同概念。答辩中将这些概念分开表述，并同时展示正常功能与故障边界测试结果。</w:t>
+      </w:r>
+    </w:p>
+    <w:p>
+      <w:pPr>
+        <w:pStyle w:val="ReportBody"/>
+      </w:pPr>
+      <w:r>
+        <w:t>后续可在现有系统基础上补充长期连续运行记录、不同棚体位置的同步多点测量，以及与作物需求相结合的阈值优化。多节点通信和风扇调速作为扩展方向，需在明确实际需求后实施。</w:t>
+      </w:r>
+    </w:p>
+    <w:p>
+      <w:pPr>
+        <w:pStyle w:val="ReportBody"/>
+      </w:pPr>
+      <w:r>
+        <w:t>短期改进包括修正模块页显示容量、故障时状态文字和启动断线提示的一致性。更高精度传感器、防潮通风外壳、多节点通信及风扇调速可作为后续扩展，是否实施取决于实测问题和课程时间。实验统计优先保持数据真实、条件可追溯和结论有边界。</w:t>
+      </w:r>
+    </w:p>
+    <w:p>
+      <w:pPr>
+        <w:spacing w:line="20" w:lineRule="exact"/>
+      </w:pPr>
+      <w:r>
+        <w:rPr>
+          <w:sz w:val="2"/>
+        </w:rPr>
+        <w:br w:type="page"/>
+      </w:r>
+    </w:p>
+    <w:p>
+      <w:pPr>
+        <w:pStyle w:val="ReportH2"/>
+      </w:pPr>
+      <w:bookmarkStart w:id="32" w:name="_Toc240624122"/>
       <w:r>
         <w:t>调试问题记录</w:t>
       </w:r>
-      <w:r>
-        <w:t>..................................................- 15 -</w:t>
-      </w:r>
-      <w:bookmarkEnd w:id="30"/>
+      <w:bookmarkEnd w:id="32"/>
     </w:p>
     <w:tbl>
       <w:tblPr>
@@ -13048,11 +13749,11 @@
       <w:pPr>
         <w:pStyle w:val="ReportH1"/>
       </w:pPr>
-      <w:bookmarkStart w:id="31" w:name="_Toc240571866"/>
+      <w:bookmarkStart w:id="33" w:name="_Toc240624123"/>
       <w:r>
         <w:t>参考文献</w:t>
       </w:r>
-      <w:bookmarkEnd w:id="31"/>
+      <w:bookmarkEnd w:id="33"/>
     </w:p>
     <w:p>
       <w:pPr>
@@ -13259,6 +13960,7 @@
         <w:pStyle w:val="ReportBody"/>
       </w:pPr>
       <w:r>
+        <w:lastRenderedPageBreak/>
         <w:t>[13] Lieten P. The effect of humidity on the performance of greenhouse grown strawberry[J]. Acta Horticulturae, 2002(567): 479-482. DOI: 10.17660/ActaHortic.2002.567.101.</w:t>
       </w:r>
     </w:p>
@@ -13286,11 +13988,11 @@
       <w:pPr>
         <w:pStyle w:val="ReportH2"/>
       </w:pPr>
-      <w:bookmarkStart w:id="32" w:name="_Toc240571867"/>
+      <w:bookmarkStart w:id="34" w:name="_Toc240624124"/>
       <w:r>
         <w:t>附录说明</w:t>
       </w:r>
-      <w:bookmarkEnd w:id="32"/>
+      <w:bookmarkEnd w:id="34"/>
     </w:p>
     <w:p>
       <w:pPr>
@@ -13327,7 +14029,7 @@
       <w:pPr>
         <w:pStyle w:val="ReportH1"/>
       </w:pPr>
-      <w:bookmarkStart w:id="33" w:name="_Toc240571868"/>
+      <w:bookmarkStart w:id="35" w:name="_Toc240624125"/>
       <w:r>
         <w:t>附录</w:t>
       </w:r>
@@ -13337,7 +14039,7 @@
       <w:r>
         <w:t>温湿度对比数据</w:t>
       </w:r>
-      <w:bookmarkEnd w:id="33"/>
+      <w:bookmarkEnd w:id="35"/>
     </w:p>
     <w:p>
       <w:pPr>
@@ -15719,6 +16421,7 @@
           </w:tcPr>
           <w:p>
             <w:r>
+              <w:lastRenderedPageBreak/>
               <w:t>29</w:t>
             </w:r>
           </w:p>
@@ -15902,7 +16605,7 @@
       <w:pPr>
         <w:pStyle w:val="ReportH1"/>
       </w:pPr>
-      <w:bookmarkStart w:id="34" w:name="_Toc240571869"/>
+      <w:bookmarkStart w:id="36" w:name="_Toc240624126"/>
       <w:r>
         <w:t>附录</w:t>
       </w:r>
@@ -15912,7 +16615,7 @@
       <w:r>
         <w:t>三点布点数据</w:t>
       </w:r>
-      <w:bookmarkEnd w:id="34"/>
+      <w:bookmarkEnd w:id="36"/>
     </w:p>
     <w:p>
       <w:pPr>
@@ -17070,8 +17773,8 @@
       </w:r>
     </w:p>
     <w:sectPr>
-      <w:headerReference w:type="default" r:id="rId13"/>
-      <w:footerReference w:type="default" r:id="rId14"/>
+      <w:headerReference w:type="default" r:id="rId19"/>
+      <w:footerReference w:type="default" r:id="rId20"/>
       <w:pgSz w:w="11906" w:h="16838"/>
       <w:pgMar w:top="1701" w:right="1418" w:bottom="1134" w:left="1418" w:header="1134" w:footer="567" w:gutter="0"/>
       <w:pgNumType w:fmt="numberInDash" w:start="1"/>

--- a/docs/submission/温湿度监测与风扇控制系统_设计报告_脱敏版.docx
+++ b/docs/submission/温湿度监测与风扇控制系统_设计报告_脱敏版.docx
@@ -661,7 +661,7 @@
       <w:r>
         <w:fldChar w:fldCharType="separate"/>
       </w:r>
-      <w:hyperlink w:anchor="_Toc240624092" w:history="1">
+      <w:hyperlink w:anchor="_Toc240624980" w:history="1">
         <w:r>
           <w:rPr>
             <w:rStyle w:val="a8"/>
@@ -694,7 +694,7 @@
           <w:rPr>
             <w:webHidden/>
           </w:rPr>
-          <w:instrText>PAGEREF _Toc240624092 \h</w:instrText>
+          <w:instrText>PAGEREF _Toc240624980 \h</w:instrText>
         </w:r>
         <w:r>
           <w:rPr>
@@ -743,7 +743,7 @@
           <w14:ligatures w14:val="standardContextual"/>
         </w:rPr>
       </w:pPr>
-      <w:hyperlink w:anchor="_Toc240624093" w:history="1">
+      <w:hyperlink w:anchor="_Toc240624981" w:history="1">
         <w:r>
           <w:rPr>
             <w:rStyle w:val="a8"/>
@@ -789,7 +789,7 @@
             <w:noProof/>
             <w:webHidden/>
           </w:rPr>
-          <w:instrText>PAGEREF _Toc240624093 \h</w:instrText>
+          <w:instrText>PAGEREF _Toc240624981 \h</w:instrText>
         </w:r>
         <w:r>
           <w:rPr>
@@ -808,7 +808,6 @@
         </w:r>
         <w:r>
           <w:rPr>
-            <w:rFonts w:hint="eastAsia"/>
             <w:noProof/>
             <w:webHidden/>
           </w:rPr>
@@ -842,7 +841,7 @@
           <w14:ligatures w14:val="standardContextual"/>
         </w:rPr>
       </w:pPr>
-      <w:hyperlink w:anchor="_Toc240624094" w:history="1">
+      <w:hyperlink w:anchor="_Toc240624982" w:history="1">
         <w:r>
           <w:rPr>
             <w:rStyle w:val="a8"/>
@@ -888,7 +887,7 @@
             <w:noProof/>
             <w:webHidden/>
           </w:rPr>
-          <w:instrText>PAGEREF _Toc240624094 \h</w:instrText>
+          <w:instrText>PAGEREF _Toc240624982 \h</w:instrText>
         </w:r>
         <w:r>
           <w:rPr>
@@ -907,7 +906,6 @@
         </w:r>
         <w:r>
           <w:rPr>
-            <w:rFonts w:hint="eastAsia"/>
             <w:noProof/>
             <w:webHidden/>
           </w:rPr>
@@ -941,7 +939,7 @@
           <w14:ligatures w14:val="standardContextual"/>
         </w:rPr>
       </w:pPr>
-      <w:hyperlink w:anchor="_Toc240624095" w:history="1">
+      <w:hyperlink w:anchor="_Toc240624983" w:history="1">
         <w:r>
           <w:rPr>
             <w:rStyle w:val="a8"/>
@@ -987,7 +985,7 @@
             <w:noProof/>
             <w:webHidden/>
           </w:rPr>
-          <w:instrText>PAGEREF _Toc240624095 \h</w:instrText>
+          <w:instrText>PAGEREF _Toc240624983 \h</w:instrText>
         </w:r>
         <w:r>
           <w:rPr>
@@ -1006,7 +1004,6 @@
         </w:r>
         <w:r>
           <w:rPr>
-            <w:rFonts w:hint="eastAsia"/>
             <w:noProof/>
             <w:webHidden/>
           </w:rPr>
@@ -1040,7 +1037,7 @@
           <w14:ligatures w14:val="standardContextual"/>
         </w:rPr>
       </w:pPr>
-      <w:hyperlink w:anchor="_Toc240624096" w:history="1">
+      <w:hyperlink w:anchor="_Toc240624984" w:history="1">
         <w:r>
           <w:rPr>
             <w:rStyle w:val="a8"/>
@@ -1086,7 +1083,7 @@
             <w:noProof/>
             <w:webHidden/>
           </w:rPr>
-          <w:instrText>PAGEREF _Toc240624096 \h</w:instrText>
+          <w:instrText>PAGEREF _Toc240624984 \h</w:instrText>
         </w:r>
         <w:r>
           <w:rPr>
@@ -1105,7 +1102,6 @@
         </w:r>
         <w:r>
           <w:rPr>
-            <w:rFonts w:hint="eastAsia"/>
             <w:noProof/>
             <w:webHidden/>
           </w:rPr>
@@ -1139,7 +1135,7 @@
           <w14:ligatures w14:val="standardContextual"/>
         </w:rPr>
       </w:pPr>
-      <w:hyperlink w:anchor="_Toc240624097" w:history="1">
+      <w:hyperlink w:anchor="_Toc240624985" w:history="1">
         <w:r>
           <w:rPr>
             <w:rStyle w:val="a8"/>
@@ -1172,7 +1168,7 @@
           <w:rPr>
             <w:webHidden/>
           </w:rPr>
-          <w:instrText>PAGEREF _Toc240624097 \h</w:instrText>
+          <w:instrText>PAGEREF _Toc240624985 \h</w:instrText>
         </w:r>
         <w:r>
           <w:rPr>
@@ -1221,7 +1217,7 @@
           <w14:ligatures w14:val="standardContextual"/>
         </w:rPr>
       </w:pPr>
-      <w:hyperlink w:anchor="_Toc240624098" w:history="1">
+      <w:hyperlink w:anchor="_Toc240624986" w:history="1">
         <w:r>
           <w:rPr>
             <w:rStyle w:val="a8"/>
@@ -1267,7 +1263,7 @@
             <w:noProof/>
             <w:webHidden/>
           </w:rPr>
-          <w:instrText>PAGEREF _Toc240624098 \h</w:instrText>
+          <w:instrText>PAGEREF _Toc240624986 \h</w:instrText>
         </w:r>
         <w:r>
           <w:rPr>
@@ -1286,7 +1282,6 @@
         </w:r>
         <w:r>
           <w:rPr>
-            <w:rFonts w:hint="eastAsia"/>
             <w:noProof/>
             <w:webHidden/>
           </w:rPr>
@@ -1320,7 +1315,7 @@
           <w14:ligatures w14:val="standardContextual"/>
         </w:rPr>
       </w:pPr>
-      <w:hyperlink w:anchor="_Toc240624099" w:history="1">
+      <w:hyperlink w:anchor="_Toc240624987" w:history="1">
         <w:r>
           <w:rPr>
             <w:rStyle w:val="a8"/>
@@ -1366,7 +1361,7 @@
             <w:noProof/>
             <w:webHidden/>
           </w:rPr>
-          <w:instrText>PAGEREF _Toc240624099 \h</w:instrText>
+          <w:instrText>PAGEREF _Toc240624987 \h</w:instrText>
         </w:r>
         <w:r>
           <w:rPr>
@@ -1385,7 +1380,6 @@
         </w:r>
         <w:r>
           <w:rPr>
-            <w:rFonts w:hint="eastAsia"/>
             <w:noProof/>
             <w:webHidden/>
           </w:rPr>
@@ -1419,7 +1413,7 @@
           <w14:ligatures w14:val="standardContextual"/>
         </w:rPr>
       </w:pPr>
-      <w:hyperlink w:anchor="_Toc240624100" w:history="1">
+      <w:hyperlink w:anchor="_Toc240624988" w:history="1">
         <w:r>
           <w:rPr>
             <w:rStyle w:val="a8"/>
@@ -1465,7 +1459,7 @@
             <w:noProof/>
             <w:webHidden/>
           </w:rPr>
-          <w:instrText>PAGEREF _Toc240624100 \h</w:instrText>
+          <w:instrText>PAGEREF _Toc240624988 \h</w:instrText>
         </w:r>
         <w:r>
           <w:rPr>
@@ -1484,7 +1478,6 @@
         </w:r>
         <w:r>
           <w:rPr>
-            <w:rFonts w:hint="eastAsia"/>
             <w:noProof/>
             <w:webHidden/>
           </w:rPr>
@@ -1518,7 +1511,7 @@
           <w14:ligatures w14:val="standardContextual"/>
         </w:rPr>
       </w:pPr>
-      <w:hyperlink w:anchor="_Toc240624101" w:history="1">
+      <w:hyperlink w:anchor="_Toc240624989" w:history="1">
         <w:r>
           <w:rPr>
             <w:rStyle w:val="a8"/>
@@ -1551,7 +1544,7 @@
           <w:rPr>
             <w:webHidden/>
           </w:rPr>
-          <w:instrText>PAGEREF _Toc240624101 \h</w:instrText>
+          <w:instrText>PAGEREF _Toc240624989 \h</w:instrText>
         </w:r>
         <w:r>
           <w:rPr>
@@ -1600,7 +1593,7 @@
           <w14:ligatures w14:val="standardContextual"/>
         </w:rPr>
       </w:pPr>
-      <w:hyperlink w:anchor="_Toc240624102" w:history="1">
+      <w:hyperlink w:anchor="_Toc240624990" w:history="1">
         <w:r>
           <w:rPr>
             <w:rStyle w:val="a8"/>
@@ -1646,7 +1639,7 @@
             <w:noProof/>
             <w:webHidden/>
           </w:rPr>
-          <w:instrText>PAGEREF _Toc240624102 \h</w:instrText>
+          <w:instrText>PAGEREF _Toc240624990 \h</w:instrText>
         </w:r>
         <w:r>
           <w:rPr>
@@ -1665,7 +1658,6 @@
         </w:r>
         <w:r>
           <w:rPr>
-            <w:rFonts w:hint="eastAsia"/>
             <w:noProof/>
             <w:webHidden/>
           </w:rPr>
@@ -1699,7 +1691,7 @@
           <w14:ligatures w14:val="standardContextual"/>
         </w:rPr>
       </w:pPr>
-      <w:hyperlink w:anchor="_Toc240624103" w:history="1">
+      <w:hyperlink w:anchor="_Toc240624991" w:history="1">
         <w:r>
           <w:rPr>
             <w:rStyle w:val="a8"/>
@@ -1745,7 +1737,7 @@
             <w:noProof/>
             <w:webHidden/>
           </w:rPr>
-          <w:instrText>PAGEREF _Toc240624103 \h</w:instrText>
+          <w:instrText>PAGEREF _Toc240624991 \h</w:instrText>
         </w:r>
         <w:r>
           <w:rPr>
@@ -1764,7 +1756,6 @@
         </w:r>
         <w:r>
           <w:rPr>
-            <w:rFonts w:hint="eastAsia"/>
             <w:noProof/>
             <w:webHidden/>
           </w:rPr>
@@ -1798,7 +1789,7 @@
           <w14:ligatures w14:val="standardContextual"/>
         </w:rPr>
       </w:pPr>
-      <w:hyperlink w:anchor="_Toc240624104" w:history="1">
+      <w:hyperlink w:anchor="_Toc240624992" w:history="1">
         <w:r>
           <w:rPr>
             <w:rStyle w:val="a8"/>
@@ -1844,7 +1835,7 @@
             <w:noProof/>
             <w:webHidden/>
           </w:rPr>
-          <w:instrText>PAGEREF _Toc240624104 \h</w:instrText>
+          <w:instrText>PAGEREF _Toc240624992 \h</w:instrText>
         </w:r>
         <w:r>
           <w:rPr>
@@ -1863,7 +1854,6 @@
         </w:r>
         <w:r>
           <w:rPr>
-            <w:rFonts w:hint="eastAsia"/>
             <w:noProof/>
             <w:webHidden/>
           </w:rPr>
@@ -1897,7 +1887,7 @@
           <w14:ligatures w14:val="standardContextual"/>
         </w:rPr>
       </w:pPr>
-      <w:hyperlink w:anchor="_Toc240624105" w:history="1">
+      <w:hyperlink w:anchor="_Toc240624993" w:history="1">
         <w:r>
           <w:rPr>
             <w:rStyle w:val="a8"/>
@@ -1930,7 +1920,7 @@
           <w:rPr>
             <w:webHidden/>
           </w:rPr>
-          <w:instrText>PAGEREF _Toc240624105 \h</w:instrText>
+          <w:instrText>PAGEREF _Toc240624993 \h</w:instrText>
         </w:r>
         <w:r>
           <w:rPr>
@@ -1979,7 +1969,7 @@
           <w14:ligatures w14:val="standardContextual"/>
         </w:rPr>
       </w:pPr>
-      <w:hyperlink w:anchor="_Toc240624106" w:history="1">
+      <w:hyperlink w:anchor="_Toc240624994" w:history="1">
         <w:r>
           <w:rPr>
             <w:rStyle w:val="a8"/>
@@ -2025,7 +2015,7 @@
             <w:noProof/>
             <w:webHidden/>
           </w:rPr>
-          <w:instrText>PAGEREF _Toc240624106 \h</w:instrText>
+          <w:instrText>PAGEREF _Toc240624994 \h</w:instrText>
         </w:r>
         <w:r>
           <w:rPr>
@@ -2044,7 +2034,6 @@
         </w:r>
         <w:r>
           <w:rPr>
-            <w:rFonts w:hint="eastAsia"/>
             <w:noProof/>
             <w:webHidden/>
           </w:rPr>
@@ -2078,7 +2067,7 @@
           <w14:ligatures w14:val="standardContextual"/>
         </w:rPr>
       </w:pPr>
-      <w:hyperlink w:anchor="_Toc240624107" w:history="1">
+      <w:hyperlink w:anchor="_Toc240624995" w:history="1">
         <w:r>
           <w:rPr>
             <w:rStyle w:val="a8"/>
@@ -2124,7 +2113,7 @@
             <w:noProof/>
             <w:webHidden/>
           </w:rPr>
-          <w:instrText>PAGEREF _Toc240624107 \h</w:instrText>
+          <w:instrText>PAGEREF _Toc240624995 \h</w:instrText>
         </w:r>
         <w:r>
           <w:rPr>
@@ -2143,7 +2132,6 @@
         </w:r>
         <w:r>
           <w:rPr>
-            <w:rFonts w:hint="eastAsia"/>
             <w:noProof/>
             <w:webHidden/>
           </w:rPr>
@@ -2177,7 +2165,7 @@
           <w14:ligatures w14:val="standardContextual"/>
         </w:rPr>
       </w:pPr>
-      <w:hyperlink w:anchor="_Toc240624108" w:history="1">
+      <w:hyperlink w:anchor="_Toc240624996" w:history="1">
         <w:r>
           <w:rPr>
             <w:rStyle w:val="a8"/>
@@ -2223,7 +2211,7 @@
             <w:noProof/>
             <w:webHidden/>
           </w:rPr>
-          <w:instrText>PAGEREF _Toc240624108 \h</w:instrText>
+          <w:instrText>PAGEREF _Toc240624996 \h</w:instrText>
         </w:r>
         <w:r>
           <w:rPr>
@@ -2242,7 +2230,6 @@
         </w:r>
         <w:r>
           <w:rPr>
-            <w:rFonts w:hint="eastAsia"/>
             <w:noProof/>
             <w:webHidden/>
           </w:rPr>
@@ -2276,7 +2263,7 @@
           <w14:ligatures w14:val="standardContextual"/>
         </w:rPr>
       </w:pPr>
-      <w:hyperlink w:anchor="_Toc240624109" w:history="1">
+      <w:hyperlink w:anchor="_Toc240624997" w:history="1">
         <w:r>
           <w:rPr>
             <w:rStyle w:val="a8"/>
@@ -2322,7 +2309,7 @@
             <w:noProof/>
             <w:webHidden/>
           </w:rPr>
-          <w:instrText>PAGEREF _Toc240624109 \h</w:instrText>
+          <w:instrText>PAGEREF _Toc240624997 \h</w:instrText>
         </w:r>
         <w:r>
           <w:rPr>
@@ -2341,7 +2328,6 @@
         </w:r>
         <w:r>
           <w:rPr>
-            <w:rFonts w:hint="eastAsia"/>
             <w:noProof/>
             <w:webHidden/>
           </w:rPr>
@@ -2375,7 +2361,7 @@
           <w14:ligatures w14:val="standardContextual"/>
         </w:rPr>
       </w:pPr>
-      <w:hyperlink w:anchor="_Toc240624110" w:history="1">
+      <w:hyperlink w:anchor="_Toc240624998" w:history="1">
         <w:r>
           <w:rPr>
             <w:rStyle w:val="a8"/>
@@ -2421,7 +2407,7 @@
             <w:noProof/>
             <w:webHidden/>
           </w:rPr>
-          <w:instrText>PAGEREF _Toc240624110 \h</w:instrText>
+          <w:instrText>PAGEREF _Toc240624998 \h</w:instrText>
         </w:r>
         <w:r>
           <w:rPr>
@@ -2440,7 +2426,6 @@
         </w:r>
         <w:r>
           <w:rPr>
-            <w:rFonts w:hint="eastAsia"/>
             <w:noProof/>
             <w:webHidden/>
           </w:rPr>
@@ -2474,7 +2459,7 @@
           <w14:ligatures w14:val="standardContextual"/>
         </w:rPr>
       </w:pPr>
-      <w:hyperlink w:anchor="_Toc240624111" w:history="1">
+      <w:hyperlink w:anchor="_Toc240624999" w:history="1">
         <w:r>
           <w:rPr>
             <w:rStyle w:val="a8"/>
@@ -2520,7 +2505,7 @@
             <w:noProof/>
             <w:webHidden/>
           </w:rPr>
-          <w:instrText>PAGEREF _Toc240624111 \h</w:instrText>
+          <w:instrText>PAGEREF _Toc240624999 \h</w:instrText>
         </w:r>
         <w:r>
           <w:rPr>
@@ -2539,7 +2524,6 @@
         </w:r>
         <w:r>
           <w:rPr>
-            <w:rFonts w:hint="eastAsia"/>
             <w:noProof/>
             <w:webHidden/>
           </w:rPr>
@@ -2573,7 +2557,7 @@
           <w14:ligatures w14:val="standardContextual"/>
         </w:rPr>
       </w:pPr>
-      <w:hyperlink w:anchor="_Toc240624112" w:history="1">
+      <w:hyperlink w:anchor="_Toc240625000" w:history="1">
         <w:r>
           <w:rPr>
             <w:rStyle w:val="a8"/>
@@ -2606,7 +2590,7 @@
           <w:rPr>
             <w:webHidden/>
           </w:rPr>
-          <w:instrText>PAGEREF _Toc240624112 \h</w:instrText>
+          <w:instrText>PAGEREF _Toc240625000 \h</w:instrText>
         </w:r>
         <w:r>
           <w:rPr>
@@ -2655,7 +2639,7 @@
           <w14:ligatures w14:val="standardContextual"/>
         </w:rPr>
       </w:pPr>
-      <w:hyperlink w:anchor="_Toc240624113" w:history="1">
+      <w:hyperlink w:anchor="_Toc240625001" w:history="1">
         <w:r>
           <w:rPr>
             <w:rStyle w:val="a8"/>
@@ -2701,7 +2685,7 @@
             <w:noProof/>
             <w:webHidden/>
           </w:rPr>
-          <w:instrText>PAGEREF _Toc240624113 \h</w:instrText>
+          <w:instrText>PAGEREF _Toc240625001 \h</w:instrText>
         </w:r>
         <w:r>
           <w:rPr>
@@ -2720,7 +2704,6 @@
         </w:r>
         <w:r>
           <w:rPr>
-            <w:rFonts w:hint="eastAsia"/>
             <w:noProof/>
             <w:webHidden/>
           </w:rPr>
@@ -2754,7 +2737,7 @@
           <w14:ligatures w14:val="standardContextual"/>
         </w:rPr>
       </w:pPr>
-      <w:hyperlink w:anchor="_Toc240624114" w:history="1">
+      <w:hyperlink w:anchor="_Toc240625002" w:history="1">
         <w:r>
           <w:rPr>
             <w:rStyle w:val="a8"/>
@@ -2800,7 +2783,7 @@
             <w:noProof/>
             <w:webHidden/>
           </w:rPr>
-          <w:instrText>PAGEREF _Toc240624114 \h</w:instrText>
+          <w:instrText>PAGEREF _Toc240625002 \h</w:instrText>
         </w:r>
         <w:r>
           <w:rPr>
@@ -2819,7 +2802,6 @@
         </w:r>
         <w:r>
           <w:rPr>
-            <w:rFonts w:hint="eastAsia"/>
             <w:noProof/>
             <w:webHidden/>
           </w:rPr>
@@ -2853,7 +2835,7 @@
           <w14:ligatures w14:val="standardContextual"/>
         </w:rPr>
       </w:pPr>
-      <w:hyperlink w:anchor="_Toc240624115" w:history="1">
+      <w:hyperlink w:anchor="_Toc240625003" w:history="1">
         <w:r>
           <w:rPr>
             <w:rStyle w:val="a8"/>
@@ -2899,7 +2881,7 @@
             <w:noProof/>
             <w:webHidden/>
           </w:rPr>
-          <w:instrText>PAGEREF _Toc240624115 \h</w:instrText>
+          <w:instrText>PAGEREF _Toc240625003 \h</w:instrText>
         </w:r>
         <w:r>
           <w:rPr>
@@ -2918,7 +2900,6 @@
         </w:r>
         <w:r>
           <w:rPr>
-            <w:rFonts w:hint="eastAsia"/>
             <w:noProof/>
             <w:webHidden/>
           </w:rPr>
@@ -2952,7 +2933,7 @@
           <w14:ligatures w14:val="standardContextual"/>
         </w:rPr>
       </w:pPr>
-      <w:hyperlink w:anchor="_Toc240624116" w:history="1">
+      <w:hyperlink w:anchor="_Toc240625004" w:history="1">
         <w:r>
           <w:rPr>
             <w:rStyle w:val="a8"/>
@@ -2998,7 +2979,7 @@
             <w:noProof/>
             <w:webHidden/>
           </w:rPr>
-          <w:instrText>PAGEREF _Toc240624116 \h</w:instrText>
+          <w:instrText>PAGEREF _Toc240625004 \h</w:instrText>
         </w:r>
         <w:r>
           <w:rPr>
@@ -3017,7 +2998,6 @@
         </w:r>
         <w:r>
           <w:rPr>
-            <w:rFonts w:hint="eastAsia"/>
             <w:noProof/>
             <w:webHidden/>
           </w:rPr>
@@ -3051,7 +3031,7 @@
           <w14:ligatures w14:val="standardContextual"/>
         </w:rPr>
       </w:pPr>
-      <w:hyperlink w:anchor="_Toc240624117" w:history="1">
+      <w:hyperlink w:anchor="_Toc240625005" w:history="1">
         <w:r>
           <w:rPr>
             <w:rStyle w:val="a8"/>
@@ -3097,7 +3077,7 @@
             <w:noProof/>
             <w:webHidden/>
           </w:rPr>
-          <w:instrText>PAGEREF _Toc240624117 \h</w:instrText>
+          <w:instrText>PAGEREF _Toc240625005 \h</w:instrText>
         </w:r>
         <w:r>
           <w:rPr>
@@ -3116,7 +3096,6 @@
         </w:r>
         <w:r>
           <w:rPr>
-            <w:rFonts w:hint="eastAsia"/>
             <w:noProof/>
             <w:webHidden/>
           </w:rPr>
@@ -3150,7 +3129,7 @@
           <w14:ligatures w14:val="standardContextual"/>
         </w:rPr>
       </w:pPr>
-      <w:hyperlink w:anchor="_Toc240624118" w:history="1">
+      <w:hyperlink w:anchor="_Toc240625006" w:history="1">
         <w:r>
           <w:rPr>
             <w:rStyle w:val="a8"/>
@@ -3196,7 +3175,7 @@
             <w:noProof/>
             <w:webHidden/>
           </w:rPr>
-          <w:instrText>PAGEREF _Toc240624118 \h</w:instrText>
+          <w:instrText>PAGEREF _Toc240625006 \h</w:instrText>
         </w:r>
         <w:r>
           <w:rPr>
@@ -3215,7 +3194,6 @@
         </w:r>
         <w:r>
           <w:rPr>
-            <w:rFonts w:hint="eastAsia"/>
             <w:noProof/>
             <w:webHidden/>
           </w:rPr>
@@ -3226,7 +3204,7 @@
             <w:noProof/>
             <w:webHidden/>
           </w:rPr>
-          <w:t>- 15 -</w:t>
+          <w:t>- 16 -</w:t>
         </w:r>
         <w:r>
           <w:rPr>
@@ -3249,7 +3227,7 @@
           <w14:ligatures w14:val="standardContextual"/>
         </w:rPr>
       </w:pPr>
-      <w:hyperlink w:anchor="_Toc240624119" w:history="1">
+      <w:hyperlink w:anchor="_Toc240625007" w:history="1">
         <w:r>
           <w:rPr>
             <w:rStyle w:val="a8"/>
@@ -3282,7 +3260,7 @@
           <w:rPr>
             <w:webHidden/>
           </w:rPr>
-          <w:instrText>PAGEREF _Toc240624119 \h</w:instrText>
+          <w:instrText>PAGEREF _Toc240625007 \h</w:instrText>
         </w:r>
         <w:r>
           <w:rPr>
@@ -3331,7 +3309,7 @@
           <w14:ligatures w14:val="standardContextual"/>
         </w:rPr>
       </w:pPr>
-      <w:hyperlink w:anchor="_Toc240624120" w:history="1">
+      <w:hyperlink w:anchor="_Toc240625008" w:history="1">
         <w:r>
           <w:rPr>
             <w:rStyle w:val="a8"/>
@@ -3377,7 +3355,7 @@
             <w:noProof/>
             <w:webHidden/>
           </w:rPr>
-          <w:instrText>PAGEREF _Toc240624120 \h</w:instrText>
+          <w:instrText>PAGEREF _Toc240625008 \h</w:instrText>
         </w:r>
         <w:r>
           <w:rPr>
@@ -3396,7 +3374,6 @@
         </w:r>
         <w:r>
           <w:rPr>
-            <w:rFonts w:hint="eastAsia"/>
             <w:noProof/>
             <w:webHidden/>
           </w:rPr>
@@ -3430,7 +3407,7 @@
           <w14:ligatures w14:val="standardContextual"/>
         </w:rPr>
       </w:pPr>
-      <w:hyperlink w:anchor="_Toc240624121" w:history="1">
+      <w:hyperlink w:anchor="_Toc240625009" w:history="1">
         <w:r>
           <w:rPr>
             <w:rStyle w:val="a8"/>
@@ -3476,7 +3453,7 @@
             <w:noProof/>
             <w:webHidden/>
           </w:rPr>
-          <w:instrText>PAGEREF _Toc240624121 \h</w:instrText>
+          <w:instrText>PAGEREF _Toc240625009 \h</w:instrText>
         </w:r>
         <w:r>
           <w:rPr>
@@ -3495,7 +3472,6 @@
         </w:r>
         <w:r>
           <w:rPr>
-            <w:rFonts w:hint="eastAsia"/>
             <w:noProof/>
             <w:webHidden/>
           </w:rPr>
@@ -3529,7 +3505,7 @@
           <w14:ligatures w14:val="standardContextual"/>
         </w:rPr>
       </w:pPr>
-      <w:hyperlink w:anchor="_Toc240624122" w:history="1">
+      <w:hyperlink w:anchor="_Toc240625010" w:history="1">
         <w:r>
           <w:rPr>
             <w:rStyle w:val="a8"/>
@@ -3567,7 +3543,7 @@
             <w:noProof/>
             <w:webHidden/>
           </w:rPr>
-          <w:instrText>PAGEREF _Toc240624122 \h</w:instrText>
+          <w:instrText>PAGEREF _Toc240625010 \h</w:instrText>
         </w:r>
         <w:r>
           <w:rPr>
@@ -3586,7 +3562,6 @@
         </w:r>
         <w:r>
           <w:rPr>
-            <w:rFonts w:hint="eastAsia"/>
             <w:noProof/>
             <w:webHidden/>
           </w:rPr>
@@ -3620,7 +3595,7 @@
           <w14:ligatures w14:val="standardContextual"/>
         </w:rPr>
       </w:pPr>
-      <w:hyperlink w:anchor="_Toc240624123" w:history="1">
+      <w:hyperlink w:anchor="_Toc240625011" w:history="1">
         <w:r>
           <w:rPr>
             <w:rStyle w:val="a8"/>
@@ -3653,7 +3628,7 @@
           <w:rPr>
             <w:webHidden/>
           </w:rPr>
-          <w:instrText>PAGEREF _Toc240624123 \h</w:instrText>
+          <w:instrText>PAGEREF _Toc240625011 \h</w:instrText>
         </w:r>
         <w:r>
           <w:rPr>
@@ -3702,7 +3677,7 @@
           <w14:ligatures w14:val="standardContextual"/>
         </w:rPr>
       </w:pPr>
-      <w:hyperlink w:anchor="_Toc240624124" w:history="1">
+      <w:hyperlink w:anchor="_Toc240625012" w:history="1">
         <w:r>
           <w:rPr>
             <w:rStyle w:val="a8"/>
@@ -3740,7 +3715,7 @@
             <w:noProof/>
             <w:webHidden/>
           </w:rPr>
-          <w:instrText>PAGEREF _Toc240624124 \h</w:instrText>
+          <w:instrText>PAGEREF _Toc240625012 \h</w:instrText>
         </w:r>
         <w:r>
           <w:rPr>
@@ -3759,7 +3734,6 @@
         </w:r>
         <w:r>
           <w:rPr>
-            <w:rFonts w:hint="eastAsia"/>
             <w:noProof/>
             <w:webHidden/>
           </w:rPr>
@@ -3793,7 +3767,7 @@
           <w14:ligatures w14:val="standardContextual"/>
         </w:rPr>
       </w:pPr>
-      <w:hyperlink w:anchor="_Toc240624125" w:history="1">
+      <w:hyperlink w:anchor="_Toc240625013" w:history="1">
         <w:r>
           <w:rPr>
             <w:rStyle w:val="a8"/>
@@ -3826,7 +3800,7 @@
           <w:rPr>
             <w:webHidden/>
           </w:rPr>
-          <w:instrText>PAGEREF _Toc240624125 \h</w:instrText>
+          <w:instrText>PAGEREF _Toc240625013 \h</w:instrText>
         </w:r>
         <w:r>
           <w:rPr>
@@ -3875,7 +3849,7 @@
           <w14:ligatures w14:val="standardContextual"/>
         </w:rPr>
       </w:pPr>
-      <w:hyperlink w:anchor="_Toc240624126" w:history="1">
+      <w:hyperlink w:anchor="_Toc240625014" w:history="1">
         <w:r>
           <w:rPr>
             <w:rStyle w:val="a8"/>
@@ -3908,7 +3882,7 @@
           <w:rPr>
             <w:webHidden/>
           </w:rPr>
-          <w:instrText>PAGEREF _Toc240624126 \h</w:instrText>
+          <w:instrText>PAGEREF _Toc240625014 \h</w:instrText>
         </w:r>
         <w:r>
           <w:rPr>
@@ -3977,7 +3951,7 @@
       <w:pPr>
         <w:pStyle w:val="ReportH1"/>
       </w:pPr>
-      <w:bookmarkStart w:id="1" w:name="_Toc240624092"/>
+      <w:bookmarkStart w:id="1" w:name="_Toc240624980"/>
       <w:r>
         <w:lastRenderedPageBreak/>
         <w:t xml:space="preserve">1 </w:t>
@@ -3991,7 +3965,7 @@
       <w:pPr>
         <w:pStyle w:val="ReportH2"/>
       </w:pPr>
-      <w:bookmarkStart w:id="2" w:name="_Toc240624093"/>
+      <w:bookmarkStart w:id="2" w:name="_Toc240624981"/>
       <w:r>
         <w:t xml:space="preserve">1.1 </w:t>
       </w:r>
@@ -4038,7 +4012,7 @@
       <w:pPr>
         <w:pStyle w:val="ReportH2"/>
       </w:pPr>
-      <w:bookmarkStart w:id="3" w:name="_Toc240624094"/>
+      <w:bookmarkStart w:id="3" w:name="_Toc240624982"/>
       <w:r>
         <w:t xml:space="preserve">1.2 </w:t>
       </w:r>
@@ -4086,7 +4060,7 @@
       <w:pPr>
         <w:pStyle w:val="ReportH2"/>
       </w:pPr>
-      <w:bookmarkStart w:id="4" w:name="_Toc240624095"/>
+      <w:bookmarkStart w:id="4" w:name="_Toc240624983"/>
       <w:r>
         <w:t xml:space="preserve">1.3 </w:t>
       </w:r>
@@ -4487,7 +4461,7 @@
         <w:pStyle w:val="ReportH2"/>
       </w:pPr>
       <w:bookmarkStart w:id="5" w:name="_Toc240571900"/>
-      <w:bookmarkStart w:id="6" w:name="_Toc240624096"/>
+      <w:bookmarkStart w:id="6" w:name="_Toc240624984"/>
       <w:r>
         <w:t xml:space="preserve">1.4 </w:t>
       </w:r>
@@ -4760,7 +4734,7 @@
       <w:pPr>
         <w:pStyle w:val="ReportH1"/>
       </w:pPr>
-      <w:bookmarkStart w:id="7" w:name="_Toc240624097"/>
+      <w:bookmarkStart w:id="7" w:name="_Toc240624985"/>
       <w:r>
         <w:t xml:space="preserve">2 </w:t>
       </w:r>
@@ -4773,7 +4747,7 @@
       <w:pPr>
         <w:pStyle w:val="ReportH2"/>
       </w:pPr>
-      <w:bookmarkStart w:id="8" w:name="_Toc240624098"/>
+      <w:bookmarkStart w:id="8" w:name="_Toc240624986"/>
       <w:r>
         <w:t xml:space="preserve">2.1 </w:t>
       </w:r>
@@ -5227,7 +5201,7 @@
       <w:pPr>
         <w:pStyle w:val="ReportH2"/>
       </w:pPr>
-      <w:bookmarkStart w:id="9" w:name="_Toc240624099"/>
+      <w:bookmarkStart w:id="9" w:name="_Toc240624987"/>
       <w:r>
         <w:t xml:space="preserve">2.2 </w:t>
       </w:r>
@@ -6402,7 +6376,7 @@
       <w:pPr>
         <w:pStyle w:val="ReportH2"/>
       </w:pPr>
-      <w:bookmarkStart w:id="10" w:name="_Toc240624100"/>
+      <w:bookmarkStart w:id="10" w:name="_Toc240624988"/>
       <w:r>
         <w:t xml:space="preserve">2.3 </w:t>
       </w:r>
@@ -7037,7 +7011,7 @@
       <w:pPr>
         <w:pStyle w:val="ReportH1"/>
       </w:pPr>
-      <w:bookmarkStart w:id="11" w:name="_Toc240624101"/>
+      <w:bookmarkStart w:id="11" w:name="_Toc240624989"/>
       <w:r>
         <w:t xml:space="preserve">3 </w:t>
       </w:r>
@@ -7050,7 +7024,7 @@
       <w:pPr>
         <w:pStyle w:val="ReportH2"/>
       </w:pPr>
-      <w:bookmarkStart w:id="12" w:name="_Toc240624102"/>
+      <w:bookmarkStart w:id="12" w:name="_Toc240624990"/>
       <w:r>
         <w:t xml:space="preserve">3.1 </w:t>
       </w:r>
@@ -7095,7 +7069,7 @@
       <w:pPr>
         <w:pStyle w:val="ReportH2"/>
       </w:pPr>
-      <w:bookmarkStart w:id="13" w:name="_Toc240624103"/>
+      <w:bookmarkStart w:id="13" w:name="_Toc240624991"/>
       <w:r>
         <w:t xml:space="preserve">3.2 </w:t>
       </w:r>
@@ -7678,7 +7652,7 @@
       <w:pPr>
         <w:pStyle w:val="ReportH2"/>
       </w:pPr>
-      <w:bookmarkStart w:id="14" w:name="_Toc240624104"/>
+      <w:bookmarkStart w:id="14" w:name="_Toc240624992"/>
       <w:r>
         <w:t xml:space="preserve">3.3 </w:t>
       </w:r>
@@ -7739,7 +7713,7 @@
       <w:pPr>
         <w:pStyle w:val="ReportH1"/>
       </w:pPr>
-      <w:bookmarkStart w:id="15" w:name="_Toc240624105"/>
+      <w:bookmarkStart w:id="15" w:name="_Toc240624993"/>
       <w:r>
         <w:t xml:space="preserve">4 </w:t>
       </w:r>
@@ -7752,7 +7726,7 @@
       <w:pPr>
         <w:pStyle w:val="ReportH2"/>
       </w:pPr>
-      <w:bookmarkStart w:id="16" w:name="_Toc240624106"/>
+      <w:bookmarkStart w:id="16" w:name="_Toc240624994"/>
       <w:r>
         <w:t xml:space="preserve">4.1 </w:t>
       </w:r>
@@ -7905,7 +7879,7 @@
       <w:pPr>
         <w:pStyle w:val="ReportH2"/>
       </w:pPr>
-      <w:bookmarkStart w:id="17" w:name="_Toc240624107"/>
+      <w:bookmarkStart w:id="17" w:name="_Toc240624995"/>
       <w:r>
         <w:t xml:space="preserve">4.2 </w:t>
       </w:r>
@@ -8558,7 +8532,7 @@
       <w:pPr>
         <w:pStyle w:val="ReportH2"/>
       </w:pPr>
-      <w:bookmarkStart w:id="18" w:name="_Toc240624108"/>
+      <w:bookmarkStart w:id="18" w:name="_Toc240624996"/>
       <w:r>
         <w:t xml:space="preserve">4.3 </w:t>
       </w:r>
@@ -8652,7 +8626,7 @@
       <w:pPr>
         <w:pStyle w:val="ReportH2"/>
       </w:pPr>
-      <w:bookmarkStart w:id="19" w:name="_Toc240624109"/>
+      <w:bookmarkStart w:id="19" w:name="_Toc240624997"/>
       <w:r>
         <w:t xml:space="preserve">4.4 </w:t>
       </w:r>
@@ -9289,7 +9263,7 @@
       <w:pPr>
         <w:pStyle w:val="ReportH2"/>
       </w:pPr>
-      <w:bookmarkStart w:id="20" w:name="_Toc240624110"/>
+      <w:bookmarkStart w:id="20" w:name="_Toc240624998"/>
       <w:r>
         <w:rPr>
           <w:rFonts w:hint="eastAsia"/>
@@ -10444,7 +10418,7 @@
       <w:pPr>
         <w:pStyle w:val="ReportH2"/>
       </w:pPr>
-      <w:bookmarkStart w:id="21" w:name="_Toc240624111"/>
+      <w:bookmarkStart w:id="21" w:name="_Toc240624999"/>
       <w:r>
         <w:rPr>
           <w:rFonts w:hint="eastAsia"/>
@@ -10550,7 +10524,7 @@
       <w:pPr>
         <w:pStyle w:val="ReportH1"/>
       </w:pPr>
-      <w:bookmarkStart w:id="22" w:name="_Toc240624112"/>
+      <w:bookmarkStart w:id="22" w:name="_Toc240625000"/>
       <w:r>
         <w:t xml:space="preserve">5 </w:t>
       </w:r>
@@ -10563,7 +10537,7 @@
       <w:pPr>
         <w:pStyle w:val="ReportH2"/>
       </w:pPr>
-      <w:bookmarkStart w:id="23" w:name="_Toc240624113"/>
+      <w:bookmarkStart w:id="23" w:name="_Toc240625001"/>
       <w:r>
         <w:t xml:space="preserve">5.1 </w:t>
       </w:r>
@@ -11332,7 +11306,7 @@
       <w:pPr>
         <w:pStyle w:val="ReportH2"/>
       </w:pPr>
-      <w:bookmarkStart w:id="24" w:name="_Toc240624114"/>
+      <w:bookmarkStart w:id="24" w:name="_Toc240625002"/>
       <w:r>
         <w:t xml:space="preserve">5.2 </w:t>
       </w:r>
@@ -11764,7 +11738,7 @@
       <w:pPr>
         <w:pStyle w:val="ReportH2"/>
       </w:pPr>
-      <w:bookmarkStart w:id="25" w:name="_Toc240624115"/>
+      <w:bookmarkStart w:id="25" w:name="_Toc240625003"/>
       <w:r>
         <w:t xml:space="preserve">5.3 </w:t>
       </w:r>
@@ -11864,7 +11838,7 @@
       <w:pPr>
         <w:pStyle w:val="ReportH2"/>
       </w:pPr>
-      <w:bookmarkStart w:id="26" w:name="_Toc240624116"/>
+      <w:bookmarkStart w:id="26" w:name="_Toc240625004"/>
       <w:r>
         <w:t xml:space="preserve">5.3.1 </w:t>
       </w:r>
@@ -12828,7 +12802,7 @@
       <w:pPr>
         <w:pStyle w:val="ReportH2"/>
       </w:pPr>
-      <w:bookmarkStart w:id="27" w:name="_Toc240624117"/>
+      <w:bookmarkStart w:id="27" w:name="_Toc240625005"/>
       <w:r>
         <w:t xml:space="preserve">5.3.2 </w:t>
       </w:r>
@@ -12969,44 +12943,89 @@
         <w:pStyle w:val="ReportBody"/>
       </w:pPr>
       <w:r>
-        <w:t>因此，</w:t>
-      </w:r>
-      <w:r>
-        <w:t>SHT40</w:t>
-      </w:r>
-      <w:r>
-        <w:t>在本实验中用于提供更高标称精度的参考读数，而不作为计量标准。结果应表述为</w:t>
-      </w:r>
-      <w:r>
-        <w:t>“DHT22</w:t>
-      </w:r>
-      <w:r>
-        <w:t>相对</w:t>
-      </w:r>
-      <w:r>
-        <w:t>SHT40</w:t>
-      </w:r>
-      <w:r>
-        <w:t>的对比偏差</w:t>
-      </w:r>
-      <w:r>
-        <w:t>”</w:t>
-      </w:r>
-      <w:r>
-        <w:t>，不能直接等同为</w:t>
-      </w:r>
-      <w:r>
-        <w:t>DHT22</w:t>
-      </w:r>
-      <w:r>
-        <w:t>的绝对准确度或校准证书结论。</w:t>
+        <w:t>均方根合成的前提是把两种标称误差看作相互独立的随机误差源；若两项误差同向偏到极值，就应改用保守的算术相加，此时温度约</w:t>
+      </w:r>
+      <w:r>
+        <w:t xml:space="preserve"> ±0.6 ℃</w:t>
+      </w:r>
+      <w:r>
+        <w:t>、湿度约</w:t>
+      </w:r>
+      <w:r>
+        <w:t xml:space="preserve"> ±3.0 %RH</w:t>
+      </w:r>
+      <w:r>
+        <w:t>，因此</w:t>
+      </w:r>
+      <w:r>
+        <w:t xml:space="preserve"> 0.51 ℃ </w:t>
+      </w:r>
+      <w:r>
+        <w:t>与</w:t>
+      </w:r>
+      <w:r>
+        <w:t xml:space="preserve"> 2.24 %RH </w:t>
+      </w:r>
+      <w:r>
+        <w:t>只作量级参考。另外，厂家给出的</w:t>
+      </w:r>
+      <w:r>
+        <w:t xml:space="preserve"> ±0.5 ℃</w:t>
+      </w:r>
+      <w:r>
+        <w:t>、</w:t>
+      </w:r>
+      <w:r>
+        <w:t xml:space="preserve">±0.1 ℃ </w:t>
+      </w:r>
+      <w:r>
+        <w:t>属于最大允许误差，并非标准差，代入均方根公式是一种工程近似；严格的不确定度评定还需计入重复性、位置差异和响应时间等分量。</w:t>
       </w:r>
     </w:p>
     <w:p>
       <w:pPr>
+        <w:pStyle w:val="ReportBody"/>
+      </w:pPr>
+      <w:r>
+        <w:lastRenderedPageBreak/>
+        <w:t>因此，</w:t>
+      </w:r>
+      <w:r>
+        <w:t>SHT40</w:t>
+      </w:r>
+      <w:r>
+        <w:t>在本实验中用于提供更高标称精度的参考读数，而不作为计量标准。结果应表述为</w:t>
+      </w:r>
+      <w:r>
+        <w:t>“DHT22</w:t>
+      </w:r>
+      <w:r>
+        <w:t>相对</w:t>
+      </w:r>
+      <w:r>
+        <w:t>SHT40</w:t>
+      </w:r>
+      <w:r>
+        <w:t>的对比偏差</w:t>
+      </w:r>
+      <w:r>
+        <w:t>”</w:t>
+      </w:r>
+      <w:r>
+        <w:t>，不能直接等同为</w:t>
+      </w:r>
+      <w:r>
+        <w:t>DHT22</w:t>
+      </w:r>
+      <w:r>
+        <w:t>的绝对准确度或校准证书结论。</w:t>
+      </w:r>
+    </w:p>
+    <w:p>
+      <w:pPr>
         <w:pStyle w:val="ReportH2"/>
       </w:pPr>
-      <w:bookmarkStart w:id="28" w:name="_Toc240624118"/>
+      <w:bookmarkStart w:id="28" w:name="_Toc240625006"/>
       <w:r>
         <w:t xml:space="preserve">5.3.3 </w:t>
       </w:r>
@@ -13050,11 +13069,7 @@
         <w:t>15</w:t>
       </w:r>
       <w:r>
-        <w:t>条有效</w:t>
-      </w:r>
-      <w:r>
-        <w:lastRenderedPageBreak/>
-        <w:t>记录。顺次移动测试会混入时间变化，因此在稳定时段完成记录，并在移动前后回到中间点复核读数。</w:t>
+        <w:t>条有效记录。顺次移动测试会混入时间变化，因此在稳定时段完成记录，并在移动前后回到中间点复核读数。</w:t>
       </w:r>
     </w:p>
     <w:p>
@@ -13293,37 +13308,149 @@
         <w:pStyle w:val="ReportBody"/>
       </w:pPr>
       <w:r>
-        <w:t>小型且环境较均匀的种植箱可先以中心冠层单点试测；存在明显分区、门口效应或远端积热时，再增加候选节点。最终节点数需结合棚体尺寸、作物分布、通风区域和允许代表误差确定。目前应把节点数量写成布点建议，而不是</w:t>
-      </w:r>
-      <w:r>
-        <w:t>“</w:t>
-      </w:r>
-      <w:r>
-        <w:t>每多少平方米一套</w:t>
-      </w:r>
-      <w:r>
-        <w:t>”</w:t>
-      </w:r>
-      <w:r>
-        <w:t>的测量结论。</w:t>
+        <w:t>先用点内离散度判断这些差异是否真实：每点</w:t>
+      </w:r>
+      <w:r>
+        <w:t xml:space="preserve"> 5 </w:t>
+      </w:r>
+      <w:r>
+        <w:t>组读数的标准差为温度</w:t>
+      </w:r>
+      <w:r>
+        <w:t xml:space="preserve"> 0.21</w:t>
+      </w:r>
+      <w:r>
+        <w:t>～</w:t>
+      </w:r>
+      <w:r>
+        <w:t>0.27 ℃</w:t>
+      </w:r>
+      <w:r>
+        <w:t>、湿度</w:t>
+      </w:r>
+      <w:r>
+        <w:t xml:space="preserve"> 0.87</w:t>
+      </w:r>
+      <w:r>
+        <w:t>～</w:t>
+      </w:r>
+      <w:r>
+        <w:t>1.35 %RH</w:t>
+      </w:r>
+      <w:r>
+        <w:t>，而三点均值极差为温度</w:t>
+      </w:r>
+      <w:r>
+        <w:t xml:space="preserve"> 1.72 ℃</w:t>
+      </w:r>
+      <w:r>
+        <w:t>、湿度</w:t>
+      </w:r>
+      <w:r>
+        <w:t xml:space="preserve"> 4.98 %RH</w:t>
+      </w:r>
+      <w:r>
+        <w:t>，分别约为点内标准差的</w:t>
+      </w:r>
+      <w:r>
+        <w:t xml:space="preserve"> 6</w:t>
+      </w:r>
+      <w:r>
+        <w:t>～</w:t>
+      </w:r>
+      <w:r>
+        <w:t xml:space="preserve">7 </w:t>
+      </w:r>
+      <w:r>
+        <w:t>倍和</w:t>
+      </w:r>
+      <w:r>
+        <w:t xml:space="preserve"> 4</w:t>
+      </w:r>
+      <w:r>
+        <w:t>～</w:t>
+      </w:r>
+      <w:r>
+        <w:t xml:space="preserve">5 </w:t>
+      </w:r>
+      <w:r>
+        <w:t>倍，说明门口与中部的差异是可重复的空间结构，不是采样噪声。本次实测中门口一端温度偏高、湿度偏低，方向与门缝换气和人员进出有关，具体数值随场地而变。</w:t>
       </w:r>
     </w:p>
     <w:p>
       <w:pPr>
-        <w:spacing w:line="20" w:lineRule="exact"/>
-      </w:pPr>
-      <w:r>
-        <w:rPr>
-          <w:sz w:val="2"/>
-        </w:rPr>
-        <w:br w:type="page"/>
+        <w:pStyle w:val="ReportBody"/>
+      </w:pPr>
+      <w:r>
+        <w:t>由此确定本设计的布点准则：相邻监测点之间的温差应小于温度回差</w:t>
+      </w:r>
+      <w:r>
+        <w:t xml:space="preserve"> 1 ℃</w:t>
+      </w:r>
+      <w:r>
+        <w:t>，湿度差应小于湿度回差</w:t>
+      </w:r>
+      <w:r>
+        <w:t xml:space="preserve"> 5 %RH</w:t>
+      </w:r>
+      <w:r>
+        <w:t>。满足这一条件时，各测点给出的报警等级相同，选点位置不会改变报警结论；该准则直接来自本系统的控制参数，不需要依赖面积定额。本次</w:t>
+      </w:r>
+      <w:r>
+        <w:t xml:space="preserve"> 9.6 m </w:t>
+      </w:r>
+      <w:r>
+        <w:t>跨度内实测温度极差</w:t>
+      </w:r>
+      <w:r>
+        <w:t xml:space="preserve"> 1.72 ℃</w:t>
+      </w:r>
+      <w:r>
+        <w:t>已超过</w:t>
+      </w:r>
+      <w:r>
+        <w:t xml:space="preserve"> 1 ℃</w:t>
+      </w:r>
+      <w:r>
+        <w:t>回差，说明在该跨度上单点不足以代表全场。</w:t>
       </w:r>
     </w:p>
     <w:p>
       <w:pPr>
+        <w:pStyle w:val="ReportBody"/>
+      </w:pPr>
+      <w:r>
+        <w:t>实际布点时按分区取样复测：先在门口、中部、通风口或风机侧、边墙等位置各设一个试点，测出相邻点差值；差值小于回差的区段可合并由单点代表，超限的区段继续细分，直到满足准则为止。分区明显或跨度较大的棚体，可用生产上常见的网格或梅花形多点取样作为候选布点，再用上述准则确定最终点数。本报告不给出</w:t>
+      </w:r>
+      <w:r>
+        <w:t>“</w:t>
+      </w:r>
+      <w:r>
+        <w:t>每多少平方米一套</w:t>
+      </w:r>
+      <w:r>
+        <w:t>”</w:t>
+      </w:r>
+      <w:r>
+        <w:t>的定额，因为该定额需要多个棚体的实测数据才能确定。</w:t>
+      </w:r>
+    </w:p>
+    <w:p>
+      <w:pPr>
+        <w:spacing w:line="20" w:lineRule="exact"/>
+      </w:pPr>
+      <w:r>
+        <w:rPr>
+          <w:sz w:val="2"/>
+        </w:rPr>
+        <w:br w:type="page"/>
+      </w:r>
+    </w:p>
+    <w:p>
+      <w:pPr>
         <w:pStyle w:val="ReportH1"/>
       </w:pPr>
-      <w:bookmarkStart w:id="29" w:name="_Toc240624119"/>
+      <w:bookmarkStart w:id="29" w:name="_Toc240625007"/>
       <w:r>
         <w:t xml:space="preserve">6 </w:t>
       </w:r>
@@ -13336,7 +13463,7 @@
       <w:pPr>
         <w:pStyle w:val="ReportH2"/>
       </w:pPr>
-      <w:bookmarkStart w:id="30" w:name="_Toc240624120"/>
+      <w:bookmarkStart w:id="30" w:name="_Toc240625008"/>
       <w:r>
         <w:t xml:space="preserve">6.1 </w:t>
       </w:r>
@@ -13433,7 +13560,7 @@
       <w:pPr>
         <w:pStyle w:val="ReportH2"/>
       </w:pPr>
-      <w:bookmarkStart w:id="31" w:name="_Toc240624121"/>
+      <w:bookmarkStart w:id="31" w:name="_Toc240625009"/>
       <w:r>
         <w:t xml:space="preserve">6.2 </w:t>
       </w:r>
@@ -13481,7 +13608,7 @@
       <w:pPr>
         <w:pStyle w:val="ReportH2"/>
       </w:pPr>
-      <w:bookmarkStart w:id="32" w:name="_Toc240624122"/>
+      <w:bookmarkStart w:id="32" w:name="_Toc240625010"/>
       <w:r>
         <w:t>调试问题记录</w:t>
       </w:r>
@@ -13749,7 +13876,7 @@
       <w:pPr>
         <w:pStyle w:val="ReportH1"/>
       </w:pPr>
-      <w:bookmarkStart w:id="33" w:name="_Toc240624123"/>
+      <w:bookmarkStart w:id="33" w:name="_Toc240625011"/>
       <w:r>
         <w:t>参考文献</w:t>
       </w:r>
@@ -13988,7 +14115,7 @@
       <w:pPr>
         <w:pStyle w:val="ReportH2"/>
       </w:pPr>
-      <w:bookmarkStart w:id="34" w:name="_Toc240624124"/>
+      <w:bookmarkStart w:id="34" w:name="_Toc240625012"/>
       <w:r>
         <w:t>附录说明</w:t>
       </w:r>
@@ -14029,7 +14156,7 @@
       <w:pPr>
         <w:pStyle w:val="ReportH1"/>
       </w:pPr>
-      <w:bookmarkStart w:id="35" w:name="_Toc240624125"/>
+      <w:bookmarkStart w:id="35" w:name="_Toc240625013"/>
       <w:r>
         <w:t>附录</w:t>
       </w:r>
@@ -16605,7 +16732,7 @@
       <w:pPr>
         <w:pStyle w:val="ReportH1"/>
       </w:pPr>
-      <w:bookmarkStart w:id="36" w:name="_Toc240624126"/>
+      <w:bookmarkStart w:id="36" w:name="_Toc240625014"/>
       <w:r>
         <w:t>附录</w:t>
       </w:r>

--- a/docs/submission/温湿度监测与风扇控制系统_设计报告_脱敏版.docx
+++ b/docs/submission/温湿度监测与风扇控制系统_设计报告_脱敏版.docx
@@ -661,7 +661,7 @@
       <w:r>
         <w:fldChar w:fldCharType="separate"/>
       </w:r>
-      <w:hyperlink w:anchor="_Toc240624980" w:history="1">
+      <w:hyperlink w:anchor="_Toc240625589" w:history="1">
         <w:r>
           <w:rPr>
             <w:rStyle w:val="a8"/>
@@ -694,7 +694,7 @@
           <w:rPr>
             <w:webHidden/>
           </w:rPr>
-          <w:instrText>PAGEREF _Toc240624980 \h</w:instrText>
+          <w:instrText>PAGEREF _Toc240625589 \h</w:instrText>
         </w:r>
         <w:r>
           <w:rPr>
@@ -743,7 +743,7 @@
           <w14:ligatures w14:val="standardContextual"/>
         </w:rPr>
       </w:pPr>
-      <w:hyperlink w:anchor="_Toc240624981" w:history="1">
+      <w:hyperlink w:anchor="_Toc240625590" w:history="1">
         <w:r>
           <w:rPr>
             <w:rStyle w:val="a8"/>
@@ -789,7 +789,7 @@
             <w:noProof/>
             <w:webHidden/>
           </w:rPr>
-          <w:instrText>PAGEREF _Toc240624981 \h</w:instrText>
+          <w:instrText>PAGEREF _Toc240625590 \h</w:instrText>
         </w:r>
         <w:r>
           <w:rPr>
@@ -841,7 +841,7 @@
           <w14:ligatures w14:val="standardContextual"/>
         </w:rPr>
       </w:pPr>
-      <w:hyperlink w:anchor="_Toc240624982" w:history="1">
+      <w:hyperlink w:anchor="_Toc240625591" w:history="1">
         <w:r>
           <w:rPr>
             <w:rStyle w:val="a8"/>
@@ -887,7 +887,7 @@
             <w:noProof/>
             <w:webHidden/>
           </w:rPr>
-          <w:instrText>PAGEREF _Toc240624982 \h</w:instrText>
+          <w:instrText>PAGEREF _Toc240625591 \h</w:instrText>
         </w:r>
         <w:r>
           <w:rPr>
@@ -939,7 +939,7 @@
           <w14:ligatures w14:val="standardContextual"/>
         </w:rPr>
       </w:pPr>
-      <w:hyperlink w:anchor="_Toc240624983" w:history="1">
+      <w:hyperlink w:anchor="_Toc240625592" w:history="1">
         <w:r>
           <w:rPr>
             <w:rStyle w:val="a8"/>
@@ -985,7 +985,7 @@
             <w:noProof/>
             <w:webHidden/>
           </w:rPr>
-          <w:instrText>PAGEREF _Toc240624983 \h</w:instrText>
+          <w:instrText>PAGEREF _Toc240625592 \h</w:instrText>
         </w:r>
         <w:r>
           <w:rPr>
@@ -1037,7 +1037,7 @@
           <w14:ligatures w14:val="standardContextual"/>
         </w:rPr>
       </w:pPr>
-      <w:hyperlink w:anchor="_Toc240624984" w:history="1">
+      <w:hyperlink w:anchor="_Toc240625593" w:history="1">
         <w:r>
           <w:rPr>
             <w:rStyle w:val="a8"/>
@@ -1083,7 +1083,7 @@
             <w:noProof/>
             <w:webHidden/>
           </w:rPr>
-          <w:instrText>PAGEREF _Toc240624984 \h</w:instrText>
+          <w:instrText>PAGEREF _Toc240625593 \h</w:instrText>
         </w:r>
         <w:r>
           <w:rPr>
@@ -1135,7 +1135,7 @@
           <w14:ligatures w14:val="standardContextual"/>
         </w:rPr>
       </w:pPr>
-      <w:hyperlink w:anchor="_Toc240624985" w:history="1">
+      <w:hyperlink w:anchor="_Toc240625594" w:history="1">
         <w:r>
           <w:rPr>
             <w:rStyle w:val="a8"/>
@@ -1168,7 +1168,7 @@
           <w:rPr>
             <w:webHidden/>
           </w:rPr>
-          <w:instrText>PAGEREF _Toc240624985 \h</w:instrText>
+          <w:instrText>PAGEREF _Toc240625594 \h</w:instrText>
         </w:r>
         <w:r>
           <w:rPr>
@@ -1217,7 +1217,7 @@
           <w14:ligatures w14:val="standardContextual"/>
         </w:rPr>
       </w:pPr>
-      <w:hyperlink w:anchor="_Toc240624986" w:history="1">
+      <w:hyperlink w:anchor="_Toc240625595" w:history="1">
         <w:r>
           <w:rPr>
             <w:rStyle w:val="a8"/>
@@ -1263,7 +1263,7 @@
             <w:noProof/>
             <w:webHidden/>
           </w:rPr>
-          <w:instrText>PAGEREF _Toc240624986 \h</w:instrText>
+          <w:instrText>PAGEREF _Toc240625595 \h</w:instrText>
         </w:r>
         <w:r>
           <w:rPr>
@@ -1315,7 +1315,7 @@
           <w14:ligatures w14:val="standardContextual"/>
         </w:rPr>
       </w:pPr>
-      <w:hyperlink w:anchor="_Toc240624987" w:history="1">
+      <w:hyperlink w:anchor="_Toc240625596" w:history="1">
         <w:r>
           <w:rPr>
             <w:rStyle w:val="a8"/>
@@ -1361,7 +1361,7 @@
             <w:noProof/>
             <w:webHidden/>
           </w:rPr>
-          <w:instrText>PAGEREF _Toc240624987 \h</w:instrText>
+          <w:instrText>PAGEREF _Toc240625596 \h</w:instrText>
         </w:r>
         <w:r>
           <w:rPr>
@@ -1413,7 +1413,7 @@
           <w14:ligatures w14:val="standardContextual"/>
         </w:rPr>
       </w:pPr>
-      <w:hyperlink w:anchor="_Toc240624988" w:history="1">
+      <w:hyperlink w:anchor="_Toc240625597" w:history="1">
         <w:r>
           <w:rPr>
             <w:rStyle w:val="a8"/>
@@ -1459,7 +1459,7 @@
             <w:noProof/>
             <w:webHidden/>
           </w:rPr>
-          <w:instrText>PAGEREF _Toc240624988 \h</w:instrText>
+          <w:instrText>PAGEREF _Toc240625597 \h</w:instrText>
         </w:r>
         <w:r>
           <w:rPr>
@@ -1511,7 +1511,7 @@
           <w14:ligatures w14:val="standardContextual"/>
         </w:rPr>
       </w:pPr>
-      <w:hyperlink w:anchor="_Toc240624989" w:history="1">
+      <w:hyperlink w:anchor="_Toc240625598" w:history="1">
         <w:r>
           <w:rPr>
             <w:rStyle w:val="a8"/>
@@ -1544,7 +1544,7 @@
           <w:rPr>
             <w:webHidden/>
           </w:rPr>
-          <w:instrText>PAGEREF _Toc240624989 \h</w:instrText>
+          <w:instrText>PAGEREF _Toc240625598 \h</w:instrText>
         </w:r>
         <w:r>
           <w:rPr>
@@ -1593,7 +1593,7 @@
           <w14:ligatures w14:val="standardContextual"/>
         </w:rPr>
       </w:pPr>
-      <w:hyperlink w:anchor="_Toc240624990" w:history="1">
+      <w:hyperlink w:anchor="_Toc240625599" w:history="1">
         <w:r>
           <w:rPr>
             <w:rStyle w:val="a8"/>
@@ -1639,7 +1639,7 @@
             <w:noProof/>
             <w:webHidden/>
           </w:rPr>
-          <w:instrText>PAGEREF _Toc240624990 \h</w:instrText>
+          <w:instrText>PAGEREF _Toc240625599 \h</w:instrText>
         </w:r>
         <w:r>
           <w:rPr>
@@ -1691,7 +1691,7 @@
           <w14:ligatures w14:val="standardContextual"/>
         </w:rPr>
       </w:pPr>
-      <w:hyperlink w:anchor="_Toc240624991" w:history="1">
+      <w:hyperlink w:anchor="_Toc240625600" w:history="1">
         <w:r>
           <w:rPr>
             <w:rStyle w:val="a8"/>
@@ -1737,7 +1737,7 @@
             <w:noProof/>
             <w:webHidden/>
           </w:rPr>
-          <w:instrText>PAGEREF _Toc240624991 \h</w:instrText>
+          <w:instrText>PAGEREF _Toc240625600 \h</w:instrText>
         </w:r>
         <w:r>
           <w:rPr>
@@ -1789,7 +1789,7 @@
           <w14:ligatures w14:val="standardContextual"/>
         </w:rPr>
       </w:pPr>
-      <w:hyperlink w:anchor="_Toc240624992" w:history="1">
+      <w:hyperlink w:anchor="_Toc240625601" w:history="1">
         <w:r>
           <w:rPr>
             <w:rStyle w:val="a8"/>
@@ -1835,7 +1835,7 @@
             <w:noProof/>
             <w:webHidden/>
           </w:rPr>
-          <w:instrText>PAGEREF _Toc240624992 \h</w:instrText>
+          <w:instrText>PAGEREF _Toc240625601 \h</w:instrText>
         </w:r>
         <w:r>
           <w:rPr>
@@ -1887,7 +1887,7 @@
           <w14:ligatures w14:val="standardContextual"/>
         </w:rPr>
       </w:pPr>
-      <w:hyperlink w:anchor="_Toc240624993" w:history="1">
+      <w:hyperlink w:anchor="_Toc240625602" w:history="1">
         <w:r>
           <w:rPr>
             <w:rStyle w:val="a8"/>
@@ -1920,7 +1920,7 @@
           <w:rPr>
             <w:webHidden/>
           </w:rPr>
-          <w:instrText>PAGEREF _Toc240624993 \h</w:instrText>
+          <w:instrText>PAGEREF _Toc240625602 \h</w:instrText>
         </w:r>
         <w:r>
           <w:rPr>
@@ -1969,7 +1969,7 @@
           <w14:ligatures w14:val="standardContextual"/>
         </w:rPr>
       </w:pPr>
-      <w:hyperlink w:anchor="_Toc240624994" w:history="1">
+      <w:hyperlink w:anchor="_Toc240625603" w:history="1">
         <w:r>
           <w:rPr>
             <w:rStyle w:val="a8"/>
@@ -2015,7 +2015,7 @@
             <w:noProof/>
             <w:webHidden/>
           </w:rPr>
-          <w:instrText>PAGEREF _Toc240624994 \h</w:instrText>
+          <w:instrText>PAGEREF _Toc240625603 \h</w:instrText>
         </w:r>
         <w:r>
           <w:rPr>
@@ -2067,7 +2067,7 @@
           <w14:ligatures w14:val="standardContextual"/>
         </w:rPr>
       </w:pPr>
-      <w:hyperlink w:anchor="_Toc240624995" w:history="1">
+      <w:hyperlink w:anchor="_Toc240625604" w:history="1">
         <w:r>
           <w:rPr>
             <w:rStyle w:val="a8"/>
@@ -2113,7 +2113,7 @@
             <w:noProof/>
             <w:webHidden/>
           </w:rPr>
-          <w:instrText>PAGEREF _Toc240624995 \h</w:instrText>
+          <w:instrText>PAGEREF _Toc240625604 \h</w:instrText>
         </w:r>
         <w:r>
           <w:rPr>
@@ -2165,7 +2165,7 @@
           <w14:ligatures w14:val="standardContextual"/>
         </w:rPr>
       </w:pPr>
-      <w:hyperlink w:anchor="_Toc240624996" w:history="1">
+      <w:hyperlink w:anchor="_Toc240625605" w:history="1">
         <w:r>
           <w:rPr>
             <w:rStyle w:val="a8"/>
@@ -2211,7 +2211,7 @@
             <w:noProof/>
             <w:webHidden/>
           </w:rPr>
-          <w:instrText>PAGEREF _Toc240624996 \h</w:instrText>
+          <w:instrText>PAGEREF _Toc240625605 \h</w:instrText>
         </w:r>
         <w:r>
           <w:rPr>
@@ -2263,7 +2263,7 @@
           <w14:ligatures w14:val="standardContextual"/>
         </w:rPr>
       </w:pPr>
-      <w:hyperlink w:anchor="_Toc240624997" w:history="1">
+      <w:hyperlink w:anchor="_Toc240625606" w:history="1">
         <w:r>
           <w:rPr>
             <w:rStyle w:val="a8"/>
@@ -2309,7 +2309,7 @@
             <w:noProof/>
             <w:webHidden/>
           </w:rPr>
-          <w:instrText>PAGEREF _Toc240624997 \h</w:instrText>
+          <w:instrText>PAGEREF _Toc240625606 \h</w:instrText>
         </w:r>
         <w:r>
           <w:rPr>
@@ -2361,7 +2361,7 @@
           <w14:ligatures w14:val="standardContextual"/>
         </w:rPr>
       </w:pPr>
-      <w:hyperlink w:anchor="_Toc240624998" w:history="1">
+      <w:hyperlink w:anchor="_Toc240625607" w:history="1">
         <w:r>
           <w:rPr>
             <w:rStyle w:val="a8"/>
@@ -2407,7 +2407,7 @@
             <w:noProof/>
             <w:webHidden/>
           </w:rPr>
-          <w:instrText>PAGEREF _Toc240624998 \h</w:instrText>
+          <w:instrText>PAGEREF _Toc240625607 \h</w:instrText>
         </w:r>
         <w:r>
           <w:rPr>
@@ -2459,7 +2459,7 @@
           <w14:ligatures w14:val="standardContextual"/>
         </w:rPr>
       </w:pPr>
-      <w:hyperlink w:anchor="_Toc240624999" w:history="1">
+      <w:hyperlink w:anchor="_Toc240625608" w:history="1">
         <w:r>
           <w:rPr>
             <w:rStyle w:val="a8"/>
@@ -2505,7 +2505,7 @@
             <w:noProof/>
             <w:webHidden/>
           </w:rPr>
-          <w:instrText>PAGEREF _Toc240624999 \h</w:instrText>
+          <w:instrText>PAGEREF _Toc240625608 \h</w:instrText>
         </w:r>
         <w:r>
           <w:rPr>
@@ -2557,7 +2557,7 @@
           <w14:ligatures w14:val="standardContextual"/>
         </w:rPr>
       </w:pPr>
-      <w:hyperlink w:anchor="_Toc240625000" w:history="1">
+      <w:hyperlink w:anchor="_Toc240625609" w:history="1">
         <w:r>
           <w:rPr>
             <w:rStyle w:val="a8"/>
@@ -2590,7 +2590,7 @@
           <w:rPr>
             <w:webHidden/>
           </w:rPr>
-          <w:instrText>PAGEREF _Toc240625000 \h</w:instrText>
+          <w:instrText>PAGEREF _Toc240625609 \h</w:instrText>
         </w:r>
         <w:r>
           <w:rPr>
@@ -2639,7 +2639,7 @@
           <w14:ligatures w14:val="standardContextual"/>
         </w:rPr>
       </w:pPr>
-      <w:hyperlink w:anchor="_Toc240625001" w:history="1">
+      <w:hyperlink w:anchor="_Toc240625610" w:history="1">
         <w:r>
           <w:rPr>
             <w:rStyle w:val="a8"/>
@@ -2685,7 +2685,7 @@
             <w:noProof/>
             <w:webHidden/>
           </w:rPr>
-          <w:instrText>PAGEREF _Toc240625001 \h</w:instrText>
+          <w:instrText>PAGEREF _Toc240625610 \h</w:instrText>
         </w:r>
         <w:r>
           <w:rPr>
@@ -2737,7 +2737,7 @@
           <w14:ligatures w14:val="standardContextual"/>
         </w:rPr>
       </w:pPr>
-      <w:hyperlink w:anchor="_Toc240625002" w:history="1">
+      <w:hyperlink w:anchor="_Toc240625611" w:history="1">
         <w:r>
           <w:rPr>
             <w:rStyle w:val="a8"/>
@@ -2783,7 +2783,7 @@
             <w:noProof/>
             <w:webHidden/>
           </w:rPr>
-          <w:instrText>PAGEREF _Toc240625002 \h</w:instrText>
+          <w:instrText>PAGEREF _Toc240625611 \h</w:instrText>
         </w:r>
         <w:r>
           <w:rPr>
@@ -2835,7 +2835,7 @@
           <w14:ligatures w14:val="standardContextual"/>
         </w:rPr>
       </w:pPr>
-      <w:hyperlink w:anchor="_Toc240625003" w:history="1">
+      <w:hyperlink w:anchor="_Toc240625612" w:history="1">
         <w:r>
           <w:rPr>
             <w:rStyle w:val="a8"/>
@@ -2881,7 +2881,7 @@
             <w:noProof/>
             <w:webHidden/>
           </w:rPr>
-          <w:instrText>PAGEREF _Toc240625003 \h</w:instrText>
+          <w:instrText>PAGEREF _Toc240625612 \h</w:instrText>
         </w:r>
         <w:r>
           <w:rPr>
@@ -2933,7 +2933,7 @@
           <w14:ligatures w14:val="standardContextual"/>
         </w:rPr>
       </w:pPr>
-      <w:hyperlink w:anchor="_Toc240625004" w:history="1">
+      <w:hyperlink w:anchor="_Toc240625613" w:history="1">
         <w:r>
           <w:rPr>
             <w:rStyle w:val="a8"/>
@@ -2979,7 +2979,7 @@
             <w:noProof/>
             <w:webHidden/>
           </w:rPr>
-          <w:instrText>PAGEREF _Toc240625004 \h</w:instrText>
+          <w:instrText>PAGEREF _Toc240625613 \h</w:instrText>
         </w:r>
         <w:r>
           <w:rPr>
@@ -3031,7 +3031,7 @@
           <w14:ligatures w14:val="standardContextual"/>
         </w:rPr>
       </w:pPr>
-      <w:hyperlink w:anchor="_Toc240625005" w:history="1">
+      <w:hyperlink w:anchor="_Toc240625614" w:history="1">
         <w:r>
           <w:rPr>
             <w:rStyle w:val="a8"/>
@@ -3077,7 +3077,7 @@
             <w:noProof/>
             <w:webHidden/>
           </w:rPr>
-          <w:instrText>PAGEREF _Toc240625005 \h</w:instrText>
+          <w:instrText>PAGEREF _Toc240625614 \h</w:instrText>
         </w:r>
         <w:r>
           <w:rPr>
@@ -3129,7 +3129,7 @@
           <w14:ligatures w14:val="standardContextual"/>
         </w:rPr>
       </w:pPr>
-      <w:hyperlink w:anchor="_Toc240625006" w:history="1">
+      <w:hyperlink w:anchor="_Toc240625615" w:history="1">
         <w:r>
           <w:rPr>
             <w:rStyle w:val="a8"/>
@@ -3175,7 +3175,7 @@
             <w:noProof/>
             <w:webHidden/>
           </w:rPr>
-          <w:instrText>PAGEREF _Toc240625006 \h</w:instrText>
+          <w:instrText>PAGEREF _Toc240625615 \h</w:instrText>
         </w:r>
         <w:r>
           <w:rPr>
@@ -3227,7 +3227,7 @@
           <w14:ligatures w14:val="standardContextual"/>
         </w:rPr>
       </w:pPr>
-      <w:hyperlink w:anchor="_Toc240625007" w:history="1">
+      <w:hyperlink w:anchor="_Toc240625616" w:history="1">
         <w:r>
           <w:rPr>
             <w:rStyle w:val="a8"/>
@@ -3260,7 +3260,7 @@
           <w:rPr>
             <w:webHidden/>
           </w:rPr>
-          <w:instrText>PAGEREF _Toc240625007 \h</w:instrText>
+          <w:instrText>PAGEREF _Toc240625616 \h</w:instrText>
         </w:r>
         <w:r>
           <w:rPr>
@@ -3309,7 +3309,7 @@
           <w14:ligatures w14:val="standardContextual"/>
         </w:rPr>
       </w:pPr>
-      <w:hyperlink w:anchor="_Toc240625008" w:history="1">
+      <w:hyperlink w:anchor="_Toc240625617" w:history="1">
         <w:r>
           <w:rPr>
             <w:rStyle w:val="a8"/>
@@ -3355,7 +3355,7 @@
             <w:noProof/>
             <w:webHidden/>
           </w:rPr>
-          <w:instrText>PAGEREF _Toc240625008 \h</w:instrText>
+          <w:instrText>PAGEREF _Toc240625617 \h</w:instrText>
         </w:r>
         <w:r>
           <w:rPr>
@@ -3407,7 +3407,7 @@
           <w14:ligatures w14:val="standardContextual"/>
         </w:rPr>
       </w:pPr>
-      <w:hyperlink w:anchor="_Toc240625009" w:history="1">
+      <w:hyperlink w:anchor="_Toc240625618" w:history="1">
         <w:r>
           <w:rPr>
             <w:rStyle w:val="a8"/>
@@ -3453,7 +3453,7 @@
             <w:noProof/>
             <w:webHidden/>
           </w:rPr>
-          <w:instrText>PAGEREF _Toc240625009 \h</w:instrText>
+          <w:instrText>PAGEREF _Toc240625618 \h</w:instrText>
         </w:r>
         <w:r>
           <w:rPr>
@@ -3488,6 +3488,88 @@
           <w:rPr>
             <w:rFonts w:hint="eastAsia"/>
             <w:noProof/>
+            <w:webHidden/>
+          </w:rPr>
+          <w:fldChar w:fldCharType="end"/>
+        </w:r>
+      </w:hyperlink>
+    </w:p>
+    <w:p>
+      <w:pPr>
+        <w:pStyle w:val="TOC1"/>
+        <w:rPr>
+          <w:rFonts w:asciiTheme="minorHAnsi" w:eastAsiaTheme="minorEastAsia" w:hAnsiTheme="minorHAnsi" w:cstheme="minorBidi" w:hint="eastAsia"/>
+          <w:kern w:val="2"/>
+          <w:sz w:val="22"/>
+          <w:szCs w:val="24"/>
+          <w14:ligatures w14:val="standardContextual"/>
+        </w:rPr>
+      </w:pPr>
+      <w:hyperlink w:anchor="_Toc240625619" w:history="1">
+        <w:r>
+          <w:rPr>
+            <w:rStyle w:val="a8"/>
+            <w:rFonts w:hint="eastAsia"/>
+          </w:rPr>
+          <w:t>参考文献</w:t>
+        </w:r>
+        <w:r>
+          <w:rPr>
+            <w:rFonts w:hint="eastAsia"/>
+            <w:webHidden/>
+          </w:rPr>
+          <w:tab/>
+        </w:r>
+        <w:r>
+          <w:rPr>
+            <w:rFonts w:hint="eastAsia"/>
+            <w:webHidden/>
+          </w:rPr>
+          <w:fldChar w:fldCharType="begin"/>
+        </w:r>
+        <w:r>
+          <w:rPr>
+            <w:rFonts w:hint="eastAsia"/>
+            <w:webHidden/>
+          </w:rPr>
+          <w:instrText xml:space="preserve"> </w:instrText>
+        </w:r>
+        <w:r>
+          <w:rPr>
+            <w:webHidden/>
+          </w:rPr>
+          <w:instrText>PAGEREF _Toc240625619 \h</w:instrText>
+        </w:r>
+        <w:r>
+          <w:rPr>
+            <w:rFonts w:hint="eastAsia"/>
+            <w:webHidden/>
+          </w:rPr>
+          <w:instrText xml:space="preserve"> </w:instrText>
+        </w:r>
+        <w:r>
+          <w:rPr>
+            <w:rFonts w:hint="eastAsia"/>
+            <w:webHidden/>
+          </w:rPr>
+        </w:r>
+        <w:r>
+          <w:rPr>
+            <w:rFonts w:hint="eastAsia"/>
+            <w:webHidden/>
+          </w:rPr>
+          <w:fldChar w:fldCharType="separate"/>
+        </w:r>
+        <w:r>
+          <w:rPr>
+            <w:rFonts w:hint="eastAsia"/>
+            <w:webHidden/>
+          </w:rPr>
+          <w:t>- 18 -</w:t>
+        </w:r>
+        <w:r>
+          <w:rPr>
+            <w:rFonts w:hint="eastAsia"/>
             <w:webHidden/>
           </w:rPr>
           <w:fldChar w:fldCharType="end"/>
@@ -3505,14 +3587,14 @@
           <w14:ligatures w14:val="standardContextual"/>
         </w:rPr>
       </w:pPr>
-      <w:hyperlink w:anchor="_Toc240625010" w:history="1">
+      <w:hyperlink w:anchor="_Toc240625620" w:history="1">
         <w:r>
           <w:rPr>
             <w:rStyle w:val="a8"/>
             <w:rFonts w:hint="eastAsia"/>
             <w:noProof/>
           </w:rPr>
-          <w:t>调试问题记录</w:t>
+          <w:t>附录说明</w:t>
         </w:r>
         <w:r>
           <w:rPr>
@@ -3543,7 +3625,7 @@
             <w:noProof/>
             <w:webHidden/>
           </w:rPr>
-          <w:instrText>PAGEREF _Toc240625010 \h</w:instrText>
+          <w:instrText>PAGEREF _Toc240625620 \h</w:instrText>
         </w:r>
         <w:r>
           <w:rPr>
@@ -3572,7 +3654,7 @@
             <w:noProof/>
             <w:webHidden/>
           </w:rPr>
-          <w:t>- 18 -</w:t>
+          <w:t>- 19 -</w:t>
         </w:r>
         <w:r>
           <w:rPr>
@@ -3595,13 +3677,13 @@
           <w14:ligatures w14:val="standardContextual"/>
         </w:rPr>
       </w:pPr>
-      <w:hyperlink w:anchor="_Toc240625011" w:history="1">
+      <w:hyperlink w:anchor="_Toc240625621" w:history="1">
         <w:r>
           <w:rPr>
             <w:rStyle w:val="a8"/>
             <w:rFonts w:hint="eastAsia"/>
           </w:rPr>
-          <w:t>参考文献</w:t>
+          <w:t>附录A 温湿度对比数据</w:t>
         </w:r>
         <w:r>
           <w:rPr>
@@ -3628,7 +3710,7 @@
           <w:rPr>
             <w:webHidden/>
           </w:rPr>
-          <w:instrText>PAGEREF _Toc240625011 \h</w:instrText>
+          <w:instrText>PAGEREF _Toc240625621 \h</w:instrText>
         </w:r>
         <w:r>
           <w:rPr>
@@ -3655,101 +3737,11 @@
             <w:rFonts w:hint="eastAsia"/>
             <w:webHidden/>
           </w:rPr>
-          <w:t>- 19 -</w:t>
-        </w:r>
-        <w:r>
-          <w:rPr>
-            <w:rFonts w:hint="eastAsia"/>
-            <w:webHidden/>
-          </w:rPr>
-          <w:fldChar w:fldCharType="end"/>
-        </w:r>
-      </w:hyperlink>
-    </w:p>
-    <w:p>
-      <w:pPr>
-        <w:pStyle w:val="TOC2"/>
-        <w:rPr>
-          <w:rFonts w:asciiTheme="minorHAnsi" w:eastAsiaTheme="minorEastAsia" w:hAnsiTheme="minorHAnsi" w:cstheme="minorBidi" w:hint="eastAsia"/>
-          <w:noProof/>
-          <w:sz w:val="22"/>
-          <w:szCs w:val="24"/>
-          <w14:ligatures w14:val="standardContextual"/>
-        </w:rPr>
-      </w:pPr>
-      <w:hyperlink w:anchor="_Toc240625012" w:history="1">
-        <w:r>
-          <w:rPr>
-            <w:rStyle w:val="a8"/>
-            <w:rFonts w:hint="eastAsia"/>
-            <w:noProof/>
-          </w:rPr>
-          <w:t>附录说明</w:t>
-        </w:r>
-        <w:r>
-          <w:rPr>
-            <w:rFonts w:hint="eastAsia"/>
-            <w:noProof/>
-            <w:webHidden/>
-          </w:rPr>
-          <w:tab/>
-        </w:r>
-        <w:r>
-          <w:rPr>
-            <w:rFonts w:hint="eastAsia"/>
-            <w:noProof/>
-            <w:webHidden/>
-          </w:rPr>
-          <w:fldChar w:fldCharType="begin"/>
-        </w:r>
-        <w:r>
-          <w:rPr>
-            <w:rFonts w:hint="eastAsia"/>
-            <w:noProof/>
-            <w:webHidden/>
-          </w:rPr>
-          <w:instrText xml:space="preserve"> </w:instrText>
-        </w:r>
-        <w:r>
-          <w:rPr>
-            <w:noProof/>
-            <w:webHidden/>
-          </w:rPr>
-          <w:instrText>PAGEREF _Toc240625012 \h</w:instrText>
-        </w:r>
-        <w:r>
-          <w:rPr>
-            <w:rFonts w:hint="eastAsia"/>
-            <w:noProof/>
-            <w:webHidden/>
-          </w:rPr>
-          <w:instrText xml:space="preserve"> </w:instrText>
-        </w:r>
-        <w:r>
-          <w:rPr>
-            <w:rFonts w:hint="eastAsia"/>
-            <w:noProof/>
-            <w:webHidden/>
-          </w:rPr>
-        </w:r>
-        <w:r>
-          <w:rPr>
-            <w:noProof/>
-            <w:webHidden/>
-          </w:rPr>
-          <w:fldChar w:fldCharType="separate"/>
-        </w:r>
-        <w:r>
-          <w:rPr>
-            <w:noProof/>
-            <w:webHidden/>
-          </w:rPr>
           <w:t>- 20 -</w:t>
         </w:r>
         <w:r>
           <w:rPr>
             <w:rFonts w:hint="eastAsia"/>
-            <w:noProof/>
             <w:webHidden/>
           </w:rPr>
           <w:fldChar w:fldCharType="end"/>
@@ -3767,13 +3759,13 @@
           <w14:ligatures w14:val="standardContextual"/>
         </w:rPr>
       </w:pPr>
-      <w:hyperlink w:anchor="_Toc240625013" w:history="1">
+      <w:hyperlink w:anchor="_Toc240625622" w:history="1">
         <w:r>
           <w:rPr>
             <w:rStyle w:val="a8"/>
             <w:rFonts w:hint="eastAsia"/>
           </w:rPr>
-          <w:t>附录A 温湿度对比数据</w:t>
+          <w:t>附录B 三点布点数据</w:t>
         </w:r>
         <w:r>
           <w:rPr>
@@ -3800,7 +3792,7 @@
           <w:rPr>
             <w:webHidden/>
           </w:rPr>
-          <w:instrText>PAGEREF _Toc240625013 \h</w:instrText>
+          <w:instrText>PAGEREF _Toc240625622 \h</w:instrText>
         </w:r>
         <w:r>
           <w:rPr>
@@ -3827,89 +3819,7 @@
             <w:rFonts w:hint="eastAsia"/>
             <w:webHidden/>
           </w:rPr>
-          <w:t>- 21 -</w:t>
-        </w:r>
-        <w:r>
-          <w:rPr>
-            <w:rFonts w:hint="eastAsia"/>
-            <w:webHidden/>
-          </w:rPr>
-          <w:fldChar w:fldCharType="end"/>
-        </w:r>
-      </w:hyperlink>
-    </w:p>
-    <w:p>
-      <w:pPr>
-        <w:pStyle w:val="TOC1"/>
-        <w:rPr>
-          <w:rFonts w:asciiTheme="minorHAnsi" w:eastAsiaTheme="minorEastAsia" w:hAnsiTheme="minorHAnsi" w:cstheme="minorBidi" w:hint="eastAsia"/>
-          <w:kern w:val="2"/>
-          <w:sz w:val="22"/>
-          <w:szCs w:val="24"/>
-          <w14:ligatures w14:val="standardContextual"/>
-        </w:rPr>
-      </w:pPr>
-      <w:hyperlink w:anchor="_Toc240625014" w:history="1">
-        <w:r>
-          <w:rPr>
-            <w:rStyle w:val="a8"/>
-            <w:rFonts w:hint="eastAsia"/>
-          </w:rPr>
-          <w:t>附录B 三点布点数据</w:t>
-        </w:r>
-        <w:r>
-          <w:rPr>
-            <w:rFonts w:hint="eastAsia"/>
-            <w:webHidden/>
-          </w:rPr>
-          <w:tab/>
-        </w:r>
-        <w:r>
-          <w:rPr>
-            <w:rFonts w:hint="eastAsia"/>
-            <w:webHidden/>
-          </w:rPr>
-          <w:fldChar w:fldCharType="begin"/>
-        </w:r>
-        <w:r>
-          <w:rPr>
-            <w:rFonts w:hint="eastAsia"/>
-            <w:webHidden/>
-          </w:rPr>
-          <w:instrText xml:space="preserve"> </w:instrText>
-        </w:r>
-        <w:r>
-          <w:rPr>
-            <w:webHidden/>
-          </w:rPr>
-          <w:instrText>PAGEREF _Toc240625014 \h</w:instrText>
-        </w:r>
-        <w:r>
-          <w:rPr>
-            <w:rFonts w:hint="eastAsia"/>
-            <w:webHidden/>
-          </w:rPr>
-          <w:instrText xml:space="preserve"> </w:instrText>
-        </w:r>
-        <w:r>
-          <w:rPr>
-            <w:rFonts w:hint="eastAsia"/>
-            <w:webHidden/>
-          </w:rPr>
-        </w:r>
-        <w:r>
-          <w:rPr>
-            <w:rFonts w:hint="eastAsia"/>
-            <w:webHidden/>
-          </w:rPr>
-          <w:fldChar w:fldCharType="separate"/>
-        </w:r>
-        <w:r>
-          <w:rPr>
-            <w:rFonts w:hint="eastAsia"/>
-            <w:webHidden/>
-          </w:rPr>
-          <w:t>- 23 -</w:t>
+          <w:t>- 22 -</w:t>
         </w:r>
         <w:r>
           <w:rPr>
@@ -3951,7 +3861,7 @@
       <w:pPr>
         <w:pStyle w:val="ReportH1"/>
       </w:pPr>
-      <w:bookmarkStart w:id="1" w:name="_Toc240624980"/>
+      <w:bookmarkStart w:id="1" w:name="_Toc240625589"/>
       <w:r>
         <w:lastRenderedPageBreak/>
         <w:t xml:space="preserve">1 </w:t>
@@ -3965,7 +3875,7 @@
       <w:pPr>
         <w:pStyle w:val="ReportH2"/>
       </w:pPr>
-      <w:bookmarkStart w:id="2" w:name="_Toc240624981"/>
+      <w:bookmarkStart w:id="2" w:name="_Toc240625590"/>
       <w:r>
         <w:t xml:space="preserve">1.1 </w:t>
       </w:r>
@@ -4012,7 +3922,7 @@
       <w:pPr>
         <w:pStyle w:val="ReportH2"/>
       </w:pPr>
-      <w:bookmarkStart w:id="3" w:name="_Toc240624982"/>
+      <w:bookmarkStart w:id="3" w:name="_Toc240625591"/>
       <w:r>
         <w:t xml:space="preserve">1.2 </w:t>
       </w:r>
@@ -4060,7 +3970,7 @@
       <w:pPr>
         <w:pStyle w:val="ReportH2"/>
       </w:pPr>
-      <w:bookmarkStart w:id="4" w:name="_Toc240624983"/>
+      <w:bookmarkStart w:id="4" w:name="_Toc240625592"/>
       <w:r>
         <w:t xml:space="preserve">1.3 </w:t>
       </w:r>
@@ -4461,7 +4371,7 @@
         <w:pStyle w:val="ReportH2"/>
       </w:pPr>
       <w:bookmarkStart w:id="5" w:name="_Toc240571900"/>
-      <w:bookmarkStart w:id="6" w:name="_Toc240624984"/>
+      <w:bookmarkStart w:id="6" w:name="_Toc240625593"/>
       <w:r>
         <w:t xml:space="preserve">1.4 </w:t>
       </w:r>
@@ -4734,7 +4644,7 @@
       <w:pPr>
         <w:pStyle w:val="ReportH1"/>
       </w:pPr>
-      <w:bookmarkStart w:id="7" w:name="_Toc240624985"/>
+      <w:bookmarkStart w:id="7" w:name="_Toc240625594"/>
       <w:r>
         <w:t xml:space="preserve">2 </w:t>
       </w:r>
@@ -4747,7 +4657,7 @@
       <w:pPr>
         <w:pStyle w:val="ReportH2"/>
       </w:pPr>
-      <w:bookmarkStart w:id="8" w:name="_Toc240624986"/>
+      <w:bookmarkStart w:id="8" w:name="_Toc240625595"/>
       <w:r>
         <w:t xml:space="preserve">2.1 </w:t>
       </w:r>
@@ -5201,7 +5111,7 @@
       <w:pPr>
         <w:pStyle w:val="ReportH2"/>
       </w:pPr>
-      <w:bookmarkStart w:id="9" w:name="_Toc240624987"/>
+      <w:bookmarkStart w:id="9" w:name="_Toc240625596"/>
       <w:r>
         <w:t xml:space="preserve">2.2 </w:t>
       </w:r>
@@ -6376,7 +6286,7 @@
       <w:pPr>
         <w:pStyle w:val="ReportH2"/>
       </w:pPr>
-      <w:bookmarkStart w:id="10" w:name="_Toc240624988"/>
+      <w:bookmarkStart w:id="10" w:name="_Toc240625597"/>
       <w:r>
         <w:t xml:space="preserve">2.3 </w:t>
       </w:r>
@@ -7011,7 +6921,7 @@
       <w:pPr>
         <w:pStyle w:val="ReportH1"/>
       </w:pPr>
-      <w:bookmarkStart w:id="11" w:name="_Toc240624989"/>
+      <w:bookmarkStart w:id="11" w:name="_Toc240625598"/>
       <w:r>
         <w:t xml:space="preserve">3 </w:t>
       </w:r>
@@ -7024,7 +6934,7 @@
       <w:pPr>
         <w:pStyle w:val="ReportH2"/>
       </w:pPr>
-      <w:bookmarkStart w:id="12" w:name="_Toc240624990"/>
+      <w:bookmarkStart w:id="12" w:name="_Toc240625599"/>
       <w:r>
         <w:t xml:space="preserve">3.1 </w:t>
       </w:r>
@@ -7069,7 +6979,7 @@
       <w:pPr>
         <w:pStyle w:val="ReportH2"/>
       </w:pPr>
-      <w:bookmarkStart w:id="13" w:name="_Toc240624991"/>
+      <w:bookmarkStart w:id="13" w:name="_Toc240625600"/>
       <w:r>
         <w:t xml:space="preserve">3.2 </w:t>
       </w:r>
@@ -7652,7 +7562,7 @@
       <w:pPr>
         <w:pStyle w:val="ReportH2"/>
       </w:pPr>
-      <w:bookmarkStart w:id="14" w:name="_Toc240624992"/>
+      <w:bookmarkStart w:id="14" w:name="_Toc240625601"/>
       <w:r>
         <w:t xml:space="preserve">3.3 </w:t>
       </w:r>
@@ -7713,7 +7623,7 @@
       <w:pPr>
         <w:pStyle w:val="ReportH1"/>
       </w:pPr>
-      <w:bookmarkStart w:id="15" w:name="_Toc240624993"/>
+      <w:bookmarkStart w:id="15" w:name="_Toc240625602"/>
       <w:r>
         <w:t xml:space="preserve">4 </w:t>
       </w:r>
@@ -7726,7 +7636,7 @@
       <w:pPr>
         <w:pStyle w:val="ReportH2"/>
       </w:pPr>
-      <w:bookmarkStart w:id="16" w:name="_Toc240624994"/>
+      <w:bookmarkStart w:id="16" w:name="_Toc240625603"/>
       <w:r>
         <w:t xml:space="preserve">4.1 </w:t>
       </w:r>
@@ -7879,7 +7789,7 @@
       <w:pPr>
         <w:pStyle w:val="ReportH2"/>
       </w:pPr>
-      <w:bookmarkStart w:id="17" w:name="_Toc240624995"/>
+      <w:bookmarkStart w:id="17" w:name="_Toc240625604"/>
       <w:r>
         <w:t xml:space="preserve">4.2 </w:t>
       </w:r>
@@ -8532,7 +8442,7 @@
       <w:pPr>
         <w:pStyle w:val="ReportH2"/>
       </w:pPr>
-      <w:bookmarkStart w:id="18" w:name="_Toc240624996"/>
+      <w:bookmarkStart w:id="18" w:name="_Toc240625605"/>
       <w:r>
         <w:t xml:space="preserve">4.3 </w:t>
       </w:r>
@@ -8626,7 +8536,7 @@
       <w:pPr>
         <w:pStyle w:val="ReportH2"/>
       </w:pPr>
-      <w:bookmarkStart w:id="19" w:name="_Toc240624997"/>
+      <w:bookmarkStart w:id="19" w:name="_Toc240625606"/>
       <w:r>
         <w:t xml:space="preserve">4.4 </w:t>
       </w:r>
@@ -9263,7 +9173,7 @@
       <w:pPr>
         <w:pStyle w:val="ReportH2"/>
       </w:pPr>
-      <w:bookmarkStart w:id="20" w:name="_Toc240624998"/>
+      <w:bookmarkStart w:id="20" w:name="_Toc240625607"/>
       <w:r>
         <w:rPr>
           <w:rFonts w:hint="eastAsia"/>
@@ -10418,7 +10328,7 @@
       <w:pPr>
         <w:pStyle w:val="ReportH2"/>
       </w:pPr>
-      <w:bookmarkStart w:id="21" w:name="_Toc240624999"/>
+      <w:bookmarkStart w:id="21" w:name="_Toc240625608"/>
       <w:r>
         <w:rPr>
           <w:rFonts w:hint="eastAsia"/>
@@ -10524,7 +10434,7 @@
       <w:pPr>
         <w:pStyle w:val="ReportH1"/>
       </w:pPr>
-      <w:bookmarkStart w:id="22" w:name="_Toc240625000"/>
+      <w:bookmarkStart w:id="22" w:name="_Toc240625609"/>
       <w:r>
         <w:t xml:space="preserve">5 </w:t>
       </w:r>
@@ -10537,7 +10447,7 @@
       <w:pPr>
         <w:pStyle w:val="ReportH2"/>
       </w:pPr>
-      <w:bookmarkStart w:id="23" w:name="_Toc240625001"/>
+      <w:bookmarkStart w:id="23" w:name="_Toc240625610"/>
       <w:r>
         <w:t xml:space="preserve">5.1 </w:t>
       </w:r>
@@ -11306,7 +11216,7 @@
       <w:pPr>
         <w:pStyle w:val="ReportH2"/>
       </w:pPr>
-      <w:bookmarkStart w:id="24" w:name="_Toc240625002"/>
+      <w:bookmarkStart w:id="24" w:name="_Toc240625611"/>
       <w:r>
         <w:t xml:space="preserve">5.2 </w:t>
       </w:r>
@@ -11738,7 +11648,7 @@
       <w:pPr>
         <w:pStyle w:val="ReportH2"/>
       </w:pPr>
-      <w:bookmarkStart w:id="25" w:name="_Toc240625003"/>
+      <w:bookmarkStart w:id="25" w:name="_Toc240625612"/>
       <w:r>
         <w:t xml:space="preserve">5.3 </w:t>
       </w:r>
@@ -11838,7 +11748,7 @@
       <w:pPr>
         <w:pStyle w:val="ReportH2"/>
       </w:pPr>
-      <w:bookmarkStart w:id="26" w:name="_Toc240625004"/>
+      <w:bookmarkStart w:id="26" w:name="_Toc240625613"/>
       <w:r>
         <w:t xml:space="preserve">5.3.1 </w:t>
       </w:r>
@@ -12802,7 +12712,7 @@
       <w:pPr>
         <w:pStyle w:val="ReportH2"/>
       </w:pPr>
-      <w:bookmarkStart w:id="27" w:name="_Toc240625005"/>
+      <w:bookmarkStart w:id="27" w:name="_Toc240625614"/>
       <w:r>
         <w:t xml:space="preserve">5.3.2 </w:t>
       </w:r>
@@ -13025,7 +12935,7 @@
       <w:pPr>
         <w:pStyle w:val="ReportH2"/>
       </w:pPr>
-      <w:bookmarkStart w:id="28" w:name="_Toc240625006"/>
+      <w:bookmarkStart w:id="28" w:name="_Toc240625615"/>
       <w:r>
         <w:t xml:space="preserve">5.3.3 </w:t>
       </w:r>
@@ -13450,7 +13360,7 @@
       <w:pPr>
         <w:pStyle w:val="ReportH1"/>
       </w:pPr>
-      <w:bookmarkStart w:id="29" w:name="_Toc240625007"/>
+      <w:bookmarkStart w:id="29" w:name="_Toc240625616"/>
       <w:r>
         <w:t xml:space="preserve">6 </w:t>
       </w:r>
@@ -13463,7 +13373,7 @@
       <w:pPr>
         <w:pStyle w:val="ReportH2"/>
       </w:pPr>
-      <w:bookmarkStart w:id="30" w:name="_Toc240625008"/>
+      <w:bookmarkStart w:id="30" w:name="_Toc240625617"/>
       <w:r>
         <w:t xml:space="preserve">6.1 </w:t>
       </w:r>
@@ -13560,7 +13470,7 @@
       <w:pPr>
         <w:pStyle w:val="ReportH2"/>
       </w:pPr>
-      <w:bookmarkStart w:id="31" w:name="_Toc240625009"/>
+      <w:bookmarkStart w:id="31" w:name="_Toc240625618"/>
       <w:r>
         <w:t xml:space="preserve">6.2 </w:t>
       </w:r>
@@ -13606,567 +13516,299 @@
     </w:p>
     <w:p>
       <w:pPr>
-        <w:pStyle w:val="ReportH2"/>
-      </w:pPr>
-      <w:bookmarkStart w:id="32" w:name="_Toc240625010"/>
-      <w:r>
-        <w:t>调试问题记录</w:t>
+        <w:pStyle w:val="ReportH1"/>
+      </w:pPr>
+      <w:bookmarkStart w:id="32" w:name="_Toc240625619"/>
+      <w:r>
+        <w:t>参考文献</w:t>
       </w:r>
       <w:bookmarkEnd w:id="32"/>
     </w:p>
-    <w:tbl>
-      <w:tblPr>
-        <w:tblW w:w="0" w:type="auto"/>
-        <w:jc w:val="center"/>
-        <w:tblBorders>
-          <w:top w:val="single" w:sz="4" w:space="0" w:color="D9D9D9"/>
-          <w:left w:val="single" w:sz="4" w:space="0" w:color="D9D9D9"/>
-          <w:bottom w:val="single" w:sz="4" w:space="0" w:color="D9D9D9"/>
-          <w:right w:val="single" w:sz="4" w:space="0" w:color="D9D9D9"/>
-          <w:insideH w:val="single" w:sz="4" w:space="0" w:color="D9D9D9"/>
-          <w:insideV w:val="single" w:sz="4" w:space="0" w:color="D9D9D9"/>
-        </w:tblBorders>
-        <w:tblLayout w:type="fixed"/>
-        <w:tblLook w:val="04A0" w:firstRow="1" w:lastRow="0" w:firstColumn="1" w:lastColumn="0" w:noHBand="0" w:noVBand="1"/>
-      </w:tblPr>
-      <w:tblGrid>
-        <w:gridCol w:w="3402"/>
-        <w:gridCol w:w="3969"/>
-        <w:gridCol w:w="1701"/>
-      </w:tblGrid>
-      <w:tr>
-        <w:trPr>
-          <w:cantSplit/>
-          <w:tblHeader/>
-          <w:jc w:val="center"/>
-        </w:trPr>
-        <w:tc>
-          <w:tcPr>
-            <w:tcW w:w="3402" w:type="dxa"/>
-            <w:shd w:val="clear" w:color="auto" w:fill="E7ECF2"/>
-            <w:vAlign w:val="center"/>
-          </w:tcPr>
-          <w:p>
-            <w:pPr>
-              <w:pStyle w:val="ReportTable"/>
-              <w:jc w:val="center"/>
-            </w:pPr>
-            <w:r>
-              <w:rPr>
-                <w:b/>
-              </w:rPr>
-              <w:t>问题与证据</w:t>
-            </w:r>
-          </w:p>
-        </w:tc>
-        <w:tc>
-          <w:tcPr>
-            <w:tcW w:w="3969" w:type="dxa"/>
-            <w:shd w:val="clear" w:color="auto" w:fill="E7ECF2"/>
-            <w:vAlign w:val="center"/>
-          </w:tcPr>
-          <w:p>
-            <w:pPr>
-              <w:pStyle w:val="ReportTable"/>
-              <w:jc w:val="center"/>
-            </w:pPr>
-            <w:r>
-              <w:rPr>
-                <w:b/>
-              </w:rPr>
-              <w:t>分析或措施</w:t>
-            </w:r>
-          </w:p>
-        </w:tc>
-        <w:tc>
-          <w:tcPr>
-            <w:tcW w:w="1701" w:type="dxa"/>
-            <w:shd w:val="clear" w:color="auto" w:fill="E7ECF2"/>
-            <w:vAlign w:val="center"/>
-          </w:tcPr>
-          <w:p>
-            <w:pPr>
-              <w:pStyle w:val="ReportTable"/>
-              <w:jc w:val="center"/>
-            </w:pPr>
-            <w:r>
-              <w:rPr>
-                <w:b/>
-              </w:rPr>
-              <w:t>当前状态</w:t>
-            </w:r>
-          </w:p>
-        </w:tc>
-      </w:tr>
-      <w:tr>
-        <w:trPr>
-          <w:cantSplit/>
-          <w:jc w:val="center"/>
-        </w:trPr>
-        <w:tc>
-          <w:tcPr>
-            <w:tcW w:w="3402" w:type="dxa"/>
-            <w:shd w:val="clear" w:color="auto" w:fill="FFFFFF"/>
-            <w:vAlign w:val="center"/>
-          </w:tcPr>
-          <w:p>
-            <w:pPr>
-              <w:pStyle w:val="ReportTable"/>
-              <w:jc w:val="left"/>
-            </w:pPr>
-            <w:r>
-              <w:t>主程序曾残留</w:t>
-            </w:r>
-            <w:r>
-              <w:t>DHT11</w:t>
-            </w:r>
-            <w:r>
-              <w:t>标识</w:t>
-            </w:r>
-          </w:p>
-        </w:tc>
-        <w:tc>
-          <w:tcPr>
-            <w:tcW w:w="3969" w:type="dxa"/>
-            <w:shd w:val="clear" w:color="auto" w:fill="FFFFFF"/>
-            <w:vAlign w:val="center"/>
-          </w:tcPr>
-          <w:p>
-            <w:pPr>
-              <w:pStyle w:val="ReportTable"/>
-              <w:jc w:val="left"/>
-            </w:pPr>
-            <w:r>
-              <w:t>与当前</w:t>
-            </w:r>
-            <w:r>
-              <w:t>DHT22</w:t>
-            </w:r>
-            <w:r>
-              <w:t>配置不一致，已统一提示文字</w:t>
-            </w:r>
-          </w:p>
-        </w:tc>
-        <w:tc>
-          <w:tcPr>
-            <w:tcW w:w="1701" w:type="dxa"/>
-            <w:shd w:val="clear" w:color="auto" w:fill="FFFFFF"/>
-            <w:vAlign w:val="center"/>
-          </w:tcPr>
-          <w:p>
-            <w:r>
-              <w:t>已修正</w:t>
-            </w:r>
-          </w:p>
-        </w:tc>
-      </w:tr>
-      <w:tr>
-        <w:trPr>
-          <w:cantSplit/>
-          <w:jc w:val="center"/>
-        </w:trPr>
-        <w:tc>
-          <w:tcPr>
-            <w:tcW w:w="3402" w:type="dxa"/>
-            <w:shd w:val="clear" w:color="auto" w:fill="FFFFFF"/>
-            <w:vAlign w:val="center"/>
-          </w:tcPr>
-          <w:p>
-            <w:pPr>
-              <w:pStyle w:val="ReportTable"/>
-              <w:jc w:val="left"/>
-            </w:pPr>
-            <w:r>
-              <w:t>模块页第九行可能超出显示范围</w:t>
-            </w:r>
-          </w:p>
-        </w:tc>
-        <w:tc>
-          <w:tcPr>
-            <w:tcW w:w="3969" w:type="dxa"/>
-            <w:shd w:val="clear" w:color="auto" w:fill="FFFFFF"/>
-            <w:vAlign w:val="center"/>
-          </w:tcPr>
-          <w:p>
-            <w:pPr>
-              <w:pStyle w:val="ReportTable"/>
-              <w:jc w:val="left"/>
-            </w:pPr>
-            <w:r>
-              <w:t>需现场查看并压缩行数或布局</w:t>
-            </w:r>
-          </w:p>
-        </w:tc>
-        <w:tc>
-          <w:tcPr>
-            <w:tcW w:w="1701" w:type="dxa"/>
-            <w:shd w:val="clear" w:color="auto" w:fill="FFFFFF"/>
-            <w:vAlign w:val="center"/>
-          </w:tcPr>
-          <w:p>
-            <w:r>
-              <w:t>已修正</w:t>
-            </w:r>
-          </w:p>
-        </w:tc>
-      </w:tr>
-      <w:tr>
-        <w:trPr>
-          <w:cantSplit/>
-          <w:jc w:val="center"/>
-        </w:trPr>
-        <w:tc>
-          <w:tcPr>
-            <w:tcW w:w="3402" w:type="dxa"/>
-            <w:shd w:val="clear" w:color="auto" w:fill="FFFFFF"/>
-            <w:vAlign w:val="center"/>
-          </w:tcPr>
-          <w:p>
-            <w:pPr>
-              <w:pStyle w:val="ReportTable"/>
-              <w:jc w:val="left"/>
-            </w:pPr>
-            <w:r>
-              <w:t>上电即断线时提示风扇仍开可能不准确</w:t>
-            </w:r>
-          </w:p>
-        </w:tc>
-        <w:tc>
-          <w:tcPr>
-            <w:tcW w:w="3969" w:type="dxa"/>
-            <w:shd w:val="clear" w:color="auto" w:fill="FFFFFF"/>
-            <w:vAlign w:val="center"/>
-          </w:tcPr>
-          <w:p>
-            <w:pPr>
-              <w:pStyle w:val="ReportTable"/>
-              <w:jc w:val="left"/>
-            </w:pPr>
-            <w:r>
-              <w:t>提示条件与实际风扇函数边界不一致</w:t>
-            </w:r>
-          </w:p>
-        </w:tc>
-        <w:tc>
-          <w:tcPr>
-            <w:tcW w:w="1701" w:type="dxa"/>
-            <w:shd w:val="clear" w:color="auto" w:fill="FFFFFF"/>
-            <w:vAlign w:val="center"/>
-          </w:tcPr>
-          <w:p>
-            <w:r>
-              <w:t>已修正</w:t>
-            </w:r>
-          </w:p>
-        </w:tc>
-      </w:tr>
-    </w:tbl>
     <w:p>
       <w:pPr>
-        <w:spacing w:line="20" w:lineRule="exact"/>
-      </w:pPr>
-      <w:r>
-        <w:rPr>
-          <w:sz w:val="2"/>
-        </w:rPr>
-        <w:br w:type="page"/>
+        <w:pStyle w:val="ReportBody"/>
+        <w:ind w:firstLine="0"/>
+      </w:pPr>
+      <w:r>
+        <w:t>[1] Arduino. UNO R3[EB/OL]. https://docs.arduino.cc/hardware/uno-rev3.</w:t>
       </w:r>
     </w:p>
     <w:p>
       <w:pPr>
-        <w:pStyle w:val="ReportH1"/>
-      </w:pPr>
-      <w:bookmarkStart w:id="33" w:name="_Toc240625011"/>
-      <w:r>
-        <w:t>参考文献</w:t>
+        <w:pStyle w:val="ReportBody"/>
+        <w:ind w:firstLine="0"/>
+      </w:pPr>
+      <w:r>
+        <w:t>[2] Adafruit. DHT11, DHT22 and AM2302 Sensors: Overview[EB/OL]. https://learn.adafruit.com/dht/overview.</w:t>
+      </w:r>
+    </w:p>
+    <w:p>
+      <w:pPr>
+        <w:pStyle w:val="ReportBody"/>
+        <w:ind w:firstLine="0"/>
+      </w:pPr>
+      <w:r>
+        <w:t>[3] Adafruit. Monochrome OLED Breakouts: Arduino Library &amp; Examples[EB/OL]. https://learn.adafruit.com/monochrome-oled-breakouts/arduino-library-and-examples.</w:t>
+      </w:r>
+    </w:p>
+    <w:p>
+      <w:pPr>
+        <w:pStyle w:val="ReportBody"/>
+        <w:ind w:firstLine="0"/>
+      </w:pPr>
+      <w:r>
+        <w:t xml:space="preserve">[4] </w:t>
+      </w:r>
+      <w:r>
+        <w:t>项目组</w:t>
+      </w:r>
+      <w:r>
+        <w:t xml:space="preserve">. UNO_DHT22_OLED </w:t>
+      </w:r>
+      <w:r>
+        <w:t>主程序</w:t>
+      </w:r>
+      <w:r>
+        <w:t xml:space="preserve">[CP]. </w:t>
+      </w:r>
+      <w:r>
+        <w:t>本课程项目源代码，当前配置为</w:t>
+      </w:r>
+      <w:r>
+        <w:t xml:space="preserve"> DHT22</w:t>
+      </w:r>
+      <w:r>
+        <w:t>，报告依据</w:t>
+      </w:r>
+      <w:r>
+        <w:t>2026</w:t>
+      </w:r>
+      <w:r>
+        <w:t>年</w:t>
+      </w:r>
+      <w:r>
+        <w:t>9</w:t>
+      </w:r>
+      <w:r>
+        <w:t>月</w:t>
+      </w:r>
+      <w:r>
+        <w:t>15</w:t>
+      </w:r>
+      <w:r>
+        <w:t>日实测数据版本整理。</w:t>
+      </w:r>
+    </w:p>
+    <w:p>
+      <w:pPr>
+        <w:pStyle w:val="ReportBody"/>
+        <w:ind w:firstLine="0"/>
+      </w:pPr>
+      <w:r>
+        <w:t xml:space="preserve">[5] </w:t>
+      </w:r>
+      <w:r>
+        <w:t>智能传感网络与检测系统综合设计报告模板</w:t>
+      </w:r>
+      <w:r>
+        <w:t xml:space="preserve">[Z]. </w:t>
+      </w:r>
+      <w:r>
+        <w:t>课程提供的实习报告模板及批注。</w:t>
+      </w:r>
+    </w:p>
+    <w:p>
+      <w:pPr>
+        <w:pStyle w:val="ReportBody"/>
+      </w:pPr>
+      <w:r>
+        <w:t>[6] Sensirion. Datasheet SHT4x Digital Humidity and Temperature Sensor[EB/OL]. https://sensirion.com/media/documents/33FD6951/67F209B7/HT_DS_Datasheet_SHT4x.pdf.</w:t>
+      </w:r>
+    </w:p>
+    <w:p>
+      <w:pPr>
+        <w:pStyle w:val="ReportBody"/>
+      </w:pPr>
+      <w:r>
+        <w:rPr>
+          <w:rFonts w:hint="eastAsia"/>
+        </w:rPr>
+        <w:t xml:space="preserve">[7] </w:t>
+      </w:r>
+      <w:r>
+        <w:rPr>
+          <w:rFonts w:hint="eastAsia"/>
+        </w:rPr>
+        <w:t>北京市市场监督管理局</w:t>
+      </w:r>
+      <w:r>
+        <w:rPr>
+          <w:rFonts w:hint="eastAsia"/>
+        </w:rPr>
+        <w:t>. DB11/T 821</w:t>
+      </w:r>
+      <w:r>
+        <w:rPr>
+          <w:rFonts w:hint="eastAsia"/>
+        </w:rPr>
+        <w:t>—</w:t>
+      </w:r>
+      <w:r>
+        <w:rPr>
+          <w:rFonts w:hint="eastAsia"/>
+        </w:rPr>
+        <w:t xml:space="preserve">2021 </w:t>
+      </w:r>
+      <w:r>
+        <w:rPr>
+          <w:rFonts w:hint="eastAsia"/>
+        </w:rPr>
+        <w:t>草莓日光温室生产技术规程</w:t>
+      </w:r>
+      <w:r>
+        <w:rPr>
+          <w:rFonts w:hint="eastAsia"/>
+        </w:rPr>
+        <w:t xml:space="preserve">[S]. </w:t>
+      </w:r>
+      <w:r>
+        <w:rPr>
+          <w:rFonts w:hint="eastAsia"/>
+        </w:rPr>
+        <w:t>北京</w:t>
+      </w:r>
+      <w:r>
+        <w:rPr>
+          <w:rFonts w:hint="eastAsia"/>
+        </w:rPr>
+        <w:t>: 2021.</w:t>
+      </w:r>
+    </w:p>
+    <w:p>
+      <w:pPr>
+        <w:pStyle w:val="ReportBody"/>
+      </w:pPr>
+      <w:r>
+        <w:t>[8] Wu X, Han W, Yang Z, et al. The difference in temperature between day and night affects the strawberry soluble sugar content by influencing the photosynthesis, respiration and sucrose phosphatase synthase[J]. Horticultural Science, 2021, 48(4): 174-182. DOI: 10.17221/169/2020-HORTSCI.</w:t>
+      </w:r>
+    </w:p>
+    <w:p>
+      <w:pPr>
+        <w:pStyle w:val="ReportBody"/>
+      </w:pPr>
+      <w:r>
+        <w:t>[9] Garcia K, Kubota C. Physiology of strawberry plants under controlled environment: diurnal change in leaf net photosynthetic rate[J]. Acta Horticulturae, 2017(1156): 445-452. DOI: 10.17660/ActaHortic.2017.1156.66.</w:t>
+      </w:r>
+    </w:p>
+    <w:p>
+      <w:pPr>
+        <w:pStyle w:val="ReportBody"/>
+      </w:pPr>
+      <w:r>
+        <w:t>[10] Hao X, Borhan M S, Zheng J. Effects of temperature integration regimes with low pre-night temperatures on energy consumption, microclimate, and fruit yield in early greenhouse tomato production[J]. Acta Horticulturae, 2008(801): 473-478. DOI: 10.17660/ActaHortic.2008.801.51.</w:t>
+      </w:r>
+    </w:p>
+    <w:p>
+      <w:pPr>
+        <w:pStyle w:val="ReportBody"/>
+      </w:pPr>
+      <w:r>
+        <w:t>[11] Su Y, Xu L. Global optimization and control of greenhouse climate setpoints for energy saving and crop yield increase[J]. Agriculture, 2025, 15(9): 939. DOI: 10.3390/agriculture15090939.</w:t>
+      </w:r>
+    </w:p>
+    <w:p>
+      <w:pPr>
+        <w:pStyle w:val="ReportBody"/>
+      </w:pPr>
+      <w:r>
+        <w:t>[12] Latorre B A, Rioja M E. The effect of temperature and relative humidity on conidial germination of Botrytis cinerea[J]. International Journal of Agriculture and Natural Resources, 2002, 29(2): 66-72. DOI: 10.7764/rcia.v29i2.1318.</w:t>
+      </w:r>
+    </w:p>
+    <w:p>
+      <w:pPr>
+        <w:pStyle w:val="ReportBody"/>
+      </w:pPr>
+      <w:r>
+        <w:lastRenderedPageBreak/>
+        <w:t>[13] Lieten P. The effect of humidity on the performance of greenhouse grown strawberry[J]. Acta Horticulturae, 2002(567): 479-482. DOI: 10.17660/ActaHortic.2002.567.101.</w:t>
+      </w:r>
+    </w:p>
+    <w:p>
+      <w:pPr>
+        <w:pStyle w:val="ReportBody"/>
+      </w:pPr>
+      <w:r>
+        <w:t>参考资料说明：</w:t>
+      </w:r>
+      <w:r>
+        <w:t>DHT22</w:t>
+      </w:r>
+      <w:r>
+        <w:t>参数在不同厂家、批次及资料版本之间可能存在差异，器件参数以实际模块配套资料为准。附录</w:t>
+      </w:r>
+      <w:r>
+        <w:t>A</w:t>
+      </w:r>
+      <w:r>
+        <w:t>的对比数据及其统计结果用于本报告的测试分析。</w:t>
+      </w:r>
+    </w:p>
+    <w:p>
+      <w:pPr>
+        <w:pStyle w:val="ReportH2"/>
+      </w:pPr>
+      <w:bookmarkStart w:id="33" w:name="_Toc240625620"/>
+      <w:r>
+        <w:t>附录说明</w:t>
       </w:r>
       <w:bookmarkEnd w:id="33"/>
     </w:p>
     <w:p>
       <w:pPr>
         <w:pStyle w:val="ReportBody"/>
-        <w:ind w:firstLine="0"/>
-      </w:pPr>
-      <w:r>
-        <w:t>[1] Arduino. UNO R3[EB/OL]. https://docs.arduino.cc/hardware/uno-rev3.</w:t>
+      </w:pPr>
+      <w:r>
+        <w:t>附录</w:t>
+      </w:r>
+      <w:r>
+        <w:t>A</w:t>
+      </w:r>
+      <w:r>
+        <w:t>和附录</w:t>
+      </w:r>
+      <w:r>
+        <w:t>B</w:t>
+      </w:r>
+      <w:r>
+        <w:t>保留实测数据的逐条记录，便于核对统计结果。以下样本编号为记录顺序。</w:t>
       </w:r>
     </w:p>
     <w:p>
       <w:pPr>
-        <w:pStyle w:val="ReportBody"/>
-        <w:ind w:firstLine="0"/>
-      </w:pPr>
-      <w:r>
-        <w:t>[2] Adafruit. DHT11, DHT22 and AM2302 Sensors: Overview[EB/OL]. https://learn.adafruit.com/dht/overview.</w:t>
+        <w:spacing w:line="20" w:lineRule="exact"/>
+      </w:pPr>
+      <w:r>
+        <w:rPr>
+          <w:sz w:val="2"/>
+        </w:rPr>
+        <w:br w:type="page"/>
       </w:r>
     </w:p>
     <w:p>
       <w:pPr>
-        <w:pStyle w:val="ReportBody"/>
-        <w:ind w:firstLine="0"/>
-      </w:pPr>
-      <w:r>
-        <w:t>[3] Adafruit. Monochrome OLED Breakouts: Arduino Library &amp; Examples[EB/OL]. https://learn.adafruit.com/monochrome-oled-breakouts/arduino-library-and-examples.</w:t>
-      </w:r>
-    </w:p>
-    <w:p>
-      <w:pPr>
-        <w:pStyle w:val="ReportBody"/>
-        <w:ind w:firstLine="0"/>
-      </w:pPr>
-      <w:r>
-        <w:t xml:space="preserve">[4] </w:t>
-      </w:r>
-      <w:r>
-        <w:t>项目组</w:t>
-      </w:r>
-      <w:r>
-        <w:t xml:space="preserve">. UNO_DHT22_OLED </w:t>
-      </w:r>
-      <w:r>
-        <w:t>主程序</w:t>
-      </w:r>
-      <w:r>
-        <w:t xml:space="preserve">[CP]. </w:t>
-      </w:r>
-      <w:r>
-        <w:t>本课程项目源代码，当前配置为</w:t>
-      </w:r>
-      <w:r>
-        <w:t xml:space="preserve"> DHT22</w:t>
-      </w:r>
-      <w:r>
-        <w:t>，报告依据</w:t>
-      </w:r>
-      <w:r>
-        <w:t>2026</w:t>
-      </w:r>
-      <w:r>
-        <w:t>年</w:t>
-      </w:r>
-      <w:r>
-        <w:t>9</w:t>
-      </w:r>
-      <w:r>
-        <w:t>月</w:t>
-      </w:r>
-      <w:r>
-        <w:t>15</w:t>
-      </w:r>
-      <w:r>
-        <w:t>日实测数据版本整理。</w:t>
-      </w:r>
-    </w:p>
-    <w:p>
-      <w:pPr>
-        <w:pStyle w:val="ReportBody"/>
-        <w:ind w:firstLine="0"/>
-      </w:pPr>
-      <w:r>
-        <w:t xml:space="preserve">[5] </w:t>
-      </w:r>
-      <w:r>
-        <w:t>智能传感网络与检测系统综合设计报告模板</w:t>
-      </w:r>
-      <w:r>
-        <w:t xml:space="preserve">[Z]. </w:t>
-      </w:r>
-      <w:r>
-        <w:t>课程提供的实习报告模板及批注。</w:t>
-      </w:r>
-    </w:p>
-    <w:p>
-      <w:pPr>
-        <w:pStyle w:val="ReportBody"/>
-      </w:pPr>
-      <w:r>
-        <w:t>[6] Sensirion. Datasheet SHT4x Digital Humidity and Temperature Sensor[EB/OL]. https://sensirion.com/media/documents/33FD6951/67F209B7/HT_DS_Datasheet_SHT4x.pdf.</w:t>
-      </w:r>
-    </w:p>
-    <w:p>
-      <w:pPr>
-        <w:pStyle w:val="ReportBody"/>
-      </w:pPr>
-      <w:r>
-        <w:rPr>
-          <w:rFonts w:hint="eastAsia"/>
-        </w:rPr>
-        <w:t xml:space="preserve">[7] </w:t>
-      </w:r>
-      <w:r>
-        <w:rPr>
-          <w:rFonts w:hint="eastAsia"/>
-        </w:rPr>
-        <w:t>北京市市场监督管理局</w:t>
-      </w:r>
-      <w:r>
-        <w:rPr>
-          <w:rFonts w:hint="eastAsia"/>
-        </w:rPr>
-        <w:t>. DB11/T 821</w:t>
-      </w:r>
-      <w:r>
-        <w:rPr>
-          <w:rFonts w:hint="eastAsia"/>
-        </w:rPr>
-        <w:t>—</w:t>
-      </w:r>
-      <w:r>
-        <w:rPr>
-          <w:rFonts w:hint="eastAsia"/>
-        </w:rPr>
-        <w:t xml:space="preserve">2021 </w:t>
-      </w:r>
-      <w:r>
-        <w:rPr>
-          <w:rFonts w:hint="eastAsia"/>
-        </w:rPr>
-        <w:t>草莓日光温室生产技术规程</w:t>
-      </w:r>
-      <w:r>
-        <w:rPr>
-          <w:rFonts w:hint="eastAsia"/>
-        </w:rPr>
-        <w:t xml:space="preserve">[S]. </w:t>
-      </w:r>
-      <w:r>
-        <w:rPr>
-          <w:rFonts w:hint="eastAsia"/>
-        </w:rPr>
-        <w:t>北京</w:t>
-      </w:r>
-      <w:r>
-        <w:rPr>
-          <w:rFonts w:hint="eastAsia"/>
-        </w:rPr>
-        <w:t>: 2021.</w:t>
-      </w:r>
-    </w:p>
-    <w:p>
-      <w:pPr>
-        <w:pStyle w:val="ReportBody"/>
-      </w:pPr>
-      <w:r>
-        <w:t>[8] Wu X, Han W, Yang Z, et al. The difference in temperature between day and night affects the strawberry soluble sugar content by influencing the photosynthesis, respiration and sucrose phosphatase synthase[J]. Horticultural Science, 2021, 48(4): 174-182. DOI: 10.17221/169/2020-HORTSCI.</w:t>
-      </w:r>
-    </w:p>
-    <w:p>
-      <w:pPr>
-        <w:pStyle w:val="ReportBody"/>
-      </w:pPr>
-      <w:r>
-        <w:t>[9] Garcia K, Kubota C. Physiology of strawberry plants under controlled environment: diurnal change in leaf net photosynthetic rate[J]. Acta Horticulturae, 2017(1156): 445-452. DOI: 10.17660/ActaHortic.2017.1156.66.</w:t>
-      </w:r>
-    </w:p>
-    <w:p>
-      <w:pPr>
-        <w:pStyle w:val="ReportBody"/>
-      </w:pPr>
-      <w:r>
-        <w:t>[10] Hao X, Borhan M S, Zheng J. Effects of temperature integration regimes with low pre-night temperatures on energy consumption, microclimate, and fruit yield in early greenhouse tomato production[J]. Acta Horticulturae, 2008(801): 473-478. DOI: 10.17660/ActaHortic.2008.801.51.</w:t>
-      </w:r>
-    </w:p>
-    <w:p>
-      <w:pPr>
-        <w:pStyle w:val="ReportBody"/>
-      </w:pPr>
-      <w:r>
-        <w:t>[11] Su Y, Xu L. Global optimization and control of greenhouse climate setpoints for energy saving and crop yield increase[J]. Agriculture, 2025, 15(9): 939. DOI: 10.3390/agriculture15090939.</w:t>
-      </w:r>
-    </w:p>
-    <w:p>
-      <w:pPr>
-        <w:pStyle w:val="ReportBody"/>
-      </w:pPr>
-      <w:r>
-        <w:t>[12] Latorre B A, Rioja M E. The effect of temperature and relative humidity on conidial germination of Botrytis cinerea[J]. International Journal of Agriculture and Natural Resources, 2002, 29(2): 66-72. DOI: 10.7764/rcia.v29i2.1318.</w:t>
-      </w:r>
-    </w:p>
-    <w:p>
-      <w:pPr>
-        <w:pStyle w:val="ReportBody"/>
-      </w:pPr>
-      <w:r>
-        <w:lastRenderedPageBreak/>
-        <w:t>[13] Lieten P. The effect of humidity on the performance of greenhouse grown strawberry[J]. Acta Horticulturae, 2002(567): 479-482. DOI: 10.17660/ActaHortic.2002.567.101.</w:t>
-      </w:r>
-    </w:p>
-    <w:p>
-      <w:pPr>
-        <w:pStyle w:val="ReportBody"/>
-      </w:pPr>
-      <w:r>
-        <w:t>参考资料说明：</w:t>
-      </w:r>
-      <w:r>
-        <w:t>DHT22</w:t>
-      </w:r>
-      <w:r>
-        <w:t>参数在不同厂家、批次及资料版本之间可能存在差异，器件参数以实际模块配套资料为准。附录</w:t>
-      </w:r>
-      <w:r>
-        <w:t>A</w:t>
-      </w:r>
-      <w:r>
-        <w:t>的对比数据及其统计结果用于本报告的测试分析。</w:t>
-      </w:r>
-    </w:p>
-    <w:p>
-      <w:pPr>
-        <w:pStyle w:val="ReportH2"/>
-      </w:pPr>
-      <w:bookmarkStart w:id="34" w:name="_Toc240625012"/>
-      <w:r>
-        <w:t>附录说明</w:t>
+        <w:pStyle w:val="ReportH1"/>
+      </w:pPr>
+      <w:bookmarkStart w:id="34" w:name="_Toc240625621"/>
+      <w:r>
+        <w:t>附录</w:t>
+      </w:r>
+      <w:r>
+        <w:t xml:space="preserve">A </w:t>
+      </w:r>
+      <w:r>
+        <w:t>温湿度对比数据</w:t>
       </w:r>
       <w:bookmarkEnd w:id="34"/>
-    </w:p>
-    <w:p>
-      <w:pPr>
-        <w:pStyle w:val="ReportBody"/>
-      </w:pPr>
-      <w:r>
-        <w:t>附录</w:t>
-      </w:r>
-      <w:r>
-        <w:t>A</w:t>
-      </w:r>
-      <w:r>
-        <w:t>和附录</w:t>
-      </w:r>
-      <w:r>
-        <w:t>B</w:t>
-      </w:r>
-      <w:r>
-        <w:t>保留实测数据的逐条记录，便于核对统计结果。以下样本编号为记录顺序。</w:t>
-      </w:r>
-    </w:p>
-    <w:p>
-      <w:pPr>
-        <w:spacing w:line="20" w:lineRule="exact"/>
-      </w:pPr>
-      <w:r>
-        <w:rPr>
-          <w:sz w:val="2"/>
-        </w:rPr>
-        <w:br w:type="page"/>
-      </w:r>
-    </w:p>
-    <w:p>
-      <w:pPr>
-        <w:pStyle w:val="ReportH1"/>
-      </w:pPr>
-      <w:bookmarkStart w:id="35" w:name="_Toc240625013"/>
-      <w:r>
-        <w:t>附录</w:t>
-      </w:r>
-      <w:r>
-        <w:t xml:space="preserve">A </w:t>
-      </w:r>
-      <w:r>
-        <w:t>温湿度对比数据</w:t>
-      </w:r>
-      <w:bookmarkEnd w:id="35"/>
     </w:p>
     <w:p>
       <w:pPr>
@@ -16732,7 +16374,7 @@
       <w:pPr>
         <w:pStyle w:val="ReportH1"/>
       </w:pPr>
-      <w:bookmarkStart w:id="36" w:name="_Toc240625014"/>
+      <w:bookmarkStart w:id="35" w:name="_Toc240625622"/>
       <w:r>
         <w:t>附录</w:t>
       </w:r>
@@ -16742,7 +16384,7 @@
       <w:r>
         <w:t>三点布点数据</w:t>
       </w:r>
-      <w:bookmarkEnd w:id="36"/>
+      <w:bookmarkEnd w:id="35"/>
     </w:p>
     <w:p>
       <w:pPr>

--- a/docs/submission/温湿度监测与风扇控制系统_设计报告_脱敏版.docx
+++ b/docs/submission/温湿度监测与风扇控制系统_设计报告_脱敏版.docx
@@ -661,7 +661,7 @@
       <w:r>
         <w:fldChar w:fldCharType="separate"/>
       </w:r>
-      <w:hyperlink w:anchor="_Toc240625589" w:history="1">
+      <w:hyperlink w:anchor="_Toc240625923" w:history="1">
         <w:r>
           <w:rPr>
             <w:rStyle w:val="a8"/>
@@ -694,7 +694,7 @@
           <w:rPr>
             <w:webHidden/>
           </w:rPr>
-          <w:instrText>PAGEREF _Toc240625589 \h</w:instrText>
+          <w:instrText>PAGEREF _Toc240625923 \h</w:instrText>
         </w:r>
         <w:r>
           <w:rPr>
@@ -743,7 +743,7 @@
           <w14:ligatures w14:val="standardContextual"/>
         </w:rPr>
       </w:pPr>
-      <w:hyperlink w:anchor="_Toc240625590" w:history="1">
+      <w:hyperlink w:anchor="_Toc240625924" w:history="1">
         <w:r>
           <w:rPr>
             <w:rStyle w:val="a8"/>
@@ -789,7 +789,7 @@
             <w:noProof/>
             <w:webHidden/>
           </w:rPr>
-          <w:instrText>PAGEREF _Toc240625590 \h</w:instrText>
+          <w:instrText>PAGEREF _Toc240625924 \h</w:instrText>
         </w:r>
         <w:r>
           <w:rPr>
@@ -841,7 +841,7 @@
           <w14:ligatures w14:val="standardContextual"/>
         </w:rPr>
       </w:pPr>
-      <w:hyperlink w:anchor="_Toc240625591" w:history="1">
+      <w:hyperlink w:anchor="_Toc240625925" w:history="1">
         <w:r>
           <w:rPr>
             <w:rStyle w:val="a8"/>
@@ -887,7 +887,7 @@
             <w:noProof/>
             <w:webHidden/>
           </w:rPr>
-          <w:instrText>PAGEREF _Toc240625591 \h</w:instrText>
+          <w:instrText>PAGEREF _Toc240625925 \h</w:instrText>
         </w:r>
         <w:r>
           <w:rPr>
@@ -939,7 +939,7 @@
           <w14:ligatures w14:val="standardContextual"/>
         </w:rPr>
       </w:pPr>
-      <w:hyperlink w:anchor="_Toc240625592" w:history="1">
+      <w:hyperlink w:anchor="_Toc240625926" w:history="1">
         <w:r>
           <w:rPr>
             <w:rStyle w:val="a8"/>
@@ -985,7 +985,7 @@
             <w:noProof/>
             <w:webHidden/>
           </w:rPr>
-          <w:instrText>PAGEREF _Toc240625592 \h</w:instrText>
+          <w:instrText>PAGEREF _Toc240625926 \h</w:instrText>
         </w:r>
         <w:r>
           <w:rPr>
@@ -1037,7 +1037,7 @@
           <w14:ligatures w14:val="standardContextual"/>
         </w:rPr>
       </w:pPr>
-      <w:hyperlink w:anchor="_Toc240625593" w:history="1">
+      <w:hyperlink w:anchor="_Toc240625927" w:history="1">
         <w:r>
           <w:rPr>
             <w:rStyle w:val="a8"/>
@@ -1083,7 +1083,7 @@
             <w:noProof/>
             <w:webHidden/>
           </w:rPr>
-          <w:instrText>PAGEREF _Toc240625593 \h</w:instrText>
+          <w:instrText>PAGEREF _Toc240625927 \h</w:instrText>
         </w:r>
         <w:r>
           <w:rPr>
@@ -1135,7 +1135,7 @@
           <w14:ligatures w14:val="standardContextual"/>
         </w:rPr>
       </w:pPr>
-      <w:hyperlink w:anchor="_Toc240625594" w:history="1">
+      <w:hyperlink w:anchor="_Toc240625928" w:history="1">
         <w:r>
           <w:rPr>
             <w:rStyle w:val="a8"/>
@@ -1168,7 +1168,7 @@
           <w:rPr>
             <w:webHidden/>
           </w:rPr>
-          <w:instrText>PAGEREF _Toc240625594 \h</w:instrText>
+          <w:instrText>PAGEREF _Toc240625928 \h</w:instrText>
         </w:r>
         <w:r>
           <w:rPr>
@@ -1217,7 +1217,7 @@
           <w14:ligatures w14:val="standardContextual"/>
         </w:rPr>
       </w:pPr>
-      <w:hyperlink w:anchor="_Toc240625595" w:history="1">
+      <w:hyperlink w:anchor="_Toc240625929" w:history="1">
         <w:r>
           <w:rPr>
             <w:rStyle w:val="a8"/>
@@ -1263,7 +1263,7 @@
             <w:noProof/>
             <w:webHidden/>
           </w:rPr>
-          <w:instrText>PAGEREF _Toc240625595 \h</w:instrText>
+          <w:instrText>PAGEREF _Toc240625929 \h</w:instrText>
         </w:r>
         <w:r>
           <w:rPr>
@@ -1315,7 +1315,7 @@
           <w14:ligatures w14:val="standardContextual"/>
         </w:rPr>
       </w:pPr>
-      <w:hyperlink w:anchor="_Toc240625596" w:history="1">
+      <w:hyperlink w:anchor="_Toc240625930" w:history="1">
         <w:r>
           <w:rPr>
             <w:rStyle w:val="a8"/>
@@ -1361,7 +1361,7 @@
             <w:noProof/>
             <w:webHidden/>
           </w:rPr>
-          <w:instrText>PAGEREF _Toc240625596 \h</w:instrText>
+          <w:instrText>PAGEREF _Toc240625930 \h</w:instrText>
         </w:r>
         <w:r>
           <w:rPr>
@@ -1413,7 +1413,7 @@
           <w14:ligatures w14:val="standardContextual"/>
         </w:rPr>
       </w:pPr>
-      <w:hyperlink w:anchor="_Toc240625597" w:history="1">
+      <w:hyperlink w:anchor="_Toc240625931" w:history="1">
         <w:r>
           <w:rPr>
             <w:rStyle w:val="a8"/>
@@ -1459,7 +1459,7 @@
             <w:noProof/>
             <w:webHidden/>
           </w:rPr>
-          <w:instrText>PAGEREF _Toc240625597 \h</w:instrText>
+          <w:instrText>PAGEREF _Toc240625931 \h</w:instrText>
         </w:r>
         <w:r>
           <w:rPr>
@@ -1511,7 +1511,7 @@
           <w14:ligatures w14:val="standardContextual"/>
         </w:rPr>
       </w:pPr>
-      <w:hyperlink w:anchor="_Toc240625598" w:history="1">
+      <w:hyperlink w:anchor="_Toc240625932" w:history="1">
         <w:r>
           <w:rPr>
             <w:rStyle w:val="a8"/>
@@ -1544,7 +1544,7 @@
           <w:rPr>
             <w:webHidden/>
           </w:rPr>
-          <w:instrText>PAGEREF _Toc240625598 \h</w:instrText>
+          <w:instrText>PAGEREF _Toc240625932 \h</w:instrText>
         </w:r>
         <w:r>
           <w:rPr>
@@ -1593,7 +1593,7 @@
           <w14:ligatures w14:val="standardContextual"/>
         </w:rPr>
       </w:pPr>
-      <w:hyperlink w:anchor="_Toc240625599" w:history="1">
+      <w:hyperlink w:anchor="_Toc240625933" w:history="1">
         <w:r>
           <w:rPr>
             <w:rStyle w:val="a8"/>
@@ -1639,7 +1639,7 @@
             <w:noProof/>
             <w:webHidden/>
           </w:rPr>
-          <w:instrText>PAGEREF _Toc240625599 \h</w:instrText>
+          <w:instrText>PAGEREF _Toc240625933 \h</w:instrText>
         </w:r>
         <w:r>
           <w:rPr>
@@ -1691,7 +1691,7 @@
           <w14:ligatures w14:val="standardContextual"/>
         </w:rPr>
       </w:pPr>
-      <w:hyperlink w:anchor="_Toc240625600" w:history="1">
+      <w:hyperlink w:anchor="_Toc240625934" w:history="1">
         <w:r>
           <w:rPr>
             <w:rStyle w:val="a8"/>
@@ -1737,7 +1737,7 @@
             <w:noProof/>
             <w:webHidden/>
           </w:rPr>
-          <w:instrText>PAGEREF _Toc240625600 \h</w:instrText>
+          <w:instrText>PAGEREF _Toc240625934 \h</w:instrText>
         </w:r>
         <w:r>
           <w:rPr>
@@ -1789,7 +1789,7 @@
           <w14:ligatures w14:val="standardContextual"/>
         </w:rPr>
       </w:pPr>
-      <w:hyperlink w:anchor="_Toc240625601" w:history="1">
+      <w:hyperlink w:anchor="_Toc240625935" w:history="1">
         <w:r>
           <w:rPr>
             <w:rStyle w:val="a8"/>
@@ -1835,7 +1835,7 @@
             <w:noProof/>
             <w:webHidden/>
           </w:rPr>
-          <w:instrText>PAGEREF _Toc240625601 \h</w:instrText>
+          <w:instrText>PAGEREF _Toc240625935 \h</w:instrText>
         </w:r>
         <w:r>
           <w:rPr>
@@ -1887,7 +1887,7 @@
           <w14:ligatures w14:val="standardContextual"/>
         </w:rPr>
       </w:pPr>
-      <w:hyperlink w:anchor="_Toc240625602" w:history="1">
+      <w:hyperlink w:anchor="_Toc240625936" w:history="1">
         <w:r>
           <w:rPr>
             <w:rStyle w:val="a8"/>
@@ -1920,7 +1920,7 @@
           <w:rPr>
             <w:webHidden/>
           </w:rPr>
-          <w:instrText>PAGEREF _Toc240625602 \h</w:instrText>
+          <w:instrText>PAGEREF _Toc240625936 \h</w:instrText>
         </w:r>
         <w:r>
           <w:rPr>
@@ -1969,7 +1969,7 @@
           <w14:ligatures w14:val="standardContextual"/>
         </w:rPr>
       </w:pPr>
-      <w:hyperlink w:anchor="_Toc240625603" w:history="1">
+      <w:hyperlink w:anchor="_Toc240625937" w:history="1">
         <w:r>
           <w:rPr>
             <w:rStyle w:val="a8"/>
@@ -2015,7 +2015,7 @@
             <w:noProof/>
             <w:webHidden/>
           </w:rPr>
-          <w:instrText>PAGEREF _Toc240625603 \h</w:instrText>
+          <w:instrText>PAGEREF _Toc240625937 \h</w:instrText>
         </w:r>
         <w:r>
           <w:rPr>
@@ -2067,7 +2067,7 @@
           <w14:ligatures w14:val="standardContextual"/>
         </w:rPr>
       </w:pPr>
-      <w:hyperlink w:anchor="_Toc240625604" w:history="1">
+      <w:hyperlink w:anchor="_Toc240625938" w:history="1">
         <w:r>
           <w:rPr>
             <w:rStyle w:val="a8"/>
@@ -2113,7 +2113,7 @@
             <w:noProof/>
             <w:webHidden/>
           </w:rPr>
-          <w:instrText>PAGEREF _Toc240625604 \h</w:instrText>
+          <w:instrText>PAGEREF _Toc240625938 \h</w:instrText>
         </w:r>
         <w:r>
           <w:rPr>
@@ -2165,7 +2165,7 @@
           <w14:ligatures w14:val="standardContextual"/>
         </w:rPr>
       </w:pPr>
-      <w:hyperlink w:anchor="_Toc240625605" w:history="1">
+      <w:hyperlink w:anchor="_Toc240625939" w:history="1">
         <w:r>
           <w:rPr>
             <w:rStyle w:val="a8"/>
@@ -2211,7 +2211,7 @@
             <w:noProof/>
             <w:webHidden/>
           </w:rPr>
-          <w:instrText>PAGEREF _Toc240625605 \h</w:instrText>
+          <w:instrText>PAGEREF _Toc240625939 \h</w:instrText>
         </w:r>
         <w:r>
           <w:rPr>
@@ -2263,7 +2263,7 @@
           <w14:ligatures w14:val="standardContextual"/>
         </w:rPr>
       </w:pPr>
-      <w:hyperlink w:anchor="_Toc240625606" w:history="1">
+      <w:hyperlink w:anchor="_Toc240625940" w:history="1">
         <w:r>
           <w:rPr>
             <w:rStyle w:val="a8"/>
@@ -2309,7 +2309,7 @@
             <w:noProof/>
             <w:webHidden/>
           </w:rPr>
-          <w:instrText>PAGEREF _Toc240625606 \h</w:instrText>
+          <w:instrText>PAGEREF _Toc240625940 \h</w:instrText>
         </w:r>
         <w:r>
           <w:rPr>
@@ -2361,7 +2361,7 @@
           <w14:ligatures w14:val="standardContextual"/>
         </w:rPr>
       </w:pPr>
-      <w:hyperlink w:anchor="_Toc240625607" w:history="1">
+      <w:hyperlink w:anchor="_Toc240625941" w:history="1">
         <w:r>
           <w:rPr>
             <w:rStyle w:val="a8"/>
@@ -2407,7 +2407,7 @@
             <w:noProof/>
             <w:webHidden/>
           </w:rPr>
-          <w:instrText>PAGEREF _Toc240625607 \h</w:instrText>
+          <w:instrText>PAGEREF _Toc240625941 \h</w:instrText>
         </w:r>
         <w:r>
           <w:rPr>
@@ -2459,7 +2459,7 @@
           <w14:ligatures w14:val="standardContextual"/>
         </w:rPr>
       </w:pPr>
-      <w:hyperlink w:anchor="_Toc240625608" w:history="1">
+      <w:hyperlink w:anchor="_Toc240625942" w:history="1">
         <w:r>
           <w:rPr>
             <w:rStyle w:val="a8"/>
@@ -2505,7 +2505,7 @@
             <w:noProof/>
             <w:webHidden/>
           </w:rPr>
-          <w:instrText>PAGEREF _Toc240625608 \h</w:instrText>
+          <w:instrText>PAGEREF _Toc240625942 \h</w:instrText>
         </w:r>
         <w:r>
           <w:rPr>
@@ -2557,7 +2557,7 @@
           <w14:ligatures w14:val="standardContextual"/>
         </w:rPr>
       </w:pPr>
-      <w:hyperlink w:anchor="_Toc240625609" w:history="1">
+      <w:hyperlink w:anchor="_Toc240625943" w:history="1">
         <w:r>
           <w:rPr>
             <w:rStyle w:val="a8"/>
@@ -2590,7 +2590,7 @@
           <w:rPr>
             <w:webHidden/>
           </w:rPr>
-          <w:instrText>PAGEREF _Toc240625609 \h</w:instrText>
+          <w:instrText>PAGEREF _Toc240625943 \h</w:instrText>
         </w:r>
         <w:r>
           <w:rPr>
@@ -2639,7 +2639,7 @@
           <w14:ligatures w14:val="standardContextual"/>
         </w:rPr>
       </w:pPr>
-      <w:hyperlink w:anchor="_Toc240625610" w:history="1">
+      <w:hyperlink w:anchor="_Toc240625944" w:history="1">
         <w:r>
           <w:rPr>
             <w:rStyle w:val="a8"/>
@@ -2685,7 +2685,7 @@
             <w:noProof/>
             <w:webHidden/>
           </w:rPr>
-          <w:instrText>PAGEREF _Toc240625610 \h</w:instrText>
+          <w:instrText>PAGEREF _Toc240625944 \h</w:instrText>
         </w:r>
         <w:r>
           <w:rPr>
@@ -2737,7 +2737,7 @@
           <w14:ligatures w14:val="standardContextual"/>
         </w:rPr>
       </w:pPr>
-      <w:hyperlink w:anchor="_Toc240625611" w:history="1">
+      <w:hyperlink w:anchor="_Toc240625945" w:history="1">
         <w:r>
           <w:rPr>
             <w:rStyle w:val="a8"/>
@@ -2783,7 +2783,7 @@
             <w:noProof/>
             <w:webHidden/>
           </w:rPr>
-          <w:instrText>PAGEREF _Toc240625611 \h</w:instrText>
+          <w:instrText>PAGEREF _Toc240625945 \h</w:instrText>
         </w:r>
         <w:r>
           <w:rPr>
@@ -2835,7 +2835,7 @@
           <w14:ligatures w14:val="standardContextual"/>
         </w:rPr>
       </w:pPr>
-      <w:hyperlink w:anchor="_Toc240625612" w:history="1">
+      <w:hyperlink w:anchor="_Toc240625946" w:history="1">
         <w:r>
           <w:rPr>
             <w:rStyle w:val="a8"/>
@@ -2881,7 +2881,7 @@
             <w:noProof/>
             <w:webHidden/>
           </w:rPr>
-          <w:instrText>PAGEREF _Toc240625612 \h</w:instrText>
+          <w:instrText>PAGEREF _Toc240625946 \h</w:instrText>
         </w:r>
         <w:r>
           <w:rPr>
@@ -2933,7 +2933,7 @@
           <w14:ligatures w14:val="standardContextual"/>
         </w:rPr>
       </w:pPr>
-      <w:hyperlink w:anchor="_Toc240625613" w:history="1">
+      <w:hyperlink w:anchor="_Toc240625947" w:history="1">
         <w:r>
           <w:rPr>
             <w:rStyle w:val="a8"/>
@@ -2979,7 +2979,7 @@
             <w:noProof/>
             <w:webHidden/>
           </w:rPr>
-          <w:instrText>PAGEREF _Toc240625613 \h</w:instrText>
+          <w:instrText>PAGEREF _Toc240625947 \h</w:instrText>
         </w:r>
         <w:r>
           <w:rPr>
@@ -3031,7 +3031,7 @@
           <w14:ligatures w14:val="standardContextual"/>
         </w:rPr>
       </w:pPr>
-      <w:hyperlink w:anchor="_Toc240625614" w:history="1">
+      <w:hyperlink w:anchor="_Toc240625948" w:history="1">
         <w:r>
           <w:rPr>
             <w:rStyle w:val="a8"/>
@@ -3077,7 +3077,7 @@
             <w:noProof/>
             <w:webHidden/>
           </w:rPr>
-          <w:instrText>PAGEREF _Toc240625614 \h</w:instrText>
+          <w:instrText>PAGEREF _Toc240625948 \h</w:instrText>
         </w:r>
         <w:r>
           <w:rPr>
@@ -3129,7 +3129,7 @@
           <w14:ligatures w14:val="standardContextual"/>
         </w:rPr>
       </w:pPr>
-      <w:hyperlink w:anchor="_Toc240625615" w:history="1">
+      <w:hyperlink w:anchor="_Toc240625949" w:history="1">
         <w:r>
           <w:rPr>
             <w:rStyle w:val="a8"/>
@@ -3175,7 +3175,7 @@
             <w:noProof/>
             <w:webHidden/>
           </w:rPr>
-          <w:instrText>PAGEREF _Toc240625615 \h</w:instrText>
+          <w:instrText>PAGEREF _Toc240625949 \h</w:instrText>
         </w:r>
         <w:r>
           <w:rPr>
@@ -3227,7 +3227,7 @@
           <w14:ligatures w14:val="standardContextual"/>
         </w:rPr>
       </w:pPr>
-      <w:hyperlink w:anchor="_Toc240625616" w:history="1">
+      <w:hyperlink w:anchor="_Toc240625950" w:history="1">
         <w:r>
           <w:rPr>
             <w:rStyle w:val="a8"/>
@@ -3260,7 +3260,7 @@
           <w:rPr>
             <w:webHidden/>
           </w:rPr>
-          <w:instrText>PAGEREF _Toc240625616 \h</w:instrText>
+          <w:instrText>PAGEREF _Toc240625950 \h</w:instrText>
         </w:r>
         <w:r>
           <w:rPr>
@@ -3309,7 +3309,7 @@
           <w14:ligatures w14:val="standardContextual"/>
         </w:rPr>
       </w:pPr>
-      <w:hyperlink w:anchor="_Toc240625617" w:history="1">
+      <w:hyperlink w:anchor="_Toc240625951" w:history="1">
         <w:r>
           <w:rPr>
             <w:rStyle w:val="a8"/>
@@ -3355,7 +3355,7 @@
             <w:noProof/>
             <w:webHidden/>
           </w:rPr>
-          <w:instrText>PAGEREF _Toc240625617 \h</w:instrText>
+          <w:instrText>PAGEREF _Toc240625951 \h</w:instrText>
         </w:r>
         <w:r>
           <w:rPr>
@@ -3407,7 +3407,7 @@
           <w14:ligatures w14:val="standardContextual"/>
         </w:rPr>
       </w:pPr>
-      <w:hyperlink w:anchor="_Toc240625618" w:history="1">
+      <w:hyperlink w:anchor="_Toc240625952" w:history="1">
         <w:r>
           <w:rPr>
             <w:rStyle w:val="a8"/>
@@ -3453,7 +3453,7 @@
             <w:noProof/>
             <w:webHidden/>
           </w:rPr>
-          <w:instrText>PAGEREF _Toc240625618 \h</w:instrText>
+          <w:instrText>PAGEREF _Toc240625952 \h</w:instrText>
         </w:r>
         <w:r>
           <w:rPr>
@@ -3505,7 +3505,7 @@
           <w14:ligatures w14:val="standardContextual"/>
         </w:rPr>
       </w:pPr>
-      <w:hyperlink w:anchor="_Toc240625619" w:history="1">
+      <w:hyperlink w:anchor="_Toc240625953" w:history="1">
         <w:r>
           <w:rPr>
             <w:rStyle w:val="a8"/>
@@ -3538,7 +3538,7 @@
           <w:rPr>
             <w:webHidden/>
           </w:rPr>
-          <w:instrText>PAGEREF _Toc240625619 \h</w:instrText>
+          <w:instrText>PAGEREF _Toc240625953 \h</w:instrText>
         </w:r>
         <w:r>
           <w:rPr>
@@ -3587,7 +3587,7 @@
           <w14:ligatures w14:val="standardContextual"/>
         </w:rPr>
       </w:pPr>
-      <w:hyperlink w:anchor="_Toc240625620" w:history="1">
+      <w:hyperlink w:anchor="_Toc240625954" w:history="1">
         <w:r>
           <w:rPr>
             <w:rStyle w:val="a8"/>
@@ -3625,7 +3625,7 @@
             <w:noProof/>
             <w:webHidden/>
           </w:rPr>
-          <w:instrText>PAGEREF _Toc240625620 \h</w:instrText>
+          <w:instrText>PAGEREF _Toc240625954 \h</w:instrText>
         </w:r>
         <w:r>
           <w:rPr>
@@ -3677,7 +3677,7 @@
           <w14:ligatures w14:val="standardContextual"/>
         </w:rPr>
       </w:pPr>
-      <w:hyperlink w:anchor="_Toc240625621" w:history="1">
+      <w:hyperlink w:anchor="_Toc240625955" w:history="1">
         <w:r>
           <w:rPr>
             <w:rStyle w:val="a8"/>
@@ -3710,7 +3710,7 @@
           <w:rPr>
             <w:webHidden/>
           </w:rPr>
-          <w:instrText>PAGEREF _Toc240625621 \h</w:instrText>
+          <w:instrText>PAGEREF _Toc240625955 \h</w:instrText>
         </w:r>
         <w:r>
           <w:rPr>
@@ -3759,7 +3759,7 @@
           <w14:ligatures w14:val="standardContextual"/>
         </w:rPr>
       </w:pPr>
-      <w:hyperlink w:anchor="_Toc240625622" w:history="1">
+      <w:hyperlink w:anchor="_Toc240625956" w:history="1">
         <w:r>
           <w:rPr>
             <w:rStyle w:val="a8"/>
@@ -3792,7 +3792,7 @@
           <w:rPr>
             <w:webHidden/>
           </w:rPr>
-          <w:instrText>PAGEREF _Toc240625622 \h</w:instrText>
+          <w:instrText>PAGEREF _Toc240625956 \h</w:instrText>
         </w:r>
         <w:r>
           <w:rPr>
@@ -3861,7 +3861,7 @@
       <w:pPr>
         <w:pStyle w:val="ReportH1"/>
       </w:pPr>
-      <w:bookmarkStart w:id="1" w:name="_Toc240625589"/>
+      <w:bookmarkStart w:id="1" w:name="_Toc240625923"/>
       <w:r>
         <w:lastRenderedPageBreak/>
         <w:t xml:space="preserve">1 </w:t>
@@ -3875,7 +3875,7 @@
       <w:pPr>
         <w:pStyle w:val="ReportH2"/>
       </w:pPr>
-      <w:bookmarkStart w:id="2" w:name="_Toc240625590"/>
+      <w:bookmarkStart w:id="2" w:name="_Toc240625924"/>
       <w:r>
         <w:t xml:space="preserve">1.1 </w:t>
       </w:r>
@@ -3922,7 +3922,7 @@
       <w:pPr>
         <w:pStyle w:val="ReportH2"/>
       </w:pPr>
-      <w:bookmarkStart w:id="3" w:name="_Toc240625591"/>
+      <w:bookmarkStart w:id="3" w:name="_Toc240625925"/>
       <w:r>
         <w:t xml:space="preserve">1.2 </w:t>
       </w:r>
@@ -3970,7 +3970,7 @@
       <w:pPr>
         <w:pStyle w:val="ReportH2"/>
       </w:pPr>
-      <w:bookmarkStart w:id="4" w:name="_Toc240625592"/>
+      <w:bookmarkStart w:id="4" w:name="_Toc240625926"/>
       <w:r>
         <w:t xml:space="preserve">1.3 </w:t>
       </w:r>
@@ -4371,7 +4371,7 @@
         <w:pStyle w:val="ReportH2"/>
       </w:pPr>
       <w:bookmarkStart w:id="5" w:name="_Toc240571900"/>
-      <w:bookmarkStart w:id="6" w:name="_Toc240625593"/>
+      <w:bookmarkStart w:id="6" w:name="_Toc240625927"/>
       <w:r>
         <w:t xml:space="preserve">1.4 </w:t>
       </w:r>
@@ -4644,7 +4644,7 @@
       <w:pPr>
         <w:pStyle w:val="ReportH1"/>
       </w:pPr>
-      <w:bookmarkStart w:id="7" w:name="_Toc240625594"/>
+      <w:bookmarkStart w:id="7" w:name="_Toc240625928"/>
       <w:r>
         <w:t xml:space="preserve">2 </w:t>
       </w:r>
@@ -4657,7 +4657,7 @@
       <w:pPr>
         <w:pStyle w:val="ReportH2"/>
       </w:pPr>
-      <w:bookmarkStart w:id="8" w:name="_Toc240625595"/>
+      <w:bookmarkStart w:id="8" w:name="_Toc240625929"/>
       <w:r>
         <w:t xml:space="preserve">2.1 </w:t>
       </w:r>
@@ -5111,7 +5111,7 @@
       <w:pPr>
         <w:pStyle w:val="ReportH2"/>
       </w:pPr>
-      <w:bookmarkStart w:id="9" w:name="_Toc240625596"/>
+      <w:bookmarkStart w:id="9" w:name="_Toc240625930"/>
       <w:r>
         <w:t xml:space="preserve">2.2 </w:t>
       </w:r>
@@ -6286,7 +6286,7 @@
       <w:pPr>
         <w:pStyle w:val="ReportH2"/>
       </w:pPr>
-      <w:bookmarkStart w:id="10" w:name="_Toc240625597"/>
+      <w:bookmarkStart w:id="10" w:name="_Toc240625931"/>
       <w:r>
         <w:t xml:space="preserve">2.3 </w:t>
       </w:r>
@@ -6921,7 +6921,7 @@
       <w:pPr>
         <w:pStyle w:val="ReportH1"/>
       </w:pPr>
-      <w:bookmarkStart w:id="11" w:name="_Toc240625598"/>
+      <w:bookmarkStart w:id="11" w:name="_Toc240625932"/>
       <w:r>
         <w:t xml:space="preserve">3 </w:t>
       </w:r>
@@ -6934,7 +6934,7 @@
       <w:pPr>
         <w:pStyle w:val="ReportH2"/>
       </w:pPr>
-      <w:bookmarkStart w:id="12" w:name="_Toc240625599"/>
+      <w:bookmarkStart w:id="12" w:name="_Toc240625933"/>
       <w:r>
         <w:t xml:space="preserve">3.1 </w:t>
       </w:r>
@@ -6979,7 +6979,7 @@
       <w:pPr>
         <w:pStyle w:val="ReportH2"/>
       </w:pPr>
-      <w:bookmarkStart w:id="13" w:name="_Toc240625600"/>
+      <w:bookmarkStart w:id="13" w:name="_Toc240625934"/>
       <w:r>
         <w:t xml:space="preserve">3.2 </w:t>
       </w:r>
@@ -7562,7 +7562,7 @@
       <w:pPr>
         <w:pStyle w:val="ReportH2"/>
       </w:pPr>
-      <w:bookmarkStart w:id="14" w:name="_Toc240625601"/>
+      <w:bookmarkStart w:id="14" w:name="_Toc240625935"/>
       <w:r>
         <w:t xml:space="preserve">3.3 </w:t>
       </w:r>
@@ -7623,7 +7623,7 @@
       <w:pPr>
         <w:pStyle w:val="ReportH1"/>
       </w:pPr>
-      <w:bookmarkStart w:id="15" w:name="_Toc240625602"/>
+      <w:bookmarkStart w:id="15" w:name="_Toc240625936"/>
       <w:r>
         <w:t xml:space="preserve">4 </w:t>
       </w:r>
@@ -7636,7 +7636,7 @@
       <w:pPr>
         <w:pStyle w:val="ReportH2"/>
       </w:pPr>
-      <w:bookmarkStart w:id="16" w:name="_Toc240625603"/>
+      <w:bookmarkStart w:id="16" w:name="_Toc240625937"/>
       <w:r>
         <w:t xml:space="preserve">4.1 </w:t>
       </w:r>
@@ -7789,7 +7789,7 @@
       <w:pPr>
         <w:pStyle w:val="ReportH2"/>
       </w:pPr>
-      <w:bookmarkStart w:id="17" w:name="_Toc240625604"/>
+      <w:bookmarkStart w:id="17" w:name="_Toc240625938"/>
       <w:r>
         <w:t xml:space="preserve">4.2 </w:t>
       </w:r>
@@ -8442,7 +8442,7 @@
       <w:pPr>
         <w:pStyle w:val="ReportH2"/>
       </w:pPr>
-      <w:bookmarkStart w:id="18" w:name="_Toc240625605"/>
+      <w:bookmarkStart w:id="18" w:name="_Toc240625939"/>
       <w:r>
         <w:t xml:space="preserve">4.3 </w:t>
       </w:r>
@@ -8536,7 +8536,7 @@
       <w:pPr>
         <w:pStyle w:val="ReportH2"/>
       </w:pPr>
-      <w:bookmarkStart w:id="19" w:name="_Toc240625606"/>
+      <w:bookmarkStart w:id="19" w:name="_Toc240625940"/>
       <w:r>
         <w:t xml:space="preserve">4.4 </w:t>
       </w:r>
@@ -9173,7 +9173,7 @@
       <w:pPr>
         <w:pStyle w:val="ReportH2"/>
       </w:pPr>
-      <w:bookmarkStart w:id="20" w:name="_Toc240625607"/>
+      <w:bookmarkStart w:id="20" w:name="_Toc240625941"/>
       <w:r>
         <w:rPr>
           <w:rFonts w:hint="eastAsia"/>
@@ -9404,55 +9404,55 @@
         <w:rPr>
           <w:rFonts w:hint="eastAsia"/>
         </w:rPr>
+        <w:t>[7]</w:t>
+      </w:r>
+      <w:r>
+        <w:rPr>
+          <w:rFonts w:hint="eastAsia"/>
+        </w:rPr>
+        <w:t>，保持午前较高温度有利于光合产物合成；午后适度降温可降低呼吸消耗，并有利于同化产物向果实运转</w:t>
+      </w:r>
+      <w:r>
+        <w:rPr>
+          <w:rFonts w:hint="eastAsia"/>
+        </w:rPr>
         <w:t>[8]</w:t>
       </w:r>
       <w:r>
         <w:rPr>
           <w:rFonts w:hint="eastAsia"/>
         </w:rPr>
-        <w:t>，保持午前较高温度有利于光合产物合成；午后适度降温可降低呼吸消耗，并有利于同化产物向果实运转</w:t>
+        <w:t>。在温室番茄上实测的傍晚前降温（</w:t>
       </w:r>
       <w:r>
         <w:rPr>
           <w:rFonts w:hint="eastAsia"/>
         </w:rPr>
+        <w:t>pre-night temperature drop</w:t>
+      </w:r>
+      <w:r>
+        <w:rPr>
+          <w:rFonts w:hint="eastAsia"/>
+        </w:rPr>
+        <w:t>）处理，可在不降低早期产量的前提下减少加温能耗</w:t>
+      </w:r>
+      <w:r>
+        <w:rPr>
+          <w:rFonts w:hint="eastAsia"/>
+        </w:rPr>
         <w:t>[9]</w:t>
       </w:r>
       <w:r>
         <w:rPr>
           <w:rFonts w:hint="eastAsia"/>
         </w:rPr>
-        <w:t>。在温室番茄上实测的傍晚前降温（</w:t>
+        <w:t>；温室气候设点的分时优化研究同样表明，按作物光合与呼吸的日变化分段设定温度目标优于全天恒定值</w:t>
       </w:r>
       <w:r>
         <w:rPr>
           <w:rFonts w:hint="eastAsia"/>
         </w:rPr>
-        <w:t>pre-night temperature drop</w:t>
-      </w:r>
-      <w:r>
-        <w:rPr>
-          <w:rFonts w:hint="eastAsia"/>
-        </w:rPr>
-        <w:t>）处理，可在不降低早期产量的前提下减少加温能耗</w:t>
-      </w:r>
-      <w:r>
-        <w:rPr>
-          <w:rFonts w:hint="eastAsia"/>
-        </w:rPr>
         <w:t>[10]</w:t>
-      </w:r>
-      <w:r>
-        <w:rPr>
-          <w:rFonts w:hint="eastAsia"/>
-        </w:rPr>
-        <w:t>；温室气候设点的分时优化研究同样表明，按作物光合与呼吸的日变化分段设定温度目标优于全天恒定值</w:t>
-      </w:r>
-      <w:r>
-        <w:rPr>
-          <w:rFonts w:hint="eastAsia"/>
-        </w:rPr>
-        <w:t>[11]</w:t>
       </w:r>
       <w:r>
         <w:rPr>
@@ -9554,43 +9554,43 @@
         <w:rPr>
           <w:rFonts w:hint="eastAsia"/>
         </w:rPr>
+        <w:t>[11]</w:t>
+      </w:r>
+      <w:r>
+        <w:rPr>
+          <w:rFonts w:hint="eastAsia"/>
+        </w:rPr>
+        <w:t>，而叶面结露多发生在夜间降温阶段，因此夜间恰恰不应放宽湿度限值；温室草莓栽培中</w:t>
+      </w:r>
+      <w:r>
+        <w:rPr>
+          <w:rFonts w:hint="eastAsia"/>
+        </w:rPr>
+        <w:t xml:space="preserve"> 65 %</w:t>
+      </w:r>
+      <w:r>
+        <w:rPr>
+          <w:rFonts w:hint="eastAsia"/>
+        </w:rPr>
+        <w:t>～</w:t>
+      </w:r>
+      <w:r>
+        <w:rPr>
+          <w:rFonts w:hint="eastAsia"/>
+        </w:rPr>
+        <w:t xml:space="preserve">75 %RH </w:t>
+      </w:r>
+      <w:r>
+        <w:rPr>
+          <w:rFonts w:hint="eastAsia"/>
+        </w:rPr>
+        <w:t>的日间相对湿度被认为兼顾产量、单果重与坐果率，长期极端高湿会降低果实硬度与贮藏性并提高果实对灰霉病的敏感性</w:t>
+      </w:r>
+      <w:r>
+        <w:rPr>
+          <w:rFonts w:hint="eastAsia"/>
+        </w:rPr>
         <w:t>[12]</w:t>
-      </w:r>
-      <w:r>
-        <w:rPr>
-          <w:rFonts w:hint="eastAsia"/>
-        </w:rPr>
-        <w:t>，而叶面结露多发生在夜间降温阶段，因此夜间恰恰不应放宽湿度限值；温室草莓栽培中</w:t>
-      </w:r>
-      <w:r>
-        <w:rPr>
-          <w:rFonts w:hint="eastAsia"/>
-        </w:rPr>
-        <w:t xml:space="preserve"> 65 %</w:t>
-      </w:r>
-      <w:r>
-        <w:rPr>
-          <w:rFonts w:hint="eastAsia"/>
-        </w:rPr>
-        <w:t>～</w:t>
-      </w:r>
-      <w:r>
-        <w:rPr>
-          <w:rFonts w:hint="eastAsia"/>
-        </w:rPr>
-        <w:t xml:space="preserve">75 %RH </w:t>
-      </w:r>
-      <w:r>
-        <w:rPr>
-          <w:rFonts w:hint="eastAsia"/>
-        </w:rPr>
-        <w:t>的日间相对湿度被认为兼顾产量、单果重与坐果率，长期极端高湿会降低果实硬度与贮藏性并提高果实对灰霉病的敏感性</w:t>
-      </w:r>
-      <w:r>
-        <w:rPr>
-          <w:rFonts w:hint="eastAsia"/>
-        </w:rPr>
-        <w:t>[13]</w:t>
       </w:r>
       <w:r>
         <w:rPr>
@@ -10328,7 +10328,7 @@
       <w:pPr>
         <w:pStyle w:val="ReportH2"/>
       </w:pPr>
-      <w:bookmarkStart w:id="21" w:name="_Toc240625608"/>
+      <w:bookmarkStart w:id="21" w:name="_Toc240625942"/>
       <w:r>
         <w:rPr>
           <w:rFonts w:hint="eastAsia"/>
@@ -10434,7 +10434,7 @@
       <w:pPr>
         <w:pStyle w:val="ReportH1"/>
       </w:pPr>
-      <w:bookmarkStart w:id="22" w:name="_Toc240625609"/>
+      <w:bookmarkStart w:id="22" w:name="_Toc240625943"/>
       <w:r>
         <w:t xml:space="preserve">5 </w:t>
       </w:r>
@@ -10447,7 +10447,7 @@
       <w:pPr>
         <w:pStyle w:val="ReportH2"/>
       </w:pPr>
-      <w:bookmarkStart w:id="23" w:name="_Toc240625610"/>
+      <w:bookmarkStart w:id="23" w:name="_Toc240625944"/>
       <w:r>
         <w:t xml:space="preserve">5.1 </w:t>
       </w:r>
@@ -11216,7 +11216,7 @@
       <w:pPr>
         <w:pStyle w:val="ReportH2"/>
       </w:pPr>
-      <w:bookmarkStart w:id="24" w:name="_Toc240625611"/>
+      <w:bookmarkStart w:id="24" w:name="_Toc240625945"/>
       <w:r>
         <w:t xml:space="preserve">5.2 </w:t>
       </w:r>
@@ -11648,7 +11648,7 @@
       <w:pPr>
         <w:pStyle w:val="ReportH2"/>
       </w:pPr>
-      <w:bookmarkStart w:id="25" w:name="_Toc240625612"/>
+      <w:bookmarkStart w:id="25" w:name="_Toc240625946"/>
       <w:r>
         <w:t xml:space="preserve">5.3 </w:t>
       </w:r>
@@ -11748,7 +11748,7 @@
       <w:pPr>
         <w:pStyle w:val="ReportH2"/>
       </w:pPr>
-      <w:bookmarkStart w:id="26" w:name="_Toc240625613"/>
+      <w:bookmarkStart w:id="26" w:name="_Toc240625947"/>
       <w:r>
         <w:t xml:space="preserve">5.3.1 </w:t>
       </w:r>
@@ -12712,7 +12712,7 @@
       <w:pPr>
         <w:pStyle w:val="ReportH2"/>
       </w:pPr>
-      <w:bookmarkStart w:id="27" w:name="_Toc240625614"/>
+      <w:bookmarkStart w:id="27" w:name="_Toc240625948"/>
       <w:r>
         <w:t xml:space="preserve">5.3.2 </w:t>
       </w:r>
@@ -12935,7 +12935,7 @@
       <w:pPr>
         <w:pStyle w:val="ReportH2"/>
       </w:pPr>
-      <w:bookmarkStart w:id="28" w:name="_Toc240625615"/>
+      <w:bookmarkStart w:id="28" w:name="_Toc240625949"/>
       <w:r>
         <w:t xml:space="preserve">5.3.3 </w:t>
       </w:r>
@@ -13360,7 +13360,7 @@
       <w:pPr>
         <w:pStyle w:val="ReportH1"/>
       </w:pPr>
-      <w:bookmarkStart w:id="29" w:name="_Toc240625616"/>
+      <w:bookmarkStart w:id="29" w:name="_Toc240625950"/>
       <w:r>
         <w:t xml:space="preserve">6 </w:t>
       </w:r>
@@ -13373,7 +13373,7 @@
       <w:pPr>
         <w:pStyle w:val="ReportH2"/>
       </w:pPr>
-      <w:bookmarkStart w:id="30" w:name="_Toc240625617"/>
+      <w:bookmarkStart w:id="30" w:name="_Toc240625951"/>
       <w:r>
         <w:t xml:space="preserve">6.1 </w:t>
       </w:r>
@@ -13470,7 +13470,7 @@
       <w:pPr>
         <w:pStyle w:val="ReportH2"/>
       </w:pPr>
-      <w:bookmarkStart w:id="31" w:name="_Toc240625618"/>
+      <w:bookmarkStart w:id="31" w:name="_Toc240625952"/>
       <w:r>
         <w:t xml:space="preserve">6.2 </w:t>
       </w:r>
@@ -13518,7 +13518,7 @@
       <w:pPr>
         <w:pStyle w:val="ReportH1"/>
       </w:pPr>
-      <w:bookmarkStart w:id="32" w:name="_Toc240625619"/>
+      <w:bookmarkStart w:id="32" w:name="_Toc240625953"/>
       <w:r>
         <w:t>参考文献</w:t>
       </w:r>
@@ -13560,61 +13560,21 @@
         <w:t xml:space="preserve">[4] </w:t>
       </w:r>
       <w:r>
-        <w:t>项目组</w:t>
-      </w:r>
-      <w:r>
-        <w:t xml:space="preserve">. UNO_DHT22_OLED </w:t>
-      </w:r>
-      <w:r>
-        <w:t>主程序</w:t>
-      </w:r>
-      <w:r>
-        <w:t xml:space="preserve">[CP]. </w:t>
-      </w:r>
-      <w:r>
-        <w:t>本课程项目源代码，当前配置为</w:t>
-      </w:r>
-      <w:r>
-        <w:t xml:space="preserve"> DHT22</w:t>
-      </w:r>
-      <w:r>
-        <w:t>，报告依据</w:t>
-      </w:r>
-      <w:r>
-        <w:t>2026</w:t>
-      </w:r>
-      <w:r>
-        <w:t>年</w:t>
-      </w:r>
-      <w:r>
-        <w:t>9</w:t>
-      </w:r>
-      <w:r>
-        <w:t>月</w:t>
-      </w:r>
-      <w:r>
-        <w:t>15</w:t>
-      </w:r>
-      <w:r>
-        <w:t>日实测数据版本整理。</w:t>
+        <w:t>智能传感网络与检测系统综合设计报告模板</w:t>
+      </w:r>
+      <w:r>
+        <w:t xml:space="preserve">[Z]. </w:t>
+      </w:r>
+      <w:r>
+        <w:t>课程提供的实习报告模板及批注。</w:t>
       </w:r>
     </w:p>
     <w:p>
       <w:pPr>
         <w:pStyle w:val="ReportBody"/>
-        <w:ind w:firstLine="0"/>
-      </w:pPr>
-      <w:r>
-        <w:t xml:space="preserve">[5] </w:t>
-      </w:r>
-      <w:r>
-        <w:t>智能传感网络与检测系统综合设计报告模板</w:t>
-      </w:r>
-      <w:r>
-        <w:t xml:space="preserve">[Z]. </w:t>
-      </w:r>
-      <w:r>
-        <w:t>课程提供的实习报告模板及批注。</w:t>
+      </w:pPr>
+      <w:r>
+        <w:t>[5] Sensirion. Datasheet SHT4x Digital Humidity and Temperature Sensor[EB/OL]. https://sensirion.com/media/documents/33FD6951/67F209B7/HT_DS_Datasheet_SHT4x.pdf.</w:t>
       </w:r>
     </w:p>
     <w:p>
@@ -13622,7 +13582,58 @@
         <w:pStyle w:val="ReportBody"/>
       </w:pPr>
       <w:r>
-        <w:t>[6] Sensirion. Datasheet SHT4x Digital Humidity and Temperature Sensor[EB/OL]. https://sensirion.com/media/documents/33FD6951/67F209B7/HT_DS_Datasheet_SHT4x.pdf.</w:t>
+        <w:rPr>
+          <w:rFonts w:hint="eastAsia"/>
+        </w:rPr>
+        <w:t xml:space="preserve">[6] </w:t>
+      </w:r>
+      <w:r>
+        <w:rPr>
+          <w:rFonts w:hint="eastAsia"/>
+        </w:rPr>
+        <w:t>北京市市场监督管理局</w:t>
+      </w:r>
+      <w:r>
+        <w:rPr>
+          <w:rFonts w:hint="eastAsia"/>
+        </w:rPr>
+        <w:t>. DB11/T 821</w:t>
+      </w:r>
+      <w:r>
+        <w:rPr>
+          <w:rFonts w:hint="eastAsia"/>
+        </w:rPr>
+        <w:t>—</w:t>
+      </w:r>
+      <w:r>
+        <w:rPr>
+          <w:rFonts w:hint="eastAsia"/>
+        </w:rPr>
+        <w:t xml:space="preserve">2021 </w:t>
+      </w:r>
+      <w:r>
+        <w:rPr>
+          <w:rFonts w:hint="eastAsia"/>
+        </w:rPr>
+        <w:t>草莓日光温室生产技术规程</w:t>
+      </w:r>
+      <w:r>
+        <w:rPr>
+          <w:rFonts w:hint="eastAsia"/>
+        </w:rPr>
+        <w:t xml:space="preserve">[S]. </w:t>
+      </w:r>
+      <w:r>
+        <w:rPr>
+          <w:rFonts w:hint="eastAsia"/>
+        </w:rPr>
+        <w:t>北京</w:t>
+      </w:r>
+      <w:r>
+        <w:rPr>
+          <w:rFonts w:hint="eastAsia"/>
+        </w:rPr>
+        <w:t>: 2021.</w:t>
       </w:r>
     </w:p>
     <w:p>
@@ -13630,58 +13641,7 @@
         <w:pStyle w:val="ReportBody"/>
       </w:pPr>
       <w:r>
-        <w:rPr>
-          <w:rFonts w:hint="eastAsia"/>
-        </w:rPr>
-        <w:t xml:space="preserve">[7] </w:t>
-      </w:r>
-      <w:r>
-        <w:rPr>
-          <w:rFonts w:hint="eastAsia"/>
-        </w:rPr>
-        <w:t>北京市市场监督管理局</w:t>
-      </w:r>
-      <w:r>
-        <w:rPr>
-          <w:rFonts w:hint="eastAsia"/>
-        </w:rPr>
-        <w:t>. DB11/T 821</w:t>
-      </w:r>
-      <w:r>
-        <w:rPr>
-          <w:rFonts w:hint="eastAsia"/>
-        </w:rPr>
-        <w:t>—</w:t>
-      </w:r>
-      <w:r>
-        <w:rPr>
-          <w:rFonts w:hint="eastAsia"/>
-        </w:rPr>
-        <w:t xml:space="preserve">2021 </w:t>
-      </w:r>
-      <w:r>
-        <w:rPr>
-          <w:rFonts w:hint="eastAsia"/>
-        </w:rPr>
-        <w:t>草莓日光温室生产技术规程</w:t>
-      </w:r>
-      <w:r>
-        <w:rPr>
-          <w:rFonts w:hint="eastAsia"/>
-        </w:rPr>
-        <w:t xml:space="preserve">[S]. </w:t>
-      </w:r>
-      <w:r>
-        <w:rPr>
-          <w:rFonts w:hint="eastAsia"/>
-        </w:rPr>
-        <w:t>北京</w:t>
-      </w:r>
-      <w:r>
-        <w:rPr>
-          <w:rFonts w:hint="eastAsia"/>
-        </w:rPr>
-        <w:t>: 2021.</w:t>
+        <w:t>[7] Wu X, Han W, Yang Z, et al. The difference in temperature between day and night affects the strawberry soluble sugar content by influencing the photosynthesis, respiration and sucrose phosphatase synthase[J]. Horticultural Science, 2021, 48(4): 174-182. DOI: 10.17221/169/2020-HORTSCI.</w:t>
       </w:r>
     </w:p>
     <w:p>
@@ -13689,7 +13649,7 @@
         <w:pStyle w:val="ReportBody"/>
       </w:pPr>
       <w:r>
-        <w:t>[8] Wu X, Han W, Yang Z, et al. The difference in temperature between day and night affects the strawberry soluble sugar content by influencing the photosynthesis, respiration and sucrose phosphatase synthase[J]. Horticultural Science, 2021, 48(4): 174-182. DOI: 10.17221/169/2020-HORTSCI.</w:t>
+        <w:t>[8] Garcia K, Kubota C. Physiology of strawberry plants under controlled environment: diurnal change in leaf net photosynthetic rate[J]. Acta Horticulturae, 2017(1156): 445-452. DOI: 10.17660/ActaHortic.2017.1156.66.</w:t>
       </w:r>
     </w:p>
     <w:p>
@@ -13697,7 +13657,7 @@
         <w:pStyle w:val="ReportBody"/>
       </w:pPr>
       <w:r>
-        <w:t>[9] Garcia K, Kubota C. Physiology of strawberry plants under controlled environment: diurnal change in leaf net photosynthetic rate[J]. Acta Horticulturae, 2017(1156): 445-452. DOI: 10.17660/ActaHortic.2017.1156.66.</w:t>
+        <w:t>[9] Hao X, Borhan M S, Zheng J. Effects of temperature integration regimes with low pre-night temperatures on energy consumption, microclimate, and fruit yield in early greenhouse tomato production[J]. Acta Horticulturae, 2008(801): 473-478. DOI: 10.17660/ActaHortic.2008.801.51.</w:t>
       </w:r>
     </w:p>
     <w:p>
@@ -13705,7 +13665,7 @@
         <w:pStyle w:val="ReportBody"/>
       </w:pPr>
       <w:r>
-        <w:t>[10] Hao X, Borhan M S, Zheng J. Effects of temperature integration regimes with low pre-night temperatures on energy consumption, microclimate, and fruit yield in early greenhouse tomato production[J]. Acta Horticulturae, 2008(801): 473-478. DOI: 10.17660/ActaHortic.2008.801.51.</w:t>
+        <w:t>[10] Su Y, Xu L. Global optimization and control of greenhouse climate setpoints for energy saving and crop yield increase[J]. Agriculture, 2025, 15(9): 939. DOI: 10.3390/agriculture15090939.</w:t>
       </w:r>
     </w:p>
     <w:p>
@@ -13713,7 +13673,7 @@
         <w:pStyle w:val="ReportBody"/>
       </w:pPr>
       <w:r>
-        <w:t>[11] Su Y, Xu L. Global optimization and control of greenhouse climate setpoints for energy saving and crop yield increase[J]. Agriculture, 2025, 15(9): 939. DOI: 10.3390/agriculture15090939.</w:t>
+        <w:t>[11] Latorre B A, Rioja M E. The effect of temperature and relative humidity on conidial germination of Botrytis cinerea[J]. International Journal of Agriculture and Natural Resources, 2002, 29(2): 66-72. DOI: 10.7764/rcia.v29i2.1318.</w:t>
       </w:r>
     </w:p>
     <w:p>
@@ -13721,7 +13681,7 @@
         <w:pStyle w:val="ReportBody"/>
       </w:pPr>
       <w:r>
-        <w:t>[12] Latorre B A, Rioja M E. The effect of temperature and relative humidity on conidial germination of Botrytis cinerea[J]. International Journal of Agriculture and Natural Resources, 2002, 29(2): 66-72. DOI: 10.7764/rcia.v29i2.1318.</w:t>
+        <w:t>[12] Lieten P. The effect of humidity on the performance of greenhouse grown strawberry[J]. Acta Horticulturae, 2002(567): 479-482. DOI: 10.17660/ActaHortic.2002.567.101.</w:t>
       </w:r>
     </w:p>
     <w:p>
@@ -13730,34 +13690,26 @@
       </w:pPr>
       <w:r>
         <w:lastRenderedPageBreak/>
-        <w:t>[13] Lieten P. The effect of humidity on the performance of greenhouse grown strawberry[J]. Acta Horticulturae, 2002(567): 479-482. DOI: 10.17660/ActaHortic.2002.567.101.</w:t>
+        <w:t>参考资料说明：</w:t>
+      </w:r>
+      <w:r>
+        <w:t>DHT22</w:t>
+      </w:r>
+      <w:r>
+        <w:t>参数在不同厂家、批次及资料版本之间可能存在差异，器件参数以实际模块配套资料为准。附录</w:t>
+      </w:r>
+      <w:r>
+        <w:t>A</w:t>
+      </w:r>
+      <w:r>
+        <w:t>的对比数据及其统计结果用于本报告的测试分析。</w:t>
       </w:r>
     </w:p>
     <w:p>
       <w:pPr>
-        <w:pStyle w:val="ReportBody"/>
-      </w:pPr>
-      <w:r>
-        <w:t>参考资料说明：</w:t>
-      </w:r>
-      <w:r>
-        <w:t>DHT22</w:t>
-      </w:r>
-      <w:r>
-        <w:t>参数在不同厂家、批次及资料版本之间可能存在差异，器件参数以实际模块配套资料为准。附录</w:t>
-      </w:r>
-      <w:r>
-        <w:t>A</w:t>
-      </w:r>
-      <w:r>
-        <w:t>的对比数据及其统计结果用于本报告的测试分析。</w:t>
-      </w:r>
-    </w:p>
-    <w:p>
-      <w:pPr>
         <w:pStyle w:val="ReportH2"/>
       </w:pPr>
-      <w:bookmarkStart w:id="33" w:name="_Toc240625620"/>
+      <w:bookmarkStart w:id="33" w:name="_Toc240625954"/>
       <w:r>
         <w:t>附录说明</w:t>
       </w:r>
@@ -13798,7 +13750,7 @@
       <w:pPr>
         <w:pStyle w:val="ReportH1"/>
       </w:pPr>
-      <w:bookmarkStart w:id="34" w:name="_Toc240625621"/>
+      <w:bookmarkStart w:id="34" w:name="_Toc240625955"/>
       <w:r>
         <w:t>附录</w:t>
       </w:r>
@@ -16374,7 +16326,7 @@
       <w:pPr>
         <w:pStyle w:val="ReportH1"/>
       </w:pPr>
-      <w:bookmarkStart w:id="35" w:name="_Toc240625622"/>
+      <w:bookmarkStart w:id="35" w:name="_Toc240625956"/>
       <w:r>
         <w:t>附录</w:t>
       </w:r>

--- a/docs/submission/温湿度监测与风扇控制系统_设计报告_脱敏版.docx
+++ b/docs/submission/温湿度监测与风扇控制系统_设计报告_脱敏版.docx
@@ -18857,7 +18857,7 @@
         <w:t>”</w:t>
       </w:r>
       <w:r>
-        <w:t>描述空间差异。该差值不是传感器测量误差，也不能用三个点的样本直接推断任意面积大棚的节点需求。</w:t>
+        <w:t>描述空间差异。</w:t>
       </w:r>
     </w:p>
     <w:sectPr>

--- a/docs/submission/温湿度监测与风扇控制系统_设计报告_脱敏版.docx
+++ b/docs/submission/温湿度监测与风扇控制系统_设计报告_脱敏版.docx
@@ -11508,7 +11508,7 @@
         <w:t xml:space="preserve"> 5-2  </w:t>
       </w:r>
       <w:r>
-        <w:t>运行性能的证据与补测内容</w:t>
+        <w:t>运行性能测试结果</w:t>
       </w:r>
     </w:p>
     <w:tbl>

--- a/docs/submission/温湿度监测与风扇控制系统_设计报告_脱敏版.docx
+++ b/docs/submission/温湿度监测与风扇控制系统_设计报告_脱敏版.docx
@@ -59,7 +59,7 @@
         <w:rPr>
           <w:noProof/>
         </w:rPr>
-        <w:pict w14:anchorId="071EB957">
+        <w:pict w14:anchorId="1F409DA5">
           <v:shapetype id="_x0000_t75" coordsize="21600,21600" o:spt="75" o:preferrelative="t" path="m@4@5l@4@11@9@11@9@5xe" filled="f" stroked="f">
             <v:stroke joinstyle="miter"/>
             <v:formulas>
@@ -92,7 +92,7 @@
           <w:sz w:val="20"/>
           <w:szCs w:val="20"/>
         </w:rPr>
-        <w:pict w14:anchorId="40B8FAA0">
+        <w:pict w14:anchorId="0CEC80C3">
           <v:shape id="图片 1" o:spid="_x0000_i1026" type="#_x0000_t75" style="width:108.2pt;height:16.25pt;mso-wrap-distance-left:0;mso-wrap-distance-right:0">
             <v:imagedata r:id="rId9" o:title="" gain="69719f" grayscale="t" bilevel="t"/>
           </v:shape>
@@ -661,7 +661,7 @@
       <w:r>
         <w:fldChar w:fldCharType="separate"/>
       </w:r>
-      <w:hyperlink w:anchor="_Toc240626138" w:history="1">
+      <w:hyperlink w:anchor="_Toc240647498" w:history="1">
         <w:r>
           <w:rPr>
             <w:rStyle w:val="a8"/>
@@ -694,7 +694,7 @@
           <w:rPr>
             <w:webHidden/>
           </w:rPr>
-          <w:instrText>PAGEREF _Toc240626138 \h</w:instrText>
+          <w:instrText>PAGEREF _Toc240647498 \h</w:instrText>
         </w:r>
         <w:r>
           <w:rPr>
@@ -743,7 +743,7 @@
           <w14:ligatures w14:val="standardContextual"/>
         </w:rPr>
       </w:pPr>
-      <w:hyperlink w:anchor="_Toc240626139" w:history="1">
+      <w:hyperlink w:anchor="_Toc240647499" w:history="1">
         <w:r>
           <w:rPr>
             <w:rStyle w:val="a8"/>
@@ -789,7 +789,7 @@
             <w:noProof/>
             <w:webHidden/>
           </w:rPr>
-          <w:instrText>PAGEREF _Toc240626139 \h</w:instrText>
+          <w:instrText>PAGEREF _Toc240647499 \h</w:instrText>
         </w:r>
         <w:r>
           <w:rPr>
@@ -841,7 +841,7 @@
           <w14:ligatures w14:val="standardContextual"/>
         </w:rPr>
       </w:pPr>
-      <w:hyperlink w:anchor="_Toc240626140" w:history="1">
+      <w:hyperlink w:anchor="_Toc240647500" w:history="1">
         <w:r>
           <w:rPr>
             <w:rStyle w:val="a8"/>
@@ -887,7 +887,7 @@
             <w:noProof/>
             <w:webHidden/>
           </w:rPr>
-          <w:instrText>PAGEREF _Toc240626140 \h</w:instrText>
+          <w:instrText>PAGEREF _Toc240647500 \h</w:instrText>
         </w:r>
         <w:r>
           <w:rPr>
@@ -939,7 +939,7 @@
           <w14:ligatures w14:val="standardContextual"/>
         </w:rPr>
       </w:pPr>
-      <w:hyperlink w:anchor="_Toc240626141" w:history="1">
+      <w:hyperlink w:anchor="_Toc240647501" w:history="1">
         <w:r>
           <w:rPr>
             <w:rStyle w:val="a8"/>
@@ -985,7 +985,7 @@
             <w:noProof/>
             <w:webHidden/>
           </w:rPr>
-          <w:instrText>PAGEREF _Toc240626141 \h</w:instrText>
+          <w:instrText>PAGEREF _Toc240647501 \h</w:instrText>
         </w:r>
         <w:r>
           <w:rPr>
@@ -1037,7 +1037,7 @@
           <w14:ligatures w14:val="standardContextual"/>
         </w:rPr>
       </w:pPr>
-      <w:hyperlink w:anchor="_Toc240626142" w:history="1">
+      <w:hyperlink w:anchor="_Toc240647502" w:history="1">
         <w:r>
           <w:rPr>
             <w:rStyle w:val="a8"/>
@@ -1083,7 +1083,7 @@
             <w:noProof/>
             <w:webHidden/>
           </w:rPr>
-          <w:instrText>PAGEREF _Toc240626142 \h</w:instrText>
+          <w:instrText>PAGEREF _Toc240647502 \h</w:instrText>
         </w:r>
         <w:r>
           <w:rPr>
@@ -1135,7 +1135,7 @@
           <w14:ligatures w14:val="standardContextual"/>
         </w:rPr>
       </w:pPr>
-      <w:hyperlink w:anchor="_Toc240626143" w:history="1">
+      <w:hyperlink w:anchor="_Toc240647503" w:history="1">
         <w:r>
           <w:rPr>
             <w:rStyle w:val="a8"/>
@@ -1168,7 +1168,7 @@
           <w:rPr>
             <w:webHidden/>
           </w:rPr>
-          <w:instrText>PAGEREF _Toc240626143 \h</w:instrText>
+          <w:instrText>PAGEREF _Toc240647503 \h</w:instrText>
         </w:r>
         <w:r>
           <w:rPr>
@@ -1217,7 +1217,7 @@
           <w14:ligatures w14:val="standardContextual"/>
         </w:rPr>
       </w:pPr>
-      <w:hyperlink w:anchor="_Toc240626144" w:history="1">
+      <w:hyperlink w:anchor="_Toc240647504" w:history="1">
         <w:r>
           <w:rPr>
             <w:rStyle w:val="a8"/>
@@ -1263,7 +1263,7 @@
             <w:noProof/>
             <w:webHidden/>
           </w:rPr>
-          <w:instrText>PAGEREF _Toc240626144 \h</w:instrText>
+          <w:instrText>PAGEREF _Toc240647504 \h</w:instrText>
         </w:r>
         <w:r>
           <w:rPr>
@@ -1315,7 +1315,7 @@
           <w14:ligatures w14:val="standardContextual"/>
         </w:rPr>
       </w:pPr>
-      <w:hyperlink w:anchor="_Toc240626145" w:history="1">
+      <w:hyperlink w:anchor="_Toc240647505" w:history="1">
         <w:r>
           <w:rPr>
             <w:rStyle w:val="a8"/>
@@ -1361,7 +1361,7 @@
             <w:noProof/>
             <w:webHidden/>
           </w:rPr>
-          <w:instrText>PAGEREF _Toc240626145 \h</w:instrText>
+          <w:instrText>PAGEREF _Toc240647505 \h</w:instrText>
         </w:r>
         <w:r>
           <w:rPr>
@@ -1413,7 +1413,7 @@
           <w14:ligatures w14:val="standardContextual"/>
         </w:rPr>
       </w:pPr>
-      <w:hyperlink w:anchor="_Toc240626146" w:history="1">
+      <w:hyperlink w:anchor="_Toc240647506" w:history="1">
         <w:r>
           <w:rPr>
             <w:rStyle w:val="a8"/>
@@ -1459,7 +1459,7 @@
             <w:noProof/>
             <w:webHidden/>
           </w:rPr>
-          <w:instrText>PAGEREF _Toc240626146 \h</w:instrText>
+          <w:instrText>PAGEREF _Toc240647506 \h</w:instrText>
         </w:r>
         <w:r>
           <w:rPr>
@@ -1511,7 +1511,7 @@
           <w14:ligatures w14:val="standardContextual"/>
         </w:rPr>
       </w:pPr>
-      <w:hyperlink w:anchor="_Toc240626147" w:history="1">
+      <w:hyperlink w:anchor="_Toc240647507" w:history="1">
         <w:r>
           <w:rPr>
             <w:rStyle w:val="a8"/>
@@ -1544,7 +1544,7 @@
           <w:rPr>
             <w:webHidden/>
           </w:rPr>
-          <w:instrText>PAGEREF _Toc240626147 \h</w:instrText>
+          <w:instrText>PAGEREF _Toc240647507 \h</w:instrText>
         </w:r>
         <w:r>
           <w:rPr>
@@ -1593,7 +1593,7 @@
           <w14:ligatures w14:val="standardContextual"/>
         </w:rPr>
       </w:pPr>
-      <w:hyperlink w:anchor="_Toc240626148" w:history="1">
+      <w:hyperlink w:anchor="_Toc240647508" w:history="1">
         <w:r>
           <w:rPr>
             <w:rStyle w:val="a8"/>
@@ -1639,7 +1639,7 @@
             <w:noProof/>
             <w:webHidden/>
           </w:rPr>
-          <w:instrText>PAGEREF _Toc240626148 \h</w:instrText>
+          <w:instrText>PAGEREF _Toc240647508 \h</w:instrText>
         </w:r>
         <w:r>
           <w:rPr>
@@ -1691,7 +1691,7 @@
           <w14:ligatures w14:val="standardContextual"/>
         </w:rPr>
       </w:pPr>
-      <w:hyperlink w:anchor="_Toc240626149" w:history="1">
+      <w:hyperlink w:anchor="_Toc240647509" w:history="1">
         <w:r>
           <w:rPr>
             <w:rStyle w:val="a8"/>
@@ -1737,7 +1737,7 @@
             <w:noProof/>
             <w:webHidden/>
           </w:rPr>
-          <w:instrText>PAGEREF _Toc240626149 \h</w:instrText>
+          <w:instrText>PAGEREF _Toc240647509 \h</w:instrText>
         </w:r>
         <w:r>
           <w:rPr>
@@ -1789,7 +1789,7 @@
           <w14:ligatures w14:val="standardContextual"/>
         </w:rPr>
       </w:pPr>
-      <w:hyperlink w:anchor="_Toc240626150" w:history="1">
+      <w:hyperlink w:anchor="_Toc240647510" w:history="1">
         <w:r>
           <w:rPr>
             <w:rStyle w:val="a8"/>
@@ -1835,7 +1835,7 @@
             <w:noProof/>
             <w:webHidden/>
           </w:rPr>
-          <w:instrText>PAGEREF _Toc240626150 \h</w:instrText>
+          <w:instrText>PAGEREF _Toc240647510 \h</w:instrText>
         </w:r>
         <w:r>
           <w:rPr>
@@ -1864,7 +1864,7 @@
             <w:noProof/>
             <w:webHidden/>
           </w:rPr>
-          <w:t>- 6 -</w:t>
+          <w:t>- 7 -</w:t>
         </w:r>
         <w:r>
           <w:rPr>
@@ -1887,7 +1887,7 @@
           <w14:ligatures w14:val="standardContextual"/>
         </w:rPr>
       </w:pPr>
-      <w:hyperlink w:anchor="_Toc240626151" w:history="1">
+      <w:hyperlink w:anchor="_Toc240647511" w:history="1">
         <w:r>
           <w:rPr>
             <w:rStyle w:val="a8"/>
@@ -1920,7 +1920,7 @@
           <w:rPr>
             <w:webHidden/>
           </w:rPr>
-          <w:instrText>PAGEREF _Toc240626151 \h</w:instrText>
+          <w:instrText>PAGEREF _Toc240647511 \h</w:instrText>
         </w:r>
         <w:r>
           <w:rPr>
@@ -1947,7 +1947,7 @@
             <w:rFonts w:hint="eastAsia"/>
             <w:webHidden/>
           </w:rPr>
-          <w:t>- 7 -</w:t>
+          <w:t>- 8 -</w:t>
         </w:r>
         <w:r>
           <w:rPr>
@@ -1969,7 +1969,7 @@
           <w14:ligatures w14:val="standardContextual"/>
         </w:rPr>
       </w:pPr>
-      <w:hyperlink w:anchor="_Toc240626152" w:history="1">
+      <w:hyperlink w:anchor="_Toc240647512" w:history="1">
         <w:r>
           <w:rPr>
             <w:rStyle w:val="a8"/>
@@ -2015,7 +2015,7 @@
             <w:noProof/>
             <w:webHidden/>
           </w:rPr>
-          <w:instrText>PAGEREF _Toc240626152 \h</w:instrText>
+          <w:instrText>PAGEREF _Toc240647512 \h</w:instrText>
         </w:r>
         <w:r>
           <w:rPr>
@@ -2044,7 +2044,7 @@
             <w:noProof/>
             <w:webHidden/>
           </w:rPr>
-          <w:t>- 7 -</w:t>
+          <w:t>- 8 -</w:t>
         </w:r>
         <w:r>
           <w:rPr>
@@ -2067,7 +2067,7 @@
           <w14:ligatures w14:val="standardContextual"/>
         </w:rPr>
       </w:pPr>
-      <w:hyperlink w:anchor="_Toc240626153" w:history="1">
+      <w:hyperlink w:anchor="_Toc240647513" w:history="1">
         <w:r>
           <w:rPr>
             <w:rStyle w:val="a8"/>
@@ -2113,7 +2113,7 @@
             <w:noProof/>
             <w:webHidden/>
           </w:rPr>
-          <w:instrText>PAGEREF _Toc240626153 \h</w:instrText>
+          <w:instrText>PAGEREF _Toc240647513 \h</w:instrText>
         </w:r>
         <w:r>
           <w:rPr>
@@ -2142,7 +2142,7 @@
             <w:noProof/>
             <w:webHidden/>
           </w:rPr>
-          <w:t>- 8 -</w:t>
+          <w:t>- 9 -</w:t>
         </w:r>
         <w:r>
           <w:rPr>
@@ -2165,7 +2165,7 @@
           <w14:ligatures w14:val="standardContextual"/>
         </w:rPr>
       </w:pPr>
-      <w:hyperlink w:anchor="_Toc240626154" w:history="1">
+      <w:hyperlink w:anchor="_Toc240647514" w:history="1">
         <w:r>
           <w:rPr>
             <w:rStyle w:val="a8"/>
@@ -2211,7 +2211,7 @@
             <w:noProof/>
             <w:webHidden/>
           </w:rPr>
-          <w:instrText>PAGEREF _Toc240626154 \h</w:instrText>
+          <w:instrText>PAGEREF _Toc240647514 \h</w:instrText>
         </w:r>
         <w:r>
           <w:rPr>
@@ -2240,7 +2240,7 @@
             <w:noProof/>
             <w:webHidden/>
           </w:rPr>
-          <w:t>- 8 -</w:t>
+          <w:t>- 9 -</w:t>
         </w:r>
         <w:r>
           <w:rPr>
@@ -2263,7 +2263,7 @@
           <w14:ligatures w14:val="standardContextual"/>
         </w:rPr>
       </w:pPr>
-      <w:hyperlink w:anchor="_Toc240626155" w:history="1">
+      <w:hyperlink w:anchor="_Toc240647515" w:history="1">
         <w:r>
           <w:rPr>
             <w:rStyle w:val="a8"/>
@@ -2309,7 +2309,7 @@
             <w:noProof/>
             <w:webHidden/>
           </w:rPr>
-          <w:instrText>PAGEREF _Toc240626155 \h</w:instrText>
+          <w:instrText>PAGEREF _Toc240647515 \h</w:instrText>
         </w:r>
         <w:r>
           <w:rPr>
@@ -2338,7 +2338,7 @@
             <w:noProof/>
             <w:webHidden/>
           </w:rPr>
-          <w:t>- 9 -</w:t>
+          <w:t>- 10 -</w:t>
         </w:r>
         <w:r>
           <w:rPr>
@@ -2361,7 +2361,7 @@
           <w14:ligatures w14:val="standardContextual"/>
         </w:rPr>
       </w:pPr>
-      <w:hyperlink w:anchor="_Toc240626156" w:history="1">
+      <w:hyperlink w:anchor="_Toc240647516" w:history="1">
         <w:r>
           <w:rPr>
             <w:rStyle w:val="a8"/>
@@ -2407,7 +2407,7 @@
             <w:noProof/>
             <w:webHidden/>
           </w:rPr>
-          <w:instrText>PAGEREF _Toc240626156 \h</w:instrText>
+          <w:instrText>PAGEREF _Toc240647516 \h</w:instrText>
         </w:r>
         <w:r>
           <w:rPr>
@@ -2436,7 +2436,7 @@
             <w:noProof/>
             <w:webHidden/>
           </w:rPr>
-          <w:t>- 9 -</w:t>
+          <w:t>- 10 -</w:t>
         </w:r>
         <w:r>
           <w:rPr>
@@ -2459,7 +2459,7 @@
           <w14:ligatures w14:val="standardContextual"/>
         </w:rPr>
       </w:pPr>
-      <w:hyperlink w:anchor="_Toc240626157" w:history="1">
+      <w:hyperlink w:anchor="_Toc240647517" w:history="1">
         <w:r>
           <w:rPr>
             <w:rStyle w:val="a8"/>
@@ -2505,7 +2505,7 @@
             <w:noProof/>
             <w:webHidden/>
           </w:rPr>
-          <w:instrText>PAGEREF _Toc240626157 \h</w:instrText>
+          <w:instrText>PAGEREF _Toc240647517 \h</w:instrText>
         </w:r>
         <w:r>
           <w:rPr>
@@ -2534,7 +2534,7 @@
             <w:noProof/>
             <w:webHidden/>
           </w:rPr>
-          <w:t>- 10 -</w:t>
+          <w:t>- 12 -</w:t>
         </w:r>
         <w:r>
           <w:rPr>
@@ -2557,7 +2557,7 @@
           <w14:ligatures w14:val="standardContextual"/>
         </w:rPr>
       </w:pPr>
-      <w:hyperlink w:anchor="_Toc240626158" w:history="1">
+      <w:hyperlink w:anchor="_Toc240647518" w:history="1">
         <w:r>
           <w:rPr>
             <w:rStyle w:val="a8"/>
@@ -2590,7 +2590,7 @@
           <w:rPr>
             <w:webHidden/>
           </w:rPr>
-          <w:instrText>PAGEREF _Toc240626158 \h</w:instrText>
+          <w:instrText>PAGEREF _Toc240647518 \h</w:instrText>
         </w:r>
         <w:r>
           <w:rPr>
@@ -2617,7 +2617,7 @@
             <w:rFonts w:hint="eastAsia"/>
             <w:webHidden/>
           </w:rPr>
-          <w:t>- 12 -</w:t>
+          <w:t>- 13 -</w:t>
         </w:r>
         <w:r>
           <w:rPr>
@@ -2639,7 +2639,7 @@
           <w14:ligatures w14:val="standardContextual"/>
         </w:rPr>
       </w:pPr>
-      <w:hyperlink w:anchor="_Toc240626159" w:history="1">
+      <w:hyperlink w:anchor="_Toc240647519" w:history="1">
         <w:r>
           <w:rPr>
             <w:rStyle w:val="a8"/>
@@ -2685,7 +2685,7 @@
             <w:noProof/>
             <w:webHidden/>
           </w:rPr>
-          <w:instrText>PAGEREF _Toc240626159 \h</w:instrText>
+          <w:instrText>PAGEREF _Toc240647519 \h</w:instrText>
         </w:r>
         <w:r>
           <w:rPr>
@@ -2714,7 +2714,7 @@
             <w:noProof/>
             <w:webHidden/>
           </w:rPr>
-          <w:t>- 12 -</w:t>
+          <w:t>- 13 -</w:t>
         </w:r>
         <w:r>
           <w:rPr>
@@ -2737,7 +2737,7 @@
           <w14:ligatures w14:val="standardContextual"/>
         </w:rPr>
       </w:pPr>
-      <w:hyperlink w:anchor="_Toc240626160" w:history="1">
+      <w:hyperlink w:anchor="_Toc240647520" w:history="1">
         <w:r>
           <w:rPr>
             <w:rStyle w:val="a8"/>
@@ -2783,7 +2783,7 @@
             <w:noProof/>
             <w:webHidden/>
           </w:rPr>
-          <w:instrText>PAGEREF _Toc240626160 \h</w:instrText>
+          <w:instrText>PAGEREF _Toc240647520 \h</w:instrText>
         </w:r>
         <w:r>
           <w:rPr>
@@ -2812,7 +2812,7 @@
             <w:noProof/>
             <w:webHidden/>
           </w:rPr>
-          <w:t>- 13 -</w:t>
+          <w:t>- 14 -</w:t>
         </w:r>
         <w:r>
           <w:rPr>
@@ -2835,7 +2835,7 @@
           <w14:ligatures w14:val="standardContextual"/>
         </w:rPr>
       </w:pPr>
-      <w:hyperlink w:anchor="_Toc240626161" w:history="1">
+      <w:hyperlink w:anchor="_Toc240647521" w:history="1">
         <w:r>
           <w:rPr>
             <w:rStyle w:val="a8"/>
@@ -2881,7 +2881,7 @@
             <w:noProof/>
             <w:webHidden/>
           </w:rPr>
-          <w:instrText>PAGEREF _Toc240626161 \h</w:instrText>
+          <w:instrText>PAGEREF _Toc240647521 \h</w:instrText>
         </w:r>
         <w:r>
           <w:rPr>
@@ -2910,7 +2910,7 @@
             <w:noProof/>
             <w:webHidden/>
           </w:rPr>
-          <w:t>- 13 -</w:t>
+          <w:t>- 14 -</w:t>
         </w:r>
         <w:r>
           <w:rPr>
@@ -2933,7 +2933,7 @@
           <w14:ligatures w14:val="standardContextual"/>
         </w:rPr>
       </w:pPr>
-      <w:hyperlink w:anchor="_Toc240626162" w:history="1">
+      <w:hyperlink w:anchor="_Toc240647522" w:history="1">
         <w:r>
           <w:rPr>
             <w:rStyle w:val="a8"/>
@@ -2979,7 +2979,7 @@
             <w:noProof/>
             <w:webHidden/>
           </w:rPr>
-          <w:instrText>PAGEREF _Toc240626162 \h</w:instrText>
+          <w:instrText>PAGEREF _Toc240647522 \h</w:instrText>
         </w:r>
         <w:r>
           <w:rPr>
@@ -3008,7 +3008,7 @@
             <w:noProof/>
             <w:webHidden/>
           </w:rPr>
-          <w:t>- 14 -</w:t>
+          <w:t>- 16 -</w:t>
         </w:r>
         <w:r>
           <w:rPr>
@@ -3031,7 +3031,7 @@
           <w14:ligatures w14:val="standardContextual"/>
         </w:rPr>
       </w:pPr>
-      <w:hyperlink w:anchor="_Toc240626163" w:history="1">
+      <w:hyperlink w:anchor="_Toc240647523" w:history="1">
         <w:r>
           <w:rPr>
             <w:rStyle w:val="a8"/>
@@ -3077,7 +3077,7 @@
             <w:noProof/>
             <w:webHidden/>
           </w:rPr>
-          <w:instrText>PAGEREF _Toc240626163 \h</w:instrText>
+          <w:instrText>PAGEREF _Toc240647523 \h</w:instrText>
         </w:r>
         <w:r>
           <w:rPr>
@@ -3106,7 +3106,7 @@
             <w:noProof/>
             <w:webHidden/>
           </w:rPr>
-          <w:t>- 15 -</w:t>
+          <w:t>- 17 -</w:t>
         </w:r>
         <w:r>
           <w:rPr>
@@ -3129,7 +3129,7 @@
           <w14:ligatures w14:val="standardContextual"/>
         </w:rPr>
       </w:pPr>
-      <w:hyperlink w:anchor="_Toc240626164" w:history="1">
+      <w:hyperlink w:anchor="_Toc240647524" w:history="1">
         <w:r>
           <w:rPr>
             <w:rStyle w:val="a8"/>
@@ -3175,7 +3175,7 @@
             <w:noProof/>
             <w:webHidden/>
           </w:rPr>
-          <w:instrText>PAGEREF _Toc240626164 \h</w:instrText>
+          <w:instrText>PAGEREF _Toc240647524 \h</w:instrText>
         </w:r>
         <w:r>
           <w:rPr>
@@ -3204,7 +3204,7 @@
             <w:noProof/>
             <w:webHidden/>
           </w:rPr>
-          <w:t>- 16 -</w:t>
+          <w:t>- 18 -</w:t>
         </w:r>
         <w:r>
           <w:rPr>
@@ -3227,7 +3227,7 @@
           <w14:ligatures w14:val="standardContextual"/>
         </w:rPr>
       </w:pPr>
-      <w:hyperlink w:anchor="_Toc240626165" w:history="1">
+      <w:hyperlink w:anchor="_Toc240647525" w:history="1">
         <w:r>
           <w:rPr>
             <w:rStyle w:val="a8"/>
@@ -3260,7 +3260,7 @@
           <w:rPr>
             <w:webHidden/>
           </w:rPr>
-          <w:instrText>PAGEREF _Toc240626165 \h</w:instrText>
+          <w:instrText>PAGEREF _Toc240647525 \h</w:instrText>
         </w:r>
         <w:r>
           <w:rPr>
@@ -3287,7 +3287,7 @@
             <w:rFonts w:hint="eastAsia"/>
             <w:webHidden/>
           </w:rPr>
-          <w:t>- 17 -</w:t>
+          <w:t>- 19 -</w:t>
         </w:r>
         <w:r>
           <w:rPr>
@@ -3309,7 +3309,7 @@
           <w14:ligatures w14:val="standardContextual"/>
         </w:rPr>
       </w:pPr>
-      <w:hyperlink w:anchor="_Toc240626166" w:history="1">
+      <w:hyperlink w:anchor="_Toc240647526" w:history="1">
         <w:r>
           <w:rPr>
             <w:rStyle w:val="a8"/>
@@ -3355,7 +3355,7 @@
             <w:noProof/>
             <w:webHidden/>
           </w:rPr>
-          <w:instrText>PAGEREF _Toc240626166 \h</w:instrText>
+          <w:instrText>PAGEREF _Toc240647526 \h</w:instrText>
         </w:r>
         <w:r>
           <w:rPr>
@@ -3384,7 +3384,7 @@
             <w:noProof/>
             <w:webHidden/>
           </w:rPr>
-          <w:t>- 17 -</w:t>
+          <w:t>- 19 -</w:t>
         </w:r>
         <w:r>
           <w:rPr>
@@ -3407,7 +3407,7 @@
           <w14:ligatures w14:val="standardContextual"/>
         </w:rPr>
       </w:pPr>
-      <w:hyperlink w:anchor="_Toc240626167" w:history="1">
+      <w:hyperlink w:anchor="_Toc240647527" w:history="1">
         <w:r>
           <w:rPr>
             <w:rStyle w:val="a8"/>
@@ -3453,7 +3453,7 @@
             <w:noProof/>
             <w:webHidden/>
           </w:rPr>
-          <w:instrText>PAGEREF _Toc240626167 \h</w:instrText>
+          <w:instrText>PAGEREF _Toc240647527 \h</w:instrText>
         </w:r>
         <w:r>
           <w:rPr>
@@ -3482,7 +3482,7 @@
             <w:noProof/>
             <w:webHidden/>
           </w:rPr>
-          <w:t>- 17 -</w:t>
+          <w:t>- 19 -</w:t>
         </w:r>
         <w:r>
           <w:rPr>
@@ -3505,12 +3505,94 @@
           <w14:ligatures w14:val="standardContextual"/>
         </w:rPr>
       </w:pPr>
-      <w:hyperlink w:anchor="_Toc240626168" w:history="1">
+      <w:hyperlink w:anchor="_Toc240647528" w:history="1">
         <w:r>
           <w:rPr>
             <w:rStyle w:val="a8"/>
             <w:rFonts w:hint="eastAsia"/>
           </w:rPr>
+          <w:t>7 成本核算</w:t>
+        </w:r>
+        <w:r>
+          <w:rPr>
+            <w:rFonts w:hint="eastAsia"/>
+            <w:webHidden/>
+          </w:rPr>
+          <w:tab/>
+        </w:r>
+        <w:r>
+          <w:rPr>
+            <w:rFonts w:hint="eastAsia"/>
+            <w:webHidden/>
+          </w:rPr>
+          <w:fldChar w:fldCharType="begin"/>
+        </w:r>
+        <w:r>
+          <w:rPr>
+            <w:rFonts w:hint="eastAsia"/>
+            <w:webHidden/>
+          </w:rPr>
+          <w:instrText xml:space="preserve"> </w:instrText>
+        </w:r>
+        <w:r>
+          <w:rPr>
+            <w:webHidden/>
+          </w:rPr>
+          <w:instrText>PAGEREF _Toc240647528 \h</w:instrText>
+        </w:r>
+        <w:r>
+          <w:rPr>
+            <w:rFonts w:hint="eastAsia"/>
+            <w:webHidden/>
+          </w:rPr>
+          <w:instrText xml:space="preserve"> </w:instrText>
+        </w:r>
+        <w:r>
+          <w:rPr>
+            <w:rFonts w:hint="eastAsia"/>
+            <w:webHidden/>
+          </w:rPr>
+        </w:r>
+        <w:r>
+          <w:rPr>
+            <w:rFonts w:hint="eastAsia"/>
+            <w:webHidden/>
+          </w:rPr>
+          <w:fldChar w:fldCharType="separate"/>
+        </w:r>
+        <w:r>
+          <w:rPr>
+            <w:rFonts w:hint="eastAsia"/>
+            <w:webHidden/>
+          </w:rPr>
+          <w:t>- 20 -</w:t>
+        </w:r>
+        <w:r>
+          <w:rPr>
+            <w:rFonts w:hint="eastAsia"/>
+            <w:webHidden/>
+          </w:rPr>
+          <w:fldChar w:fldCharType="end"/>
+        </w:r>
+      </w:hyperlink>
+    </w:p>
+    <w:p>
+      <w:pPr>
+        <w:pStyle w:val="TOC1"/>
+        <w:rPr>
+          <w:rFonts w:asciiTheme="minorHAnsi" w:eastAsiaTheme="minorEastAsia" w:hAnsiTheme="minorHAnsi" w:cstheme="minorBidi" w:hint="eastAsia"/>
+          <w:kern w:val="2"/>
+          <w:sz w:val="22"/>
+          <w:szCs w:val="24"/>
+          <w14:ligatures w14:val="standardContextual"/>
+        </w:rPr>
+      </w:pPr>
+      <w:hyperlink w:anchor="_Toc240647529" w:history="1">
+        <w:r>
+          <w:rPr>
+            <w:rStyle w:val="a8"/>
+            <w:rFonts w:hint="eastAsia"/>
+          </w:rPr>
           <w:t>参考文献</w:t>
         </w:r>
         <w:r>
@@ -3538,7 +3620,7 @@
           <w:rPr>
             <w:webHidden/>
           </w:rPr>
-          <w:instrText>PAGEREF _Toc240626168 \h</w:instrText>
+          <w:instrText>PAGEREF _Toc240647529 \h</w:instrText>
         </w:r>
         <w:r>
           <w:rPr>
@@ -3565,7 +3647,7 @@
             <w:rFonts w:hint="eastAsia"/>
             <w:webHidden/>
           </w:rPr>
-          <w:t>- 18 -</w:t>
+          <w:t>- 21 -</w:t>
         </w:r>
         <w:r>
           <w:rPr>
@@ -3587,7 +3669,7 @@
           <w14:ligatures w14:val="standardContextual"/>
         </w:rPr>
       </w:pPr>
-      <w:hyperlink w:anchor="_Toc240626169" w:history="1">
+      <w:hyperlink w:anchor="_Toc240647530" w:history="1">
         <w:r>
           <w:rPr>
             <w:rStyle w:val="a8"/>
@@ -3625,7 +3707,7 @@
             <w:noProof/>
             <w:webHidden/>
           </w:rPr>
-          <w:instrText>PAGEREF _Toc240626169 \h</w:instrText>
+          <w:instrText>PAGEREF _Toc240647530 \h</w:instrText>
         </w:r>
         <w:r>
           <w:rPr>
@@ -3654,7 +3736,7 @@
             <w:noProof/>
             <w:webHidden/>
           </w:rPr>
-          <w:t>- 19 -</w:t>
+          <w:t>- 22 -</w:t>
         </w:r>
         <w:r>
           <w:rPr>
@@ -3677,7 +3759,7 @@
           <w14:ligatures w14:val="standardContextual"/>
         </w:rPr>
       </w:pPr>
-      <w:hyperlink w:anchor="_Toc240626170" w:history="1">
+      <w:hyperlink w:anchor="_Toc240647531" w:history="1">
         <w:r>
           <w:rPr>
             <w:rStyle w:val="a8"/>
@@ -3710,7 +3792,7 @@
           <w:rPr>
             <w:webHidden/>
           </w:rPr>
-          <w:instrText>PAGEREF _Toc240626170 \h</w:instrText>
+          <w:instrText>PAGEREF _Toc240647531 \h</w:instrText>
         </w:r>
         <w:r>
           <w:rPr>
@@ -3737,7 +3819,7 @@
             <w:rFonts w:hint="eastAsia"/>
             <w:webHidden/>
           </w:rPr>
-          <w:t>- 20 -</w:t>
+          <w:t>- 23 -</w:t>
         </w:r>
         <w:r>
           <w:rPr>
@@ -3759,7 +3841,7 @@
           <w14:ligatures w14:val="standardContextual"/>
         </w:rPr>
       </w:pPr>
-      <w:hyperlink w:anchor="_Toc240626171" w:history="1">
+      <w:hyperlink w:anchor="_Toc240647532" w:history="1">
         <w:r>
           <w:rPr>
             <w:rStyle w:val="a8"/>
@@ -3792,7 +3874,7 @@
           <w:rPr>
             <w:webHidden/>
           </w:rPr>
-          <w:instrText>PAGEREF _Toc240626171 \h</w:instrText>
+          <w:instrText>PAGEREF _Toc240647532 \h</w:instrText>
         </w:r>
         <w:r>
           <w:rPr>
@@ -3819,7 +3901,7 @@
             <w:rFonts w:hint="eastAsia"/>
             <w:webHidden/>
           </w:rPr>
-          <w:t>- 22 -</w:t>
+          <w:t>- 25 -</w:t>
         </w:r>
         <w:r>
           <w:rPr>
@@ -3861,7 +3943,7 @@
       <w:pPr>
         <w:pStyle w:val="ReportH1"/>
       </w:pPr>
-      <w:bookmarkStart w:id="1" w:name="_Toc240626138"/>
+      <w:bookmarkStart w:id="1" w:name="_Toc240647498"/>
       <w:r>
         <w:lastRenderedPageBreak/>
         <w:t xml:space="preserve">1 </w:t>
@@ -3875,7 +3957,7 @@
       <w:pPr>
         <w:pStyle w:val="ReportH2"/>
       </w:pPr>
-      <w:bookmarkStart w:id="2" w:name="_Toc240626139"/>
+      <w:bookmarkStart w:id="2" w:name="_Toc240647499"/>
       <w:r>
         <w:t xml:space="preserve">1.1 </w:t>
       </w:r>
@@ -3922,7 +4004,7 @@
       <w:pPr>
         <w:pStyle w:val="ReportH2"/>
       </w:pPr>
-      <w:bookmarkStart w:id="3" w:name="_Toc240626140"/>
+      <w:bookmarkStart w:id="3" w:name="_Toc240647500"/>
       <w:r>
         <w:t xml:space="preserve">1.2 </w:t>
       </w:r>
@@ -3970,7 +4052,7 @@
       <w:pPr>
         <w:pStyle w:val="ReportH2"/>
       </w:pPr>
-      <w:bookmarkStart w:id="4" w:name="_Toc240626141"/>
+      <w:bookmarkStart w:id="4" w:name="_Toc240647501"/>
       <w:r>
         <w:t xml:space="preserve">1.3 </w:t>
       </w:r>
@@ -4389,7 +4471,7 @@
         <w:pStyle w:val="ReportH2"/>
       </w:pPr>
       <w:bookmarkStart w:id="5" w:name="_Toc240571900"/>
-      <w:bookmarkStart w:id="6" w:name="_Toc240626142"/>
+      <w:bookmarkStart w:id="6" w:name="_Toc240647502"/>
       <w:r>
         <w:t xml:space="preserve">1.4 </w:t>
       </w:r>
@@ -4698,7 +4780,7 @@
       <w:pPr>
         <w:pStyle w:val="ReportH1"/>
       </w:pPr>
-      <w:bookmarkStart w:id="7" w:name="_Toc240626143"/>
+      <w:bookmarkStart w:id="7" w:name="_Toc240647503"/>
       <w:r>
         <w:t xml:space="preserve">2 </w:t>
       </w:r>
@@ -4711,7 +4793,7 @@
       <w:pPr>
         <w:pStyle w:val="ReportH2"/>
       </w:pPr>
-      <w:bookmarkStart w:id="8" w:name="_Toc240626144"/>
+      <w:bookmarkStart w:id="8" w:name="_Toc240647504"/>
       <w:r>
         <w:t xml:space="preserve">2.1 </w:t>
       </w:r>
@@ -4768,7 +4850,7 @@
           <w:noProof/>
         </w:rPr>
         <w:drawing>
-          <wp:inline distT="0" distB="0" distL="0" distR="0" wp14:anchorId="13739290" wp14:editId="53CA47E6">
+          <wp:inline distT="0" distB="0" distL="0" distR="0" wp14:anchorId="681466B2" wp14:editId="71B49ACB">
             <wp:extent cx="5580000" cy="2710286"/>
             <wp:effectExtent l="0" t="0" r="0" b="0"/>
             <wp:docPr id="1" name="Picture 1"/>
@@ -5183,7 +5265,7 @@
       <w:pPr>
         <w:pStyle w:val="ReportH2"/>
       </w:pPr>
-      <w:bookmarkStart w:id="9" w:name="_Toc240626145"/>
+      <w:bookmarkStart w:id="9" w:name="_Toc240647505"/>
       <w:r>
         <w:t xml:space="preserve">2.2 </w:t>
       </w:r>
@@ -5852,7 +5934,7 @@
                 <w:noProof/>
               </w:rPr>
               <w:drawing>
-                <wp:inline distT="0" distB="0" distL="0" distR="0" wp14:anchorId="12351521" wp14:editId="19784CE9">
+                <wp:inline distT="0" distB="0" distL="0" distR="0" wp14:anchorId="38A35FAC" wp14:editId="6E9A221F">
                   <wp:extent cx="1463040" cy="1097280"/>
                   <wp:effectExtent l="0" t="0" r="0" b="0"/>
                   <wp:docPr id="4" name="Picture 4"/>
@@ -5932,7 +6014,7 @@
                 <w:noProof/>
               </w:rPr>
               <w:drawing>
-                <wp:inline distT="0" distB="0" distL="0" distR="0" wp14:anchorId="372B49C8" wp14:editId="12BA4DE8">
+                <wp:inline distT="0" distB="0" distL="0" distR="0" wp14:anchorId="2A1BFAE5" wp14:editId="0E74F1F2">
                   <wp:extent cx="1463040" cy="1098034"/>
                   <wp:effectExtent l="0" t="0" r="0" b="0"/>
                   <wp:docPr id="5" name="Picture 5"/>
@@ -6012,7 +6094,7 @@
                 <w:noProof/>
               </w:rPr>
               <w:drawing>
-                <wp:inline distT="0" distB="0" distL="0" distR="0" wp14:anchorId="104B855E" wp14:editId="3C481096">
+                <wp:inline distT="0" distB="0" distL="0" distR="0" wp14:anchorId="377280B8" wp14:editId="3EC0E856">
                   <wp:extent cx="1463040" cy="1098034"/>
                   <wp:effectExtent l="0" t="0" r="0" b="0"/>
                   <wp:docPr id="6" name="Picture 6"/>
@@ -6094,7 +6176,7 @@
                 <w:noProof/>
               </w:rPr>
               <w:drawing>
-                <wp:inline distT="0" distB="0" distL="0" distR="0" wp14:anchorId="33B10F21" wp14:editId="2A9E2727">
+                <wp:inline distT="0" distB="0" distL="0" distR="0" wp14:anchorId="099E0EC0" wp14:editId="0FA8979F">
                   <wp:extent cx="1463040" cy="1097280"/>
                   <wp:effectExtent l="0" t="0" r="0" b="0"/>
                   <wp:docPr id="7" name="Picture 7"/>
@@ -6180,7 +6262,7 @@
                 <w:noProof/>
               </w:rPr>
               <w:drawing>
-                <wp:inline distT="0" distB="0" distL="0" distR="0" wp14:anchorId="1050C58F" wp14:editId="05B7AFE2">
+                <wp:inline distT="0" distB="0" distL="0" distR="0" wp14:anchorId="51CD6742" wp14:editId="4FFF272B">
                   <wp:extent cx="1463040" cy="1098034"/>
                   <wp:effectExtent l="0" t="0" r="0" b="0"/>
                   <wp:docPr id="8" name="Picture 8"/>
@@ -6254,7 +6336,7 @@
                 <w:noProof/>
               </w:rPr>
               <w:drawing>
-                <wp:inline distT="0" distB="0" distL="0" distR="0" wp14:anchorId="72E315AA" wp14:editId="0CC30D2D">
+                <wp:inline distT="0" distB="0" distL="0" distR="0" wp14:anchorId="0A8E6E72" wp14:editId="152FCC61">
                   <wp:extent cx="1463040" cy="1098034"/>
                   <wp:effectExtent l="0" t="0" r="0" b="0"/>
                   <wp:docPr id="9" name="Picture 9"/>
@@ -6376,7 +6458,7 @@
       <w:pPr>
         <w:pStyle w:val="ReportH2"/>
       </w:pPr>
-      <w:bookmarkStart w:id="10" w:name="_Toc240626146"/>
+      <w:bookmarkStart w:id="10" w:name="_Toc240647506"/>
       <w:r>
         <w:t xml:space="preserve">2.3 </w:t>
       </w:r>
@@ -7029,7 +7111,7 @@
       <w:pPr>
         <w:pStyle w:val="ReportH1"/>
       </w:pPr>
-      <w:bookmarkStart w:id="11" w:name="_Toc240626147"/>
+      <w:bookmarkStart w:id="11" w:name="_Toc240647507"/>
       <w:r>
         <w:t xml:space="preserve">3 </w:t>
       </w:r>
@@ -7042,7 +7124,7 @@
       <w:pPr>
         <w:pStyle w:val="ReportH2"/>
       </w:pPr>
-      <w:bookmarkStart w:id="12" w:name="_Toc240626148"/>
+      <w:bookmarkStart w:id="12" w:name="_Toc240647508"/>
       <w:r>
         <w:t xml:space="preserve">3.1 </w:t>
       </w:r>
@@ -7087,7 +7169,7 @@
       <w:pPr>
         <w:pStyle w:val="ReportH2"/>
       </w:pPr>
-      <w:bookmarkStart w:id="13" w:name="_Toc240626149"/>
+      <w:bookmarkStart w:id="13" w:name="_Toc240647509"/>
       <w:r>
         <w:t xml:space="preserve">3.2 </w:t>
       </w:r>
@@ -7681,14 +7763,94 @@
         <w:t xml:space="preserve"> D0/D1 </w:t>
       </w:r>
       <w:r>
-        <w:t>的连接，完成下载后再恢复。风扇首次通电前核对极性、保护器件和供电容量。</w:t>
+        <w:t>的连接，完成下载后再恢复。风扇首次通电前核对极性、保护器件和供电容量。实物搭建完成后按图</w:t>
+      </w:r>
+      <w:r>
+        <w:t xml:space="preserve"> 3-1 </w:t>
+      </w:r>
+      <w:r>
+        <w:t>核对接线，再进入通信测试。</w:t>
       </w:r>
     </w:p>
     <w:p>
       <w:pPr>
+        <w:spacing w:before="60" w:after="60"/>
+        <w:jc w:val="center"/>
+      </w:pPr>
+      <w:r>
+        <w:rPr>
+          <w:noProof/>
+        </w:rPr>
+        <w:lastRenderedPageBreak/>
+        <w:drawing>
+          <wp:inline distT="0" distB="0" distL="0" distR="0" wp14:anchorId="65C06B38" wp14:editId="21DE3636">
+            <wp:extent cx="5400000" cy="4050000"/>
+            <wp:effectExtent l="0" t="0" r="0" b="0"/>
+            <wp:docPr id="10" name="Picture 10"/>
+            <wp:cNvGraphicFramePr>
+              <a:graphicFrameLocks xmlns:a="http://schemas.openxmlformats.org/drawingml/2006/main" noChangeAspect="1"/>
+            </wp:cNvGraphicFramePr>
+            <a:graphic xmlns:a="http://schemas.openxmlformats.org/drawingml/2006/main">
+              <a:graphicData uri="http://schemas.openxmlformats.org/drawingml/2006/picture">
+                <pic:pic xmlns:pic="http://schemas.openxmlformats.org/drawingml/2006/picture">
+                  <pic:nvPicPr>
+                    <pic:cNvPr id="0" name="wiring.jpg"/>
+                    <pic:cNvPicPr/>
+                  </pic:nvPicPr>
+                  <pic:blipFill>
+                    <a:blip r:embed="rId17"/>
+                    <a:stretch>
+                      <a:fillRect/>
+                    </a:stretch>
+                  </pic:blipFill>
+                  <pic:spPr>
+                    <a:xfrm>
+                      <a:off x="0" y="0"/>
+                      <a:ext cx="5400000" cy="4050000"/>
+                    </a:xfrm>
+                    <a:prstGeom prst="rect">
+                      <a:avLst/>
+                    </a:prstGeom>
+                  </pic:spPr>
+                </pic:pic>
+              </a:graphicData>
+            </a:graphic>
+          </wp:inline>
+        </w:drawing>
+      </w:r>
+    </w:p>
+    <w:p>
+      <w:pPr>
+        <w:pStyle w:val="ReportCaption"/>
+        <w:jc w:val="center"/>
+      </w:pPr>
+      <w:r>
+        <w:t>图</w:t>
+      </w:r>
+      <w:r>
+        <w:t xml:space="preserve"> 3-1  </w:t>
+      </w:r>
+      <w:r>
+        <w:t>系统硬件接线实物（</w:t>
+      </w:r>
+      <w:r>
+        <w:t xml:space="preserve">OLED </w:t>
+      </w:r>
+      <w:r>
+        <w:t>显示第</w:t>
+      </w:r>
+      <w:r>
+        <w:t xml:space="preserve"> 1 </w:t>
+      </w:r>
+      <w:r>
+        <w:t>页）</w:t>
+      </w:r>
+    </w:p>
+    <w:p>
+      <w:pPr>
         <w:pStyle w:val="ReportH2"/>
       </w:pPr>
-      <w:bookmarkStart w:id="14" w:name="_Toc240626150"/>
+      <w:bookmarkStart w:id="14" w:name="_Toc240647510"/>
       <w:r>
         <w:t xml:space="preserve">3.3 </w:t>
       </w:r>
@@ -7749,7 +7911,7 @@
       <w:pPr>
         <w:pStyle w:val="ReportH1"/>
       </w:pPr>
-      <w:bookmarkStart w:id="15" w:name="_Toc240626151"/>
+      <w:bookmarkStart w:id="15" w:name="_Toc240647511"/>
       <w:r>
         <w:t xml:space="preserve">4 </w:t>
       </w:r>
@@ -7762,7 +7924,7 @@
       <w:pPr>
         <w:pStyle w:val="ReportH2"/>
       </w:pPr>
-      <w:bookmarkStart w:id="16" w:name="_Toc240626152"/>
+      <w:bookmarkStart w:id="16" w:name="_Toc240647512"/>
       <w:r>
         <w:t xml:space="preserve">4.1 </w:t>
       </w:r>
@@ -7849,7 +8011,7 @@
           <w:noProof/>
         </w:rPr>
         <w:drawing>
-          <wp:inline distT="0" distB="0" distL="0" distR="0" wp14:anchorId="31DD38E9" wp14:editId="0EDD1A04">
+          <wp:inline distT="0" distB="0" distL="0" distR="0" wp14:anchorId="64D27A8D" wp14:editId="79B45141">
             <wp:extent cx="5760000" cy="4608000"/>
             <wp:effectExtent l="0" t="0" r="0" b="0"/>
             <wp:docPr id="2" name="Picture 2"/>
@@ -7864,7 +8026,7 @@
                     <pic:cNvPicPr/>
                   </pic:nvPicPr>
                   <pic:blipFill>
-                    <a:blip r:embed="rId17"/>
+                    <a:blip r:embed="rId18"/>
                     <a:stretch>
                       <a:fillRect/>
                     </a:stretch>
@@ -7915,7 +8077,7 @@
       <w:pPr>
         <w:pStyle w:val="ReportH2"/>
       </w:pPr>
-      <w:bookmarkStart w:id="17" w:name="_Toc240626153"/>
+      <w:bookmarkStart w:id="17" w:name="_Toc240647513"/>
       <w:r>
         <w:t xml:space="preserve">4.2 </w:t>
       </w:r>
@@ -8592,7 +8754,7 @@
       <w:pPr>
         <w:pStyle w:val="ReportH2"/>
       </w:pPr>
-      <w:bookmarkStart w:id="18" w:name="_Toc240626154"/>
+      <w:bookmarkStart w:id="18" w:name="_Toc240647514"/>
       <w:r>
         <w:t xml:space="preserve">4.3 </w:t>
       </w:r>
@@ -8686,7 +8848,7 @@
       <w:pPr>
         <w:pStyle w:val="ReportH2"/>
       </w:pPr>
-      <w:bookmarkStart w:id="19" w:name="_Toc240626155"/>
+      <w:bookmarkStart w:id="19" w:name="_Toc240647515"/>
       <w:r>
         <w:t xml:space="preserve">4.4 </w:t>
       </w:r>
@@ -9334,14 +9496,81 @@
         <w:t>31</w:t>
       </w:r>
       <w:r>
-        <w:t>个字符及字符串结束符。超长输入会返回错误并在换行后清空状态；字母转为大写后比较，因此支持英文小写命令。前后空格不会自动去除，使用手机串口工具时应按约定格式发送。</w:t>
+        <w:t>个字符及字符串结束符。超长输入会返回错误并在换行后清空状态；字母转为大写后比较，因此支持英文小写命令。前后空格不会自动去除，使用手机串口工具时应按约定格式发送。手机端蓝牙串口终端的实测接收情况见图</w:t>
+      </w:r>
+      <w:r>
+        <w:t xml:space="preserve"> 4-2</w:t>
+      </w:r>
+      <w:r>
+        <w:t>。</w:t>
       </w:r>
     </w:p>
     <w:p>
       <w:pPr>
+        <w:spacing w:before="60" w:after="60"/>
+        <w:jc w:val="center"/>
+      </w:pPr>
+      <w:r>
+        <w:rPr>
+          <w:noProof/>
+        </w:rPr>
+        <w:drawing>
+          <wp:inline distT="0" distB="0" distL="0" distR="0" wp14:anchorId="159E293F" wp14:editId="6FA10876">
+            <wp:extent cx="3960000" cy="3259234"/>
+            <wp:effectExtent l="0" t="0" r="0" b="0"/>
+            <wp:docPr id="11" name="Picture 11"/>
+            <wp:cNvGraphicFramePr>
+              <a:graphicFrameLocks xmlns:a="http://schemas.openxmlformats.org/drawingml/2006/main" noChangeAspect="1"/>
+            </wp:cNvGraphicFramePr>
+            <a:graphic xmlns:a="http://schemas.openxmlformats.org/drawingml/2006/main">
+              <a:graphicData uri="http://schemas.openxmlformats.org/drawingml/2006/picture">
+                <pic:pic xmlns:pic="http://schemas.openxmlformats.org/drawingml/2006/picture">
+                  <pic:nvPicPr>
+                    <pic:cNvPr id="0" name="phone.jpg"/>
+                    <pic:cNvPicPr/>
+                  </pic:nvPicPr>
+                  <pic:blipFill>
+                    <a:blip r:embed="rId19"/>
+                    <a:stretch>
+                      <a:fillRect/>
+                    </a:stretch>
+                  </pic:blipFill>
+                  <pic:spPr>
+                    <a:xfrm>
+                      <a:off x="0" y="0"/>
+                      <a:ext cx="3960000" cy="3259234"/>
+                    </a:xfrm>
+                    <a:prstGeom prst="rect">
+                      <a:avLst/>
+                    </a:prstGeom>
+                  </pic:spPr>
+                </pic:pic>
+              </a:graphicData>
+            </a:graphic>
+          </wp:inline>
+        </w:drawing>
+      </w:r>
+    </w:p>
+    <w:p>
+      <w:pPr>
+        <w:pStyle w:val="ReportCaption"/>
+        <w:jc w:val="center"/>
+      </w:pPr>
+      <w:r>
+        <w:t>图</w:t>
+      </w:r>
+      <w:r>
+        <w:t xml:space="preserve"> 4-2  </w:t>
+      </w:r>
+      <w:r>
+        <w:t>手机端蓝牙串口终端接收状态</w:t>
+      </w:r>
+    </w:p>
+    <w:p>
+      <w:pPr>
         <w:pStyle w:val="ReportH2"/>
       </w:pPr>
-      <w:bookmarkStart w:id="20" w:name="_Toc240626156"/>
+      <w:bookmarkStart w:id="20" w:name="_Toc240647516"/>
       <w:r>
         <w:rPr>
           <w:rFonts w:hint="eastAsia"/>
@@ -9424,7 +9653,14 @@
         <w:rPr>
           <w:rFonts w:hint="eastAsia"/>
         </w:rPr>
-        <w:t>的默认值；校时后软件时钟以</w:t>
+        <w:t>的默认值；校时</w:t>
+      </w:r>
+      <w:r>
+        <w:rPr>
+          <w:rFonts w:hint="eastAsia"/>
+        </w:rPr>
+        <w:lastRenderedPageBreak/>
+        <w:t>后软件时钟以</w:t>
       </w:r>
       <w:r>
         <w:rPr>
@@ -9656,14 +9892,7 @@
         <w:rPr>
           <w:rFonts w:hint="eastAsia"/>
         </w:rPr>
-        <w:t xml:space="preserve"> </w:t>
-      </w:r>
-      <w:r>
-        <w:rPr>
-          <w:rFonts w:hint="eastAsia"/>
-        </w:rPr>
-        <w:lastRenderedPageBreak/>
-        <w:t xml:space="preserve">12/15 </w:t>
+        <w:t xml:space="preserve"> 12/15 </w:t>
       </w:r>
       <w:r>
         <w:rPr>
@@ -9930,6 +10159,7 @@
         <w:rPr>
           <w:rFonts w:hint="eastAsia"/>
         </w:rPr>
+        <w:lastRenderedPageBreak/>
         <w:t>软件时钟和各时段阈值均存放在</w:t>
       </w:r>
       <w:r>
@@ -9955,6 +10185,15 @@
           <w:rFonts w:hint="eastAsia"/>
         </w:rPr>
         <w:t>计时，长时间运行会累积偏差，重要场合应定期校准；后续可增加带后备电池的实时时钟模块，使时间和阈值在掉电后仍能保持。</w:t>
+      </w:r>
+      <w:r>
+        <w:t>三个页面的实际显示见图</w:t>
+      </w:r>
+      <w:r>
+        <w:t xml:space="preserve"> 4-3</w:t>
+      </w:r>
+      <w:r>
+        <w:t>。</w:t>
       </w:r>
     </w:p>
     <w:p>
@@ -10526,9 +10765,88 @@
     </w:tbl>
     <w:p>
       <w:pPr>
+        <w:spacing w:before="60" w:after="60"/>
+        <w:jc w:val="center"/>
+      </w:pPr>
+      <w:r>
+        <w:rPr>
+          <w:noProof/>
+        </w:rPr>
+        <w:drawing>
+          <wp:inline distT="0" distB="0" distL="0" distR="0" wp14:anchorId="0FCE8803" wp14:editId="0144995C">
+            <wp:extent cx="5580000" cy="1622869"/>
+            <wp:effectExtent l="0" t="0" r="0" b="0"/>
+            <wp:docPr id="12" name="Picture 12"/>
+            <wp:cNvGraphicFramePr>
+              <a:graphicFrameLocks xmlns:a="http://schemas.openxmlformats.org/drawingml/2006/main" noChangeAspect="1"/>
+            </wp:cNvGraphicFramePr>
+            <a:graphic xmlns:a="http://schemas.openxmlformats.org/drawingml/2006/main">
+              <a:graphicData uri="http://schemas.openxmlformats.org/drawingml/2006/picture">
+                <pic:pic xmlns:pic="http://schemas.openxmlformats.org/drawingml/2006/picture">
+                  <pic:nvPicPr>
+                    <pic:cNvPr id="0" name="oled3.jpg"/>
+                    <pic:cNvPicPr/>
+                  </pic:nvPicPr>
+                  <pic:blipFill>
+                    <a:blip r:embed="rId20"/>
+                    <a:stretch>
+                      <a:fillRect/>
+                    </a:stretch>
+                  </pic:blipFill>
+                  <pic:spPr>
+                    <a:xfrm>
+                      <a:off x="0" y="0"/>
+                      <a:ext cx="5580000" cy="1622869"/>
+                    </a:xfrm>
+                    <a:prstGeom prst="rect">
+                      <a:avLst/>
+                    </a:prstGeom>
+                  </pic:spPr>
+                </pic:pic>
+              </a:graphicData>
+            </a:graphic>
+          </wp:inline>
+        </w:drawing>
+      </w:r>
+    </w:p>
+    <w:p>
+      <w:pPr>
+        <w:pStyle w:val="ReportCaption"/>
+        <w:jc w:val="center"/>
+      </w:pPr>
+      <w:r>
+        <w:t>图</w:t>
+      </w:r>
+      <w:r>
+        <w:t xml:space="preserve"> 4-3   OLED </w:t>
+      </w:r>
+      <w:r>
+        <w:t>三个页面显示：</w:t>
+      </w:r>
+      <w:r>
+        <w:t xml:space="preserve">(a) </w:t>
+      </w:r>
+      <w:r>
+        <w:t>温湿度页（</w:t>
+      </w:r>
+      <w:r>
+        <w:t>b</w:t>
+      </w:r>
+      <w:r>
+        <w:t>）模块状态页（</w:t>
+      </w:r>
+      <w:r>
+        <w:t>c</w:t>
+      </w:r>
+      <w:r>
+        <w:t>）命令帮助页</w:t>
+      </w:r>
+    </w:p>
+    <w:p>
+      <w:pPr>
         <w:pStyle w:val="ReportH2"/>
       </w:pPr>
-      <w:bookmarkStart w:id="21" w:name="_Toc240626157"/>
+      <w:bookmarkStart w:id="21" w:name="_Toc240647517"/>
       <w:r>
         <w:rPr>
           <w:rFonts w:hint="eastAsia"/>
@@ -10609,7 +10927,6 @@
         <w:pStyle w:val="ReportBody"/>
       </w:pPr>
       <w:r>
-        <w:lastRenderedPageBreak/>
         <w:t>若</w:t>
       </w:r>
       <w:r>
@@ -10634,7 +10951,7 @@
       <w:pPr>
         <w:pStyle w:val="ReportH1"/>
       </w:pPr>
-      <w:bookmarkStart w:id="22" w:name="_Toc240626158"/>
+      <w:bookmarkStart w:id="22" w:name="_Toc240647518"/>
       <w:r>
         <w:t xml:space="preserve">5 </w:t>
       </w:r>
@@ -10647,7 +10964,7 @@
       <w:pPr>
         <w:pStyle w:val="ReportH2"/>
       </w:pPr>
-      <w:bookmarkStart w:id="23" w:name="_Toc240626159"/>
+      <w:bookmarkStart w:id="23" w:name="_Toc240647519"/>
       <w:r>
         <w:t xml:space="preserve">5.1 </w:t>
       </w:r>
@@ -11467,7 +11784,7 @@
       <w:pPr>
         <w:pStyle w:val="ReportH2"/>
       </w:pPr>
-      <w:bookmarkStart w:id="24" w:name="_Toc240626160"/>
+      <w:bookmarkStart w:id="24" w:name="_Toc240647520"/>
       <w:r>
         <w:t xml:space="preserve">5.2 </w:t>
       </w:r>
@@ -11989,7 +12306,7 @@
       <w:pPr>
         <w:pStyle w:val="ReportH2"/>
       </w:pPr>
-      <w:bookmarkStart w:id="25" w:name="_Toc240626161"/>
+      <w:bookmarkStart w:id="25" w:name="_Toc240647521"/>
       <w:r>
         <w:t xml:space="preserve">5.3 </w:t>
       </w:r>
@@ -12071,25 +12388,93 @@
         <w:t xml:space="preserve"> MAE</w:t>
       </w:r>
       <w:r>
-        <w:t>，取最大值得最大绝对误差。同工况样本标准差描述短时波动，不把三种工况混合后的标准差解释为稳定性。</w:t>
+        <w:t>，取最大值得最大绝对误差。同工况样本标准差描述短时波动，不把三种工况混合后的标准差解释为稳定性。现场布置见图</w:t>
+      </w:r>
+      <w:r>
+        <w:t xml:space="preserve"> 5-2</w:t>
+      </w:r>
+      <w:r>
+        <w:t>。</w:t>
       </w:r>
     </w:p>
     <w:p>
       <w:pPr>
-        <w:spacing w:line="20" w:lineRule="exact"/>
-      </w:pPr>
-      <w:r>
-        <w:rPr>
-          <w:sz w:val="2"/>
-        </w:rPr>
-        <w:br w:type="page"/>
+        <w:spacing w:before="60" w:after="60"/>
+        <w:jc w:val="center"/>
+      </w:pPr>
+      <w:r>
+        <w:rPr>
+          <w:noProof/>
+        </w:rPr>
+        <w:lastRenderedPageBreak/>
+        <w:drawing>
+          <wp:inline distT="0" distB="0" distL="0" distR="0" wp14:anchorId="3FBC0FBA" wp14:editId="2CB419FB">
+            <wp:extent cx="3960000" cy="2970000"/>
+            <wp:effectExtent l="0" t="0" r="0" b="0"/>
+            <wp:docPr id="13" name="Picture 13"/>
+            <wp:cNvGraphicFramePr>
+              <a:graphicFrameLocks xmlns:a="http://schemas.openxmlformats.org/drawingml/2006/main" noChangeAspect="1"/>
+            </wp:cNvGraphicFramePr>
+            <a:graphic xmlns:a="http://schemas.openxmlformats.org/drawingml/2006/main">
+              <a:graphicData uri="http://schemas.openxmlformats.org/drawingml/2006/picture">
+                <pic:pic xmlns:pic="http://schemas.openxmlformats.org/drawingml/2006/picture">
+                  <pic:nvPicPr>
+                    <pic:cNvPr id="0" name="compare.jpg"/>
+                    <pic:cNvPicPr/>
+                  </pic:nvPicPr>
+                  <pic:blipFill>
+                    <a:blip r:embed="rId21"/>
+                    <a:stretch>
+                      <a:fillRect/>
+                    </a:stretch>
+                  </pic:blipFill>
+                  <pic:spPr>
+                    <a:xfrm>
+                      <a:off x="0" y="0"/>
+                      <a:ext cx="3960000" cy="2970000"/>
+                    </a:xfrm>
+                    <a:prstGeom prst="rect">
+                      <a:avLst/>
+                    </a:prstGeom>
+                  </pic:spPr>
+                </pic:pic>
+              </a:graphicData>
+            </a:graphic>
+          </wp:inline>
+        </w:drawing>
       </w:r>
     </w:p>
     <w:p>
       <w:pPr>
+        <w:pStyle w:val="ReportCaption"/>
+        <w:jc w:val="center"/>
+      </w:pPr>
+      <w:r>
+        <w:t>图</w:t>
+      </w:r>
+      <w:r>
+        <w:t xml:space="preserve"> 5-2  DHT22 </w:t>
+      </w:r>
+      <w:r>
+        <w:t>与参考温湿度计并排布置的现场对比</w:t>
+      </w:r>
+    </w:p>
+    <w:p>
+      <w:pPr>
+        <w:spacing w:line="20" w:lineRule="exact"/>
+      </w:pPr>
+      <w:r>
+        <w:rPr>
+          <w:sz w:val="2"/>
+        </w:rPr>
+        <w:br w:type="page"/>
+      </w:r>
+    </w:p>
+    <w:p>
+      <w:pPr>
         <w:pStyle w:val="ReportH2"/>
       </w:pPr>
-      <w:bookmarkStart w:id="26" w:name="_Toc240626162"/>
+      <w:bookmarkStart w:id="26" w:name="_Toc240647522"/>
       <w:r>
         <w:t xml:space="preserve">5.3.1 </w:t>
       </w:r>
@@ -13139,7 +13524,7 @@
           <w:noProof/>
         </w:rPr>
         <w:drawing>
-          <wp:inline distT="0" distB="0" distL="0" distR="0" wp14:anchorId="533BB6FC" wp14:editId="34E7CFD8">
+          <wp:inline distT="0" distB="0" distL="0" distR="0" wp14:anchorId="14557519" wp14:editId="2D79FB6D">
             <wp:extent cx="5760000" cy="3609600"/>
             <wp:effectExtent l="0" t="0" r="0" b="0"/>
             <wp:docPr id="3" name="Picture 3"/>
@@ -13154,7 +13539,7 @@
                     <pic:cNvPicPr/>
                   </pic:nvPicPr>
                   <pic:blipFill>
-                    <a:blip r:embed="rId18"/>
+                    <a:blip r:embed="rId22"/>
                     <a:stretch>
                       <a:fillRect/>
                     </a:stretch>
@@ -13194,7 +13579,7 @@
       <w:pPr>
         <w:pStyle w:val="ReportH2"/>
       </w:pPr>
-      <w:bookmarkStart w:id="27" w:name="_Toc240626163"/>
+      <w:bookmarkStart w:id="27" w:name="_Toc240647523"/>
       <w:r>
         <w:t xml:space="preserve">5.3.2 </w:t>
       </w:r>
@@ -13417,7 +13802,7 @@
       <w:pPr>
         <w:pStyle w:val="ReportH2"/>
       </w:pPr>
-      <w:bookmarkStart w:id="28" w:name="_Toc240626164"/>
+      <w:bookmarkStart w:id="28" w:name="_Toc240647524"/>
       <w:r>
         <w:t xml:space="preserve">5.3.3 </w:t>
       </w:r>
@@ -13911,7 +14296,7 @@
       <w:pPr>
         <w:pStyle w:val="ReportH1"/>
       </w:pPr>
-      <w:bookmarkStart w:id="29" w:name="_Toc240626165"/>
+      <w:bookmarkStart w:id="29" w:name="_Toc240647525"/>
       <w:r>
         <w:t xml:space="preserve">6 </w:t>
       </w:r>
@@ -13924,7 +14309,7 @@
       <w:pPr>
         <w:pStyle w:val="ReportH2"/>
       </w:pPr>
-      <w:bookmarkStart w:id="30" w:name="_Toc240626166"/>
+      <w:bookmarkStart w:id="30" w:name="_Toc240647526"/>
       <w:r>
         <w:t xml:space="preserve">6.1 </w:t>
       </w:r>
@@ -14021,7 +14406,7 @@
       <w:pPr>
         <w:pStyle w:val="ReportH2"/>
       </w:pPr>
-      <w:bookmarkStart w:id="31" w:name="_Toc240626167"/>
+      <w:bookmarkStart w:id="31" w:name="_Toc240647527"/>
       <w:r>
         <w:t xml:space="preserve">6.2 </w:t>
       </w:r>
@@ -14069,11 +14454,741 @@
       <w:pPr>
         <w:pStyle w:val="ReportH1"/>
       </w:pPr>
-      <w:bookmarkStart w:id="32" w:name="_Toc240626168"/>
+      <w:bookmarkStart w:id="32" w:name="_Toc240626180"/>
+      <w:bookmarkStart w:id="33" w:name="_Toc240647528"/>
+      <w:r>
+        <w:t xml:space="preserve">7 </w:t>
+      </w:r>
+      <w:r>
+        <w:t>成本核算</w:t>
+      </w:r>
+      <w:bookmarkEnd w:id="32"/>
+      <w:bookmarkEnd w:id="33"/>
+    </w:p>
+    <w:p>
+      <w:pPr>
+        <w:pStyle w:val="ReportBody"/>
+      </w:pPr>
+      <w:r>
+        <w:t>按</w:t>
+      </w:r>
+      <w:r>
+        <w:t xml:space="preserve"> 2026 </w:t>
+      </w:r>
+      <w:r>
+        <w:t>年</w:t>
+      </w:r>
+      <w:r>
+        <w:t xml:space="preserve"> 9 </w:t>
+      </w:r>
+      <w:r>
+        <w:t>月单片采购价统计主要器件成本，结果见表</w:t>
+      </w:r>
+      <w:r>
+        <w:t xml:space="preserve"> 7-1</w:t>
+      </w:r>
+      <w:r>
+        <w:t>。系统不含外壳、电源适配器与焊接辅材，实际整机成本随购买渠道和批量略有浮动。</w:t>
+      </w:r>
+    </w:p>
+    <w:p>
+      <w:pPr>
+        <w:pStyle w:val="ReportBody"/>
+      </w:pPr>
+      <w:r>
+        <w:t>除器件成本外，系统在软件与调试环节不产生额外费用，所需开发环境</w:t>
+      </w:r>
+      <w:r>
+        <w:t xml:space="preserve"> Arduino IDE </w:t>
+      </w:r>
+      <w:r>
+        <w:t>与相关库均为开源免费使用。</w:t>
+      </w:r>
+    </w:p>
+    <w:p>
+      <w:pPr>
+        <w:pStyle w:val="ReportCaption"/>
+        <w:jc w:val="center"/>
+      </w:pPr>
+      <w:r>
+        <w:t>表</w:t>
+      </w:r>
+      <w:r>
+        <w:t xml:space="preserve"> 7-1  </w:t>
+      </w:r>
+      <w:r>
+        <w:t>系统硬件成本核算</w:t>
+      </w:r>
+    </w:p>
+    <w:tbl>
+      <w:tblPr>
+        <w:tblW w:w="0" w:type="auto"/>
+        <w:tblBorders>
+          <w:top w:val="single" w:sz="12" w:space="0" w:color="000000"/>
+          <w:left w:val="nil"/>
+          <w:bottom w:val="single" w:sz="12" w:space="0" w:color="000000"/>
+          <w:right w:val="nil"/>
+          <w:insideH w:val="nil"/>
+          <w:insideV w:val="nil"/>
+        </w:tblBorders>
+        <w:tblLayout w:type="fixed"/>
+        <w:tblLook w:val="04A0" w:firstRow="1" w:lastRow="0" w:firstColumn="1" w:lastColumn="0" w:noHBand="0" w:noVBand="1"/>
+      </w:tblPr>
+      <w:tblGrid>
+        <w:gridCol w:w="3175"/>
+        <w:gridCol w:w="850"/>
+        <w:gridCol w:w="1134"/>
+        <w:gridCol w:w="1134"/>
+        <w:gridCol w:w="2494"/>
+      </w:tblGrid>
+      <w:tr>
+        <w:tc>
+          <w:tcPr>
+            <w:tcW w:w="3175" w:type="dxa"/>
+            <w:tcBorders>
+              <w:top w:val="nil"/>
+              <w:left w:val="nil"/>
+              <w:bottom w:val="single" w:sz="6" w:space="0" w:color="000000"/>
+              <w:right w:val="nil"/>
+            </w:tcBorders>
+            <w:vAlign w:val="center"/>
+          </w:tcPr>
+          <w:p>
+            <w:pPr>
+              <w:pStyle w:val="ReportTable"/>
+              <w:spacing w:before="20" w:after="20"/>
+              <w:jc w:val="center"/>
+            </w:pPr>
+            <w:r>
+              <w:rPr>
+                <w:b/>
+              </w:rPr>
+              <w:t>项目及规格</w:t>
+            </w:r>
+          </w:p>
+        </w:tc>
+        <w:tc>
+          <w:tcPr>
+            <w:tcW w:w="850" w:type="dxa"/>
+            <w:tcBorders>
+              <w:top w:val="nil"/>
+              <w:left w:val="nil"/>
+              <w:bottom w:val="single" w:sz="6" w:space="0" w:color="000000"/>
+              <w:right w:val="nil"/>
+            </w:tcBorders>
+            <w:vAlign w:val="center"/>
+          </w:tcPr>
+          <w:p>
+            <w:pPr>
+              <w:pStyle w:val="ReportTable"/>
+              <w:spacing w:before="20" w:after="20"/>
+              <w:jc w:val="center"/>
+            </w:pPr>
+            <w:r>
+              <w:rPr>
+                <w:b/>
+              </w:rPr>
+              <w:t>数量</w:t>
+            </w:r>
+          </w:p>
+        </w:tc>
+        <w:tc>
+          <w:tcPr>
+            <w:tcW w:w="1134" w:type="dxa"/>
+            <w:tcBorders>
+              <w:top w:val="nil"/>
+              <w:left w:val="nil"/>
+              <w:bottom w:val="single" w:sz="6" w:space="0" w:color="000000"/>
+              <w:right w:val="nil"/>
+            </w:tcBorders>
+            <w:vAlign w:val="center"/>
+          </w:tcPr>
+          <w:p>
+            <w:pPr>
+              <w:pStyle w:val="ReportTable"/>
+              <w:spacing w:before="20" w:after="20"/>
+              <w:jc w:val="center"/>
+            </w:pPr>
+            <w:r>
+              <w:rPr>
+                <w:b/>
+              </w:rPr>
+              <w:t>单价</w:t>
+            </w:r>
+            <w:r>
+              <w:rPr>
+                <w:b/>
+              </w:rPr>
+              <w:t>/</w:t>
+            </w:r>
+            <w:r>
+              <w:rPr>
+                <w:b/>
+              </w:rPr>
+              <w:t>元</w:t>
+            </w:r>
+          </w:p>
+        </w:tc>
+        <w:tc>
+          <w:tcPr>
+            <w:tcW w:w="1134" w:type="dxa"/>
+            <w:tcBorders>
+              <w:top w:val="nil"/>
+              <w:left w:val="nil"/>
+              <w:bottom w:val="single" w:sz="6" w:space="0" w:color="000000"/>
+              <w:right w:val="nil"/>
+            </w:tcBorders>
+            <w:vAlign w:val="center"/>
+          </w:tcPr>
+          <w:p>
+            <w:pPr>
+              <w:pStyle w:val="ReportTable"/>
+              <w:spacing w:before="20" w:after="20"/>
+              <w:jc w:val="center"/>
+            </w:pPr>
+            <w:r>
+              <w:rPr>
+                <w:b/>
+              </w:rPr>
+              <w:t>金额</w:t>
+            </w:r>
+            <w:r>
+              <w:rPr>
+                <w:b/>
+              </w:rPr>
+              <w:t>/</w:t>
+            </w:r>
+            <w:r>
+              <w:rPr>
+                <w:b/>
+              </w:rPr>
+              <w:t>元</w:t>
+            </w:r>
+          </w:p>
+        </w:tc>
+        <w:tc>
+          <w:tcPr>
+            <w:tcW w:w="2494" w:type="dxa"/>
+            <w:tcBorders>
+              <w:top w:val="nil"/>
+              <w:left w:val="nil"/>
+              <w:bottom w:val="single" w:sz="6" w:space="0" w:color="000000"/>
+              <w:right w:val="nil"/>
+            </w:tcBorders>
+            <w:vAlign w:val="center"/>
+          </w:tcPr>
+          <w:p>
+            <w:pPr>
+              <w:pStyle w:val="ReportTable"/>
+              <w:spacing w:before="20" w:after="20"/>
+              <w:jc w:val="center"/>
+            </w:pPr>
+            <w:r>
+              <w:rPr>
+                <w:b/>
+              </w:rPr>
+              <w:t>备注</w:t>
+            </w:r>
+          </w:p>
+        </w:tc>
+      </w:tr>
+      <w:tr>
+        <w:tc>
+          <w:tcPr>
+            <w:tcW w:w="3175" w:type="dxa"/>
+            <w:vAlign w:val="center"/>
+          </w:tcPr>
+          <w:p>
+            <w:pPr>
+              <w:pStyle w:val="ReportTable"/>
+              <w:spacing w:before="20" w:after="20"/>
+              <w:jc w:val="left"/>
+            </w:pPr>
+            <w:r>
+              <w:t xml:space="preserve">Arduino Uno </w:t>
+            </w:r>
+            <w:r>
+              <w:t>开发板</w:t>
+            </w:r>
+          </w:p>
+        </w:tc>
+        <w:tc>
+          <w:tcPr>
+            <w:tcW w:w="850" w:type="dxa"/>
+            <w:vAlign w:val="center"/>
+          </w:tcPr>
+          <w:p>
+            <w:pPr>
+              <w:pStyle w:val="ReportTable"/>
+              <w:spacing w:before="20" w:after="20"/>
+              <w:jc w:val="center"/>
+            </w:pPr>
+            <w:r>
+              <w:t>1</w:t>
+            </w:r>
+          </w:p>
+        </w:tc>
+        <w:tc>
+          <w:tcPr>
+            <w:tcW w:w="1134" w:type="dxa"/>
+            <w:vAlign w:val="center"/>
+          </w:tcPr>
+          <w:p>
+            <w:pPr>
+              <w:pStyle w:val="ReportTable"/>
+              <w:spacing w:before="20" w:after="20"/>
+              <w:jc w:val="center"/>
+            </w:pPr>
+            <w:r>
+              <w:t>21.60</w:t>
+            </w:r>
+          </w:p>
+        </w:tc>
+        <w:tc>
+          <w:tcPr>
+            <w:tcW w:w="1134" w:type="dxa"/>
+            <w:vAlign w:val="center"/>
+          </w:tcPr>
+          <w:p>
+            <w:pPr>
+              <w:pStyle w:val="ReportTable"/>
+              <w:spacing w:before="20" w:after="20"/>
+              <w:jc w:val="center"/>
+            </w:pPr>
+            <w:r>
+              <w:t>21.60</w:t>
+            </w:r>
+          </w:p>
+        </w:tc>
+        <w:tc>
+          <w:tcPr>
+            <w:tcW w:w="2494" w:type="dxa"/>
+            <w:vAlign w:val="center"/>
+          </w:tcPr>
+          <w:p>
+            <w:pPr>
+              <w:pStyle w:val="ReportTable"/>
+              <w:spacing w:before="20" w:after="20"/>
+              <w:jc w:val="left"/>
+            </w:pPr>
+            <w:r>
+              <w:t>主控，</w:t>
+            </w:r>
+            <w:r>
+              <w:t xml:space="preserve">5 V </w:t>
+            </w:r>
+            <w:r>
+              <w:t>逻辑</w:t>
+            </w:r>
+          </w:p>
+        </w:tc>
+      </w:tr>
+      <w:tr>
+        <w:tc>
+          <w:tcPr>
+            <w:tcW w:w="3175" w:type="dxa"/>
+            <w:vAlign w:val="center"/>
+          </w:tcPr>
+          <w:p>
+            <w:pPr>
+              <w:pStyle w:val="ReportTable"/>
+              <w:spacing w:before="20" w:after="20"/>
+              <w:jc w:val="left"/>
+            </w:pPr>
+            <w:r>
+              <w:t xml:space="preserve">DHT22 </w:t>
+            </w:r>
+            <w:r>
+              <w:t>温湿度模块</w:t>
+            </w:r>
+          </w:p>
+        </w:tc>
+        <w:tc>
+          <w:tcPr>
+            <w:tcW w:w="850" w:type="dxa"/>
+            <w:vAlign w:val="center"/>
+          </w:tcPr>
+          <w:p>
+            <w:pPr>
+              <w:pStyle w:val="ReportTable"/>
+              <w:spacing w:before="20" w:after="20"/>
+              <w:jc w:val="center"/>
+            </w:pPr>
+            <w:r>
+              <w:t>1</w:t>
+            </w:r>
+          </w:p>
+        </w:tc>
+        <w:tc>
+          <w:tcPr>
+            <w:tcW w:w="1134" w:type="dxa"/>
+            <w:vAlign w:val="center"/>
+          </w:tcPr>
+          <w:p>
+            <w:pPr>
+              <w:pStyle w:val="ReportTable"/>
+              <w:spacing w:before="20" w:after="20"/>
+              <w:jc w:val="center"/>
+            </w:pPr>
+            <w:r>
+              <w:t>12.12</w:t>
+            </w:r>
+          </w:p>
+        </w:tc>
+        <w:tc>
+          <w:tcPr>
+            <w:tcW w:w="1134" w:type="dxa"/>
+            <w:vAlign w:val="center"/>
+          </w:tcPr>
+          <w:p>
+            <w:pPr>
+              <w:pStyle w:val="ReportTable"/>
+              <w:spacing w:before="20" w:after="20"/>
+              <w:jc w:val="center"/>
+            </w:pPr>
+            <w:r>
+              <w:t>12.12</w:t>
+            </w:r>
+          </w:p>
+        </w:tc>
+        <w:tc>
+          <w:tcPr>
+            <w:tcW w:w="2494" w:type="dxa"/>
+            <w:vAlign w:val="center"/>
+          </w:tcPr>
+          <w:p>
+            <w:pPr>
+              <w:pStyle w:val="ReportTable"/>
+              <w:spacing w:before="20" w:after="20"/>
+              <w:jc w:val="left"/>
+            </w:pPr>
+            <w:r>
+              <w:t>温湿度采集</w:t>
+            </w:r>
+          </w:p>
+        </w:tc>
+      </w:tr>
+      <w:tr>
+        <w:tc>
+          <w:tcPr>
+            <w:tcW w:w="3175" w:type="dxa"/>
+            <w:vAlign w:val="center"/>
+          </w:tcPr>
+          <w:p>
+            <w:pPr>
+              <w:pStyle w:val="ReportTable"/>
+              <w:spacing w:before="20" w:after="20"/>
+              <w:jc w:val="left"/>
+            </w:pPr>
+            <w:r>
+              <w:t>SSD1306 OLED 128×64</w:t>
+            </w:r>
+          </w:p>
+        </w:tc>
+        <w:tc>
+          <w:tcPr>
+            <w:tcW w:w="850" w:type="dxa"/>
+            <w:vAlign w:val="center"/>
+          </w:tcPr>
+          <w:p>
+            <w:pPr>
+              <w:pStyle w:val="ReportTable"/>
+              <w:spacing w:before="20" w:after="20"/>
+              <w:jc w:val="center"/>
+            </w:pPr>
+            <w:r>
+              <w:t>1</w:t>
+            </w:r>
+          </w:p>
+        </w:tc>
+        <w:tc>
+          <w:tcPr>
+            <w:tcW w:w="1134" w:type="dxa"/>
+            <w:vAlign w:val="center"/>
+          </w:tcPr>
+          <w:p>
+            <w:pPr>
+              <w:pStyle w:val="ReportTable"/>
+              <w:spacing w:before="20" w:after="20"/>
+              <w:jc w:val="center"/>
+            </w:pPr>
+            <w:r>
+              <w:t>8.03</w:t>
+            </w:r>
+          </w:p>
+        </w:tc>
+        <w:tc>
+          <w:tcPr>
+            <w:tcW w:w="1134" w:type="dxa"/>
+            <w:vAlign w:val="center"/>
+          </w:tcPr>
+          <w:p>
+            <w:pPr>
+              <w:pStyle w:val="ReportTable"/>
+              <w:spacing w:before="20" w:after="20"/>
+              <w:jc w:val="center"/>
+            </w:pPr>
+            <w:r>
+              <w:t>8.03</w:t>
+            </w:r>
+          </w:p>
+        </w:tc>
+        <w:tc>
+          <w:tcPr>
+            <w:tcW w:w="2494" w:type="dxa"/>
+            <w:vAlign w:val="center"/>
+          </w:tcPr>
+          <w:p>
+            <w:pPr>
+              <w:pStyle w:val="ReportTable"/>
+              <w:spacing w:before="20" w:after="20"/>
+              <w:jc w:val="left"/>
+            </w:pPr>
+            <w:r>
+              <w:t xml:space="preserve">I²C </w:t>
+            </w:r>
+            <w:r>
+              <w:t>接口，地址</w:t>
+            </w:r>
+            <w:r>
+              <w:t xml:space="preserve"> 0x3C</w:t>
+            </w:r>
+          </w:p>
+        </w:tc>
+      </w:tr>
+      <w:tr>
+        <w:tc>
+          <w:tcPr>
+            <w:tcW w:w="3175" w:type="dxa"/>
+            <w:vAlign w:val="center"/>
+          </w:tcPr>
+          <w:p>
+            <w:pPr>
+              <w:pStyle w:val="ReportTable"/>
+              <w:spacing w:before="20" w:after="20"/>
+              <w:jc w:val="left"/>
+            </w:pPr>
+            <w:r>
+              <w:t xml:space="preserve">HC-06 </w:t>
+            </w:r>
+            <w:r>
+              <w:t>蓝牙串口模块</w:t>
+            </w:r>
+          </w:p>
+        </w:tc>
+        <w:tc>
+          <w:tcPr>
+            <w:tcW w:w="850" w:type="dxa"/>
+            <w:vAlign w:val="center"/>
+          </w:tcPr>
+          <w:p>
+            <w:pPr>
+              <w:pStyle w:val="ReportTable"/>
+              <w:spacing w:before="20" w:after="20"/>
+              <w:jc w:val="center"/>
+            </w:pPr>
+            <w:r>
+              <w:t>1</w:t>
+            </w:r>
+          </w:p>
+        </w:tc>
+        <w:tc>
+          <w:tcPr>
+            <w:tcW w:w="1134" w:type="dxa"/>
+            <w:vAlign w:val="center"/>
+          </w:tcPr>
+          <w:p>
+            <w:pPr>
+              <w:pStyle w:val="ReportTable"/>
+              <w:spacing w:before="20" w:after="20"/>
+              <w:jc w:val="center"/>
+            </w:pPr>
+            <w:r>
+              <w:t>12.19</w:t>
+            </w:r>
+          </w:p>
+        </w:tc>
+        <w:tc>
+          <w:tcPr>
+            <w:tcW w:w="1134" w:type="dxa"/>
+            <w:vAlign w:val="center"/>
+          </w:tcPr>
+          <w:p>
+            <w:pPr>
+              <w:pStyle w:val="ReportTable"/>
+              <w:spacing w:before="20" w:after="20"/>
+              <w:jc w:val="center"/>
+            </w:pPr>
+            <w:r>
+              <w:t>12.19</w:t>
+            </w:r>
+          </w:p>
+        </w:tc>
+        <w:tc>
+          <w:tcPr>
+            <w:tcW w:w="2494" w:type="dxa"/>
+            <w:vAlign w:val="center"/>
+          </w:tcPr>
+          <w:p>
+            <w:pPr>
+              <w:pStyle w:val="ReportTable"/>
+              <w:spacing w:before="20" w:after="20"/>
+              <w:jc w:val="left"/>
+            </w:pPr>
+            <w:r>
+              <w:t xml:space="preserve">9600 bit/s </w:t>
+            </w:r>
+            <w:r>
+              <w:t>文本通信</w:t>
+            </w:r>
+          </w:p>
+        </w:tc>
+      </w:tr>
+      <w:tr>
+        <w:tc>
+          <w:tcPr>
+            <w:tcW w:w="3175" w:type="dxa"/>
+            <w:vAlign w:val="center"/>
+          </w:tcPr>
+          <w:p>
+            <w:pPr>
+              <w:pStyle w:val="ReportTable"/>
+              <w:spacing w:before="20" w:after="20"/>
+              <w:jc w:val="left"/>
+            </w:pPr>
+            <w:r>
+              <w:rPr>
+                <w:b/>
+              </w:rPr>
+              <w:t>合计</w:t>
+            </w:r>
+          </w:p>
+        </w:tc>
+        <w:tc>
+          <w:tcPr>
+            <w:tcW w:w="850" w:type="dxa"/>
+            <w:vAlign w:val="center"/>
+          </w:tcPr>
+          <w:p>
+            <w:pPr>
+              <w:pStyle w:val="ReportTable"/>
+              <w:spacing w:before="20" w:after="20"/>
+              <w:jc w:val="center"/>
+            </w:pPr>
+            <w:r>
+              <w:rPr>
+                <w:b/>
+              </w:rPr>
+              <w:t>—</w:t>
+            </w:r>
+          </w:p>
+        </w:tc>
+        <w:tc>
+          <w:tcPr>
+            <w:tcW w:w="1134" w:type="dxa"/>
+            <w:vAlign w:val="center"/>
+          </w:tcPr>
+          <w:p>
+            <w:pPr>
+              <w:pStyle w:val="ReportTable"/>
+              <w:spacing w:before="20" w:after="20"/>
+              <w:jc w:val="center"/>
+            </w:pPr>
+            <w:r>
+              <w:rPr>
+                <w:b/>
+              </w:rPr>
+              <w:t>—</w:t>
+            </w:r>
+          </w:p>
+        </w:tc>
+        <w:tc>
+          <w:tcPr>
+            <w:tcW w:w="1134" w:type="dxa"/>
+            <w:vAlign w:val="center"/>
+          </w:tcPr>
+          <w:p>
+            <w:pPr>
+              <w:pStyle w:val="ReportTable"/>
+              <w:spacing w:before="20" w:after="20"/>
+              <w:jc w:val="center"/>
+            </w:pPr>
+            <w:r>
+              <w:rPr>
+                <w:b/>
+              </w:rPr>
+              <w:t>53.94</w:t>
+            </w:r>
+          </w:p>
+        </w:tc>
+        <w:tc>
+          <w:tcPr>
+            <w:tcW w:w="2494" w:type="dxa"/>
+            <w:vAlign w:val="center"/>
+          </w:tcPr>
+          <w:p>
+            <w:pPr>
+              <w:pStyle w:val="ReportTable"/>
+              <w:spacing w:before="20" w:after="20"/>
+              <w:jc w:val="left"/>
+            </w:pPr>
+            <w:r>
+              <w:rPr>
+                <w:b/>
+              </w:rPr>
+              <w:t xml:space="preserve">4 </w:t>
+            </w:r>
+            <w:r>
+              <w:rPr>
+                <w:b/>
+              </w:rPr>
+              <w:t>项主要器件</w:t>
+            </w:r>
+          </w:p>
+        </w:tc>
+      </w:tr>
+    </w:tbl>
+    <w:p>
+      <w:pPr>
+        <w:pStyle w:val="ReportTable"/>
+        <w:jc w:val="left"/>
+      </w:pPr>
+      <w:r>
+        <w:t>注：蜂鸣器、</w:t>
+      </w:r>
+      <w:r>
+        <w:t>LED</w:t>
+      </w:r>
+      <w:r>
+        <w:t>、按键、风扇及杜邦线随常用模块或套装附带，未单独计费；</w:t>
+      </w:r>
+      <w:r>
+        <w:t xml:space="preserve">SHT40 </w:t>
+      </w:r>
+      <w:r>
+        <w:t>参考传感器与对比用仪器为课程提供，不计入本表。</w:t>
+      </w:r>
+    </w:p>
+    <w:p>
+      <w:pPr>
+        <w:spacing w:line="20" w:lineRule="exact"/>
+      </w:pPr>
+      <w:r>
+        <w:rPr>
+          <w:sz w:val="2"/>
+        </w:rPr>
+        <w:br w:type="page"/>
+      </w:r>
+    </w:p>
+    <w:p>
+      <w:pPr>
+        <w:pStyle w:val="ReportH1"/>
+      </w:pPr>
+      <w:bookmarkStart w:id="34" w:name="_Toc240647529"/>
       <w:r>
         <w:t>参考文献</w:t>
       </w:r>
-      <w:bookmarkEnd w:id="32"/>
+      <w:bookmarkEnd w:id="34"/>
     </w:p>
     <w:p>
       <w:pPr>
@@ -14239,11 +15354,11 @@
       <w:pPr>
         <w:pStyle w:val="ReportH2"/>
       </w:pPr>
-      <w:bookmarkStart w:id="33" w:name="_Toc240626169"/>
+      <w:bookmarkStart w:id="35" w:name="_Toc240647530"/>
       <w:r>
         <w:t>附录说明</w:t>
       </w:r>
-      <w:bookmarkEnd w:id="33"/>
+      <w:bookmarkEnd w:id="35"/>
     </w:p>
     <w:p>
       <w:pPr>
@@ -14280,7 +15395,7 @@
       <w:pPr>
         <w:pStyle w:val="ReportH1"/>
       </w:pPr>
-      <w:bookmarkStart w:id="34" w:name="_Toc240626170"/>
+      <w:bookmarkStart w:id="36" w:name="_Toc240647531"/>
       <w:r>
         <w:t>附录</w:t>
       </w:r>
@@ -14290,7 +15405,7 @@
       <w:r>
         <w:t>温湿度对比数据</w:t>
       </w:r>
-      <w:bookmarkEnd w:id="34"/>
+      <w:bookmarkEnd w:id="36"/>
     </w:p>
     <w:p>
       <w:pPr>
@@ -17432,7 +18547,7 @@
       <w:pPr>
         <w:pStyle w:val="ReportH1"/>
       </w:pPr>
-      <w:bookmarkStart w:id="35" w:name="_Toc240626171"/>
+      <w:bookmarkStart w:id="37" w:name="_Toc240647532"/>
       <w:r>
         <w:t>附录</w:t>
       </w:r>
@@ -17442,7 +18557,7 @@
       <w:r>
         <w:t>三点布点数据</w:t>
       </w:r>
-      <w:bookmarkEnd w:id="35"/>
+      <w:bookmarkEnd w:id="37"/>
     </w:p>
     <w:p>
       <w:pPr>
@@ -18861,8 +19976,8 @@
       </w:r>
     </w:p>
     <w:sectPr>
-      <w:headerReference w:type="default" r:id="rId19"/>
-      <w:footerReference w:type="default" r:id="rId20"/>
+      <w:headerReference w:type="default" r:id="rId23"/>
+      <w:footerReference w:type="default" r:id="rId24"/>
       <w:pgSz w:w="11906" w:h="16838"/>
       <w:pgMar w:top="1701" w:right="1418" w:bottom="1134" w:left="1418" w:header="1134" w:footer="567" w:gutter="0"/>
       <w:pgNumType w:fmt="numberInDash" w:start="1"/>
